--- a/report/202583230025-刘文羽-中文文本分类课程报告.docx
+++ b/report/202583230025-刘文羽-中文文本分类课程报告.docx
@@ -201,7 +201,6 @@
     <w:p>
       <w:pPr>
         <w:rPr>
-          <w:rFonts w:hint="eastAsia"/>
           <w:lang w:eastAsia="zh-CN"/>
         </w:rPr>
       </w:pPr>
@@ -227,6 +226,104 @@
     </w:p>
     <w:p>
       <w:pPr>
+        <w:rPr>
+          <w:rFonts w:eastAsia="黑体"/>
+          <w:sz w:val="32"/>
+          <w:szCs w:val="32"/>
+          <w:u w:val="thick"/>
+          <w:lang w:eastAsia="zh-CN"/>
+        </w:rPr>
+      </w:pPr>
+      <w:r>
+        <w:rPr>
+          <w:rFonts w:eastAsia="黑体"/>
+          <w:b/>
+          <w:sz w:val="32"/>
+          <w:szCs w:val="32"/>
+          <w:lang w:eastAsia="zh-CN"/>
+        </w:rPr>
+        <w:tab/>
+      </w:r>
+      <w:r>
+        <w:rPr>
+          <w:rFonts w:eastAsia="黑体"/>
+          <w:b/>
+          <w:sz w:val="32"/>
+          <w:szCs w:val="32"/>
+          <w:lang w:eastAsia="zh-CN"/>
+        </w:rPr>
+        <w:tab/>
+      </w:r>
+      <w:r>
+        <w:rPr>
+          <w:rFonts w:eastAsia="黑体" w:hint="eastAsia"/>
+          <w:b/>
+          <w:sz w:val="32"/>
+          <w:szCs w:val="32"/>
+          <w:lang w:eastAsia="zh-CN"/>
+        </w:rPr>
+        <w:t xml:space="preserve">  </w:t>
+      </w:r>
+      <w:r>
+        <w:rPr>
+          <w:rFonts w:eastAsia="黑体" w:hint="eastAsia"/>
+          <w:b/>
+          <w:sz w:val="32"/>
+          <w:szCs w:val="32"/>
+          <w:lang w:eastAsia="zh-CN"/>
+        </w:rPr>
+        <w:t>学</w:t>
+      </w:r>
+      <w:r>
+        <w:rPr>
+          <w:rFonts w:eastAsia="黑体" w:hint="eastAsia"/>
+          <w:b/>
+          <w:sz w:val="32"/>
+          <w:szCs w:val="32"/>
+          <w:lang w:eastAsia="zh-CN"/>
+        </w:rPr>
+        <w:t xml:space="preserve">     </w:t>
+      </w:r>
+      <w:r>
+        <w:rPr>
+          <w:rFonts w:eastAsia="黑体" w:hint="eastAsia"/>
+          <w:b/>
+          <w:sz w:val="32"/>
+          <w:szCs w:val="32"/>
+          <w:lang w:eastAsia="zh-CN"/>
+        </w:rPr>
+        <w:t xml:space="preserve">  </w:t>
+      </w:r>
+      <w:r>
+        <w:rPr>
+          <w:rFonts w:eastAsia="黑体" w:hint="eastAsia"/>
+          <w:b/>
+          <w:sz w:val="32"/>
+          <w:szCs w:val="32"/>
+          <w:lang w:eastAsia="zh-CN"/>
+        </w:rPr>
+        <w:t xml:space="preserve"> </w:t>
+      </w:r>
+      <w:r>
+        <w:rPr>
+          <w:rFonts w:eastAsia="黑体" w:hint="eastAsia"/>
+          <w:b/>
+          <w:sz w:val="32"/>
+          <w:szCs w:val="32"/>
+          <w:lang w:eastAsia="zh-CN"/>
+        </w:rPr>
+        <w:t>院</w:t>
+      </w:r>
+      <w:r>
+        <w:rPr>
+          <w:rFonts w:hint="eastAsia"/>
+          <w:sz w:val="36"/>
+          <w:szCs w:val="36"/>
+          <w:lang w:eastAsia="zh-CN"/>
+        </w:rPr>
+        <w:t>：</w:t>
+      </w:r>
+      <w:r>
         <w:rPr>
           <w:rFonts w:eastAsia="黑体" w:hint="eastAsia"/>
           <w:sz w:val="32"/>
@@ -234,7 +331,242 @@
           <w:u w:val="thick"/>
           <w:lang w:eastAsia="zh-CN"/>
         </w:rPr>
-      </w:pPr>
+        <w:t xml:space="preserve">     </w:t>
+      </w:r>
+      <w:r>
+        <w:rPr>
+          <w:rFonts w:eastAsia="黑体" w:hint="eastAsia"/>
+          <w:sz w:val="32"/>
+          <w:szCs w:val="32"/>
+          <w:u w:val="thick"/>
+          <w:lang w:eastAsia="zh-CN"/>
+        </w:rPr>
+        <w:t>智</w:t>
+      </w:r>
+      <w:r>
+        <w:rPr>
+          <w:rFonts w:eastAsia="黑体" w:hint="eastAsia"/>
+          <w:sz w:val="32"/>
+          <w:szCs w:val="32"/>
+          <w:u w:val="thick"/>
+          <w:lang w:eastAsia="zh-CN"/>
+        </w:rPr>
+        <w:t>能装备学院</w:t>
+      </w:r>
+      <w:r>
+        <w:rPr>
+          <w:rFonts w:eastAsia="黑体" w:hint="eastAsia"/>
+          <w:sz w:val="32"/>
+          <w:szCs w:val="32"/>
+          <w:u w:val="thick"/>
+          <w:lang w:eastAsia="zh-CN"/>
+        </w:rPr>
+        <w:t xml:space="preserve">   </w:t>
+      </w:r>
+      <w:r>
+        <w:rPr>
+          <w:rFonts w:eastAsia="黑体" w:hint="eastAsia"/>
+          <w:sz w:val="32"/>
+          <w:szCs w:val="32"/>
+          <w:u w:val="thick"/>
+          <w:lang w:eastAsia="zh-CN"/>
+        </w:rPr>
+        <w:t xml:space="preserve"> </w:t>
+      </w:r>
+      <w:r>
+        <w:rPr>
+          <w:rFonts w:eastAsia="黑体" w:hint="eastAsia"/>
+          <w:sz w:val="32"/>
+          <w:szCs w:val="32"/>
+          <w:u w:val="thick"/>
+          <w:lang w:eastAsia="zh-CN"/>
+        </w:rPr>
+        <w:t xml:space="preserve"> </w:t>
+      </w:r>
+    </w:p>
+    <w:p>
+      <w:pPr>
+        <w:spacing w:line="360" w:lineRule="auto"/>
+        <w:ind w:firstLineChars="500" w:firstLine="1606"/>
+        <w:rPr>
+          <w:rFonts w:eastAsia="黑体"/>
+          <w:sz w:val="32"/>
+          <w:szCs w:val="32"/>
+          <w:u w:val="thick"/>
+          <w:lang w:eastAsia="zh-CN"/>
+        </w:rPr>
+      </w:pPr>
+      <w:r>
+        <w:rPr>
+          <w:rFonts w:eastAsia="黑体" w:hint="eastAsia"/>
+          <w:b/>
+          <w:sz w:val="32"/>
+          <w:szCs w:val="32"/>
+          <w:lang w:eastAsia="zh-CN"/>
+        </w:rPr>
+        <w:t>班</w:t>
+      </w:r>
+      <w:r>
+        <w:rPr>
+          <w:rFonts w:eastAsia="黑体" w:hint="eastAsia"/>
+          <w:b/>
+          <w:sz w:val="32"/>
+          <w:szCs w:val="32"/>
+          <w:lang w:eastAsia="zh-CN"/>
+        </w:rPr>
+        <w:t xml:space="preserve">   </w:t>
+      </w:r>
+      <w:r>
+        <w:rPr>
+          <w:rFonts w:eastAsia="黑体" w:hint="eastAsia"/>
+          <w:b/>
+          <w:sz w:val="32"/>
+          <w:szCs w:val="32"/>
+          <w:lang w:eastAsia="zh-CN"/>
+        </w:rPr>
+        <w:t xml:space="preserve"> </w:t>
+      </w:r>
+      <w:r>
+        <w:rPr>
+          <w:rFonts w:eastAsia="黑体" w:hint="eastAsia"/>
+          <w:b/>
+          <w:sz w:val="32"/>
+          <w:szCs w:val="32"/>
+          <w:lang w:eastAsia="zh-CN"/>
+        </w:rPr>
+        <w:t xml:space="preserve">  </w:t>
+      </w:r>
+      <w:r>
+        <w:rPr>
+          <w:rFonts w:eastAsia="黑体" w:hint="eastAsia"/>
+          <w:b/>
+          <w:sz w:val="32"/>
+          <w:szCs w:val="32"/>
+          <w:lang w:eastAsia="zh-CN"/>
+        </w:rPr>
+        <w:t xml:space="preserve"> </w:t>
+      </w:r>
+      <w:r>
+        <w:rPr>
+          <w:rFonts w:eastAsia="黑体" w:hint="eastAsia"/>
+          <w:b/>
+          <w:sz w:val="32"/>
+          <w:szCs w:val="32"/>
+          <w:lang w:eastAsia="zh-CN"/>
+        </w:rPr>
+        <w:t xml:space="preserve"> </w:t>
+      </w:r>
+      <w:r>
+        <w:rPr>
+          <w:rFonts w:eastAsia="黑体" w:hint="eastAsia"/>
+          <w:b/>
+          <w:sz w:val="32"/>
+          <w:szCs w:val="32"/>
+          <w:lang w:eastAsia="zh-CN"/>
+        </w:rPr>
+        <w:t>级</w:t>
+      </w:r>
+      <w:r>
+        <w:rPr>
+          <w:rFonts w:hint="eastAsia"/>
+          <w:sz w:val="36"/>
+          <w:szCs w:val="36"/>
+          <w:lang w:eastAsia="zh-CN"/>
+        </w:rPr>
+        <w:t>：</w:t>
+      </w:r>
+      <w:r>
+        <w:rPr>
+          <w:rFonts w:eastAsia="黑体" w:hint="eastAsia"/>
+          <w:sz w:val="32"/>
+          <w:szCs w:val="32"/>
+          <w:u w:val="thick"/>
+          <w:lang w:eastAsia="zh-CN"/>
+        </w:rPr>
+        <w:t xml:space="preserve"> </w:t>
+      </w:r>
+      <w:r>
+        <w:rPr>
+          <w:rFonts w:eastAsia="黑体" w:hint="eastAsia"/>
+          <w:sz w:val="32"/>
+          <w:szCs w:val="32"/>
+          <w:u w:val="thick"/>
+          <w:lang w:eastAsia="zh-CN"/>
+        </w:rPr>
+        <w:t xml:space="preserve">        </w:t>
+      </w:r>
+      <w:r>
+        <w:rPr>
+          <w:rFonts w:eastAsia="黑体" w:hint="eastAsia"/>
+          <w:sz w:val="32"/>
+          <w:szCs w:val="32"/>
+          <w:u w:val="thick"/>
+          <w:lang w:eastAsia="zh-CN"/>
+        </w:rPr>
+        <w:t>硕研</w:t>
+      </w:r>
+      <w:r>
+        <w:rPr>
+          <w:rFonts w:eastAsia="黑体" w:hint="eastAsia"/>
+          <w:sz w:val="32"/>
+          <w:szCs w:val="32"/>
+          <w:u w:val="thick"/>
+          <w:lang w:eastAsia="zh-CN"/>
+        </w:rPr>
+        <w:t>25-2</w:t>
+      </w:r>
+      <w:r>
+        <w:rPr>
+          <w:rFonts w:eastAsia="黑体" w:hint="eastAsia"/>
+          <w:sz w:val="32"/>
+          <w:szCs w:val="32"/>
+          <w:u w:val="thick"/>
+          <w:lang w:eastAsia="zh-CN"/>
+        </w:rPr>
+        <w:t xml:space="preserve">      </w:t>
+      </w:r>
+      <w:r>
+        <w:rPr>
+          <w:rFonts w:eastAsia="黑体" w:hint="eastAsia"/>
+          <w:sz w:val="32"/>
+          <w:szCs w:val="32"/>
+          <w:u w:val="thick"/>
+          <w:lang w:eastAsia="zh-CN"/>
+        </w:rPr>
+        <w:t xml:space="preserve"> </w:t>
+      </w:r>
+      <w:r>
+        <w:rPr>
+          <w:rFonts w:eastAsia="黑体" w:hint="eastAsia"/>
+          <w:sz w:val="32"/>
+          <w:szCs w:val="32"/>
+          <w:u w:val="thick"/>
+          <w:lang w:eastAsia="zh-CN"/>
+        </w:rPr>
+        <w:t xml:space="preserve">  </w:t>
+      </w:r>
+    </w:p>
+    <w:p>
+      <w:pPr>
+        <w:ind w:firstLineChars="499" w:firstLine="1603"/>
+        <w:rPr>
+          <w:rFonts w:eastAsia="黑体"/>
+          <w:sz w:val="32"/>
+          <w:szCs w:val="32"/>
+          <w:u w:val="thick"/>
+          <w:lang w:eastAsia="zh-CN"/>
+        </w:rPr>
+      </w:pPr>
+      <w:r>
+        <w:rPr>
+          <w:rFonts w:eastAsia="黑体" w:hint="eastAsia"/>
+          <w:b/>
+          <w:sz w:val="32"/>
+          <w:szCs w:val="32"/>
+          <w:lang w:eastAsia="zh-CN"/>
+        </w:rPr>
+        <w:t>姓</w:t>
+      </w:r>
       <w:r>
         <w:rPr>
           <w:rFonts w:eastAsia="黑体"/>
@@ -243,7 +575,17 @@
           <w:szCs w:val="32"/>
           <w:lang w:eastAsia="zh-CN"/>
         </w:rPr>
-        <w:tab/>
+        <w:t xml:space="preserve">  </w:t>
+      </w:r>
+      <w:r>
+        <w:rPr>
+          <w:rFonts w:eastAsia="黑体" w:hint="eastAsia"/>
+          <w:b/>
+          <w:sz w:val="32"/>
+          <w:szCs w:val="32"/>
+          <w:lang w:eastAsia="zh-CN"/>
+        </w:rPr>
+        <w:t xml:space="preserve">  </w:t>
       </w:r>
       <w:r>
         <w:rPr>
@@ -253,7 +595,7 @@
           <w:szCs w:val="32"/>
           <w:lang w:eastAsia="zh-CN"/>
         </w:rPr>
-        <w:tab/>
+        <w:t xml:space="preserve"> </w:t>
       </w:r>
       <w:r>
         <w:rPr>
@@ -267,14 +609,125 @@
       </w:r>
       <w:r>
         <w:rPr>
+          <w:rFonts w:eastAsia="黑体"/>
+          <w:b/>
+          <w:sz w:val="32"/>
+          <w:szCs w:val="32"/>
+          <w:lang w:eastAsia="zh-CN"/>
+        </w:rPr>
+        <w:t xml:space="preserve"> </w:t>
+      </w:r>
+      <w:r>
+        <w:rPr>
           <w:rFonts w:eastAsia="黑体" w:hint="eastAsia"/>
           <w:b/>
           <w:sz w:val="32"/>
           <w:szCs w:val="32"/>
           <w:lang w:eastAsia="zh-CN"/>
         </w:rPr>
-        <w:t>学</w:t>
-      </w:r>
+        <w:t>名：</w:t>
+      </w:r>
+      <w:r>
+        <w:rPr>
+          <w:rFonts w:eastAsia="黑体" w:hint="eastAsia"/>
+          <w:sz w:val="32"/>
+          <w:szCs w:val="32"/>
+          <w:u w:val="thick"/>
+          <w:lang w:eastAsia="zh-CN"/>
+        </w:rPr>
+        <w:t xml:space="preserve">      </w:t>
+      </w:r>
+      <w:r>
+        <w:rPr>
+          <w:rFonts w:eastAsia="黑体"/>
+          <w:sz w:val="32"/>
+          <w:szCs w:val="32"/>
+          <w:u w:val="thick"/>
+          <w:lang w:eastAsia="zh-CN"/>
+        </w:rPr>
+        <w:t xml:space="preserve">      </w:t>
+      </w:r>
+      <w:r>
+        <w:rPr>
+          <w:rFonts w:eastAsia="黑体" w:hint="eastAsia"/>
+          <w:sz w:val="32"/>
+          <w:szCs w:val="32"/>
+          <w:u w:val="thick"/>
+          <w:lang w:eastAsia="zh-CN"/>
+        </w:rPr>
+        <w:t>刘文羽</w:t>
+      </w:r>
+      <w:r>
+        <w:rPr>
+          <w:rFonts w:eastAsia="黑体" w:hint="eastAsia"/>
+          <w:sz w:val="32"/>
+          <w:szCs w:val="32"/>
+          <w:u w:val="thick"/>
+          <w:lang w:eastAsia="zh-CN"/>
+        </w:rPr>
+        <w:t xml:space="preserve">     </w:t>
+      </w:r>
+      <w:r>
+        <w:rPr>
+          <w:rFonts w:eastAsia="黑体" w:hint="eastAsia"/>
+          <w:sz w:val="32"/>
+          <w:szCs w:val="32"/>
+          <w:u w:val="thick"/>
+          <w:lang w:eastAsia="zh-CN"/>
+        </w:rPr>
+        <w:t xml:space="preserve"> </w:t>
+      </w:r>
+      <w:r>
+        <w:rPr>
+          <w:rFonts w:eastAsia="黑体" w:hint="eastAsia"/>
+          <w:sz w:val="32"/>
+          <w:szCs w:val="32"/>
+          <w:u w:val="thick"/>
+          <w:lang w:eastAsia="zh-CN"/>
+        </w:rPr>
+        <w:t xml:space="preserve"> </w:t>
+      </w:r>
+      <w:r>
+        <w:rPr>
+          <w:rFonts w:eastAsia="黑体" w:hint="eastAsia"/>
+          <w:sz w:val="32"/>
+          <w:szCs w:val="32"/>
+          <w:u w:val="thick"/>
+          <w:lang w:eastAsia="zh-CN"/>
+        </w:rPr>
+        <w:t xml:space="preserve"> </w:t>
+      </w:r>
+      <w:r>
+        <w:rPr>
+          <w:rFonts w:eastAsia="黑体" w:hint="eastAsia"/>
+          <w:sz w:val="32"/>
+          <w:szCs w:val="32"/>
+          <w:u w:val="thick"/>
+          <w:lang w:eastAsia="zh-CN"/>
+        </w:rPr>
+        <w:t xml:space="preserve"> </w:t>
+      </w:r>
+      <w:r>
+        <w:rPr>
+          <w:rFonts w:eastAsia="黑体" w:hint="eastAsia"/>
+          <w:sz w:val="32"/>
+          <w:szCs w:val="32"/>
+          <w:u w:val="thick"/>
+          <w:lang w:eastAsia="zh-CN"/>
+        </w:rPr>
+        <w:t xml:space="preserve">  </w:t>
+      </w:r>
+    </w:p>
+    <w:p>
+      <w:pPr>
+        <w:ind w:firstLineChars="499" w:firstLine="1603"/>
+        <w:rPr>
+          <w:sz w:val="32"/>
+          <w:szCs w:val="32"/>
+          <w:u w:val="single"/>
+          <w:lang w:eastAsia="zh-CN"/>
+        </w:rPr>
+      </w:pPr>
       <w:r>
         <w:rPr>
           <w:rFonts w:eastAsia="黑体" w:hint="eastAsia"/>
@@ -283,7 +736,17 @@
           <w:szCs w:val="32"/>
           <w:lang w:eastAsia="zh-CN"/>
         </w:rPr>
-        <w:t xml:space="preserve">    </w:t>
+        <w:t>学</w:t>
+      </w:r>
+      <w:r>
+        <w:rPr>
+          <w:rFonts w:eastAsia="黑体"/>
+          <w:b/>
+          <w:sz w:val="32"/>
+          <w:szCs w:val="32"/>
+          <w:lang w:eastAsia="zh-CN"/>
+        </w:rPr>
+        <w:t xml:space="preserve">   </w:t>
       </w:r>
       <w:r>
         <w:rPr>
@@ -293,6 +756,16 @@
           <w:szCs w:val="32"/>
           <w:lang w:eastAsia="zh-CN"/>
         </w:rPr>
+        <w:t xml:space="preserve">  </w:t>
+      </w:r>
+      <w:r>
+        <w:rPr>
+          <w:rFonts w:eastAsia="黑体"/>
+          <w:b/>
+          <w:sz w:val="32"/>
+          <w:szCs w:val="32"/>
+          <w:lang w:eastAsia="zh-CN"/>
+        </w:rPr>
         <w:t xml:space="preserve"> </w:t>
       </w:r>
       <w:r>
@@ -313,26 +786,7 @@
           <w:szCs w:val="32"/>
           <w:lang w:eastAsia="zh-CN"/>
         </w:rPr>
-        <w:t xml:space="preserve"> </w:t>
-      </w:r>
-      <w:r>
-        <w:rPr>
-          <w:rFonts w:eastAsia="黑体" w:hint="eastAsia"/>
-          <w:b/>
-          <w:sz w:val="32"/>
-          <w:szCs w:val="32"/>
-          <w:lang w:eastAsia="zh-CN"/>
-        </w:rPr>
-        <w:t>院</w:t>
-      </w:r>
-      <w:r>
-        <w:rPr>
-          <w:rFonts w:hint="eastAsia"/>
-          <w:sz w:val="36"/>
-          <w:szCs w:val="36"/>
-          <w:lang w:eastAsia="zh-CN"/>
-        </w:rPr>
-        <w:t>：</w:t>
+        <w:t>号：</w:t>
       </w:r>
       <w:r>
         <w:rPr>
@@ -342,484 +796,6 @@
           <w:u w:val="thick"/>
           <w:lang w:eastAsia="zh-CN"/>
         </w:rPr>
-        <w:t xml:space="preserve">     </w:t>
-      </w:r>
-      <w:r>
-        <w:rPr>
-          <w:rFonts w:eastAsia="黑体" w:hint="eastAsia"/>
-          <w:sz w:val="32"/>
-          <w:szCs w:val="32"/>
-          <w:u w:val="thick"/>
-          <w:lang w:eastAsia="zh-CN"/>
-        </w:rPr>
-        <w:t>智</w:t>
-      </w:r>
-      <w:r>
-        <w:rPr>
-          <w:rFonts w:eastAsia="黑体" w:hint="eastAsia"/>
-          <w:sz w:val="32"/>
-          <w:szCs w:val="32"/>
-          <w:u w:val="thick"/>
-          <w:lang w:eastAsia="zh-CN"/>
-        </w:rPr>
-        <w:t>能装备学院</w:t>
-      </w:r>
-      <w:r>
-        <w:rPr>
-          <w:rFonts w:eastAsia="黑体" w:hint="eastAsia"/>
-          <w:sz w:val="32"/>
-          <w:szCs w:val="32"/>
-          <w:u w:val="thick"/>
-          <w:lang w:eastAsia="zh-CN"/>
-        </w:rPr>
-        <w:t xml:space="preserve">   </w:t>
-      </w:r>
-      <w:r>
-        <w:rPr>
-          <w:rFonts w:eastAsia="黑体" w:hint="eastAsia"/>
-          <w:sz w:val="32"/>
-          <w:szCs w:val="32"/>
-          <w:u w:val="thick"/>
-          <w:lang w:eastAsia="zh-CN"/>
-        </w:rPr>
-        <w:t xml:space="preserve"> </w:t>
-      </w:r>
-      <w:r>
-        <w:rPr>
-          <w:rFonts w:eastAsia="黑体" w:hint="eastAsia"/>
-          <w:sz w:val="32"/>
-          <w:szCs w:val="32"/>
-          <w:u w:val="thick"/>
-          <w:lang w:eastAsia="zh-CN"/>
-        </w:rPr>
-        <w:t xml:space="preserve"> </w:t>
-      </w:r>
-    </w:p>
-    <w:p>
-      <w:pPr>
-        <w:spacing w:line="360" w:lineRule="auto"/>
-        <w:ind w:firstLineChars="500" w:firstLine="1606"/>
-        <w:rPr>
-          <w:rFonts w:eastAsia="黑体" w:hint="eastAsia"/>
-          <w:sz w:val="32"/>
-          <w:szCs w:val="32"/>
-          <w:u w:val="thick"/>
-          <w:lang w:eastAsia="zh-CN"/>
-        </w:rPr>
-      </w:pPr>
-      <w:r>
-        <w:rPr>
-          <w:rFonts w:eastAsia="黑体" w:hint="eastAsia"/>
-          <w:b/>
-          <w:sz w:val="32"/>
-          <w:szCs w:val="32"/>
-          <w:lang w:eastAsia="zh-CN"/>
-        </w:rPr>
-        <w:t>班</w:t>
-      </w:r>
-      <w:r>
-        <w:rPr>
-          <w:rFonts w:eastAsia="黑体" w:hint="eastAsia"/>
-          <w:b/>
-          <w:sz w:val="32"/>
-          <w:szCs w:val="32"/>
-          <w:lang w:eastAsia="zh-CN"/>
-        </w:rPr>
-        <w:t xml:space="preserve">   </w:t>
-      </w:r>
-      <w:r>
-        <w:rPr>
-          <w:rFonts w:eastAsia="黑体" w:hint="eastAsia"/>
-          <w:b/>
-          <w:sz w:val="32"/>
-          <w:szCs w:val="32"/>
-          <w:lang w:eastAsia="zh-CN"/>
-        </w:rPr>
-        <w:t xml:space="preserve"> </w:t>
-      </w:r>
-      <w:r>
-        <w:rPr>
-          <w:rFonts w:eastAsia="黑体" w:hint="eastAsia"/>
-          <w:b/>
-          <w:sz w:val="32"/>
-          <w:szCs w:val="32"/>
-          <w:lang w:eastAsia="zh-CN"/>
-        </w:rPr>
-        <w:t xml:space="preserve">  </w:t>
-      </w:r>
-      <w:r>
-        <w:rPr>
-          <w:rFonts w:eastAsia="黑体" w:hint="eastAsia"/>
-          <w:b/>
-          <w:sz w:val="32"/>
-          <w:szCs w:val="32"/>
-          <w:lang w:eastAsia="zh-CN"/>
-        </w:rPr>
-        <w:t xml:space="preserve"> </w:t>
-      </w:r>
-      <w:r>
-        <w:rPr>
-          <w:rFonts w:eastAsia="黑体" w:hint="eastAsia"/>
-          <w:b/>
-          <w:sz w:val="32"/>
-          <w:szCs w:val="32"/>
-          <w:lang w:eastAsia="zh-CN"/>
-        </w:rPr>
-        <w:t xml:space="preserve"> </w:t>
-      </w:r>
-      <w:r>
-        <w:rPr>
-          <w:rFonts w:eastAsia="黑体" w:hint="eastAsia"/>
-          <w:b/>
-          <w:sz w:val="32"/>
-          <w:szCs w:val="32"/>
-          <w:lang w:eastAsia="zh-CN"/>
-        </w:rPr>
-        <w:t>级</w:t>
-      </w:r>
-      <w:r>
-        <w:rPr>
-          <w:rFonts w:hint="eastAsia"/>
-          <w:sz w:val="36"/>
-          <w:szCs w:val="36"/>
-          <w:lang w:eastAsia="zh-CN"/>
-        </w:rPr>
-        <w:t>：</w:t>
-      </w:r>
-      <w:r>
-        <w:rPr>
-          <w:rFonts w:eastAsia="黑体" w:hint="eastAsia"/>
-          <w:sz w:val="32"/>
-          <w:szCs w:val="32"/>
-          <w:u w:val="thick"/>
-          <w:lang w:eastAsia="zh-CN"/>
-        </w:rPr>
-        <w:t xml:space="preserve"> </w:t>
-      </w:r>
-      <w:r>
-        <w:rPr>
-          <w:rFonts w:eastAsia="黑体" w:hint="eastAsia"/>
-          <w:sz w:val="32"/>
-          <w:szCs w:val="32"/>
-          <w:u w:val="thick"/>
-          <w:lang w:eastAsia="zh-CN"/>
-        </w:rPr>
-        <w:t xml:space="preserve">        </w:t>
-      </w:r>
-      <w:r>
-        <w:rPr>
-          <w:rFonts w:eastAsia="黑体" w:hint="eastAsia"/>
-          <w:sz w:val="32"/>
-          <w:szCs w:val="32"/>
-          <w:u w:val="thick"/>
-          <w:lang w:eastAsia="zh-CN"/>
-        </w:rPr>
-        <w:t>硕</w:t>
-      </w:r>
-      <w:proofErr w:type="gramStart"/>
-      <w:r>
-        <w:rPr>
-          <w:rFonts w:eastAsia="黑体" w:hint="eastAsia"/>
-          <w:sz w:val="32"/>
-          <w:szCs w:val="32"/>
-          <w:u w:val="thick"/>
-          <w:lang w:eastAsia="zh-CN"/>
-        </w:rPr>
-        <w:t>研</w:t>
-      </w:r>
-      <w:proofErr w:type="gramEnd"/>
-      <w:r>
-        <w:rPr>
-          <w:rFonts w:eastAsia="黑体" w:hint="eastAsia"/>
-          <w:sz w:val="32"/>
-          <w:szCs w:val="32"/>
-          <w:u w:val="thick"/>
-          <w:lang w:eastAsia="zh-CN"/>
-        </w:rPr>
-        <w:t>25-2</w:t>
-      </w:r>
-      <w:r>
-        <w:rPr>
-          <w:rFonts w:eastAsia="黑体" w:hint="eastAsia"/>
-          <w:sz w:val="32"/>
-          <w:szCs w:val="32"/>
-          <w:u w:val="thick"/>
-          <w:lang w:eastAsia="zh-CN"/>
-        </w:rPr>
-        <w:t xml:space="preserve">      </w:t>
-      </w:r>
-      <w:r>
-        <w:rPr>
-          <w:rFonts w:eastAsia="黑体" w:hint="eastAsia"/>
-          <w:sz w:val="32"/>
-          <w:szCs w:val="32"/>
-          <w:u w:val="thick"/>
-          <w:lang w:eastAsia="zh-CN"/>
-        </w:rPr>
-        <w:t xml:space="preserve"> </w:t>
-      </w:r>
-      <w:r>
-        <w:rPr>
-          <w:rFonts w:eastAsia="黑体" w:hint="eastAsia"/>
-          <w:sz w:val="32"/>
-          <w:szCs w:val="32"/>
-          <w:u w:val="thick"/>
-          <w:lang w:eastAsia="zh-CN"/>
-        </w:rPr>
-        <w:t xml:space="preserve">  </w:t>
-      </w:r>
-    </w:p>
-    <w:p>
-      <w:pPr>
-        <w:ind w:firstLineChars="499" w:firstLine="1603"/>
-        <w:rPr>
-          <w:rFonts w:eastAsia="黑体" w:hint="eastAsia"/>
-          <w:sz w:val="32"/>
-          <w:szCs w:val="32"/>
-          <w:u w:val="thick"/>
-          <w:lang w:eastAsia="zh-CN"/>
-        </w:rPr>
-      </w:pPr>
-      <w:r>
-        <w:rPr>
-          <w:rFonts w:eastAsia="黑体" w:hint="eastAsia"/>
-          <w:b/>
-          <w:sz w:val="32"/>
-          <w:szCs w:val="32"/>
-          <w:lang w:eastAsia="zh-CN"/>
-        </w:rPr>
-        <w:t>姓</w:t>
-      </w:r>
-      <w:r>
-        <w:rPr>
-          <w:rFonts w:eastAsia="黑体"/>
-          <w:b/>
-          <w:sz w:val="32"/>
-          <w:szCs w:val="32"/>
-          <w:lang w:eastAsia="zh-CN"/>
-        </w:rPr>
-        <w:t xml:space="preserve">  </w:t>
-      </w:r>
-      <w:r>
-        <w:rPr>
-          <w:rFonts w:eastAsia="黑体" w:hint="eastAsia"/>
-          <w:b/>
-          <w:sz w:val="32"/>
-          <w:szCs w:val="32"/>
-          <w:lang w:eastAsia="zh-CN"/>
-        </w:rPr>
-        <w:t xml:space="preserve">  </w:t>
-      </w:r>
-      <w:r>
-        <w:rPr>
-          <w:rFonts w:eastAsia="黑体"/>
-          <w:b/>
-          <w:sz w:val="32"/>
-          <w:szCs w:val="32"/>
-          <w:lang w:eastAsia="zh-CN"/>
-        </w:rPr>
-        <w:t xml:space="preserve"> </w:t>
-      </w:r>
-      <w:r>
-        <w:rPr>
-          <w:rFonts w:eastAsia="黑体" w:hint="eastAsia"/>
-          <w:b/>
-          <w:sz w:val="32"/>
-          <w:szCs w:val="32"/>
-          <w:lang w:eastAsia="zh-CN"/>
-        </w:rPr>
-        <w:t xml:space="preserve">  </w:t>
-      </w:r>
-      <w:r>
-        <w:rPr>
-          <w:rFonts w:eastAsia="黑体"/>
-          <w:b/>
-          <w:sz w:val="32"/>
-          <w:szCs w:val="32"/>
-          <w:lang w:eastAsia="zh-CN"/>
-        </w:rPr>
-        <w:t xml:space="preserve"> </w:t>
-      </w:r>
-      <w:r>
-        <w:rPr>
-          <w:rFonts w:eastAsia="黑体" w:hint="eastAsia"/>
-          <w:b/>
-          <w:sz w:val="32"/>
-          <w:szCs w:val="32"/>
-          <w:lang w:eastAsia="zh-CN"/>
-        </w:rPr>
-        <w:t>名：</w:t>
-      </w:r>
-      <w:r>
-        <w:rPr>
-          <w:rFonts w:eastAsia="黑体" w:hint="eastAsia"/>
-          <w:sz w:val="32"/>
-          <w:szCs w:val="32"/>
-          <w:u w:val="thick"/>
-          <w:lang w:eastAsia="zh-CN"/>
-        </w:rPr>
-        <w:t xml:space="preserve">      </w:t>
-      </w:r>
-      <w:r>
-        <w:rPr>
-          <w:rFonts w:eastAsia="黑体"/>
-          <w:sz w:val="32"/>
-          <w:szCs w:val="32"/>
-          <w:u w:val="thick"/>
-          <w:lang w:eastAsia="zh-CN"/>
-        </w:rPr>
-        <w:t xml:space="preserve">      </w:t>
-      </w:r>
-      <w:r>
-        <w:rPr>
-          <w:rFonts w:eastAsia="黑体" w:hint="eastAsia"/>
-          <w:sz w:val="32"/>
-          <w:szCs w:val="32"/>
-          <w:u w:val="thick"/>
-          <w:lang w:eastAsia="zh-CN"/>
-        </w:rPr>
-        <w:t>刘文羽</w:t>
-      </w:r>
-      <w:r>
-        <w:rPr>
-          <w:rFonts w:eastAsia="黑体" w:hint="eastAsia"/>
-          <w:sz w:val="32"/>
-          <w:szCs w:val="32"/>
-          <w:u w:val="thick"/>
-          <w:lang w:eastAsia="zh-CN"/>
-        </w:rPr>
-        <w:t xml:space="preserve">     </w:t>
-      </w:r>
-      <w:r>
-        <w:rPr>
-          <w:rFonts w:eastAsia="黑体" w:hint="eastAsia"/>
-          <w:sz w:val="32"/>
-          <w:szCs w:val="32"/>
-          <w:u w:val="thick"/>
-          <w:lang w:eastAsia="zh-CN"/>
-        </w:rPr>
-        <w:t xml:space="preserve"> </w:t>
-      </w:r>
-      <w:r>
-        <w:rPr>
-          <w:rFonts w:eastAsia="黑体" w:hint="eastAsia"/>
-          <w:sz w:val="32"/>
-          <w:szCs w:val="32"/>
-          <w:u w:val="thick"/>
-          <w:lang w:eastAsia="zh-CN"/>
-        </w:rPr>
-        <w:t xml:space="preserve"> </w:t>
-      </w:r>
-      <w:r>
-        <w:rPr>
-          <w:rFonts w:eastAsia="黑体" w:hint="eastAsia"/>
-          <w:sz w:val="32"/>
-          <w:szCs w:val="32"/>
-          <w:u w:val="thick"/>
-          <w:lang w:eastAsia="zh-CN"/>
-        </w:rPr>
-        <w:t xml:space="preserve"> </w:t>
-      </w:r>
-      <w:r>
-        <w:rPr>
-          <w:rFonts w:eastAsia="黑体" w:hint="eastAsia"/>
-          <w:sz w:val="32"/>
-          <w:szCs w:val="32"/>
-          <w:u w:val="thick"/>
-          <w:lang w:eastAsia="zh-CN"/>
-        </w:rPr>
-        <w:t xml:space="preserve"> </w:t>
-      </w:r>
-      <w:r>
-        <w:rPr>
-          <w:rFonts w:eastAsia="黑体" w:hint="eastAsia"/>
-          <w:sz w:val="32"/>
-          <w:szCs w:val="32"/>
-          <w:u w:val="thick"/>
-          <w:lang w:eastAsia="zh-CN"/>
-        </w:rPr>
-        <w:t xml:space="preserve">  </w:t>
-      </w:r>
-    </w:p>
-    <w:p>
-      <w:pPr>
-        <w:ind w:firstLineChars="499" w:firstLine="1603"/>
-        <w:rPr>
-          <w:rFonts w:hint="eastAsia"/>
-          <w:sz w:val="32"/>
-          <w:szCs w:val="32"/>
-          <w:u w:val="single"/>
-          <w:lang w:eastAsia="zh-CN"/>
-        </w:rPr>
-      </w:pPr>
-      <w:r>
-        <w:rPr>
-          <w:rFonts w:eastAsia="黑体" w:hint="eastAsia"/>
-          <w:b/>
-          <w:sz w:val="32"/>
-          <w:szCs w:val="32"/>
-          <w:lang w:eastAsia="zh-CN"/>
-        </w:rPr>
-        <w:t>学</w:t>
-      </w:r>
-      <w:r>
-        <w:rPr>
-          <w:rFonts w:eastAsia="黑体"/>
-          <w:b/>
-          <w:sz w:val="32"/>
-          <w:szCs w:val="32"/>
-          <w:lang w:eastAsia="zh-CN"/>
-        </w:rPr>
-        <w:t xml:space="preserve">   </w:t>
-      </w:r>
-      <w:r>
-        <w:rPr>
-          <w:rFonts w:eastAsia="黑体" w:hint="eastAsia"/>
-          <w:b/>
-          <w:sz w:val="32"/>
-          <w:szCs w:val="32"/>
-          <w:lang w:eastAsia="zh-CN"/>
-        </w:rPr>
-        <w:t xml:space="preserve">  </w:t>
-      </w:r>
-      <w:r>
-        <w:rPr>
-          <w:rFonts w:eastAsia="黑体"/>
-          <w:b/>
-          <w:sz w:val="32"/>
-          <w:szCs w:val="32"/>
-          <w:lang w:eastAsia="zh-CN"/>
-        </w:rPr>
-        <w:t xml:space="preserve"> </w:t>
-      </w:r>
-      <w:r>
-        <w:rPr>
-          <w:rFonts w:eastAsia="黑体" w:hint="eastAsia"/>
-          <w:b/>
-          <w:sz w:val="32"/>
-          <w:szCs w:val="32"/>
-          <w:lang w:eastAsia="zh-CN"/>
-        </w:rPr>
-        <w:t xml:space="preserve">  </w:t>
-      </w:r>
-      <w:r>
-        <w:rPr>
-          <w:rFonts w:eastAsia="黑体" w:hint="eastAsia"/>
-          <w:b/>
-          <w:sz w:val="32"/>
-          <w:szCs w:val="32"/>
-          <w:lang w:eastAsia="zh-CN"/>
-        </w:rPr>
-        <w:t>号：</w:t>
-      </w:r>
-      <w:r>
-        <w:rPr>
-          <w:rFonts w:eastAsia="黑体" w:hint="eastAsia"/>
-          <w:sz w:val="32"/>
-          <w:szCs w:val="32"/>
-          <w:u w:val="thick"/>
-          <w:lang w:eastAsia="zh-CN"/>
-        </w:rPr>
         <w:t xml:space="preserve">    </w:t>
       </w:r>
       <w:r>
@@ -887,7 +863,6 @@
       <w:pPr>
         <w:ind w:firstLineChars="499" w:firstLine="1603"/>
         <w:rPr>
-          <w:rFonts w:hint="eastAsia"/>
           <w:sz w:val="32"/>
           <w:u w:val="single"/>
           <w:lang w:eastAsia="zh-CN"/>
@@ -1062,32 +1037,41 @@
           <w:spacing w:val="40"/>
           <w:sz w:val="36"/>
           <w:szCs w:val="36"/>
-        </w:rPr>
-      </w:pPr>
-      <w:proofErr w:type="spellStart"/>
+          <w:lang w:eastAsia="zh-CN"/>
+        </w:rPr>
+      </w:pPr>
       <w:r>
         <w:rPr>
           <w:rFonts w:hint="eastAsia"/>
           <w:b/>
           <w:sz w:val="36"/>
           <w:szCs w:val="36"/>
+          <w:lang w:eastAsia="zh-CN"/>
         </w:rPr>
         <w:t>山东科技大学</w:t>
       </w:r>
-      <w:proofErr w:type="spellEnd"/>
     </w:p>
-    <w:p/>
+    <w:p>
+      <w:pPr>
+        <w:rPr>
+          <w:lang w:eastAsia="zh-CN"/>
+        </w:rPr>
+      </w:pPr>
+    </w:p>
     <w:p>
       <w:pPr>
         <w:spacing w:after="280" w:line="360" w:lineRule="auto"/>
         <w:jc w:val="center"/>
-      </w:pPr>
-      <w:proofErr w:type="gramStart"/>
+        <w:rPr>
+          <w:lang w:eastAsia="zh-CN"/>
+        </w:rPr>
+      </w:pPr>
       <w:r>
         <w:rPr>
           <w:rFonts w:eastAsia="黑体"/>
           <w:b/>
           <w:sz w:val="36"/>
+          <w:lang w:eastAsia="zh-CN"/>
         </w:rPr>
         <w:t>摘</w:t>
       </w:r>
@@ -1096,6 +1080,7 @@
           <w:rFonts w:eastAsia="黑体"/>
           <w:b/>
           <w:sz w:val="36"/>
+          <w:lang w:eastAsia="zh-CN"/>
         </w:rPr>
         <w:t xml:space="preserve">  </w:t>
       </w:r>
@@ -1104,10 +1089,10 @@
           <w:rFonts w:eastAsia="黑体"/>
           <w:b/>
           <w:sz w:val="36"/>
+          <w:lang w:eastAsia="zh-CN"/>
         </w:rPr>
         <w:t>要</w:t>
       </w:r>
-      <w:proofErr w:type="gramEnd"/>
     </w:p>
     <w:p>
       <w:pPr>
@@ -1118,175 +1103,166 @@
         </w:rPr>
       </w:pPr>
       <w:r>
-        <w:t>本报告围绕中文新闻标题分类任务展开，面向课程实验场景构建并完善一套可复现的文本分类实验流程，重点分析数据处理、模型配置、FastText 文本分类结构以及训练评价机制。实验框架参考了公开基线实现中的模型组织方式，并在此基础上完成参数化运行、小样本实验支持和评价流程修正。本文新增数据集路径、随机种子、训练轮次、batch size、早停耐心值以及训练/验证/测试样本上限等命令行参数，修复小样本数量小于 batch size 时的数据迭代异常，并完善小样本测试集中缺失部分类别时的评价报告输出。基于本机 Anaconda Mybase 环境，本文使用 FastText 随机词向量进行轻量实验，在 5000 条训练样本、1000 条验证样本和完整 10000 条测试样本上，1 个 epoch 后取得 48.14% 的测试准确率。实验表明，本次工作能够降低课程复现成本，也暴露出小样本训练在类别区分、样本规模和训练轮次方面的局限。</w:t>
-      </w:r>
-      <w:r/>
-      <w:r/>
-      <w:r/>
-      <w:r/>
-      <w:r/>
-      <w:r/>
-      <w:r/>
-      <w:r/>
-      <w:r/>
-      <w:r/>
-      <w:r/>
-      <w:r/>
-      <w:r/>
-      <w:r/>
-      <w:r/>
-      <w:proofErr w:type="spellStart"/>
-      <w:r/>
-      <w:proofErr w:type="spellEnd"/>
-      <w:r/>
-      <w:r>
-        <w:rPr>
-          <w:lang w:eastAsia="zh-CN"/>
-        </w:rPr>
-      </w:r>
-      <w:r>
-        <w:rPr>
-          <w:lang w:eastAsia="zh-CN"/>
-        </w:rPr>
-      </w:r>
-      <w:r>
-        <w:rPr>
-          <w:lang w:eastAsia="zh-CN"/>
-        </w:rPr>
-      </w:r>
-      <w:r>
-        <w:rPr>
-          <w:lang w:eastAsia="zh-CN"/>
-        </w:rPr>
-      </w:r>
-      <w:r>
-        <w:rPr>
-          <w:lang w:eastAsia="zh-CN"/>
-        </w:rPr>
-      </w:r>
-      <w:r>
-        <w:rPr>
-          <w:lang w:eastAsia="zh-CN"/>
-        </w:rPr>
-      </w:r>
-      <w:r>
-        <w:rPr>
-          <w:lang w:eastAsia="zh-CN"/>
-        </w:rPr>
-      </w:r>
-      <w:r>
-        <w:rPr>
-          <w:lang w:eastAsia="zh-CN"/>
-        </w:rPr>
-      </w:r>
-      <w:r>
-        <w:rPr>
-          <w:lang w:eastAsia="zh-CN"/>
-        </w:rPr>
-      </w:r>
-      <w:r>
-        <w:rPr>
-          <w:lang w:eastAsia="zh-CN"/>
-        </w:rPr>
-      </w:r>
-      <w:proofErr w:type="spellStart"/>
-      <w:r>
-        <w:rPr>
-          <w:lang w:eastAsia="zh-CN"/>
-        </w:rPr>
-      </w:r>
-      <w:proofErr w:type="spellEnd"/>
-      <w:r>
-        <w:rPr>
-          <w:lang w:eastAsia="zh-CN"/>
-        </w:rPr>
-      </w:r>
-      <w:r>
-        <w:rPr>
-          <w:lang w:eastAsia="zh-CN"/>
-        </w:rPr>
-      </w:r>
-      <w:r>
-        <w:rPr>
-          <w:lang w:eastAsia="zh-CN"/>
-        </w:rPr>
-      </w:r>
-      <w:proofErr w:type="spellStart"/>
-      <w:r>
-        <w:rPr>
-          <w:lang w:eastAsia="zh-CN"/>
-        </w:rPr>
-      </w:r>
-      <w:proofErr w:type="spellEnd"/>
-      <w:r>
-        <w:rPr>
-          <w:lang w:eastAsia="zh-CN"/>
-        </w:rPr>
-      </w:r>
-      <w:r>
-        <w:rPr>
-          <w:lang w:eastAsia="zh-CN"/>
-        </w:rPr>
-      </w:r>
-      <w:r>
-        <w:rPr>
-          <w:lang w:eastAsia="zh-CN"/>
-        </w:rPr>
-      </w:r>
-      <w:r>
-        <w:rPr>
-          <w:lang w:eastAsia="zh-CN"/>
-        </w:rPr>
-      </w:r>
-      <w:r>
-        <w:rPr>
-          <w:lang w:eastAsia="zh-CN"/>
-        </w:rPr>
-      </w:r>
-      <w:r>
-        <w:rPr>
-          <w:lang w:eastAsia="zh-CN"/>
-        </w:rPr>
-      </w:r>
-      <w:r>
-        <w:rPr>
-          <w:lang w:eastAsia="zh-CN"/>
-        </w:rPr>
-      </w:r>
-      <w:r>
-        <w:rPr>
-          <w:lang w:eastAsia="zh-CN"/>
-        </w:rPr>
-      </w:r>
-      <w:r>
-        <w:rPr>
-          <w:lang w:eastAsia="zh-CN"/>
-        </w:rPr>
-      </w:r>
-      <w:r>
-        <w:rPr>
-          <w:lang w:eastAsia="zh-CN"/>
-        </w:rPr>
-      </w:r>
-      <w:r>
-        <w:rPr>
-          <w:lang w:eastAsia="zh-CN"/>
-        </w:rPr>
-      </w:r>
-      <w:r>
-        <w:rPr>
-          <w:lang w:eastAsia="zh-CN"/>
-        </w:rPr>
-      </w:r>
-      <w:r>
-        <w:rPr>
-          <w:lang w:eastAsia="zh-CN"/>
-        </w:rPr>
-      </w:r>
-      <w:r>
-        <w:rPr>
-          <w:lang w:eastAsia="zh-CN"/>
-        </w:rPr>
+        <w:rPr>
+          <w:lang w:eastAsia="zh-CN"/>
+        </w:rPr>
+        <w:t>本报告围绕中文新闻标题分类任务展开，面向课程实验场景构建并完善一套可复现的文本分类实验流程，重点分析数据处理、模型配置、</w:t>
+      </w:r>
+      <w:r>
+        <w:rPr>
+          <w:lang w:eastAsia="zh-CN"/>
+        </w:rPr>
+        <w:t xml:space="preserve">FastText </w:t>
+      </w:r>
+      <w:r>
+        <w:rPr>
+          <w:lang w:eastAsia="zh-CN"/>
+        </w:rPr>
+        <w:t>文本分类结构以及训练评价机制。实验框架参考了公开基线实现中的模型组织方式，并在此基础上完成参数化运行、小样本实验支持和评价流程修正。本文新增数据集路径、随机种子、训练轮次、</w:t>
+      </w:r>
+      <w:r>
+        <w:rPr>
+          <w:lang w:eastAsia="zh-CN"/>
+        </w:rPr>
+        <w:t>batch size</w:t>
+      </w:r>
+      <w:r>
+        <w:rPr>
+          <w:lang w:eastAsia="zh-CN"/>
+        </w:rPr>
+        <w:t>、早停耐心值以及训练</w:t>
+      </w:r>
+      <w:r>
+        <w:rPr>
+          <w:lang w:eastAsia="zh-CN"/>
+        </w:rPr>
+        <w:t>/</w:t>
+      </w:r>
+      <w:r>
+        <w:rPr>
+          <w:lang w:eastAsia="zh-CN"/>
+        </w:rPr>
+        <w:t>验证</w:t>
+      </w:r>
+      <w:r>
+        <w:rPr>
+          <w:lang w:eastAsia="zh-CN"/>
+        </w:rPr>
+        <w:t>/</w:t>
+      </w:r>
+      <w:r>
+        <w:rPr>
+          <w:lang w:eastAsia="zh-CN"/>
+        </w:rPr>
+        <w:t>测试样本上限等命令行参数，修复小样本数量小于</w:t>
+      </w:r>
+      <w:r>
+        <w:rPr>
+          <w:lang w:eastAsia="zh-CN"/>
+        </w:rPr>
+        <w:t xml:space="preserve"> batch size </w:t>
+      </w:r>
+      <w:r>
+        <w:rPr>
+          <w:lang w:eastAsia="zh-CN"/>
+        </w:rPr>
+        <w:t>时的数据迭代异常，并完善小样本测试集中缺失部分类别时的评价报告输出。基于本机</w:t>
+      </w:r>
+      <w:r>
+        <w:rPr>
+          <w:lang w:eastAsia="zh-CN"/>
+        </w:rPr>
+        <w:t xml:space="preserve"> Anaconda Mybase </w:t>
+      </w:r>
+      <w:r>
+        <w:rPr>
+          <w:lang w:eastAsia="zh-CN"/>
+        </w:rPr>
+        <w:t>环境，本文使用</w:t>
+      </w:r>
+      <w:r>
+        <w:rPr>
+          <w:lang w:eastAsia="zh-CN"/>
+        </w:rPr>
+        <w:t xml:space="preserve"> FastText </w:t>
+      </w:r>
+      <w:r>
+        <w:rPr>
+          <w:lang w:eastAsia="zh-CN"/>
+        </w:rPr>
+        <w:t>随机词向量进行轻量实验，在</w:t>
+      </w:r>
+      <w:r>
+        <w:rPr>
+          <w:lang w:eastAsia="zh-CN"/>
+        </w:rPr>
+        <w:t xml:space="preserve"> 5000 </w:t>
+      </w:r>
+      <w:r>
+        <w:rPr>
+          <w:lang w:eastAsia="zh-CN"/>
+        </w:rPr>
+        <w:t>条训练样本、</w:t>
+      </w:r>
+      <w:r>
+        <w:rPr>
+          <w:lang w:eastAsia="zh-CN"/>
+        </w:rPr>
+        <w:t xml:space="preserve">1000 </w:t>
+      </w:r>
+      <w:r>
+        <w:rPr>
+          <w:lang w:eastAsia="zh-CN"/>
+        </w:rPr>
+        <w:t>条验证样本和完整</w:t>
+      </w:r>
+      <w:r>
+        <w:rPr>
+          <w:lang w:eastAsia="zh-CN"/>
+        </w:rPr>
+        <w:t xml:space="preserve"> 10000 </w:t>
+      </w:r>
+      <w:r>
+        <w:rPr>
+          <w:lang w:eastAsia="zh-CN"/>
+        </w:rPr>
+        <w:t>条测试样本上，</w:t>
+      </w:r>
+      <w:r>
+        <w:rPr>
+          <w:lang w:eastAsia="zh-CN"/>
+        </w:rPr>
+        <w:t xml:space="preserve">1 </w:t>
+      </w:r>
+      <w:r>
+        <w:rPr>
+          <w:lang w:eastAsia="zh-CN"/>
+        </w:rPr>
+        <w:t>个</w:t>
+      </w:r>
+      <w:r>
+        <w:rPr>
+          <w:lang w:eastAsia="zh-CN"/>
+        </w:rPr>
+        <w:t xml:space="preserve"> epoch </w:t>
+      </w:r>
+      <w:r>
+        <w:rPr>
+          <w:lang w:eastAsia="zh-CN"/>
+        </w:rPr>
+        <w:t>后取得</w:t>
+      </w:r>
+      <w:r>
+        <w:rPr>
+          <w:lang w:eastAsia="zh-CN"/>
+        </w:rPr>
+        <w:t xml:space="preserve"> 48.14% </w:t>
+      </w:r>
+      <w:r>
+        <w:rPr>
+          <w:lang w:eastAsia="zh-CN"/>
+        </w:rPr>
+        <w:t>的测试准确率。实验表明，本次工作能够降低课程复现成本，也暴露出小样本训练在类别区分、样本规模和训练轮次方面的局限。</w:t>
       </w:r>
     </w:p>
     <w:p>
@@ -1310,28 +1286,24 @@
         </w:rPr>
         <w:t>自然语言处理；中文文本分类；</w:t>
       </w:r>
-      <w:proofErr w:type="spellStart"/>
       <w:r>
         <w:rPr>
           <w:lang w:eastAsia="zh-CN"/>
         </w:rPr>
         <w:t>FastText</w:t>
       </w:r>
-      <w:proofErr w:type="spellEnd"/>
       <w:r>
         <w:rPr>
           <w:lang w:eastAsia="zh-CN"/>
         </w:rPr>
         <w:t>；</w:t>
       </w:r>
-      <w:proofErr w:type="spellStart"/>
       <w:r>
         <w:rPr>
           <w:lang w:eastAsia="zh-CN"/>
         </w:rPr>
         <w:t>THUCNews</w:t>
       </w:r>
-      <w:proofErr w:type="spellEnd"/>
       <w:r>
         <w:rPr>
           <w:lang w:eastAsia="zh-CN"/>
@@ -1389,509 +1361,3298 @@
         <w:t>录</w:t>
       </w:r>
     </w:p>
+    <w:bookmarkStart w:id="0" w:name="_Toc233967788"/>
     <w:p>
       <w:pPr>
-        <w:spacing w:after="40" w:line="288" w:lineRule="auto"/>
-        <w:rPr>
-          <w:lang w:eastAsia="zh-CN"/>
-        </w:rPr>
-      </w:pPr>
-      <w:r>
-        <w:rPr>
-          <w:lang w:eastAsia="zh-CN"/>
-        </w:rPr>
-        <w:t xml:space="preserve">1 </w:t>
-      </w:r>
-      <w:r>
-        <w:rPr>
-          <w:lang w:eastAsia="zh-CN"/>
-        </w:rPr>
-        <w:t>引言</w:t>
-      </w:r>
+        <w:pStyle w:val="TOC1"/>
+        <w:tabs>
+          <w:tab w:val="right" w:leader="dot" w:pos="8302"/>
+        </w:tabs>
+        <w:rPr>
+          <w:rFonts w:asciiTheme="minorHAnsi" w:eastAsiaTheme="minorEastAsia" w:hAnsiTheme="minorHAnsi" w:hint="eastAsia"/>
+          <w:noProof/>
+          <w:kern w:val="2"/>
+          <w:sz w:val="22"/>
+          <w:szCs w:val="24"/>
+          <w:lang w:eastAsia="zh-CN"/>
+          <w14:ligatures w14:val="standardContextual"/>
+        </w:rPr>
+      </w:pPr>
+      <w:r>
+        <w:rPr>
+          <w:lang w:eastAsia="zh-CN"/>
+        </w:rPr>
+        <w:fldChar w:fldCharType="begin"/>
+      </w:r>
+      <w:r>
+        <w:rPr>
+          <w:lang w:eastAsia="zh-CN"/>
+        </w:rPr>
+        <w:instrText xml:space="preserve"> TOC \o "1-3" \h \z \u </w:instrText>
+      </w:r>
+      <w:r>
+        <w:rPr>
+          <w:lang w:eastAsia="zh-CN"/>
+        </w:rPr>
+        <w:fldChar w:fldCharType="separate"/>
+      </w:r>
+      <w:hyperlink w:anchor="_Toc233967937" w:history="1">
+        <w:r>
+          <w:rPr>
+            <w:rStyle w:val="affb"/>
+            <w:rFonts w:hint="eastAsia"/>
+            <w:noProof/>
+            <w:lang w:eastAsia="zh-CN"/>
+          </w:rPr>
+          <w:t xml:space="preserve">1 </w:t>
+        </w:r>
+        <w:r>
+          <w:rPr>
+            <w:rStyle w:val="affb"/>
+            <w:rFonts w:hint="eastAsia"/>
+            <w:noProof/>
+            <w:lang w:eastAsia="zh-CN"/>
+          </w:rPr>
+          <w:t>引言</w:t>
+        </w:r>
+        <w:r>
+          <w:rPr>
+            <w:rFonts w:hint="eastAsia"/>
+            <w:noProof/>
+            <w:webHidden/>
+          </w:rPr>
+          <w:tab/>
+        </w:r>
+        <w:r>
+          <w:rPr>
+            <w:rFonts w:hint="eastAsia"/>
+            <w:noProof/>
+            <w:webHidden/>
+          </w:rPr>
+          <w:fldChar w:fldCharType="begin"/>
+        </w:r>
+        <w:r>
+          <w:rPr>
+            <w:rFonts w:hint="eastAsia"/>
+            <w:noProof/>
+            <w:webHidden/>
+          </w:rPr>
+          <w:instrText xml:space="preserve"> </w:instrText>
+        </w:r>
+        <w:r>
+          <w:rPr>
+            <w:noProof/>
+            <w:webHidden/>
+          </w:rPr>
+          <w:instrText>PAGEREF _Toc233967937 \h</w:instrText>
+        </w:r>
+        <w:r>
+          <w:rPr>
+            <w:rFonts w:hint="eastAsia"/>
+            <w:noProof/>
+            <w:webHidden/>
+          </w:rPr>
+          <w:instrText xml:space="preserve"> </w:instrText>
+        </w:r>
+        <w:r>
+          <w:rPr>
+            <w:rFonts w:hint="eastAsia"/>
+            <w:noProof/>
+            <w:webHidden/>
+          </w:rPr>
+        </w:r>
+        <w:r>
+          <w:rPr>
+            <w:noProof/>
+            <w:webHidden/>
+          </w:rPr>
+          <w:fldChar w:fldCharType="separate"/>
+        </w:r>
+        <w:r>
+          <w:rPr>
+            <w:noProof/>
+            <w:webHidden/>
+          </w:rPr>
+          <w:t>1</w:t>
+        </w:r>
+        <w:r>
+          <w:rPr>
+            <w:rFonts w:hint="eastAsia"/>
+            <w:noProof/>
+            <w:webHidden/>
+          </w:rPr>
+          <w:fldChar w:fldCharType="end"/>
+        </w:r>
+      </w:hyperlink>
     </w:p>
     <w:p>
       <w:pPr>
-        <w:spacing w:after="40" w:line="288" w:lineRule="auto"/>
-        <w:ind w:left="360"/>
-        <w:rPr>
-          <w:lang w:eastAsia="zh-CN"/>
-        </w:rPr>
-      </w:pPr>
-      <w:r>
-        <w:rPr>
-          <w:lang w:eastAsia="zh-CN"/>
-        </w:rPr>
-        <w:t xml:space="preserve">1.1 </w:t>
-      </w:r>
-      <w:r>
-        <w:rPr>
-          <w:lang w:eastAsia="zh-CN"/>
-        </w:rPr>
-        <w:t>作业要求与选题背景</w:t>
-      </w:r>
+        <w:pStyle w:val="TOC2"/>
+        <w:tabs>
+          <w:tab w:val="right" w:leader="dot" w:pos="8302"/>
+        </w:tabs>
+        <w:ind w:left="480"/>
+        <w:rPr>
+          <w:rFonts w:asciiTheme="minorHAnsi" w:eastAsiaTheme="minorEastAsia" w:hAnsiTheme="minorHAnsi" w:hint="eastAsia"/>
+          <w:noProof/>
+          <w:kern w:val="2"/>
+          <w:sz w:val="22"/>
+          <w:szCs w:val="24"/>
+          <w:lang w:eastAsia="zh-CN"/>
+          <w14:ligatures w14:val="standardContextual"/>
+        </w:rPr>
+      </w:pPr>
+      <w:hyperlink w:anchor="_Toc233967938" w:history="1">
+        <w:r>
+          <w:rPr>
+            <w:rStyle w:val="affb"/>
+            <w:rFonts w:hint="eastAsia"/>
+            <w:noProof/>
+            <w:lang w:eastAsia="zh-CN"/>
+          </w:rPr>
+          <w:t xml:space="preserve">1.1 </w:t>
+        </w:r>
+        <w:r>
+          <w:rPr>
+            <w:rStyle w:val="affb"/>
+            <w:rFonts w:hint="eastAsia"/>
+            <w:noProof/>
+            <w:lang w:eastAsia="zh-CN"/>
+          </w:rPr>
+          <w:t>作业要求与选题背景</w:t>
+        </w:r>
+        <w:r>
+          <w:rPr>
+            <w:rFonts w:hint="eastAsia"/>
+            <w:noProof/>
+            <w:webHidden/>
+          </w:rPr>
+          <w:tab/>
+        </w:r>
+        <w:r>
+          <w:rPr>
+            <w:rFonts w:hint="eastAsia"/>
+            <w:noProof/>
+            <w:webHidden/>
+          </w:rPr>
+          <w:fldChar w:fldCharType="begin"/>
+        </w:r>
+        <w:r>
+          <w:rPr>
+            <w:rFonts w:hint="eastAsia"/>
+            <w:noProof/>
+            <w:webHidden/>
+          </w:rPr>
+          <w:instrText xml:space="preserve"> </w:instrText>
+        </w:r>
+        <w:r>
+          <w:rPr>
+            <w:noProof/>
+            <w:webHidden/>
+          </w:rPr>
+          <w:instrText>PAGEREF _Toc233967938 \h</w:instrText>
+        </w:r>
+        <w:r>
+          <w:rPr>
+            <w:rFonts w:hint="eastAsia"/>
+            <w:noProof/>
+            <w:webHidden/>
+          </w:rPr>
+          <w:instrText xml:space="preserve"> </w:instrText>
+        </w:r>
+        <w:r>
+          <w:rPr>
+            <w:rFonts w:hint="eastAsia"/>
+            <w:noProof/>
+            <w:webHidden/>
+          </w:rPr>
+        </w:r>
+        <w:r>
+          <w:rPr>
+            <w:noProof/>
+            <w:webHidden/>
+          </w:rPr>
+          <w:fldChar w:fldCharType="separate"/>
+        </w:r>
+        <w:r>
+          <w:rPr>
+            <w:noProof/>
+            <w:webHidden/>
+          </w:rPr>
+          <w:t>1</w:t>
+        </w:r>
+        <w:r>
+          <w:rPr>
+            <w:rFonts w:hint="eastAsia"/>
+            <w:noProof/>
+            <w:webHidden/>
+          </w:rPr>
+          <w:fldChar w:fldCharType="end"/>
+        </w:r>
+      </w:hyperlink>
     </w:p>
     <w:p>
       <w:pPr>
-        <w:spacing w:after="40" w:line="288" w:lineRule="auto"/>
-        <w:ind w:left="360"/>
-        <w:rPr>
-          <w:lang w:eastAsia="zh-CN"/>
-        </w:rPr>
-      </w:pPr>
-      <w:r>
-        <w:rPr>
-          <w:lang w:eastAsia="zh-CN"/>
-        </w:rPr>
-        <w:t>1.2 选题依据与实验框架</w:t>
-      </w:r>
-      <w:r>
-        <w:rPr>
-          <w:lang w:eastAsia="zh-CN"/>
-        </w:rPr>
-      </w:r>
+        <w:pStyle w:val="TOC2"/>
+        <w:tabs>
+          <w:tab w:val="right" w:leader="dot" w:pos="8302"/>
+        </w:tabs>
+        <w:ind w:left="480"/>
+        <w:rPr>
+          <w:rFonts w:asciiTheme="minorHAnsi" w:eastAsiaTheme="minorEastAsia" w:hAnsiTheme="minorHAnsi" w:hint="eastAsia"/>
+          <w:noProof/>
+          <w:kern w:val="2"/>
+          <w:sz w:val="22"/>
+          <w:szCs w:val="24"/>
+          <w:lang w:eastAsia="zh-CN"/>
+          <w14:ligatures w14:val="standardContextual"/>
+        </w:rPr>
+      </w:pPr>
+      <w:hyperlink w:anchor="_Toc233967939" w:history="1">
+        <w:r>
+          <w:rPr>
+            <w:rStyle w:val="affb"/>
+            <w:rFonts w:hint="eastAsia"/>
+            <w:noProof/>
+            <w:lang w:eastAsia="zh-CN"/>
+          </w:rPr>
+          <w:t xml:space="preserve">1.2 </w:t>
+        </w:r>
+        <w:r>
+          <w:rPr>
+            <w:rStyle w:val="affb"/>
+            <w:rFonts w:hint="eastAsia"/>
+            <w:noProof/>
+            <w:lang w:eastAsia="zh-CN"/>
+          </w:rPr>
+          <w:t>选题依据与实验框架</w:t>
+        </w:r>
+        <w:r>
+          <w:rPr>
+            <w:rFonts w:hint="eastAsia"/>
+            <w:noProof/>
+            <w:webHidden/>
+          </w:rPr>
+          <w:tab/>
+        </w:r>
+        <w:r>
+          <w:rPr>
+            <w:rFonts w:hint="eastAsia"/>
+            <w:noProof/>
+            <w:webHidden/>
+          </w:rPr>
+          <w:fldChar w:fldCharType="begin"/>
+        </w:r>
+        <w:r>
+          <w:rPr>
+            <w:rFonts w:hint="eastAsia"/>
+            <w:noProof/>
+            <w:webHidden/>
+          </w:rPr>
+          <w:instrText xml:space="preserve"> </w:instrText>
+        </w:r>
+        <w:r>
+          <w:rPr>
+            <w:noProof/>
+            <w:webHidden/>
+          </w:rPr>
+          <w:instrText>PAGEREF _Toc233967939 \h</w:instrText>
+        </w:r>
+        <w:r>
+          <w:rPr>
+            <w:rFonts w:hint="eastAsia"/>
+            <w:noProof/>
+            <w:webHidden/>
+          </w:rPr>
+          <w:instrText xml:space="preserve"> </w:instrText>
+        </w:r>
+        <w:r>
+          <w:rPr>
+            <w:rFonts w:hint="eastAsia"/>
+            <w:noProof/>
+            <w:webHidden/>
+          </w:rPr>
+        </w:r>
+        <w:r>
+          <w:rPr>
+            <w:noProof/>
+            <w:webHidden/>
+          </w:rPr>
+          <w:fldChar w:fldCharType="separate"/>
+        </w:r>
+        <w:r>
+          <w:rPr>
+            <w:noProof/>
+            <w:webHidden/>
+          </w:rPr>
+          <w:t>1</w:t>
+        </w:r>
+        <w:r>
+          <w:rPr>
+            <w:rFonts w:hint="eastAsia"/>
+            <w:noProof/>
+            <w:webHidden/>
+          </w:rPr>
+          <w:fldChar w:fldCharType="end"/>
+        </w:r>
+      </w:hyperlink>
     </w:p>
     <w:p>
       <w:pPr>
-        <w:spacing w:after="40" w:line="288" w:lineRule="auto"/>
-        <w:rPr>
-          <w:lang w:eastAsia="zh-CN"/>
-        </w:rPr>
-      </w:pPr>
-      <w:r>
-        <w:rPr>
-          <w:lang w:eastAsia="zh-CN"/>
-        </w:rPr>
-        <w:t xml:space="preserve">2 </w:t>
-      </w:r>
-      <w:r>
-        <w:rPr>
-          <w:lang w:eastAsia="zh-CN"/>
-        </w:rPr>
-        <w:t>任务与数据集分析</w:t>
-      </w:r>
+        <w:pStyle w:val="TOC1"/>
+        <w:tabs>
+          <w:tab w:val="right" w:leader="dot" w:pos="8302"/>
+        </w:tabs>
+        <w:rPr>
+          <w:rFonts w:asciiTheme="minorHAnsi" w:eastAsiaTheme="minorEastAsia" w:hAnsiTheme="minorHAnsi" w:hint="eastAsia"/>
+          <w:noProof/>
+          <w:kern w:val="2"/>
+          <w:sz w:val="22"/>
+          <w:szCs w:val="24"/>
+          <w:lang w:eastAsia="zh-CN"/>
+          <w14:ligatures w14:val="standardContextual"/>
+        </w:rPr>
+      </w:pPr>
+      <w:hyperlink w:anchor="_Toc233967940" w:history="1">
+        <w:r>
+          <w:rPr>
+            <w:rStyle w:val="affb"/>
+            <w:rFonts w:hint="eastAsia"/>
+            <w:noProof/>
+            <w:lang w:eastAsia="zh-CN"/>
+          </w:rPr>
+          <w:t xml:space="preserve">2 </w:t>
+        </w:r>
+        <w:r>
+          <w:rPr>
+            <w:rStyle w:val="affb"/>
+            <w:rFonts w:hint="eastAsia"/>
+            <w:noProof/>
+            <w:lang w:eastAsia="zh-CN"/>
+          </w:rPr>
+          <w:t>任务与数据集分析</w:t>
+        </w:r>
+        <w:r>
+          <w:rPr>
+            <w:rFonts w:hint="eastAsia"/>
+            <w:noProof/>
+            <w:webHidden/>
+          </w:rPr>
+          <w:tab/>
+        </w:r>
+        <w:r>
+          <w:rPr>
+            <w:rFonts w:hint="eastAsia"/>
+            <w:noProof/>
+            <w:webHidden/>
+          </w:rPr>
+          <w:fldChar w:fldCharType="begin"/>
+        </w:r>
+        <w:r>
+          <w:rPr>
+            <w:rFonts w:hint="eastAsia"/>
+            <w:noProof/>
+            <w:webHidden/>
+          </w:rPr>
+          <w:instrText xml:space="preserve"> </w:instrText>
+        </w:r>
+        <w:r>
+          <w:rPr>
+            <w:noProof/>
+            <w:webHidden/>
+          </w:rPr>
+          <w:instrText>PAGEREF _Toc233967940 \h</w:instrText>
+        </w:r>
+        <w:r>
+          <w:rPr>
+            <w:rFonts w:hint="eastAsia"/>
+            <w:noProof/>
+            <w:webHidden/>
+          </w:rPr>
+          <w:instrText xml:space="preserve"> </w:instrText>
+        </w:r>
+        <w:r>
+          <w:rPr>
+            <w:rFonts w:hint="eastAsia"/>
+            <w:noProof/>
+            <w:webHidden/>
+          </w:rPr>
+        </w:r>
+        <w:r>
+          <w:rPr>
+            <w:noProof/>
+            <w:webHidden/>
+          </w:rPr>
+          <w:fldChar w:fldCharType="separate"/>
+        </w:r>
+        <w:r>
+          <w:rPr>
+            <w:noProof/>
+            <w:webHidden/>
+          </w:rPr>
+          <w:t>1</w:t>
+        </w:r>
+        <w:r>
+          <w:rPr>
+            <w:rFonts w:hint="eastAsia"/>
+            <w:noProof/>
+            <w:webHidden/>
+          </w:rPr>
+          <w:fldChar w:fldCharType="end"/>
+        </w:r>
+      </w:hyperlink>
     </w:p>
     <w:p>
       <w:pPr>
-        <w:spacing w:after="40" w:line="288" w:lineRule="auto"/>
-        <w:ind w:left="360"/>
-        <w:rPr>
-          <w:lang w:eastAsia="zh-CN"/>
-        </w:rPr>
-      </w:pPr>
-      <w:r>
-        <w:rPr>
-          <w:lang w:eastAsia="zh-CN"/>
-        </w:rPr>
-        <w:t xml:space="preserve">2.1 </w:t>
-      </w:r>
-      <w:r>
-        <w:rPr>
-          <w:lang w:eastAsia="zh-CN"/>
-        </w:rPr>
-        <w:t>中文新闻标题分类任务</w:t>
-      </w:r>
+        <w:pStyle w:val="TOC2"/>
+        <w:tabs>
+          <w:tab w:val="right" w:leader="dot" w:pos="8302"/>
+        </w:tabs>
+        <w:ind w:left="480"/>
+        <w:rPr>
+          <w:rFonts w:asciiTheme="minorHAnsi" w:eastAsiaTheme="minorEastAsia" w:hAnsiTheme="minorHAnsi" w:hint="eastAsia"/>
+          <w:noProof/>
+          <w:kern w:val="2"/>
+          <w:sz w:val="22"/>
+          <w:szCs w:val="24"/>
+          <w:lang w:eastAsia="zh-CN"/>
+          <w14:ligatures w14:val="standardContextual"/>
+        </w:rPr>
+      </w:pPr>
+      <w:hyperlink w:anchor="_Toc233967941" w:history="1">
+        <w:r>
+          <w:rPr>
+            <w:rStyle w:val="affb"/>
+            <w:rFonts w:hint="eastAsia"/>
+            <w:noProof/>
+            <w:lang w:eastAsia="zh-CN"/>
+          </w:rPr>
+          <w:t xml:space="preserve">2.1 </w:t>
+        </w:r>
+        <w:r>
+          <w:rPr>
+            <w:rStyle w:val="affb"/>
+            <w:rFonts w:hint="eastAsia"/>
+            <w:noProof/>
+            <w:lang w:eastAsia="zh-CN"/>
+          </w:rPr>
+          <w:t>中文新闻标题分类任务</w:t>
+        </w:r>
+        <w:r>
+          <w:rPr>
+            <w:rFonts w:hint="eastAsia"/>
+            <w:noProof/>
+            <w:webHidden/>
+          </w:rPr>
+          <w:tab/>
+        </w:r>
+        <w:r>
+          <w:rPr>
+            <w:rFonts w:hint="eastAsia"/>
+            <w:noProof/>
+            <w:webHidden/>
+          </w:rPr>
+          <w:fldChar w:fldCharType="begin"/>
+        </w:r>
+        <w:r>
+          <w:rPr>
+            <w:rFonts w:hint="eastAsia"/>
+            <w:noProof/>
+            <w:webHidden/>
+          </w:rPr>
+          <w:instrText xml:space="preserve"> </w:instrText>
+        </w:r>
+        <w:r>
+          <w:rPr>
+            <w:noProof/>
+            <w:webHidden/>
+          </w:rPr>
+          <w:instrText>PAGEREF _Toc233967941 \h</w:instrText>
+        </w:r>
+        <w:r>
+          <w:rPr>
+            <w:rFonts w:hint="eastAsia"/>
+            <w:noProof/>
+            <w:webHidden/>
+          </w:rPr>
+          <w:instrText xml:space="preserve"> </w:instrText>
+        </w:r>
+        <w:r>
+          <w:rPr>
+            <w:rFonts w:hint="eastAsia"/>
+            <w:noProof/>
+            <w:webHidden/>
+          </w:rPr>
+        </w:r>
+        <w:r>
+          <w:rPr>
+            <w:noProof/>
+            <w:webHidden/>
+          </w:rPr>
+          <w:fldChar w:fldCharType="separate"/>
+        </w:r>
+        <w:r>
+          <w:rPr>
+            <w:noProof/>
+            <w:webHidden/>
+          </w:rPr>
+          <w:t>1</w:t>
+        </w:r>
+        <w:r>
+          <w:rPr>
+            <w:rFonts w:hint="eastAsia"/>
+            <w:noProof/>
+            <w:webHidden/>
+          </w:rPr>
+          <w:fldChar w:fldCharType="end"/>
+        </w:r>
+      </w:hyperlink>
     </w:p>
     <w:p>
       <w:pPr>
-        <w:spacing w:after="40" w:line="288" w:lineRule="auto"/>
-        <w:ind w:left="360"/>
-        <w:rPr>
-          <w:lang w:eastAsia="zh-CN"/>
-        </w:rPr>
-      </w:pPr>
-      <w:r>
-        <w:rPr>
-          <w:lang w:eastAsia="zh-CN"/>
-        </w:rPr>
-        <w:t xml:space="preserve">2.2 </w:t>
-      </w:r>
-      <w:proofErr w:type="spellStart"/>
-      <w:r>
-        <w:rPr>
-          <w:lang w:eastAsia="zh-CN"/>
-        </w:rPr>
-        <w:t>THUCNews</w:t>
-      </w:r>
-      <w:proofErr w:type="spellEnd"/>
-      <w:r>
-        <w:rPr>
-          <w:lang w:eastAsia="zh-CN"/>
-        </w:rPr>
-        <w:t xml:space="preserve"> </w:t>
-      </w:r>
-      <w:r>
-        <w:rPr>
-          <w:lang w:eastAsia="zh-CN"/>
-        </w:rPr>
-        <w:t>数据集说明</w:t>
-      </w:r>
+        <w:pStyle w:val="TOC2"/>
+        <w:tabs>
+          <w:tab w:val="right" w:leader="dot" w:pos="8302"/>
+        </w:tabs>
+        <w:ind w:left="480"/>
+        <w:rPr>
+          <w:rFonts w:asciiTheme="minorHAnsi" w:eastAsiaTheme="minorEastAsia" w:hAnsiTheme="minorHAnsi" w:hint="eastAsia"/>
+          <w:noProof/>
+          <w:kern w:val="2"/>
+          <w:sz w:val="22"/>
+          <w:szCs w:val="24"/>
+          <w:lang w:eastAsia="zh-CN"/>
+          <w14:ligatures w14:val="standardContextual"/>
+        </w:rPr>
+      </w:pPr>
+      <w:hyperlink w:anchor="_Toc233967942" w:history="1">
+        <w:r>
+          <w:rPr>
+            <w:rStyle w:val="affb"/>
+            <w:rFonts w:hint="eastAsia"/>
+            <w:noProof/>
+            <w:lang w:eastAsia="zh-CN"/>
+          </w:rPr>
+          <w:t xml:space="preserve">2.2 THUCNews </w:t>
+        </w:r>
+        <w:r>
+          <w:rPr>
+            <w:rStyle w:val="affb"/>
+            <w:rFonts w:hint="eastAsia"/>
+            <w:noProof/>
+            <w:lang w:eastAsia="zh-CN"/>
+          </w:rPr>
+          <w:t>数据集说明</w:t>
+        </w:r>
+        <w:r>
+          <w:rPr>
+            <w:rFonts w:hint="eastAsia"/>
+            <w:noProof/>
+            <w:webHidden/>
+          </w:rPr>
+          <w:tab/>
+        </w:r>
+        <w:r>
+          <w:rPr>
+            <w:rFonts w:hint="eastAsia"/>
+            <w:noProof/>
+            <w:webHidden/>
+          </w:rPr>
+          <w:fldChar w:fldCharType="begin"/>
+        </w:r>
+        <w:r>
+          <w:rPr>
+            <w:rFonts w:hint="eastAsia"/>
+            <w:noProof/>
+            <w:webHidden/>
+          </w:rPr>
+          <w:instrText xml:space="preserve"> </w:instrText>
+        </w:r>
+        <w:r>
+          <w:rPr>
+            <w:noProof/>
+            <w:webHidden/>
+          </w:rPr>
+          <w:instrText>PAGEREF _Toc233967942 \h</w:instrText>
+        </w:r>
+        <w:r>
+          <w:rPr>
+            <w:rFonts w:hint="eastAsia"/>
+            <w:noProof/>
+            <w:webHidden/>
+          </w:rPr>
+          <w:instrText xml:space="preserve"> </w:instrText>
+        </w:r>
+        <w:r>
+          <w:rPr>
+            <w:rFonts w:hint="eastAsia"/>
+            <w:noProof/>
+            <w:webHidden/>
+          </w:rPr>
+        </w:r>
+        <w:r>
+          <w:rPr>
+            <w:noProof/>
+            <w:webHidden/>
+          </w:rPr>
+          <w:fldChar w:fldCharType="separate"/>
+        </w:r>
+        <w:r>
+          <w:rPr>
+            <w:noProof/>
+            <w:webHidden/>
+          </w:rPr>
+          <w:t>1</w:t>
+        </w:r>
+        <w:r>
+          <w:rPr>
+            <w:rFonts w:hint="eastAsia"/>
+            <w:noProof/>
+            <w:webHidden/>
+          </w:rPr>
+          <w:fldChar w:fldCharType="end"/>
+        </w:r>
+      </w:hyperlink>
     </w:p>
     <w:p>
       <w:pPr>
-        <w:spacing w:after="40" w:line="288" w:lineRule="auto"/>
-        <w:rPr>
-          <w:lang w:eastAsia="zh-CN"/>
-        </w:rPr>
-      </w:pPr>
-      <w:r>
-        <w:rPr>
-          <w:lang w:eastAsia="zh-CN"/>
-        </w:rPr>
-        <w:t xml:space="preserve">3 </w:t>
-      </w:r>
-      <w:r>
-        <w:rPr>
-          <w:lang w:eastAsia="zh-CN"/>
-        </w:rPr>
-        <w:t>方法原理与项目结构</w:t>
-      </w:r>
+        <w:pStyle w:val="TOC1"/>
+        <w:tabs>
+          <w:tab w:val="right" w:leader="dot" w:pos="8302"/>
+        </w:tabs>
+        <w:rPr>
+          <w:rFonts w:asciiTheme="minorHAnsi" w:eastAsiaTheme="minorEastAsia" w:hAnsiTheme="minorHAnsi" w:hint="eastAsia"/>
+          <w:noProof/>
+          <w:kern w:val="2"/>
+          <w:sz w:val="22"/>
+          <w:szCs w:val="24"/>
+          <w:lang w:eastAsia="zh-CN"/>
+          <w14:ligatures w14:val="standardContextual"/>
+        </w:rPr>
+      </w:pPr>
+      <w:hyperlink w:anchor="_Toc233967943" w:history="1">
+        <w:r>
+          <w:rPr>
+            <w:rStyle w:val="affb"/>
+            <w:rFonts w:hint="eastAsia"/>
+            <w:noProof/>
+            <w:lang w:eastAsia="zh-CN"/>
+          </w:rPr>
+          <w:t xml:space="preserve">3 </w:t>
+        </w:r>
+        <w:r>
+          <w:rPr>
+            <w:rStyle w:val="affb"/>
+            <w:rFonts w:hint="eastAsia"/>
+            <w:noProof/>
+            <w:lang w:eastAsia="zh-CN"/>
+          </w:rPr>
+          <w:t>方法原理与项目结构</w:t>
+        </w:r>
+        <w:r>
+          <w:rPr>
+            <w:rFonts w:hint="eastAsia"/>
+            <w:noProof/>
+            <w:webHidden/>
+          </w:rPr>
+          <w:tab/>
+        </w:r>
+        <w:r>
+          <w:rPr>
+            <w:rFonts w:hint="eastAsia"/>
+            <w:noProof/>
+            <w:webHidden/>
+          </w:rPr>
+          <w:fldChar w:fldCharType="begin"/>
+        </w:r>
+        <w:r>
+          <w:rPr>
+            <w:rFonts w:hint="eastAsia"/>
+            <w:noProof/>
+            <w:webHidden/>
+          </w:rPr>
+          <w:instrText xml:space="preserve"> </w:instrText>
+        </w:r>
+        <w:r>
+          <w:rPr>
+            <w:noProof/>
+            <w:webHidden/>
+          </w:rPr>
+          <w:instrText>PAGEREF _Toc233967943 \h</w:instrText>
+        </w:r>
+        <w:r>
+          <w:rPr>
+            <w:rFonts w:hint="eastAsia"/>
+            <w:noProof/>
+            <w:webHidden/>
+          </w:rPr>
+          <w:instrText xml:space="preserve"> </w:instrText>
+        </w:r>
+        <w:r>
+          <w:rPr>
+            <w:rFonts w:hint="eastAsia"/>
+            <w:noProof/>
+            <w:webHidden/>
+          </w:rPr>
+        </w:r>
+        <w:r>
+          <w:rPr>
+            <w:noProof/>
+            <w:webHidden/>
+          </w:rPr>
+          <w:fldChar w:fldCharType="separate"/>
+        </w:r>
+        <w:r>
+          <w:rPr>
+            <w:noProof/>
+            <w:webHidden/>
+          </w:rPr>
+          <w:t>2</w:t>
+        </w:r>
+        <w:r>
+          <w:rPr>
+            <w:rFonts w:hint="eastAsia"/>
+            <w:noProof/>
+            <w:webHidden/>
+          </w:rPr>
+          <w:fldChar w:fldCharType="end"/>
+        </w:r>
+      </w:hyperlink>
     </w:p>
     <w:p>
       <w:pPr>
-        <w:spacing w:after="40" w:line="288" w:lineRule="auto"/>
-        <w:ind w:left="360"/>
-        <w:rPr>
-          <w:lang w:eastAsia="zh-CN"/>
-        </w:rPr>
-      </w:pPr>
-      <w:r>
-        <w:rPr>
-          <w:lang w:eastAsia="zh-CN"/>
-        </w:rPr>
-        <w:t xml:space="preserve">3.1 </w:t>
-      </w:r>
-      <w:r>
-        <w:rPr>
-          <w:lang w:eastAsia="zh-CN"/>
-        </w:rPr>
-        <w:t>文本表示与词表构建</w:t>
-      </w:r>
+        <w:pStyle w:val="TOC2"/>
+        <w:tabs>
+          <w:tab w:val="right" w:leader="dot" w:pos="8302"/>
+        </w:tabs>
+        <w:ind w:left="480"/>
+        <w:rPr>
+          <w:rFonts w:asciiTheme="minorHAnsi" w:eastAsiaTheme="minorEastAsia" w:hAnsiTheme="minorHAnsi" w:hint="eastAsia"/>
+          <w:noProof/>
+          <w:kern w:val="2"/>
+          <w:sz w:val="22"/>
+          <w:szCs w:val="24"/>
+          <w:lang w:eastAsia="zh-CN"/>
+          <w14:ligatures w14:val="standardContextual"/>
+        </w:rPr>
+      </w:pPr>
+      <w:hyperlink w:anchor="_Toc233967944" w:history="1">
+        <w:r>
+          <w:rPr>
+            <w:rStyle w:val="affb"/>
+            <w:rFonts w:hint="eastAsia"/>
+            <w:noProof/>
+            <w:lang w:eastAsia="zh-CN"/>
+          </w:rPr>
+          <w:t xml:space="preserve">3.1 </w:t>
+        </w:r>
+        <w:r>
+          <w:rPr>
+            <w:rStyle w:val="affb"/>
+            <w:rFonts w:hint="eastAsia"/>
+            <w:noProof/>
+            <w:lang w:eastAsia="zh-CN"/>
+          </w:rPr>
+          <w:t>文本表示与词表构建</w:t>
+        </w:r>
+        <w:r>
+          <w:rPr>
+            <w:rFonts w:hint="eastAsia"/>
+            <w:noProof/>
+            <w:webHidden/>
+          </w:rPr>
+          <w:tab/>
+        </w:r>
+        <w:r>
+          <w:rPr>
+            <w:rFonts w:hint="eastAsia"/>
+            <w:noProof/>
+            <w:webHidden/>
+          </w:rPr>
+          <w:fldChar w:fldCharType="begin"/>
+        </w:r>
+        <w:r>
+          <w:rPr>
+            <w:rFonts w:hint="eastAsia"/>
+            <w:noProof/>
+            <w:webHidden/>
+          </w:rPr>
+          <w:instrText xml:space="preserve"> </w:instrText>
+        </w:r>
+        <w:r>
+          <w:rPr>
+            <w:noProof/>
+            <w:webHidden/>
+          </w:rPr>
+          <w:instrText>PAGEREF _Toc233967944 \h</w:instrText>
+        </w:r>
+        <w:r>
+          <w:rPr>
+            <w:rFonts w:hint="eastAsia"/>
+            <w:noProof/>
+            <w:webHidden/>
+          </w:rPr>
+          <w:instrText xml:space="preserve"> </w:instrText>
+        </w:r>
+        <w:r>
+          <w:rPr>
+            <w:rFonts w:hint="eastAsia"/>
+            <w:noProof/>
+            <w:webHidden/>
+          </w:rPr>
+        </w:r>
+        <w:r>
+          <w:rPr>
+            <w:noProof/>
+            <w:webHidden/>
+          </w:rPr>
+          <w:fldChar w:fldCharType="separate"/>
+        </w:r>
+        <w:r>
+          <w:rPr>
+            <w:noProof/>
+            <w:webHidden/>
+          </w:rPr>
+          <w:t>2</w:t>
+        </w:r>
+        <w:r>
+          <w:rPr>
+            <w:rFonts w:hint="eastAsia"/>
+            <w:noProof/>
+            <w:webHidden/>
+          </w:rPr>
+          <w:fldChar w:fldCharType="end"/>
+        </w:r>
+      </w:hyperlink>
     </w:p>
     <w:p>
       <w:pPr>
-        <w:spacing w:after="40" w:line="288" w:lineRule="auto"/>
-        <w:ind w:left="360"/>
-        <w:rPr>
-          <w:lang w:eastAsia="zh-CN"/>
-        </w:rPr>
-      </w:pPr>
-      <w:r>
-        <w:rPr>
-          <w:lang w:eastAsia="zh-CN"/>
-        </w:rPr>
-        <w:t xml:space="preserve">3.2 </w:t>
-      </w:r>
-      <w:proofErr w:type="spellStart"/>
-      <w:r>
-        <w:rPr>
-          <w:lang w:eastAsia="zh-CN"/>
-        </w:rPr>
-        <w:t>FastText</w:t>
-      </w:r>
-      <w:proofErr w:type="spellEnd"/>
-      <w:r>
-        <w:rPr>
-          <w:lang w:eastAsia="zh-CN"/>
-        </w:rPr>
-        <w:t xml:space="preserve"> </w:t>
-      </w:r>
-      <w:r>
-        <w:rPr>
-          <w:lang w:eastAsia="zh-CN"/>
-        </w:rPr>
-        <w:t>模型机制</w:t>
-      </w:r>
+        <w:pStyle w:val="TOC2"/>
+        <w:tabs>
+          <w:tab w:val="right" w:leader="dot" w:pos="8302"/>
+        </w:tabs>
+        <w:ind w:left="480"/>
+        <w:rPr>
+          <w:rFonts w:asciiTheme="minorHAnsi" w:eastAsiaTheme="minorEastAsia" w:hAnsiTheme="minorHAnsi" w:hint="eastAsia"/>
+          <w:noProof/>
+          <w:kern w:val="2"/>
+          <w:sz w:val="22"/>
+          <w:szCs w:val="24"/>
+          <w:lang w:eastAsia="zh-CN"/>
+          <w14:ligatures w14:val="standardContextual"/>
+        </w:rPr>
+      </w:pPr>
+      <w:hyperlink w:anchor="_Toc233967945" w:history="1">
+        <w:r>
+          <w:rPr>
+            <w:rStyle w:val="affb"/>
+            <w:rFonts w:hint="eastAsia"/>
+            <w:noProof/>
+          </w:rPr>
+          <w:t xml:space="preserve">3.2 FastText </w:t>
+        </w:r>
+        <w:r>
+          <w:rPr>
+            <w:rStyle w:val="affb"/>
+            <w:rFonts w:hint="eastAsia"/>
+            <w:noProof/>
+          </w:rPr>
+          <w:t>模型机制</w:t>
+        </w:r>
+        <w:r>
+          <w:rPr>
+            <w:rFonts w:hint="eastAsia"/>
+            <w:noProof/>
+            <w:webHidden/>
+          </w:rPr>
+          <w:tab/>
+        </w:r>
+        <w:r>
+          <w:rPr>
+            <w:rFonts w:hint="eastAsia"/>
+            <w:noProof/>
+            <w:webHidden/>
+          </w:rPr>
+          <w:fldChar w:fldCharType="begin"/>
+        </w:r>
+        <w:r>
+          <w:rPr>
+            <w:rFonts w:hint="eastAsia"/>
+            <w:noProof/>
+            <w:webHidden/>
+          </w:rPr>
+          <w:instrText xml:space="preserve"> </w:instrText>
+        </w:r>
+        <w:r>
+          <w:rPr>
+            <w:noProof/>
+            <w:webHidden/>
+          </w:rPr>
+          <w:instrText>PAGEREF _Toc233967945 \h</w:instrText>
+        </w:r>
+        <w:r>
+          <w:rPr>
+            <w:rFonts w:hint="eastAsia"/>
+            <w:noProof/>
+            <w:webHidden/>
+          </w:rPr>
+          <w:instrText xml:space="preserve"> </w:instrText>
+        </w:r>
+        <w:r>
+          <w:rPr>
+            <w:rFonts w:hint="eastAsia"/>
+            <w:noProof/>
+            <w:webHidden/>
+          </w:rPr>
+        </w:r>
+        <w:r>
+          <w:rPr>
+            <w:noProof/>
+            <w:webHidden/>
+          </w:rPr>
+          <w:fldChar w:fldCharType="separate"/>
+        </w:r>
+        <w:r>
+          <w:rPr>
+            <w:noProof/>
+            <w:webHidden/>
+          </w:rPr>
+          <w:t>2</w:t>
+        </w:r>
+        <w:r>
+          <w:rPr>
+            <w:rFonts w:hint="eastAsia"/>
+            <w:noProof/>
+            <w:webHidden/>
+          </w:rPr>
+          <w:fldChar w:fldCharType="end"/>
+        </w:r>
+      </w:hyperlink>
     </w:p>
     <w:p>
       <w:pPr>
-        <w:spacing w:after="40" w:line="288" w:lineRule="auto"/>
-        <w:ind w:left="360"/>
-        <w:rPr>
-          <w:lang w:eastAsia="zh-CN"/>
-        </w:rPr>
-      </w:pPr>
-      <w:r>
-        <w:rPr>
-          <w:lang w:eastAsia="zh-CN"/>
-        </w:rPr>
-        <w:t xml:space="preserve">3.3 </w:t>
-      </w:r>
-      <w:r>
-        <w:rPr>
-          <w:lang w:eastAsia="zh-CN"/>
-        </w:rPr>
-        <w:t>训练与评价流程</w:t>
-      </w:r>
+        <w:pStyle w:val="TOC2"/>
+        <w:tabs>
+          <w:tab w:val="right" w:leader="dot" w:pos="8302"/>
+        </w:tabs>
+        <w:ind w:left="480"/>
+        <w:rPr>
+          <w:rFonts w:asciiTheme="minorHAnsi" w:eastAsiaTheme="minorEastAsia" w:hAnsiTheme="minorHAnsi" w:hint="eastAsia"/>
+          <w:noProof/>
+          <w:kern w:val="2"/>
+          <w:sz w:val="22"/>
+          <w:szCs w:val="24"/>
+          <w:lang w:eastAsia="zh-CN"/>
+          <w14:ligatures w14:val="standardContextual"/>
+        </w:rPr>
+      </w:pPr>
+      <w:hyperlink w:anchor="_Toc233967946" w:history="1">
+        <w:r>
+          <w:rPr>
+            <w:rStyle w:val="affb"/>
+            <w:rFonts w:hint="eastAsia"/>
+            <w:noProof/>
+            <w:lang w:eastAsia="zh-CN"/>
+          </w:rPr>
+          <w:t xml:space="preserve">3.3 </w:t>
+        </w:r>
+        <w:r>
+          <w:rPr>
+            <w:rStyle w:val="affb"/>
+            <w:rFonts w:hint="eastAsia"/>
+            <w:noProof/>
+            <w:lang w:eastAsia="zh-CN"/>
+          </w:rPr>
+          <w:t>训练与评价流程</w:t>
+        </w:r>
+        <w:r>
+          <w:rPr>
+            <w:rFonts w:hint="eastAsia"/>
+            <w:noProof/>
+            <w:webHidden/>
+          </w:rPr>
+          <w:tab/>
+        </w:r>
+        <w:r>
+          <w:rPr>
+            <w:rFonts w:hint="eastAsia"/>
+            <w:noProof/>
+            <w:webHidden/>
+          </w:rPr>
+          <w:fldChar w:fldCharType="begin"/>
+        </w:r>
+        <w:r>
+          <w:rPr>
+            <w:rFonts w:hint="eastAsia"/>
+            <w:noProof/>
+            <w:webHidden/>
+          </w:rPr>
+          <w:instrText xml:space="preserve"> </w:instrText>
+        </w:r>
+        <w:r>
+          <w:rPr>
+            <w:noProof/>
+            <w:webHidden/>
+          </w:rPr>
+          <w:instrText>PAGEREF _Toc233967946 \h</w:instrText>
+        </w:r>
+        <w:r>
+          <w:rPr>
+            <w:rFonts w:hint="eastAsia"/>
+            <w:noProof/>
+            <w:webHidden/>
+          </w:rPr>
+          <w:instrText xml:space="preserve"> </w:instrText>
+        </w:r>
+        <w:r>
+          <w:rPr>
+            <w:rFonts w:hint="eastAsia"/>
+            <w:noProof/>
+            <w:webHidden/>
+          </w:rPr>
+        </w:r>
+        <w:r>
+          <w:rPr>
+            <w:noProof/>
+            <w:webHidden/>
+          </w:rPr>
+          <w:fldChar w:fldCharType="separate"/>
+        </w:r>
+        <w:r>
+          <w:rPr>
+            <w:noProof/>
+            <w:webHidden/>
+          </w:rPr>
+          <w:t>2</w:t>
+        </w:r>
+        <w:r>
+          <w:rPr>
+            <w:rFonts w:hint="eastAsia"/>
+            <w:noProof/>
+            <w:webHidden/>
+          </w:rPr>
+          <w:fldChar w:fldCharType="end"/>
+        </w:r>
+      </w:hyperlink>
     </w:p>
     <w:p>
       <w:pPr>
-        <w:spacing w:after="40" w:line="288" w:lineRule="auto"/>
-        <w:rPr>
-          <w:lang w:eastAsia="zh-CN"/>
-        </w:rPr>
-      </w:pPr>
-      <w:r>
-        <w:rPr>
-          <w:lang w:eastAsia="zh-CN"/>
-        </w:rPr>
-        <w:t xml:space="preserve">4 </w:t>
-      </w:r>
-      <w:r>
-        <w:rPr>
-          <w:lang w:eastAsia="zh-CN"/>
-        </w:rPr>
-        <w:t>本次改动与实现</w:t>
-      </w:r>
+        <w:pStyle w:val="TOC1"/>
+        <w:tabs>
+          <w:tab w:val="right" w:leader="dot" w:pos="8302"/>
+        </w:tabs>
+        <w:rPr>
+          <w:rFonts w:asciiTheme="minorHAnsi" w:eastAsiaTheme="minorEastAsia" w:hAnsiTheme="minorHAnsi" w:hint="eastAsia"/>
+          <w:noProof/>
+          <w:kern w:val="2"/>
+          <w:sz w:val="22"/>
+          <w:szCs w:val="24"/>
+          <w:lang w:eastAsia="zh-CN"/>
+          <w14:ligatures w14:val="standardContextual"/>
+        </w:rPr>
+      </w:pPr>
+      <w:hyperlink w:anchor="_Toc233967947" w:history="1">
+        <w:r>
+          <w:rPr>
+            <w:rStyle w:val="affb"/>
+            <w:rFonts w:hint="eastAsia"/>
+            <w:noProof/>
+            <w:lang w:eastAsia="zh-CN"/>
+          </w:rPr>
+          <w:t xml:space="preserve">4 </w:t>
+        </w:r>
+        <w:r>
+          <w:rPr>
+            <w:rStyle w:val="affb"/>
+            <w:rFonts w:hint="eastAsia"/>
+            <w:noProof/>
+            <w:lang w:eastAsia="zh-CN"/>
+          </w:rPr>
+          <w:t>本次改动与实现</w:t>
+        </w:r>
+        <w:r>
+          <w:rPr>
+            <w:rFonts w:hint="eastAsia"/>
+            <w:noProof/>
+            <w:webHidden/>
+          </w:rPr>
+          <w:tab/>
+        </w:r>
+        <w:r>
+          <w:rPr>
+            <w:rFonts w:hint="eastAsia"/>
+            <w:noProof/>
+            <w:webHidden/>
+          </w:rPr>
+          <w:fldChar w:fldCharType="begin"/>
+        </w:r>
+        <w:r>
+          <w:rPr>
+            <w:rFonts w:hint="eastAsia"/>
+            <w:noProof/>
+            <w:webHidden/>
+          </w:rPr>
+          <w:instrText xml:space="preserve"> </w:instrText>
+        </w:r>
+        <w:r>
+          <w:rPr>
+            <w:noProof/>
+            <w:webHidden/>
+          </w:rPr>
+          <w:instrText>PAGEREF _Toc233967947 \h</w:instrText>
+        </w:r>
+        <w:r>
+          <w:rPr>
+            <w:rFonts w:hint="eastAsia"/>
+            <w:noProof/>
+            <w:webHidden/>
+          </w:rPr>
+          <w:instrText xml:space="preserve"> </w:instrText>
+        </w:r>
+        <w:r>
+          <w:rPr>
+            <w:rFonts w:hint="eastAsia"/>
+            <w:noProof/>
+            <w:webHidden/>
+          </w:rPr>
+        </w:r>
+        <w:r>
+          <w:rPr>
+            <w:noProof/>
+            <w:webHidden/>
+          </w:rPr>
+          <w:fldChar w:fldCharType="separate"/>
+        </w:r>
+        <w:r>
+          <w:rPr>
+            <w:noProof/>
+            <w:webHidden/>
+          </w:rPr>
+          <w:t>3</w:t>
+        </w:r>
+        <w:r>
+          <w:rPr>
+            <w:rFonts w:hint="eastAsia"/>
+            <w:noProof/>
+            <w:webHidden/>
+          </w:rPr>
+          <w:fldChar w:fldCharType="end"/>
+        </w:r>
+      </w:hyperlink>
     </w:p>
     <w:p>
       <w:pPr>
-        <w:spacing w:after="40" w:line="288" w:lineRule="auto"/>
-        <w:ind w:left="360"/>
-        <w:rPr>
-          <w:lang w:eastAsia="zh-CN"/>
-        </w:rPr>
-      </w:pPr>
-      <w:r>
-        <w:rPr>
-          <w:lang w:eastAsia="zh-CN"/>
-        </w:rPr>
-        <w:t xml:space="preserve">4.1 </w:t>
-      </w:r>
-      <w:r>
-        <w:rPr>
-          <w:lang w:eastAsia="zh-CN"/>
-        </w:rPr>
-        <w:t>可复现实验参数</w:t>
-      </w:r>
+        <w:pStyle w:val="TOC2"/>
+        <w:tabs>
+          <w:tab w:val="right" w:leader="dot" w:pos="8302"/>
+        </w:tabs>
+        <w:ind w:left="480"/>
+        <w:rPr>
+          <w:rFonts w:asciiTheme="minorHAnsi" w:eastAsiaTheme="minorEastAsia" w:hAnsiTheme="minorHAnsi" w:hint="eastAsia"/>
+          <w:noProof/>
+          <w:kern w:val="2"/>
+          <w:sz w:val="22"/>
+          <w:szCs w:val="24"/>
+          <w:lang w:eastAsia="zh-CN"/>
+          <w14:ligatures w14:val="standardContextual"/>
+        </w:rPr>
+      </w:pPr>
+      <w:hyperlink w:anchor="_Toc233967948" w:history="1">
+        <w:r>
+          <w:rPr>
+            <w:rStyle w:val="affb"/>
+            <w:rFonts w:hint="eastAsia"/>
+            <w:noProof/>
+            <w:lang w:eastAsia="zh-CN"/>
+          </w:rPr>
+          <w:t xml:space="preserve">4.1 </w:t>
+        </w:r>
+        <w:r>
+          <w:rPr>
+            <w:rStyle w:val="affb"/>
+            <w:rFonts w:hint="eastAsia"/>
+            <w:noProof/>
+            <w:lang w:eastAsia="zh-CN"/>
+          </w:rPr>
+          <w:t>可复现实验参数</w:t>
+        </w:r>
+        <w:r>
+          <w:rPr>
+            <w:rFonts w:hint="eastAsia"/>
+            <w:noProof/>
+            <w:webHidden/>
+          </w:rPr>
+          <w:tab/>
+        </w:r>
+        <w:r>
+          <w:rPr>
+            <w:rFonts w:hint="eastAsia"/>
+            <w:noProof/>
+            <w:webHidden/>
+          </w:rPr>
+          <w:fldChar w:fldCharType="begin"/>
+        </w:r>
+        <w:r>
+          <w:rPr>
+            <w:rFonts w:hint="eastAsia"/>
+            <w:noProof/>
+            <w:webHidden/>
+          </w:rPr>
+          <w:instrText xml:space="preserve"> </w:instrText>
+        </w:r>
+        <w:r>
+          <w:rPr>
+            <w:noProof/>
+            <w:webHidden/>
+          </w:rPr>
+          <w:instrText>PAGEREF _Toc233967948 \h</w:instrText>
+        </w:r>
+        <w:r>
+          <w:rPr>
+            <w:rFonts w:hint="eastAsia"/>
+            <w:noProof/>
+            <w:webHidden/>
+          </w:rPr>
+          <w:instrText xml:space="preserve"> </w:instrText>
+        </w:r>
+        <w:r>
+          <w:rPr>
+            <w:rFonts w:hint="eastAsia"/>
+            <w:noProof/>
+            <w:webHidden/>
+          </w:rPr>
+        </w:r>
+        <w:r>
+          <w:rPr>
+            <w:noProof/>
+            <w:webHidden/>
+          </w:rPr>
+          <w:fldChar w:fldCharType="separate"/>
+        </w:r>
+        <w:r>
+          <w:rPr>
+            <w:noProof/>
+            <w:webHidden/>
+          </w:rPr>
+          <w:t>3</w:t>
+        </w:r>
+        <w:r>
+          <w:rPr>
+            <w:rFonts w:hint="eastAsia"/>
+            <w:noProof/>
+            <w:webHidden/>
+          </w:rPr>
+          <w:fldChar w:fldCharType="end"/>
+        </w:r>
+      </w:hyperlink>
     </w:p>
     <w:p>
       <w:pPr>
-        <w:spacing w:after="40" w:line="288" w:lineRule="auto"/>
-        <w:ind w:left="360"/>
-        <w:rPr>
-          <w:lang w:eastAsia="zh-CN"/>
-        </w:rPr>
-      </w:pPr>
-      <w:r>
-        <w:rPr>
-          <w:lang w:eastAsia="zh-CN"/>
-        </w:rPr>
-        <w:t xml:space="preserve">4.2 </w:t>
-      </w:r>
-      <w:r>
-        <w:rPr>
-          <w:lang w:eastAsia="zh-CN"/>
-        </w:rPr>
-        <w:t>小样本数据加载与迭代修复</w:t>
-      </w:r>
+        <w:pStyle w:val="TOC2"/>
+        <w:tabs>
+          <w:tab w:val="right" w:leader="dot" w:pos="8302"/>
+        </w:tabs>
+        <w:ind w:left="480"/>
+        <w:rPr>
+          <w:rFonts w:asciiTheme="minorHAnsi" w:eastAsiaTheme="minorEastAsia" w:hAnsiTheme="minorHAnsi" w:hint="eastAsia"/>
+          <w:noProof/>
+          <w:kern w:val="2"/>
+          <w:sz w:val="22"/>
+          <w:szCs w:val="24"/>
+          <w:lang w:eastAsia="zh-CN"/>
+          <w14:ligatures w14:val="standardContextual"/>
+        </w:rPr>
+      </w:pPr>
+      <w:hyperlink w:anchor="_Toc233967949" w:history="1">
+        <w:r>
+          <w:rPr>
+            <w:rStyle w:val="affb"/>
+            <w:rFonts w:hint="eastAsia"/>
+            <w:noProof/>
+            <w:lang w:eastAsia="zh-CN"/>
+          </w:rPr>
+          <w:t xml:space="preserve">4.2 </w:t>
+        </w:r>
+        <w:r>
+          <w:rPr>
+            <w:rStyle w:val="affb"/>
+            <w:rFonts w:hint="eastAsia"/>
+            <w:noProof/>
+            <w:lang w:eastAsia="zh-CN"/>
+          </w:rPr>
+          <w:t>小样本数据加载与迭代修复</w:t>
+        </w:r>
+        <w:r>
+          <w:rPr>
+            <w:rFonts w:hint="eastAsia"/>
+            <w:noProof/>
+            <w:webHidden/>
+          </w:rPr>
+          <w:tab/>
+        </w:r>
+        <w:r>
+          <w:rPr>
+            <w:rFonts w:hint="eastAsia"/>
+            <w:noProof/>
+            <w:webHidden/>
+          </w:rPr>
+          <w:fldChar w:fldCharType="begin"/>
+        </w:r>
+        <w:r>
+          <w:rPr>
+            <w:rFonts w:hint="eastAsia"/>
+            <w:noProof/>
+            <w:webHidden/>
+          </w:rPr>
+          <w:instrText xml:space="preserve"> </w:instrText>
+        </w:r>
+        <w:r>
+          <w:rPr>
+            <w:noProof/>
+            <w:webHidden/>
+          </w:rPr>
+          <w:instrText>PAGEREF _Toc233967949 \h</w:instrText>
+        </w:r>
+        <w:r>
+          <w:rPr>
+            <w:rFonts w:hint="eastAsia"/>
+            <w:noProof/>
+            <w:webHidden/>
+          </w:rPr>
+          <w:instrText xml:space="preserve"> </w:instrText>
+        </w:r>
+        <w:r>
+          <w:rPr>
+            <w:rFonts w:hint="eastAsia"/>
+            <w:noProof/>
+            <w:webHidden/>
+          </w:rPr>
+        </w:r>
+        <w:r>
+          <w:rPr>
+            <w:noProof/>
+            <w:webHidden/>
+          </w:rPr>
+          <w:fldChar w:fldCharType="separate"/>
+        </w:r>
+        <w:r>
+          <w:rPr>
+            <w:noProof/>
+            <w:webHidden/>
+          </w:rPr>
+          <w:t>3</w:t>
+        </w:r>
+        <w:r>
+          <w:rPr>
+            <w:rFonts w:hint="eastAsia"/>
+            <w:noProof/>
+            <w:webHidden/>
+          </w:rPr>
+          <w:fldChar w:fldCharType="end"/>
+        </w:r>
+      </w:hyperlink>
     </w:p>
     <w:p>
       <w:pPr>
-        <w:spacing w:after="40" w:line="288" w:lineRule="auto"/>
-        <w:ind w:left="360"/>
-        <w:rPr>
-          <w:lang w:eastAsia="zh-CN"/>
-        </w:rPr>
-      </w:pPr>
-      <w:r>
-        <w:rPr>
-          <w:lang w:eastAsia="zh-CN"/>
-        </w:rPr>
-        <w:t xml:space="preserve">4.3 </w:t>
-      </w:r>
-      <w:r>
-        <w:rPr>
-          <w:lang w:eastAsia="zh-CN"/>
-        </w:rPr>
-        <w:t>评价兼容性处理</w:t>
-      </w:r>
+        <w:pStyle w:val="TOC2"/>
+        <w:tabs>
+          <w:tab w:val="right" w:leader="dot" w:pos="8302"/>
+        </w:tabs>
+        <w:ind w:left="480"/>
+        <w:rPr>
+          <w:rFonts w:asciiTheme="minorHAnsi" w:eastAsiaTheme="minorEastAsia" w:hAnsiTheme="minorHAnsi" w:hint="eastAsia"/>
+          <w:noProof/>
+          <w:kern w:val="2"/>
+          <w:sz w:val="22"/>
+          <w:szCs w:val="24"/>
+          <w:lang w:eastAsia="zh-CN"/>
+          <w14:ligatures w14:val="standardContextual"/>
+        </w:rPr>
+      </w:pPr>
+      <w:hyperlink w:anchor="_Toc233967950" w:history="1">
+        <w:r>
+          <w:rPr>
+            <w:rStyle w:val="affb"/>
+            <w:rFonts w:hint="eastAsia"/>
+            <w:noProof/>
+            <w:lang w:eastAsia="zh-CN"/>
+          </w:rPr>
+          <w:t xml:space="preserve">4.3 </w:t>
+        </w:r>
+        <w:r>
+          <w:rPr>
+            <w:rStyle w:val="affb"/>
+            <w:rFonts w:hint="eastAsia"/>
+            <w:noProof/>
+            <w:lang w:eastAsia="zh-CN"/>
+          </w:rPr>
+          <w:t>评价兼容性处理</w:t>
+        </w:r>
+        <w:r>
+          <w:rPr>
+            <w:rFonts w:hint="eastAsia"/>
+            <w:noProof/>
+            <w:webHidden/>
+          </w:rPr>
+          <w:tab/>
+        </w:r>
+        <w:r>
+          <w:rPr>
+            <w:rFonts w:hint="eastAsia"/>
+            <w:noProof/>
+            <w:webHidden/>
+          </w:rPr>
+          <w:fldChar w:fldCharType="begin"/>
+        </w:r>
+        <w:r>
+          <w:rPr>
+            <w:rFonts w:hint="eastAsia"/>
+            <w:noProof/>
+            <w:webHidden/>
+          </w:rPr>
+          <w:instrText xml:space="preserve"> </w:instrText>
+        </w:r>
+        <w:r>
+          <w:rPr>
+            <w:noProof/>
+            <w:webHidden/>
+          </w:rPr>
+          <w:instrText>PAGEREF _Toc233967950 \h</w:instrText>
+        </w:r>
+        <w:r>
+          <w:rPr>
+            <w:rFonts w:hint="eastAsia"/>
+            <w:noProof/>
+            <w:webHidden/>
+          </w:rPr>
+          <w:instrText xml:space="preserve"> </w:instrText>
+        </w:r>
+        <w:r>
+          <w:rPr>
+            <w:rFonts w:hint="eastAsia"/>
+            <w:noProof/>
+            <w:webHidden/>
+          </w:rPr>
+        </w:r>
+        <w:r>
+          <w:rPr>
+            <w:noProof/>
+            <w:webHidden/>
+          </w:rPr>
+          <w:fldChar w:fldCharType="separate"/>
+        </w:r>
+        <w:r>
+          <w:rPr>
+            <w:noProof/>
+            <w:webHidden/>
+          </w:rPr>
+          <w:t>3</w:t>
+        </w:r>
+        <w:r>
+          <w:rPr>
+            <w:rFonts w:hint="eastAsia"/>
+            <w:noProof/>
+            <w:webHidden/>
+          </w:rPr>
+          <w:fldChar w:fldCharType="end"/>
+        </w:r>
+      </w:hyperlink>
     </w:p>
     <w:p>
       <w:pPr>
-        <w:spacing w:after="40" w:line="288" w:lineRule="auto"/>
-        <w:rPr>
-          <w:lang w:eastAsia="zh-CN"/>
-        </w:rPr>
-      </w:pPr>
-      <w:r>
-        <w:rPr>
-          <w:lang w:eastAsia="zh-CN"/>
-        </w:rPr>
-        <w:t xml:space="preserve">5 </w:t>
-      </w:r>
-      <w:r>
-        <w:rPr>
-          <w:lang w:eastAsia="zh-CN"/>
-        </w:rPr>
-        <w:t>实验设计与结果分析</w:t>
-      </w:r>
+        <w:pStyle w:val="TOC1"/>
+        <w:tabs>
+          <w:tab w:val="right" w:leader="dot" w:pos="8302"/>
+        </w:tabs>
+        <w:rPr>
+          <w:rFonts w:asciiTheme="minorHAnsi" w:eastAsiaTheme="minorEastAsia" w:hAnsiTheme="minorHAnsi" w:hint="eastAsia"/>
+          <w:noProof/>
+          <w:kern w:val="2"/>
+          <w:sz w:val="22"/>
+          <w:szCs w:val="24"/>
+          <w:lang w:eastAsia="zh-CN"/>
+          <w14:ligatures w14:val="standardContextual"/>
+        </w:rPr>
+      </w:pPr>
+      <w:hyperlink w:anchor="_Toc233967951" w:history="1">
+        <w:r>
+          <w:rPr>
+            <w:rStyle w:val="affb"/>
+            <w:rFonts w:hint="eastAsia"/>
+            <w:noProof/>
+            <w:lang w:eastAsia="zh-CN"/>
+          </w:rPr>
+          <w:t xml:space="preserve">5 </w:t>
+        </w:r>
+        <w:r>
+          <w:rPr>
+            <w:rStyle w:val="affb"/>
+            <w:rFonts w:hint="eastAsia"/>
+            <w:noProof/>
+            <w:lang w:eastAsia="zh-CN"/>
+          </w:rPr>
+          <w:t>实验设计与结果分析</w:t>
+        </w:r>
+        <w:r>
+          <w:rPr>
+            <w:rFonts w:hint="eastAsia"/>
+            <w:noProof/>
+            <w:webHidden/>
+          </w:rPr>
+          <w:tab/>
+        </w:r>
+        <w:r>
+          <w:rPr>
+            <w:rFonts w:hint="eastAsia"/>
+            <w:noProof/>
+            <w:webHidden/>
+          </w:rPr>
+          <w:fldChar w:fldCharType="begin"/>
+        </w:r>
+        <w:r>
+          <w:rPr>
+            <w:rFonts w:hint="eastAsia"/>
+            <w:noProof/>
+            <w:webHidden/>
+          </w:rPr>
+          <w:instrText xml:space="preserve"> </w:instrText>
+        </w:r>
+        <w:r>
+          <w:rPr>
+            <w:noProof/>
+            <w:webHidden/>
+          </w:rPr>
+          <w:instrText>PAGEREF _Toc233967951 \h</w:instrText>
+        </w:r>
+        <w:r>
+          <w:rPr>
+            <w:rFonts w:hint="eastAsia"/>
+            <w:noProof/>
+            <w:webHidden/>
+          </w:rPr>
+          <w:instrText xml:space="preserve"> </w:instrText>
+        </w:r>
+        <w:r>
+          <w:rPr>
+            <w:rFonts w:hint="eastAsia"/>
+            <w:noProof/>
+            <w:webHidden/>
+          </w:rPr>
+        </w:r>
+        <w:r>
+          <w:rPr>
+            <w:noProof/>
+            <w:webHidden/>
+          </w:rPr>
+          <w:fldChar w:fldCharType="separate"/>
+        </w:r>
+        <w:r>
+          <w:rPr>
+            <w:noProof/>
+            <w:webHidden/>
+          </w:rPr>
+          <w:t>4</w:t>
+        </w:r>
+        <w:r>
+          <w:rPr>
+            <w:rFonts w:hint="eastAsia"/>
+            <w:noProof/>
+            <w:webHidden/>
+          </w:rPr>
+          <w:fldChar w:fldCharType="end"/>
+        </w:r>
+      </w:hyperlink>
     </w:p>
     <w:p>
       <w:pPr>
-        <w:spacing w:after="40" w:line="288" w:lineRule="auto"/>
-        <w:ind w:left="360"/>
-        <w:rPr>
-          <w:lang w:eastAsia="zh-CN"/>
-        </w:rPr>
-      </w:pPr>
-      <w:r>
-        <w:rPr>
-          <w:lang w:eastAsia="zh-CN"/>
-        </w:rPr>
-        <w:t xml:space="preserve">5.1 </w:t>
-      </w:r>
-      <w:r>
-        <w:rPr>
-          <w:lang w:eastAsia="zh-CN"/>
-        </w:rPr>
-        <w:t>实验环境与命令</w:t>
-      </w:r>
+        <w:pStyle w:val="TOC2"/>
+        <w:tabs>
+          <w:tab w:val="right" w:leader="dot" w:pos="8302"/>
+        </w:tabs>
+        <w:ind w:left="480"/>
+        <w:rPr>
+          <w:rFonts w:asciiTheme="minorHAnsi" w:eastAsiaTheme="minorEastAsia" w:hAnsiTheme="minorHAnsi" w:hint="eastAsia"/>
+          <w:noProof/>
+          <w:kern w:val="2"/>
+          <w:sz w:val="22"/>
+          <w:szCs w:val="24"/>
+          <w:lang w:eastAsia="zh-CN"/>
+          <w14:ligatures w14:val="standardContextual"/>
+        </w:rPr>
+      </w:pPr>
+      <w:hyperlink w:anchor="_Toc233967952" w:history="1">
+        <w:r>
+          <w:rPr>
+            <w:rStyle w:val="affb"/>
+            <w:rFonts w:hint="eastAsia"/>
+            <w:noProof/>
+            <w:lang w:eastAsia="zh-CN"/>
+          </w:rPr>
+          <w:t xml:space="preserve">5.1 </w:t>
+        </w:r>
+        <w:r>
+          <w:rPr>
+            <w:rStyle w:val="affb"/>
+            <w:rFonts w:hint="eastAsia"/>
+            <w:noProof/>
+            <w:lang w:eastAsia="zh-CN"/>
+          </w:rPr>
+          <w:t>实验环境与命令</w:t>
+        </w:r>
+        <w:r>
+          <w:rPr>
+            <w:rFonts w:hint="eastAsia"/>
+            <w:noProof/>
+            <w:webHidden/>
+          </w:rPr>
+          <w:tab/>
+        </w:r>
+        <w:r>
+          <w:rPr>
+            <w:rFonts w:hint="eastAsia"/>
+            <w:noProof/>
+            <w:webHidden/>
+          </w:rPr>
+          <w:fldChar w:fldCharType="begin"/>
+        </w:r>
+        <w:r>
+          <w:rPr>
+            <w:rFonts w:hint="eastAsia"/>
+            <w:noProof/>
+            <w:webHidden/>
+          </w:rPr>
+          <w:instrText xml:space="preserve"> </w:instrText>
+        </w:r>
+        <w:r>
+          <w:rPr>
+            <w:noProof/>
+            <w:webHidden/>
+          </w:rPr>
+          <w:instrText>PAGEREF _Toc233967952 \h</w:instrText>
+        </w:r>
+        <w:r>
+          <w:rPr>
+            <w:rFonts w:hint="eastAsia"/>
+            <w:noProof/>
+            <w:webHidden/>
+          </w:rPr>
+          <w:instrText xml:space="preserve"> </w:instrText>
+        </w:r>
+        <w:r>
+          <w:rPr>
+            <w:rFonts w:hint="eastAsia"/>
+            <w:noProof/>
+            <w:webHidden/>
+          </w:rPr>
+        </w:r>
+        <w:r>
+          <w:rPr>
+            <w:noProof/>
+            <w:webHidden/>
+          </w:rPr>
+          <w:fldChar w:fldCharType="separate"/>
+        </w:r>
+        <w:r>
+          <w:rPr>
+            <w:noProof/>
+            <w:webHidden/>
+          </w:rPr>
+          <w:t>4</w:t>
+        </w:r>
+        <w:r>
+          <w:rPr>
+            <w:rFonts w:hint="eastAsia"/>
+            <w:noProof/>
+            <w:webHidden/>
+          </w:rPr>
+          <w:fldChar w:fldCharType="end"/>
+        </w:r>
+      </w:hyperlink>
     </w:p>
     <w:p>
       <w:pPr>
-        <w:spacing w:after="40" w:line="288" w:lineRule="auto"/>
-        <w:ind w:left="360"/>
-        <w:rPr>
-          <w:lang w:eastAsia="zh-CN"/>
-        </w:rPr>
-      </w:pPr>
-      <w:r>
-        <w:rPr>
-          <w:lang w:eastAsia="zh-CN"/>
-        </w:rPr>
-        <w:t xml:space="preserve">5.2 </w:t>
-      </w:r>
-      <w:r>
-        <w:rPr>
-          <w:lang w:eastAsia="zh-CN"/>
-        </w:rPr>
-        <w:t>实验结果</w:t>
-      </w:r>
+        <w:pStyle w:val="TOC2"/>
+        <w:tabs>
+          <w:tab w:val="right" w:leader="dot" w:pos="8302"/>
+        </w:tabs>
+        <w:ind w:left="480"/>
+        <w:rPr>
+          <w:rFonts w:asciiTheme="minorHAnsi" w:eastAsiaTheme="minorEastAsia" w:hAnsiTheme="minorHAnsi" w:hint="eastAsia"/>
+          <w:noProof/>
+          <w:kern w:val="2"/>
+          <w:sz w:val="22"/>
+          <w:szCs w:val="24"/>
+          <w:lang w:eastAsia="zh-CN"/>
+          <w14:ligatures w14:val="standardContextual"/>
+        </w:rPr>
+      </w:pPr>
+      <w:hyperlink w:anchor="_Toc233967953" w:history="1">
+        <w:r>
+          <w:rPr>
+            <w:rStyle w:val="affb"/>
+            <w:rFonts w:hint="eastAsia"/>
+            <w:noProof/>
+            <w:lang w:eastAsia="zh-CN"/>
+          </w:rPr>
+          <w:t xml:space="preserve">5.2 </w:t>
+        </w:r>
+        <w:r>
+          <w:rPr>
+            <w:rStyle w:val="affb"/>
+            <w:rFonts w:hint="eastAsia"/>
+            <w:noProof/>
+            <w:lang w:eastAsia="zh-CN"/>
+          </w:rPr>
+          <w:t>实验结果</w:t>
+        </w:r>
+        <w:r>
+          <w:rPr>
+            <w:rFonts w:hint="eastAsia"/>
+            <w:noProof/>
+            <w:webHidden/>
+          </w:rPr>
+          <w:tab/>
+        </w:r>
+        <w:r>
+          <w:rPr>
+            <w:rFonts w:hint="eastAsia"/>
+            <w:noProof/>
+            <w:webHidden/>
+          </w:rPr>
+          <w:fldChar w:fldCharType="begin"/>
+        </w:r>
+        <w:r>
+          <w:rPr>
+            <w:rFonts w:hint="eastAsia"/>
+            <w:noProof/>
+            <w:webHidden/>
+          </w:rPr>
+          <w:instrText xml:space="preserve"> </w:instrText>
+        </w:r>
+        <w:r>
+          <w:rPr>
+            <w:noProof/>
+            <w:webHidden/>
+          </w:rPr>
+          <w:instrText>PAGEREF _Toc233967953 \h</w:instrText>
+        </w:r>
+        <w:r>
+          <w:rPr>
+            <w:rFonts w:hint="eastAsia"/>
+            <w:noProof/>
+            <w:webHidden/>
+          </w:rPr>
+          <w:instrText xml:space="preserve"> </w:instrText>
+        </w:r>
+        <w:r>
+          <w:rPr>
+            <w:rFonts w:hint="eastAsia"/>
+            <w:noProof/>
+            <w:webHidden/>
+          </w:rPr>
+        </w:r>
+        <w:r>
+          <w:rPr>
+            <w:noProof/>
+            <w:webHidden/>
+          </w:rPr>
+          <w:fldChar w:fldCharType="separate"/>
+        </w:r>
+        <w:r>
+          <w:rPr>
+            <w:noProof/>
+            <w:webHidden/>
+          </w:rPr>
+          <w:t>4</w:t>
+        </w:r>
+        <w:r>
+          <w:rPr>
+            <w:rFonts w:hint="eastAsia"/>
+            <w:noProof/>
+            <w:webHidden/>
+          </w:rPr>
+          <w:fldChar w:fldCharType="end"/>
+        </w:r>
+      </w:hyperlink>
     </w:p>
     <w:p>
       <w:pPr>
-        <w:spacing w:after="40" w:line="288" w:lineRule="auto"/>
-        <w:ind w:left="360"/>
-        <w:rPr>
-          <w:lang w:eastAsia="zh-CN"/>
-        </w:rPr>
-      </w:pPr>
-      <w:r>
-        <w:rPr>
-          <w:lang w:eastAsia="zh-CN"/>
-        </w:rPr>
-        <w:t xml:space="preserve">5.3 </w:t>
-      </w:r>
-      <w:r>
-        <w:rPr>
-          <w:lang w:eastAsia="zh-CN"/>
-        </w:rPr>
-        <w:t>结果讨论</w:t>
-      </w:r>
+        <w:pStyle w:val="TOC2"/>
+        <w:tabs>
+          <w:tab w:val="right" w:leader="dot" w:pos="8302"/>
+        </w:tabs>
+        <w:ind w:left="480"/>
+        <w:rPr>
+          <w:rFonts w:asciiTheme="minorHAnsi" w:eastAsiaTheme="minorEastAsia" w:hAnsiTheme="minorHAnsi" w:hint="eastAsia"/>
+          <w:noProof/>
+          <w:kern w:val="2"/>
+          <w:sz w:val="22"/>
+          <w:szCs w:val="24"/>
+          <w:lang w:eastAsia="zh-CN"/>
+          <w14:ligatures w14:val="standardContextual"/>
+        </w:rPr>
+      </w:pPr>
+      <w:hyperlink w:anchor="_Toc233967954" w:history="1">
+        <w:r>
+          <w:rPr>
+            <w:rStyle w:val="affb"/>
+            <w:rFonts w:hint="eastAsia"/>
+            <w:noProof/>
+          </w:rPr>
+          <w:t xml:space="preserve">5.3 </w:t>
+        </w:r>
+        <w:r>
+          <w:rPr>
+            <w:rStyle w:val="affb"/>
+            <w:rFonts w:hint="eastAsia"/>
+            <w:noProof/>
+          </w:rPr>
+          <w:t>结果讨论</w:t>
+        </w:r>
+        <w:r>
+          <w:rPr>
+            <w:rFonts w:hint="eastAsia"/>
+            <w:noProof/>
+            <w:webHidden/>
+          </w:rPr>
+          <w:tab/>
+        </w:r>
+        <w:r>
+          <w:rPr>
+            <w:rFonts w:hint="eastAsia"/>
+            <w:noProof/>
+            <w:webHidden/>
+          </w:rPr>
+          <w:fldChar w:fldCharType="begin"/>
+        </w:r>
+        <w:r>
+          <w:rPr>
+            <w:rFonts w:hint="eastAsia"/>
+            <w:noProof/>
+            <w:webHidden/>
+          </w:rPr>
+          <w:instrText xml:space="preserve"> </w:instrText>
+        </w:r>
+        <w:r>
+          <w:rPr>
+            <w:noProof/>
+            <w:webHidden/>
+          </w:rPr>
+          <w:instrText>PAGEREF _Toc233967954 \h</w:instrText>
+        </w:r>
+        <w:r>
+          <w:rPr>
+            <w:rFonts w:hint="eastAsia"/>
+            <w:noProof/>
+            <w:webHidden/>
+          </w:rPr>
+          <w:instrText xml:space="preserve"> </w:instrText>
+        </w:r>
+        <w:r>
+          <w:rPr>
+            <w:rFonts w:hint="eastAsia"/>
+            <w:noProof/>
+            <w:webHidden/>
+          </w:rPr>
+        </w:r>
+        <w:r>
+          <w:rPr>
+            <w:noProof/>
+            <w:webHidden/>
+          </w:rPr>
+          <w:fldChar w:fldCharType="separate"/>
+        </w:r>
+        <w:r>
+          <w:rPr>
+            <w:noProof/>
+            <w:webHidden/>
+          </w:rPr>
+          <w:t>4</w:t>
+        </w:r>
+        <w:r>
+          <w:rPr>
+            <w:rFonts w:hint="eastAsia"/>
+            <w:noProof/>
+            <w:webHidden/>
+          </w:rPr>
+          <w:fldChar w:fldCharType="end"/>
+        </w:r>
+      </w:hyperlink>
     </w:p>
     <w:p>
       <w:pPr>
-        <w:spacing w:after="40" w:line="288" w:lineRule="auto"/>
-        <w:rPr>
-          <w:lang w:eastAsia="zh-CN"/>
-        </w:rPr>
-      </w:pPr>
-      <w:r>
-        <w:rPr>
-          <w:lang w:eastAsia="zh-CN"/>
-        </w:rPr>
-        <w:t xml:space="preserve">6 </w:t>
-      </w:r>
-      <w:r>
-        <w:rPr>
-          <w:lang w:eastAsia="zh-CN"/>
-        </w:rPr>
-        <w:t>总结与改进方向</w:t>
-      </w:r>
+        <w:pStyle w:val="TOC1"/>
+        <w:tabs>
+          <w:tab w:val="right" w:leader="dot" w:pos="8302"/>
+        </w:tabs>
+        <w:rPr>
+          <w:rFonts w:asciiTheme="minorHAnsi" w:eastAsiaTheme="minorEastAsia" w:hAnsiTheme="minorHAnsi" w:hint="eastAsia"/>
+          <w:noProof/>
+          <w:kern w:val="2"/>
+          <w:sz w:val="22"/>
+          <w:szCs w:val="24"/>
+          <w:lang w:eastAsia="zh-CN"/>
+          <w14:ligatures w14:val="standardContextual"/>
+        </w:rPr>
+      </w:pPr>
+      <w:hyperlink w:anchor="_Toc233967955" w:history="1">
+        <w:r>
+          <w:rPr>
+            <w:rStyle w:val="affb"/>
+            <w:rFonts w:hint="eastAsia"/>
+            <w:noProof/>
+            <w:lang w:eastAsia="zh-CN"/>
+          </w:rPr>
+          <w:t xml:space="preserve">6 </w:t>
+        </w:r>
+        <w:r>
+          <w:rPr>
+            <w:rStyle w:val="affb"/>
+            <w:rFonts w:hint="eastAsia"/>
+            <w:noProof/>
+            <w:lang w:eastAsia="zh-CN"/>
+          </w:rPr>
+          <w:t>总结与改进方向</w:t>
+        </w:r>
+        <w:r>
+          <w:rPr>
+            <w:rFonts w:hint="eastAsia"/>
+            <w:noProof/>
+            <w:webHidden/>
+          </w:rPr>
+          <w:tab/>
+        </w:r>
+        <w:r>
+          <w:rPr>
+            <w:rFonts w:hint="eastAsia"/>
+            <w:noProof/>
+            <w:webHidden/>
+          </w:rPr>
+          <w:fldChar w:fldCharType="begin"/>
+        </w:r>
+        <w:r>
+          <w:rPr>
+            <w:rFonts w:hint="eastAsia"/>
+            <w:noProof/>
+            <w:webHidden/>
+          </w:rPr>
+          <w:instrText xml:space="preserve"> </w:instrText>
+        </w:r>
+        <w:r>
+          <w:rPr>
+            <w:noProof/>
+            <w:webHidden/>
+          </w:rPr>
+          <w:instrText>PAGEREF _Toc233967955 \h</w:instrText>
+        </w:r>
+        <w:r>
+          <w:rPr>
+            <w:rFonts w:hint="eastAsia"/>
+            <w:noProof/>
+            <w:webHidden/>
+          </w:rPr>
+          <w:instrText xml:space="preserve"> </w:instrText>
+        </w:r>
+        <w:r>
+          <w:rPr>
+            <w:rFonts w:hint="eastAsia"/>
+            <w:noProof/>
+            <w:webHidden/>
+          </w:rPr>
+        </w:r>
+        <w:r>
+          <w:rPr>
+            <w:noProof/>
+            <w:webHidden/>
+          </w:rPr>
+          <w:fldChar w:fldCharType="separate"/>
+        </w:r>
+        <w:r>
+          <w:rPr>
+            <w:noProof/>
+            <w:webHidden/>
+          </w:rPr>
+          <w:t>5</w:t>
+        </w:r>
+        <w:r>
+          <w:rPr>
+            <w:rFonts w:hint="eastAsia"/>
+            <w:noProof/>
+            <w:webHidden/>
+          </w:rPr>
+          <w:fldChar w:fldCharType="end"/>
+        </w:r>
+      </w:hyperlink>
     </w:p>
     <w:p>
       <w:pPr>
-        <w:spacing w:after="40" w:line="288" w:lineRule="auto"/>
-        <w:rPr>
-          <w:lang w:eastAsia="zh-CN"/>
-        </w:rPr>
-      </w:pPr>
-      <w:r>
-        <w:rPr>
-          <w:lang w:eastAsia="zh-CN"/>
-        </w:rPr>
-        <w:t>参考文献</w:t>
-      </w:r>
+        <w:pStyle w:val="TOC1"/>
+        <w:tabs>
+          <w:tab w:val="right" w:leader="dot" w:pos="8302"/>
+        </w:tabs>
+        <w:rPr>
+          <w:rFonts w:asciiTheme="minorHAnsi" w:eastAsiaTheme="minorEastAsia" w:hAnsiTheme="minorHAnsi" w:hint="eastAsia"/>
+          <w:noProof/>
+          <w:kern w:val="2"/>
+          <w:sz w:val="22"/>
+          <w:szCs w:val="24"/>
+          <w:lang w:eastAsia="zh-CN"/>
+          <w14:ligatures w14:val="standardContextual"/>
+        </w:rPr>
+      </w:pPr>
+      <w:hyperlink w:anchor="_Toc233967956" w:history="1">
+        <w:r>
+          <w:rPr>
+            <w:rStyle w:val="affb"/>
+            <w:rFonts w:hint="eastAsia"/>
+            <w:noProof/>
+          </w:rPr>
+          <w:t>参考文献</w:t>
+        </w:r>
+        <w:r>
+          <w:rPr>
+            <w:rFonts w:hint="eastAsia"/>
+            <w:noProof/>
+            <w:webHidden/>
+          </w:rPr>
+          <w:tab/>
+        </w:r>
+        <w:r>
+          <w:rPr>
+            <w:rFonts w:hint="eastAsia"/>
+            <w:noProof/>
+            <w:webHidden/>
+          </w:rPr>
+          <w:fldChar w:fldCharType="begin"/>
+        </w:r>
+        <w:r>
+          <w:rPr>
+            <w:rFonts w:hint="eastAsia"/>
+            <w:noProof/>
+            <w:webHidden/>
+          </w:rPr>
+          <w:instrText xml:space="preserve"> </w:instrText>
+        </w:r>
+        <w:r>
+          <w:rPr>
+            <w:noProof/>
+            <w:webHidden/>
+          </w:rPr>
+          <w:instrText>PAGEREF _Toc233967956 \h</w:instrText>
+        </w:r>
+        <w:r>
+          <w:rPr>
+            <w:rFonts w:hint="eastAsia"/>
+            <w:noProof/>
+            <w:webHidden/>
+          </w:rPr>
+          <w:instrText xml:space="preserve"> </w:instrText>
+        </w:r>
+        <w:r>
+          <w:rPr>
+            <w:rFonts w:hint="eastAsia"/>
+            <w:noProof/>
+            <w:webHidden/>
+          </w:rPr>
+        </w:r>
+        <w:r>
+          <w:rPr>
+            <w:noProof/>
+            <w:webHidden/>
+          </w:rPr>
+          <w:fldChar w:fldCharType="separate"/>
+        </w:r>
+        <w:r>
+          <w:rPr>
+            <w:noProof/>
+            <w:webHidden/>
+          </w:rPr>
+          <w:t>5</w:t>
+        </w:r>
+        <w:r>
+          <w:rPr>
+            <w:rFonts w:hint="eastAsia"/>
+            <w:noProof/>
+            <w:webHidden/>
+          </w:rPr>
+          <w:fldChar w:fldCharType="end"/>
+        </w:r>
+      </w:hyperlink>
     </w:p>
     <w:p>
       <w:pPr>
-        <w:rPr>
-          <w:lang w:eastAsia="zh-CN"/>
-        </w:rPr>
-      </w:pPr>
-      <w:r>
-        <w:rPr>
-          <w:lang w:eastAsia="zh-CN"/>
-        </w:rPr>
-        <w:br w:type="page"/>
+        <w:pStyle w:val="1"/>
+        <w:rPr>
+          <w:lang w:eastAsia="zh-CN"/>
+        </w:rPr>
+        <w:sectPr>
+          <w:headerReference w:type="even" r:id="rId8"/>
+          <w:headerReference w:type="default" r:id="rId9"/>
+          <w:footerReference w:type="even" r:id="rId10"/>
+          <w:footerReference w:type="default" r:id="rId11"/>
+          <w:headerReference w:type="first" r:id="rId12"/>
+          <w:footerReference w:type="first" r:id="rId13"/>
+          <w:pgSz w:w="11906" w:h="16838"/>
+          <w:pgMar w:top="1440" w:right="1797" w:bottom="1440" w:left="1797" w:header="720" w:footer="720" w:gutter="0"/>
+          <w:pgNumType w:start="1"/>
+          <w:cols w:space="720"/>
+          <w:docGrid w:linePitch="360"/>
+        </w:sectPr>
+      </w:pPr>
+      <w:r>
+        <w:rPr>
+          <w:lang w:eastAsia="zh-CN"/>
+        </w:rPr>
+        <w:fldChar w:fldCharType="end"/>
       </w:r>
     </w:p>
     <w:p>
       <w:pPr>
-        <w:spacing w:before="280" w:after="160" w:line="360" w:lineRule="auto"/>
-        <w:jc w:val="center"/>
-        <w:rPr>
-          <w:lang w:eastAsia="zh-CN"/>
-        </w:rPr>
+        <w:pStyle w:val="1"/>
+        <w:rPr>
+          <w:lang w:eastAsia="zh-CN"/>
+        </w:rPr>
+      </w:pPr>
+      <w:bookmarkStart w:id="1" w:name="_Toc233967937"/>
+      <w:r>
+        <w:rPr>
+          <w:lang w:eastAsia="zh-CN"/>
+        </w:rPr>
+        <w:lastRenderedPageBreak/>
+        <w:t xml:space="preserve">1 </w:t>
+      </w:r>
+      <w:r>
+        <w:rPr>
+          <w:lang w:eastAsia="zh-CN"/>
+        </w:rPr>
+        <w:t>引言</w:t>
+      </w:r>
+      <w:bookmarkEnd w:id="0"/>
+      <w:bookmarkEnd w:id="1"/>
+    </w:p>
+    <w:p>
+      <w:pPr>
+        <w:pStyle w:val="21"/>
+        <w:rPr>
+          <w:lang w:eastAsia="zh-CN"/>
+        </w:rPr>
+      </w:pPr>
+      <w:bookmarkStart w:id="2" w:name="_Toc233967789"/>
+      <w:bookmarkStart w:id="3" w:name="_Toc233967938"/>
+      <w:r>
+        <w:rPr>
+          <w:lang w:eastAsia="zh-CN"/>
+        </w:rPr>
+        <w:t xml:space="preserve">1.1 </w:t>
+      </w:r>
+      <w:r>
+        <w:rPr>
+          <w:lang w:eastAsia="zh-CN"/>
+        </w:rPr>
+        <w:t>作业要求与选题背景</w:t>
+      </w:r>
+      <w:bookmarkEnd w:id="2"/>
+      <w:bookmarkEnd w:id="3"/>
+    </w:p>
+    <w:p>
+      <w:pPr>
+        <w:spacing w:after="120" w:line="360" w:lineRule="auto"/>
+        <w:ind w:firstLine="480"/>
+        <w:rPr>
+          <w:lang w:eastAsia="zh-CN"/>
+        </w:rPr>
+      </w:pPr>
+      <w:r>
+        <w:rPr>
+          <w:lang w:eastAsia="zh-CN"/>
+        </w:rPr>
+        <w:t>自然语言处理课程大作业要求学生围绕某一具体研究主题或核心任务，完成结构完整、内容详实的课程报告，同时提交数据与代码。该要求不仅关注模型是否能够运行，更强调对研究背景、技术原理、模型机制、实验验证和结果分析的系统理解。</w:t>
+      </w:r>
+    </w:p>
+    <w:p>
+      <w:pPr>
+        <w:spacing w:after="120" w:line="360" w:lineRule="auto"/>
+        <w:ind w:firstLine="480"/>
+        <w:rPr>
+          <w:lang w:eastAsia="zh-CN"/>
+        </w:rPr>
+      </w:pPr>
+      <w:r>
+        <w:rPr>
+          <w:lang w:eastAsia="zh-CN"/>
+        </w:rPr>
+        <w:t>文本分类是自然语言处理中的基础任务，广泛应用于新闻聚合、舆情分析、内容审核、问答路由和推荐系统等场景。中文文本分类还涉及分词粒度、字符表示、类别不均衡、短文本语义稀疏等问题，适合作为课程实践对象。</w:t>
+      </w:r>
+    </w:p>
+    <w:p>
+      <w:pPr>
+        <w:pStyle w:val="21"/>
+        <w:rPr>
+          <w:lang w:eastAsia="zh-CN"/>
+        </w:rPr>
+      </w:pPr>
+      <w:bookmarkStart w:id="4" w:name="_Toc233967790"/>
+      <w:bookmarkStart w:id="5" w:name="_Toc233967939"/>
+      <w:r>
+        <w:rPr>
+          <w:lang w:eastAsia="zh-CN"/>
+        </w:rPr>
+        <w:t xml:space="preserve">1.2 </w:t>
+      </w:r>
+      <w:r>
+        <w:rPr>
+          <w:lang w:eastAsia="zh-CN"/>
+        </w:rPr>
+        <w:t>选题依据与实验框架</w:t>
+      </w:r>
+      <w:bookmarkEnd w:id="4"/>
+      <w:bookmarkEnd w:id="5"/>
+    </w:p>
+    <w:p>
+      <w:pPr>
+        <w:spacing w:after="120" w:line="360" w:lineRule="auto"/>
+        <w:ind w:firstLine="480"/>
+        <w:rPr>
+          <w:lang w:eastAsia="zh-CN"/>
+        </w:rPr>
+      </w:pPr>
+      <w:r>
+        <w:rPr>
+          <w:lang w:eastAsia="zh-CN"/>
+        </w:rPr>
+        <w:t>本次作业选择中文新闻标题分类作为实践主题，并采用</w:t>
+      </w:r>
+      <w:r>
+        <w:rPr>
+          <w:lang w:eastAsia="zh-CN"/>
+        </w:rPr>
+        <w:t xml:space="preserve"> PyTorch </w:t>
+      </w:r>
+      <w:r>
+        <w:rPr>
+          <w:lang w:eastAsia="zh-CN"/>
+        </w:rPr>
+        <w:t>搭建实验流程。为保证实验链路完整可复现，本文参考公开基线工程中的数据组织、模型配置和训练评价接口，围绕</w:t>
+      </w:r>
+      <w:r>
+        <w:rPr>
+          <w:lang w:eastAsia="zh-CN"/>
+        </w:rPr>
+        <w:t xml:space="preserve"> THUCNews </w:t>
+      </w:r>
+      <w:r>
+        <w:rPr>
+          <w:lang w:eastAsia="zh-CN"/>
+        </w:rPr>
+        <w:t>数据集完成课程化整理与改造。该任务边界清晰、模型类型具有代表性，能够支撑从数据读取、文本表示、模型训练到指标输出的完整分析。本文工作的重点不是简单运行已有代码，而是将基线流程改造成可控、可复验、可解释的课程实验方案，并结合实验结果进行误差分析。</w:t>
+      </w:r>
+    </w:p>
+    <w:p>
+      <w:pPr>
+        <w:pStyle w:val="1"/>
+        <w:rPr>
+          <w:lang w:eastAsia="zh-CN"/>
+        </w:rPr>
+      </w:pPr>
+      <w:bookmarkStart w:id="6" w:name="_Toc233967791"/>
+      <w:bookmarkStart w:id="7" w:name="_Toc233967940"/>
+      <w:r>
+        <w:rPr>
+          <w:lang w:eastAsia="zh-CN"/>
+        </w:rPr>
+        <w:t xml:space="preserve">2 </w:t>
+      </w:r>
+      <w:r>
+        <w:rPr>
+          <w:lang w:eastAsia="zh-CN"/>
+        </w:rPr>
+        <w:t>任务与数据集分析</w:t>
+      </w:r>
+      <w:bookmarkEnd w:id="6"/>
+      <w:bookmarkEnd w:id="7"/>
+    </w:p>
+    <w:p>
+      <w:pPr>
+        <w:pStyle w:val="21"/>
+        <w:rPr>
+          <w:lang w:eastAsia="zh-CN"/>
+        </w:rPr>
+      </w:pPr>
+      <w:bookmarkStart w:id="8" w:name="_Toc233967792"/>
+      <w:bookmarkStart w:id="9" w:name="_Toc233967941"/>
+      <w:r>
+        <w:rPr>
+          <w:lang w:eastAsia="zh-CN"/>
+        </w:rPr>
+        <w:t xml:space="preserve">2.1 </w:t>
+      </w:r>
+      <w:r>
+        <w:rPr>
+          <w:lang w:eastAsia="zh-CN"/>
+        </w:rPr>
+        <w:t>中文新闻标题分类任务</w:t>
+      </w:r>
+      <w:bookmarkEnd w:id="8"/>
+      <w:bookmarkEnd w:id="9"/>
+    </w:p>
+    <w:p>
+      <w:pPr>
+        <w:spacing w:after="120" w:line="360" w:lineRule="auto"/>
+        <w:ind w:firstLine="480"/>
+        <w:rPr>
+          <w:lang w:eastAsia="zh-CN"/>
+        </w:rPr>
+      </w:pPr>
+      <w:r>
+        <w:rPr>
+          <w:lang w:eastAsia="zh-CN"/>
+        </w:rPr>
+        <w:t>中文新闻标题分类的输入是一段较短的中文标题，输出是预定义新闻类别。与长文本分类相比，标题文本语义集中但上下文较少，模型需要利用有限字符中的关键词、搭配关系和类别提示词进行判断。本任务属于监督学习分类问题，评价指标通常包括</w:t>
+      </w:r>
+      <w:r>
+        <w:rPr>
+          <w:lang w:eastAsia="zh-CN"/>
+        </w:rPr>
+        <w:t xml:space="preserve"> accuracy</w:t>
+      </w:r>
+      <w:r>
+        <w:rPr>
+          <w:lang w:eastAsia="zh-CN"/>
+        </w:rPr>
+        <w:t>、</w:t>
+      </w:r>
+      <w:r>
+        <w:rPr>
+          <w:lang w:eastAsia="zh-CN"/>
+        </w:rPr>
+        <w:t>precision</w:t>
+      </w:r>
+      <w:r>
+        <w:rPr>
+          <w:lang w:eastAsia="zh-CN"/>
+        </w:rPr>
+        <w:t>、</w:t>
+      </w:r>
+      <w:r>
+        <w:rPr>
+          <w:lang w:eastAsia="zh-CN"/>
+        </w:rPr>
+        <w:t>recall</w:t>
+      </w:r>
+      <w:r>
+        <w:rPr>
+          <w:lang w:eastAsia="zh-CN"/>
+        </w:rPr>
+        <w:t>、</w:t>
+      </w:r>
+      <w:r>
+        <w:rPr>
+          <w:lang w:eastAsia="zh-CN"/>
+        </w:rPr>
+        <w:t xml:space="preserve">F1-score </w:t>
+      </w:r>
+      <w:r>
+        <w:rPr>
+          <w:lang w:eastAsia="zh-CN"/>
+        </w:rPr>
+        <w:t>和混淆矩阵。</w:t>
+      </w:r>
+    </w:p>
+    <w:p>
+      <w:pPr>
+        <w:pStyle w:val="21"/>
+        <w:rPr>
+          <w:lang w:eastAsia="zh-CN"/>
+        </w:rPr>
+      </w:pPr>
+      <w:bookmarkStart w:id="10" w:name="_Toc233967793"/>
+      <w:bookmarkStart w:id="11" w:name="_Toc233967942"/>
+      <w:r>
+        <w:rPr>
+          <w:lang w:eastAsia="zh-CN"/>
+        </w:rPr>
+        <w:t xml:space="preserve">2.2 THUCNews </w:t>
+      </w:r>
+      <w:r>
+        <w:rPr>
+          <w:lang w:eastAsia="zh-CN"/>
+        </w:rPr>
+        <w:t>数据集说明</w:t>
+      </w:r>
+      <w:bookmarkEnd w:id="10"/>
+      <w:bookmarkEnd w:id="11"/>
+    </w:p>
+    <w:p>
+      <w:pPr>
+        <w:spacing w:after="120" w:line="360" w:lineRule="auto"/>
+        <w:ind w:firstLine="480"/>
+        <w:rPr>
+          <w:lang w:eastAsia="zh-CN"/>
+        </w:rPr>
+      </w:pPr>
+      <w:r>
+        <w:rPr>
+          <w:lang w:eastAsia="zh-CN"/>
+        </w:rPr>
+        <w:t>实验数据来自</w:t>
+      </w:r>
+      <w:r>
+        <w:rPr>
+          <w:lang w:eastAsia="zh-CN"/>
+        </w:rPr>
+        <w:t xml:space="preserve"> THUCNews </w:t>
+      </w:r>
+      <w:r>
+        <w:rPr>
+          <w:lang w:eastAsia="zh-CN"/>
+        </w:rPr>
+        <w:t>新闻标题分类语料，共包含财经、房产、股票、教育、科技、社会、时政、体育、游戏、娱乐</w:t>
+      </w:r>
+      <w:r>
+        <w:rPr>
+          <w:lang w:eastAsia="zh-CN"/>
+        </w:rPr>
+        <w:t xml:space="preserve"> 10 </w:t>
+      </w:r>
+      <w:r>
+        <w:rPr>
+          <w:lang w:eastAsia="zh-CN"/>
+        </w:rPr>
+        <w:t>个类别。数据已按训练集、验</w:t>
+      </w:r>
+      <w:r>
+        <w:rPr>
+          <w:lang w:eastAsia="zh-CN"/>
+        </w:rPr>
+        <w:lastRenderedPageBreak/>
+        <w:t>证集和测试集组织，格式为</w:t>
+      </w:r>
+      <w:r>
+        <w:rPr>
+          <w:lang w:eastAsia="zh-CN"/>
+        </w:rPr>
+        <w:t>“</w:t>
+      </w:r>
+      <w:r>
+        <w:rPr>
+          <w:lang w:eastAsia="zh-CN"/>
+        </w:rPr>
+        <w:t>文本</w:t>
+      </w:r>
+      <w:r>
+        <w:rPr>
+          <w:lang w:eastAsia="zh-CN"/>
+        </w:rPr>
+        <w:t xml:space="preserve"> + </w:t>
+      </w:r>
+      <w:r>
+        <w:rPr>
+          <w:lang w:eastAsia="zh-CN"/>
+        </w:rPr>
+        <w:t>制表符</w:t>
+      </w:r>
+      <w:r>
+        <w:rPr>
+          <w:lang w:eastAsia="zh-CN"/>
+        </w:rPr>
+        <w:t xml:space="preserve"> + </w:t>
+      </w:r>
+      <w:r>
+        <w:rPr>
+          <w:lang w:eastAsia="zh-CN"/>
+        </w:rPr>
+        <w:t>类别编号</w:t>
+      </w:r>
+      <w:r>
+        <w:rPr>
+          <w:lang w:eastAsia="zh-CN"/>
+        </w:rPr>
+        <w:t>”</w:t>
+      </w:r>
+      <w:r>
+        <w:rPr>
+          <w:lang w:eastAsia="zh-CN"/>
+        </w:rPr>
+        <w:t>，便于直接进入监督学习流程。</w:t>
+      </w:r>
+    </w:p>
+    <w:p>
+      <w:pPr>
+        <w:spacing w:after="60" w:line="324" w:lineRule="auto"/>
+        <w:ind w:firstLine="480"/>
+        <w:rPr>
+          <w:lang w:eastAsia="zh-CN"/>
+        </w:rPr>
+      </w:pPr>
+      <w:r>
+        <w:rPr>
+          <w:lang w:eastAsia="zh-CN"/>
+        </w:rPr>
+        <w:t>训练集：完整规模</w:t>
+      </w:r>
+      <w:r>
+        <w:rPr>
+          <w:lang w:eastAsia="zh-CN"/>
+        </w:rPr>
+        <w:t xml:space="preserve"> 180000 </w:t>
+      </w:r>
+      <w:r>
+        <w:rPr>
+          <w:lang w:eastAsia="zh-CN"/>
+        </w:rPr>
+        <w:t>条，本次正式实验使用</w:t>
+      </w:r>
+      <w:r>
+        <w:rPr>
+          <w:lang w:eastAsia="zh-CN"/>
+        </w:rPr>
+        <w:t xml:space="preserve"> 5000 </w:t>
+      </w:r>
+      <w:r>
+        <w:rPr>
+          <w:lang w:eastAsia="zh-CN"/>
+        </w:rPr>
+        <w:t>条，通过</w:t>
+      </w:r>
+      <w:r>
+        <w:rPr>
+          <w:lang w:eastAsia="zh-CN"/>
+        </w:rPr>
+        <w:t xml:space="preserve"> --max-train </w:t>
+      </w:r>
+      <w:r>
+        <w:rPr>
+          <w:lang w:eastAsia="zh-CN"/>
+        </w:rPr>
+        <w:t>控制，前</w:t>
+      </w:r>
+      <w:r>
+        <w:rPr>
+          <w:lang w:eastAsia="zh-CN"/>
+        </w:rPr>
+        <w:t xml:space="preserve"> 5000 </w:t>
+      </w:r>
+      <w:r>
+        <w:rPr>
+          <w:lang w:eastAsia="zh-CN"/>
+        </w:rPr>
+        <w:t>条近似均衡。</w:t>
+      </w:r>
+    </w:p>
+    <w:p>
+      <w:pPr>
+        <w:spacing w:after="60" w:line="324" w:lineRule="auto"/>
+        <w:ind w:firstLine="480"/>
+        <w:rPr>
+          <w:lang w:eastAsia="zh-CN"/>
+        </w:rPr>
+      </w:pPr>
+      <w:r>
+        <w:rPr>
+          <w:lang w:eastAsia="zh-CN"/>
+        </w:rPr>
+        <w:t>验证集：完整规模</w:t>
+      </w:r>
+      <w:r>
+        <w:rPr>
+          <w:lang w:eastAsia="zh-CN"/>
+        </w:rPr>
+        <w:t xml:space="preserve"> 10000 </w:t>
+      </w:r>
+      <w:r>
+        <w:rPr>
+          <w:lang w:eastAsia="zh-CN"/>
+        </w:rPr>
+        <w:t>条，本次正式实验使用</w:t>
+      </w:r>
+      <w:r>
+        <w:rPr>
+          <w:lang w:eastAsia="zh-CN"/>
+        </w:rPr>
+        <w:t xml:space="preserve"> 1000 </w:t>
+      </w:r>
+      <w:r>
+        <w:rPr>
+          <w:lang w:eastAsia="zh-CN"/>
+        </w:rPr>
+        <w:t>条，通过</w:t>
+      </w:r>
+      <w:r>
+        <w:rPr>
+          <w:lang w:eastAsia="zh-CN"/>
+        </w:rPr>
+        <w:t xml:space="preserve"> --max-dev </w:t>
+      </w:r>
+      <w:r>
+        <w:rPr>
+          <w:lang w:eastAsia="zh-CN"/>
+        </w:rPr>
+        <w:t>控制，用于观察训练过程。</w:t>
+      </w:r>
+    </w:p>
+    <w:p>
+      <w:pPr>
+        <w:spacing w:after="60" w:line="324" w:lineRule="auto"/>
+        <w:ind w:firstLine="480"/>
+        <w:rPr>
+          <w:lang w:eastAsia="zh-CN"/>
+        </w:rPr>
+      </w:pPr>
+      <w:r>
+        <w:rPr>
+          <w:lang w:eastAsia="zh-CN"/>
+        </w:rPr>
+        <w:t>测试集：完整规模</w:t>
+      </w:r>
+      <w:r>
+        <w:rPr>
+          <w:lang w:eastAsia="zh-CN"/>
+        </w:rPr>
+        <w:t xml:space="preserve"> 10000 </w:t>
+      </w:r>
+      <w:r>
+        <w:rPr>
+          <w:lang w:eastAsia="zh-CN"/>
+        </w:rPr>
+        <w:t>条，本次正式实验完整使用，避免按类别块截断造成评价偏差。</w:t>
+      </w:r>
+    </w:p>
+    <w:p>
+      <w:pPr>
+        <w:spacing w:after="120" w:line="360" w:lineRule="auto"/>
+        <w:ind w:firstLine="480"/>
+        <w:rPr>
+          <w:lang w:eastAsia="zh-CN"/>
+        </w:rPr>
+      </w:pPr>
+      <w:r>
+        <w:rPr>
+          <w:lang w:eastAsia="zh-CN"/>
+        </w:rPr>
+        <w:t>数据分布检查发现，训练集和验证集前若干样本已经较为均衡，但测试集按类别块排列，前</w:t>
+      </w:r>
+      <w:r>
+        <w:rPr>
+          <w:lang w:eastAsia="zh-CN"/>
+        </w:rPr>
+        <w:t xml:space="preserve"> 1000 </w:t>
+      </w:r>
+      <w:r>
+        <w:rPr>
+          <w:lang w:eastAsia="zh-CN"/>
+        </w:rPr>
+        <w:t>条均属于同一类别。因此正式实验保留完整测试集，以保证评价结果覆盖全部类别。</w:t>
+      </w:r>
+    </w:p>
+    <w:p>
+      <w:pPr>
+        <w:pStyle w:val="1"/>
+        <w:rPr>
+          <w:lang w:eastAsia="zh-CN"/>
+        </w:rPr>
+      </w:pPr>
+      <w:bookmarkStart w:id="12" w:name="_Toc233967794"/>
+      <w:bookmarkStart w:id="13" w:name="_Toc233967943"/>
+      <w:r>
+        <w:rPr>
+          <w:lang w:eastAsia="zh-CN"/>
+        </w:rPr>
+        <w:t xml:space="preserve">3 </w:t>
+      </w:r>
+      <w:r>
+        <w:rPr>
+          <w:lang w:eastAsia="zh-CN"/>
+        </w:rPr>
+        <w:t>方法原理与项目结构</w:t>
+      </w:r>
+      <w:bookmarkEnd w:id="12"/>
+      <w:bookmarkEnd w:id="13"/>
+    </w:p>
+    <w:p>
+      <w:pPr>
+        <w:pStyle w:val="21"/>
+        <w:rPr>
+          <w:lang w:eastAsia="zh-CN"/>
+        </w:rPr>
+      </w:pPr>
+      <w:bookmarkStart w:id="14" w:name="_Toc233967795"/>
+      <w:bookmarkStart w:id="15" w:name="_Toc233967944"/>
+      <w:r>
+        <w:rPr>
+          <w:lang w:eastAsia="zh-CN"/>
+        </w:rPr>
+        <w:t xml:space="preserve">3.1 </w:t>
+      </w:r>
+      <w:r>
+        <w:rPr>
+          <w:lang w:eastAsia="zh-CN"/>
+        </w:rPr>
+        <w:t>文本表示与词表构建</w:t>
+      </w:r>
+      <w:bookmarkEnd w:id="14"/>
+      <w:bookmarkEnd w:id="15"/>
+    </w:p>
+    <w:p>
+      <w:pPr>
+        <w:spacing w:after="120" w:line="360" w:lineRule="auto"/>
+        <w:ind w:firstLine="480"/>
+        <w:rPr>
+          <w:lang w:eastAsia="zh-CN"/>
+        </w:rPr>
+      </w:pPr>
+      <w:r>
+        <w:rPr>
+          <w:lang w:eastAsia="zh-CN"/>
+        </w:rPr>
+        <w:t>项目默认采用字符级输入。对于中文短标题而言，字符级表示可以避免分词错误对模型输入的影响，也能降低依赖外部分词工具的复杂度。数据读取阶段，程序根据训练集构建词表，将高频字符映射为整数</w:t>
+      </w:r>
+      <w:r>
+        <w:rPr>
+          <w:lang w:eastAsia="zh-CN"/>
+        </w:rPr>
+        <w:t xml:space="preserve"> ID</w:t>
+      </w:r>
+      <w:r>
+        <w:rPr>
+          <w:lang w:eastAsia="zh-CN"/>
+        </w:rPr>
+        <w:t>，并使用</w:t>
+      </w:r>
+      <w:r>
+        <w:rPr>
+          <w:lang w:eastAsia="zh-CN"/>
+        </w:rPr>
+        <w:t xml:space="preserve"> &lt;UNK&gt; </w:t>
+      </w:r>
+      <w:r>
+        <w:rPr>
+          <w:lang w:eastAsia="zh-CN"/>
+        </w:rPr>
+        <w:t>表示未知字符、</w:t>
+      </w:r>
+      <w:r>
+        <w:rPr>
+          <w:lang w:eastAsia="zh-CN"/>
+        </w:rPr>
+        <w:t xml:space="preserve">&lt;PAD&gt; </w:t>
+      </w:r>
+      <w:r>
+        <w:rPr>
+          <w:lang w:eastAsia="zh-CN"/>
+        </w:rPr>
+        <w:t>表示填充符号。输入长度由</w:t>
+      </w:r>
+      <w:r>
+        <w:rPr>
+          <w:lang w:eastAsia="zh-CN"/>
+        </w:rPr>
+        <w:t xml:space="preserve"> pad_size </w:t>
+      </w:r>
+      <w:r>
+        <w:rPr>
+          <w:lang w:eastAsia="zh-CN"/>
+        </w:rPr>
+        <w:t>控制，短文本填充、长文本截断，从而形成固定形状的张量。</w:t>
+      </w:r>
+    </w:p>
+    <w:p>
+      <w:pPr>
+        <w:pStyle w:val="21"/>
+      </w:pPr>
+      <w:bookmarkStart w:id="16" w:name="_Toc233967796"/>
+      <w:bookmarkStart w:id="17" w:name="_Toc233967945"/>
+      <w:r>
+        <w:t xml:space="preserve">3.2 FastText </w:t>
+      </w:r>
+      <w:r>
+        <w:t>模型机制</w:t>
+      </w:r>
+      <w:bookmarkEnd w:id="16"/>
+      <w:bookmarkEnd w:id="17"/>
+    </w:p>
+    <w:p>
+      <w:pPr>
+        <w:spacing w:after="120" w:line="360" w:lineRule="auto"/>
+        <w:ind w:firstLine="480"/>
+      </w:pPr>
+      <w:r>
+        <w:t xml:space="preserve">FastText </w:t>
+      </w:r>
+      <w:r>
+        <w:t>是一种高效文本分类模型，核心思想是将文本表示为词或字符</w:t>
+      </w:r>
+      <w:r>
+        <w:t xml:space="preserve"> n-gram embedding </w:t>
+      </w:r>
+      <w:r>
+        <w:t>的平均池化结果，再通过全连接层完成分类。本文实验中的</w:t>
+      </w:r>
+      <w:r>
+        <w:t xml:space="preserve"> FastText </w:t>
+      </w:r>
+      <w:r>
+        <w:t>采用</w:t>
+      </w:r>
+      <w:r>
+        <w:t xml:space="preserve"> unigram</w:t>
+      </w:r>
+      <w:r>
+        <w:t>、</w:t>
+      </w:r>
+      <w:r>
+        <w:t xml:space="preserve">bigram </w:t>
+      </w:r>
+      <w:r>
+        <w:t>和</w:t>
+      </w:r>
+      <w:r>
+        <w:t xml:space="preserve"> trigram </w:t>
+      </w:r>
+      <w:r>
+        <w:t>表示，三类</w:t>
+      </w:r>
+      <w:r>
+        <w:t xml:space="preserve"> embedding </w:t>
+      </w:r>
+      <w:r>
+        <w:t>拼接后取平均，通过</w:t>
+      </w:r>
+      <w:r>
+        <w:t xml:space="preserve"> dropout</w:t>
+      </w:r>
+      <w:r>
+        <w:t>、隐藏层和输出层得到</w:t>
+      </w:r>
+      <w:r>
+        <w:t xml:space="preserve"> 10 </w:t>
+      </w:r>
+      <w:r>
+        <w:t>个类别的</w:t>
+      </w:r>
+      <w:r>
+        <w:t xml:space="preserve"> logits</w:t>
+      </w:r>
+      <w:r>
+        <w:t>。</w:t>
+      </w:r>
+    </w:p>
+    <w:p>
+      <w:pPr>
+        <w:pStyle w:val="21"/>
+        <w:rPr>
+          <w:lang w:eastAsia="zh-CN"/>
+        </w:rPr>
+      </w:pPr>
+      <w:bookmarkStart w:id="18" w:name="_Toc233967797"/>
+      <w:bookmarkStart w:id="19" w:name="_Toc233967946"/>
+      <w:r>
+        <w:rPr>
+          <w:lang w:eastAsia="zh-CN"/>
+        </w:rPr>
+        <w:t xml:space="preserve">3.3 </w:t>
+      </w:r>
+      <w:r>
+        <w:rPr>
+          <w:lang w:eastAsia="zh-CN"/>
+        </w:rPr>
+        <w:t>训练与评价流程</w:t>
+      </w:r>
+      <w:bookmarkEnd w:id="18"/>
+      <w:bookmarkEnd w:id="19"/>
+    </w:p>
+    <w:p>
+      <w:pPr>
+        <w:spacing w:after="120" w:line="360" w:lineRule="auto"/>
+        <w:ind w:firstLine="480"/>
+        <w:rPr>
+          <w:lang w:eastAsia="zh-CN"/>
+        </w:rPr>
+      </w:pPr>
+      <w:r>
+        <w:rPr>
+          <w:lang w:eastAsia="zh-CN"/>
+        </w:rPr>
+        <w:t>训练脚本</w:t>
+      </w:r>
+      <w:r>
+        <w:rPr>
+          <w:lang w:eastAsia="zh-CN"/>
+        </w:rPr>
+        <w:t xml:space="preserve"> run.py </w:t>
+      </w:r>
+      <w:r>
+        <w:rPr>
+          <w:lang w:eastAsia="zh-CN"/>
+        </w:rPr>
+        <w:t>负责解析命令行参数、加载模型配置、构建数据集、初始化模型并调用</w:t>
+      </w:r>
+      <w:r>
+        <w:rPr>
+          <w:lang w:eastAsia="zh-CN"/>
+        </w:rPr>
+        <w:t xml:space="preserve"> train_eval.py </w:t>
+      </w:r>
+      <w:r>
+        <w:rPr>
+          <w:lang w:eastAsia="zh-CN"/>
+        </w:rPr>
+        <w:t>中的训练函数。训练函数使用</w:t>
+      </w:r>
+      <w:r>
+        <w:rPr>
+          <w:lang w:eastAsia="zh-CN"/>
+        </w:rPr>
+        <w:t xml:space="preserve"> Adam </w:t>
+      </w:r>
+      <w:r>
+        <w:rPr>
+          <w:lang w:eastAsia="zh-CN"/>
+        </w:rPr>
+        <w:t>优化器和交叉熵损失，每隔固定</w:t>
+      </w:r>
+      <w:r>
+        <w:rPr>
+          <w:lang w:eastAsia="zh-CN"/>
+        </w:rPr>
+        <w:t xml:space="preserve"> batch </w:t>
+      </w:r>
+      <w:r>
+        <w:rPr>
+          <w:lang w:eastAsia="zh-CN"/>
+        </w:rPr>
+        <w:t>在验证集上评估一次，若验证损失下降则保存模型。</w:t>
+      </w:r>
+      <w:r>
+        <w:rPr>
+          <w:lang w:eastAsia="zh-CN"/>
+        </w:rPr>
+        <w:lastRenderedPageBreak/>
+        <w:t>训练结束后，程序加载最佳</w:t>
+      </w:r>
+      <w:r>
+        <w:rPr>
+          <w:lang w:eastAsia="zh-CN"/>
+        </w:rPr>
+        <w:t xml:space="preserve"> checkpoint</w:t>
+      </w:r>
+      <w:r>
+        <w:rPr>
+          <w:lang w:eastAsia="zh-CN"/>
+        </w:rPr>
+        <w:t>，在测试集上输出</w:t>
+      </w:r>
+      <w:r>
+        <w:rPr>
+          <w:lang w:eastAsia="zh-CN"/>
+        </w:rPr>
+        <w:t xml:space="preserve"> accuracy</w:t>
+      </w:r>
+      <w:r>
+        <w:rPr>
+          <w:lang w:eastAsia="zh-CN"/>
+        </w:rPr>
+        <w:t>、分类报告和混淆矩阵。</w:t>
+      </w:r>
+    </w:p>
+    <w:p>
+      <w:pPr>
+        <w:pStyle w:val="1"/>
+        <w:rPr>
+          <w:lang w:eastAsia="zh-CN"/>
+        </w:rPr>
+      </w:pPr>
+      <w:bookmarkStart w:id="20" w:name="_Toc233967798"/>
+      <w:bookmarkStart w:id="21" w:name="_Toc233967947"/>
+      <w:r>
+        <w:rPr>
+          <w:lang w:eastAsia="zh-CN"/>
+        </w:rPr>
+        <w:t xml:space="preserve">4 </w:t>
+      </w:r>
+      <w:r>
+        <w:rPr>
+          <w:lang w:eastAsia="zh-CN"/>
+        </w:rPr>
+        <w:t>本次改动与实现</w:t>
+      </w:r>
+      <w:bookmarkEnd w:id="20"/>
+      <w:bookmarkEnd w:id="21"/>
+    </w:p>
+    <w:p>
+      <w:pPr>
+        <w:pStyle w:val="21"/>
+        <w:rPr>
+          <w:lang w:eastAsia="zh-CN"/>
+        </w:rPr>
+      </w:pPr>
+      <w:bookmarkStart w:id="22" w:name="_Toc233967799"/>
+      <w:bookmarkStart w:id="23" w:name="_Toc233967948"/>
+      <w:r>
+        <w:rPr>
+          <w:lang w:eastAsia="zh-CN"/>
+        </w:rPr>
+        <w:t xml:space="preserve">4.1 </w:t>
+      </w:r>
+      <w:r>
+        <w:rPr>
+          <w:lang w:eastAsia="zh-CN"/>
+        </w:rPr>
+        <w:t>可复现实验参数</w:t>
+      </w:r>
+      <w:bookmarkEnd w:id="22"/>
+      <w:bookmarkEnd w:id="23"/>
+    </w:p>
+    <w:p>
+      <w:pPr>
+        <w:spacing w:after="120" w:line="360" w:lineRule="auto"/>
+        <w:ind w:firstLine="480"/>
+        <w:rPr>
+          <w:lang w:eastAsia="zh-CN"/>
+        </w:rPr>
+      </w:pPr>
+      <w:r>
+        <w:rPr>
+          <w:lang w:eastAsia="zh-CN"/>
+        </w:rPr>
+        <w:t>基线代码中数据集、随机种子、训练轮次和</w:t>
+      </w:r>
+      <w:r>
+        <w:rPr>
+          <w:lang w:eastAsia="zh-CN"/>
+        </w:rPr>
+        <w:t xml:space="preserve"> batch size </w:t>
+      </w:r>
+      <w:r>
+        <w:rPr>
+          <w:lang w:eastAsia="zh-CN"/>
+        </w:rPr>
+        <w:t>等设置较多依赖默认配置，不利于课程报告中明确复现实验条件。为此，本文在</w:t>
+      </w:r>
+      <w:r>
+        <w:rPr>
+          <w:lang w:eastAsia="zh-CN"/>
+        </w:rPr>
+        <w:t xml:space="preserve"> run.py </w:t>
+      </w:r>
+      <w:r>
+        <w:rPr>
+          <w:lang w:eastAsia="zh-CN"/>
+        </w:rPr>
+        <w:t>中新增多个命令行参数，使实验设置可以直接写入命令并在不同机器上重复执行。</w:t>
+      </w:r>
+    </w:p>
+    <w:p>
+      <w:pPr>
+        <w:spacing w:after="60" w:line="324" w:lineRule="auto"/>
+        <w:ind w:firstLine="480"/>
       </w:pPr>
       <w:r>
         <w:rPr>
           <w:rFonts w:eastAsia="黑体"/>
           <w:b/>
-          <w:sz w:val="36"/>
-          <w:lang w:eastAsia="zh-CN"/>
-        </w:rPr>
-        <w:lastRenderedPageBreak/>
-        <w:t xml:space="preserve">1 </w:t>
+        </w:rPr>
+        <w:t>--dataset</w:t>
       </w:r>
       <w:r>
         <w:rPr>
           <w:rFonts w:eastAsia="黑体"/>
           <w:b/>
-          <w:sz w:val="36"/>
-          <w:lang w:eastAsia="zh-CN"/>
-        </w:rPr>
-        <w:t>引言</w:t>
+        </w:rPr>
+        <w:t>：</w:t>
+      </w:r>
+      <w:r>
+        <w:t>指定数据集目录，本次使用</w:t>
+      </w:r>
+      <w:r>
+        <w:t xml:space="preserve"> THUCNews</w:t>
+      </w:r>
+      <w:r>
+        <w:t>。</w:t>
       </w:r>
     </w:p>
     <w:p>
       <w:pPr>
-        <w:spacing w:before="200" w:after="120" w:line="360" w:lineRule="auto"/>
-        <w:rPr>
-          <w:lang w:eastAsia="zh-CN"/>
-        </w:rPr>
+        <w:spacing w:after="60" w:line="324" w:lineRule="auto"/>
+        <w:ind w:firstLine="480"/>
       </w:pPr>
       <w:r>
         <w:rPr>
           <w:rFonts w:eastAsia="黑体"/>
           <w:b/>
-          <w:sz w:val="28"/>
-          <w:lang w:eastAsia="zh-CN"/>
-        </w:rPr>
-        <w:t xml:space="preserve">1.1 </w:t>
+        </w:rPr>
+        <w:t>--seed</w:t>
       </w:r>
       <w:r>
         <w:rPr>
           <w:rFonts w:eastAsia="黑体"/>
           <w:b/>
-          <w:sz w:val="28"/>
-          <w:lang w:eastAsia="zh-CN"/>
-        </w:rPr>
-        <w:t>作业要求与选题背景</w:t>
+        </w:rPr>
+        <w:t>：</w:t>
+      </w:r>
+      <w:r>
+        <w:t>设置</w:t>
+      </w:r>
+      <w:r>
+        <w:t xml:space="preserve"> NumPy </w:t>
+      </w:r>
+      <w:r>
+        <w:t>与</w:t>
+      </w:r>
+      <w:r>
+        <w:t xml:space="preserve"> PyTorch </w:t>
+      </w:r>
+      <w:r>
+        <w:t>随机种子，本次使用</w:t>
+      </w:r>
+      <w:r>
+        <w:t xml:space="preserve"> 1</w:t>
+      </w:r>
+      <w:r>
+        <w:t>。</w:t>
       </w:r>
     </w:p>
     <w:p>
       <w:pPr>
+        <w:spacing w:after="60" w:line="324" w:lineRule="auto"/>
+        <w:ind w:firstLine="480"/>
+      </w:pPr>
+      <w:r>
+        <w:rPr>
+          <w:rFonts w:eastAsia="黑体"/>
+          <w:b/>
+        </w:rPr>
+        <w:t>--epochs</w:t>
+      </w:r>
+      <w:r>
+        <w:rPr>
+          <w:rFonts w:eastAsia="黑体"/>
+          <w:b/>
+        </w:rPr>
+        <w:t>：</w:t>
+      </w:r>
+      <w:r>
+        <w:t>覆盖模型默认训练轮次，本次使用</w:t>
+      </w:r>
+      <w:r>
+        <w:t xml:space="preserve"> 1</w:t>
+      </w:r>
+      <w:r>
+        <w:t>。</w:t>
+      </w:r>
+    </w:p>
+    <w:p>
+      <w:pPr>
+        <w:spacing w:after="60" w:line="324" w:lineRule="auto"/>
+        <w:ind w:firstLine="480"/>
+      </w:pPr>
+      <w:r>
+        <w:rPr>
+          <w:rFonts w:eastAsia="黑体"/>
+          <w:b/>
+        </w:rPr>
+        <w:t>--batch-size</w:t>
+      </w:r>
+      <w:r>
+        <w:rPr>
+          <w:rFonts w:eastAsia="黑体"/>
+          <w:b/>
+        </w:rPr>
+        <w:t>：</w:t>
+      </w:r>
+      <w:r>
+        <w:t>覆盖模型默认</w:t>
+      </w:r>
+      <w:r>
+        <w:t xml:space="preserve"> batch size</w:t>
+      </w:r>
+      <w:r>
+        <w:t>，本次使用</w:t>
+      </w:r>
+      <w:r>
+        <w:t xml:space="preserve"> 32</w:t>
+      </w:r>
+      <w:r>
+        <w:t>。</w:t>
+      </w:r>
+    </w:p>
+    <w:p>
+      <w:pPr>
+        <w:spacing w:after="60" w:line="324" w:lineRule="auto"/>
+        <w:ind w:firstLine="480"/>
+      </w:pPr>
+      <w:r>
+        <w:rPr>
+          <w:rFonts w:eastAsia="黑体"/>
+          <w:b/>
+        </w:rPr>
+        <w:t>--require-improvement</w:t>
+      </w:r>
+      <w:r>
+        <w:rPr>
+          <w:rFonts w:eastAsia="黑体"/>
+          <w:b/>
+        </w:rPr>
+        <w:t>：</w:t>
+      </w:r>
+      <w:r>
+        <w:t>覆盖早停耐心值，本次未覆盖。</w:t>
+      </w:r>
+    </w:p>
+    <w:p>
+      <w:pPr>
+        <w:spacing w:after="60" w:line="324" w:lineRule="auto"/>
+        <w:ind w:firstLine="480"/>
+      </w:pPr>
+      <w:r>
+        <w:rPr>
+          <w:rFonts w:eastAsia="黑体"/>
+          <w:b/>
+        </w:rPr>
+        <w:t>--max-train / --max-dev / --max-test</w:t>
+      </w:r>
+      <w:r>
+        <w:rPr>
+          <w:rFonts w:eastAsia="黑体"/>
+          <w:b/>
+        </w:rPr>
+        <w:t>：</w:t>
+      </w:r>
+      <w:r>
+        <w:t>限制样本数量，支持快速实验，本次为</w:t>
+      </w:r>
+      <w:r>
+        <w:t xml:space="preserve"> 5000 / 1000 / </w:t>
+      </w:r>
+      <w:r>
+        <w:t>不截断。</w:t>
+      </w:r>
+    </w:p>
+    <w:p>
+      <w:pPr>
+        <w:pStyle w:val="21"/>
+        <w:rPr>
+          <w:lang w:eastAsia="zh-CN"/>
+        </w:rPr>
+      </w:pPr>
+      <w:bookmarkStart w:id="24" w:name="_Toc233967800"/>
+      <w:bookmarkStart w:id="25" w:name="_Toc233967949"/>
+      <w:r>
+        <w:rPr>
+          <w:lang w:eastAsia="zh-CN"/>
+        </w:rPr>
+        <w:t xml:space="preserve">4.2 </w:t>
+      </w:r>
+      <w:r>
+        <w:rPr>
+          <w:lang w:eastAsia="zh-CN"/>
+        </w:rPr>
+        <w:t>小样本数据加载与迭代修复</w:t>
+      </w:r>
+      <w:bookmarkEnd w:id="24"/>
+      <w:bookmarkEnd w:id="25"/>
+    </w:p>
+    <w:p>
+      <w:pPr>
         <w:spacing w:after="120" w:line="360" w:lineRule="auto"/>
         <w:ind w:firstLine="480"/>
         <w:rPr>
@@ -1902,11 +4663,95 @@
         <w:rPr>
           <w:lang w:eastAsia="zh-CN"/>
         </w:rPr>
-        <w:t>自然语言处理课程大作业要求学生围绕某一具体研究主题或核心任务，完成结构完整、内容详实的课程报告，同时提交数据与代码。该要求不仅关注模型是否能够运行，更强调对研究背景、技术原理、模型机制、实验验证和结果分析的系统理解。</w:t>
+        <w:t>本次在普通数据加载器和</w:t>
+      </w:r>
+      <w:r>
+        <w:rPr>
+          <w:lang w:eastAsia="zh-CN"/>
+        </w:rPr>
+        <w:t xml:space="preserve"> FastText </w:t>
+      </w:r>
+      <w:r>
+        <w:rPr>
+          <w:lang w:eastAsia="zh-CN"/>
+        </w:rPr>
+        <w:t>数据加载器中加入样本上限参数。默认不传参数时，加载完整数据；传入上限后，程序读取到指定数量样本即停止，从而显著缩短课程演示和调试时间。调试过程中发现，当样本数小于</w:t>
+      </w:r>
+      <w:r>
+        <w:rPr>
+          <w:lang w:eastAsia="zh-CN"/>
+        </w:rPr>
+        <w:t xml:space="preserve"> batch size </w:t>
+      </w:r>
+      <w:r>
+        <w:rPr>
+          <w:lang w:eastAsia="zh-CN"/>
+        </w:rPr>
+        <w:t>时，迭代器余数判断可能触发除零错误，因此本文改为直接使用</w:t>
+      </w:r>
+      <w:r>
+        <w:rPr>
+          <w:lang w:eastAsia="zh-CN"/>
+        </w:rPr>
+        <w:t xml:space="preserve"> len(batches) % batch_size </w:t>
+      </w:r>
+      <w:r>
+        <w:rPr>
+          <w:lang w:eastAsia="zh-CN"/>
+        </w:rPr>
+        <w:t>判断余数，保证</w:t>
+      </w:r>
+      <w:r>
+        <w:rPr>
+          <w:lang w:eastAsia="zh-CN"/>
+        </w:rPr>
+        <w:t xml:space="preserve"> 16 </w:t>
+      </w:r>
+      <w:r>
+        <w:rPr>
+          <w:lang w:eastAsia="zh-CN"/>
+        </w:rPr>
+        <w:t>条样本、</w:t>
+      </w:r>
+      <w:r>
+        <w:rPr>
+          <w:lang w:eastAsia="zh-CN"/>
+        </w:rPr>
+        <w:t xml:space="preserve">32 batch size </w:t>
+      </w:r>
+      <w:r>
+        <w:rPr>
+          <w:lang w:eastAsia="zh-CN"/>
+        </w:rPr>
+        <w:t>等边界情况也能正常训练。</w:t>
       </w:r>
     </w:p>
     <w:p>
       <w:pPr>
+        <w:pStyle w:val="21"/>
+        <w:rPr>
+          <w:lang w:eastAsia="zh-CN"/>
+        </w:rPr>
+      </w:pPr>
+      <w:bookmarkStart w:id="26" w:name="_Toc233967801"/>
+      <w:bookmarkStart w:id="27" w:name="_Toc233967950"/>
+      <w:r>
+        <w:rPr>
+          <w:lang w:eastAsia="zh-CN"/>
+        </w:rPr>
+        <w:t xml:space="preserve">4.3 </w:t>
+      </w:r>
+      <w:r>
+        <w:rPr>
+          <w:lang w:eastAsia="zh-CN"/>
+        </w:rPr>
+        <w:t>评价兼容性处理</w:t>
+      </w:r>
+      <w:bookmarkEnd w:id="26"/>
+      <w:bookmarkEnd w:id="27"/>
+    </w:p>
+    <w:p>
+      <w:pPr>
         <w:spacing w:after="120" w:line="360" w:lineRule="auto"/>
         <w:ind w:firstLine="480"/>
         <w:rPr>
@@ -1917,33 +4762,923 @@
         <w:rPr>
           <w:lang w:eastAsia="zh-CN"/>
         </w:rPr>
-        <w:t>文本分类是自然语言处理中的基础任务，广泛应用于新闻聚合、舆情分析、内容审核、问答路由和推荐系统等场景。中文文本分类还涉及分词粒度、字符表示、类别不均衡、短文本语义稀疏等问题，适合作为课程实践对象。</w:t>
+        <w:t>小样本实验可能导致测试集中缺失部分类别。</w:t>
+      </w:r>
+      <w:r>
+        <w:rPr>
+          <w:lang w:eastAsia="zh-CN"/>
+        </w:rPr>
+        <w:t xml:space="preserve">scikit-learn </w:t>
+      </w:r>
+      <w:r>
+        <w:rPr>
+          <w:lang w:eastAsia="zh-CN"/>
+        </w:rPr>
+        <w:t>在</w:t>
+      </w:r>
+      <w:r>
+        <w:rPr>
+          <w:lang w:eastAsia="zh-CN"/>
+        </w:rPr>
+        <w:t xml:space="preserve"> target_names </w:t>
+      </w:r>
+      <w:r>
+        <w:rPr>
+          <w:lang w:eastAsia="zh-CN"/>
+        </w:rPr>
+        <w:t>数量与实际标签数量不一致时会抛出异常，因此本次在</w:t>
+      </w:r>
+      <w:r>
+        <w:rPr>
+          <w:lang w:eastAsia="zh-CN"/>
+        </w:rPr>
+        <w:t xml:space="preserve"> classification_report </w:t>
+      </w:r>
+      <w:r>
+        <w:rPr>
+          <w:lang w:eastAsia="zh-CN"/>
+        </w:rPr>
+        <w:t>和</w:t>
+      </w:r>
+      <w:r>
+        <w:rPr>
+          <w:lang w:eastAsia="zh-CN"/>
+        </w:rPr>
+        <w:t xml:space="preserve"> confusion_matrix </w:t>
+      </w:r>
+      <w:r>
+        <w:rPr>
+          <w:lang w:eastAsia="zh-CN"/>
+        </w:rPr>
+        <w:t>中显式传入</w:t>
+      </w:r>
+      <w:r>
+        <w:rPr>
+          <w:lang w:eastAsia="zh-CN"/>
+        </w:rPr>
+        <w:t xml:space="preserve"> 0 </w:t>
+      </w:r>
+      <w:r>
+        <w:rPr>
+          <w:lang w:eastAsia="zh-CN"/>
+        </w:rPr>
+        <w:t>到</w:t>
+      </w:r>
+      <w:r>
+        <w:rPr>
+          <w:lang w:eastAsia="zh-CN"/>
+        </w:rPr>
+        <w:t xml:space="preserve"> 9 </w:t>
+      </w:r>
+      <w:r>
+        <w:rPr>
+          <w:lang w:eastAsia="zh-CN"/>
+        </w:rPr>
+        <w:t>的完整标签列表，并将缺失类别的</w:t>
+      </w:r>
+      <w:r>
+        <w:rPr>
+          <w:lang w:eastAsia="zh-CN"/>
+        </w:rPr>
+        <w:t xml:space="preserve"> precision</w:t>
+      </w:r>
+      <w:r>
+        <w:rPr>
+          <w:lang w:eastAsia="zh-CN"/>
+        </w:rPr>
+        <w:t>、</w:t>
+      </w:r>
+      <w:r>
+        <w:rPr>
+          <w:lang w:eastAsia="zh-CN"/>
+        </w:rPr>
+        <w:t>recall</w:t>
+      </w:r>
+      <w:r>
+        <w:rPr>
+          <w:lang w:eastAsia="zh-CN"/>
+        </w:rPr>
+        <w:t>、</w:t>
+      </w:r>
+      <w:r>
+        <w:rPr>
+          <w:lang w:eastAsia="zh-CN"/>
+        </w:rPr>
+        <w:t xml:space="preserve">F1 </w:t>
+      </w:r>
+      <w:r>
+        <w:rPr>
+          <w:lang w:eastAsia="zh-CN"/>
+        </w:rPr>
+        <w:t>置为</w:t>
+      </w:r>
+      <w:r>
+        <w:rPr>
+          <w:lang w:eastAsia="zh-CN"/>
+        </w:rPr>
+        <w:t xml:space="preserve"> 0</w:t>
+      </w:r>
+      <w:r>
+        <w:rPr>
+          <w:lang w:eastAsia="zh-CN"/>
+        </w:rPr>
+        <w:t>。此外，</w:t>
+      </w:r>
+      <w:r>
+        <w:rPr>
+          <w:lang w:eastAsia="zh-CN"/>
+        </w:rPr>
+        <w:t xml:space="preserve">Mybase </w:t>
+      </w:r>
+      <w:r>
+        <w:rPr>
+          <w:lang w:eastAsia="zh-CN"/>
+        </w:rPr>
+        <w:t>环境中未安装</w:t>
+      </w:r>
+      <w:r>
+        <w:rPr>
+          <w:lang w:eastAsia="zh-CN"/>
+        </w:rPr>
+        <w:t xml:space="preserve"> tensorboardX</w:t>
+      </w:r>
+      <w:r>
+        <w:rPr>
+          <w:lang w:eastAsia="zh-CN"/>
+        </w:rPr>
+        <w:t>，本次加入降级空写入器，保证没有该依赖时仍可完成训练和评价。</w:t>
       </w:r>
     </w:p>
     <w:p>
       <w:pPr>
-        <w:spacing w:before="200" w:after="120" w:line="360" w:lineRule="auto"/>
+        <w:pStyle w:val="1"/>
+        <w:rPr>
+          <w:lang w:eastAsia="zh-CN"/>
+        </w:rPr>
+      </w:pPr>
+      <w:bookmarkStart w:id="28" w:name="_Toc233967802"/>
+      <w:bookmarkStart w:id="29" w:name="_Toc233967951"/>
+      <w:r>
+        <w:rPr>
+          <w:lang w:eastAsia="zh-CN"/>
+        </w:rPr>
+        <w:lastRenderedPageBreak/>
+        <w:t xml:space="preserve">5 </w:t>
+      </w:r>
+      <w:r>
+        <w:rPr>
+          <w:lang w:eastAsia="zh-CN"/>
+        </w:rPr>
+        <w:t>实验设计与结果分析</w:t>
+      </w:r>
+      <w:bookmarkEnd w:id="28"/>
+      <w:bookmarkEnd w:id="29"/>
+    </w:p>
+    <w:p>
+      <w:pPr>
+        <w:pStyle w:val="21"/>
+        <w:rPr>
+          <w:lang w:eastAsia="zh-CN"/>
+        </w:rPr>
+      </w:pPr>
+      <w:bookmarkStart w:id="30" w:name="_Toc233967803"/>
+      <w:bookmarkStart w:id="31" w:name="_Toc233967952"/>
+      <w:r>
+        <w:rPr>
+          <w:lang w:eastAsia="zh-CN"/>
+        </w:rPr>
+        <w:t xml:space="preserve">5.1 </w:t>
+      </w:r>
+      <w:r>
+        <w:rPr>
+          <w:lang w:eastAsia="zh-CN"/>
+        </w:rPr>
+        <w:t>实验环境与命令</w:t>
+      </w:r>
+      <w:bookmarkEnd w:id="30"/>
+      <w:bookmarkEnd w:id="31"/>
+    </w:p>
+    <w:p>
+      <w:pPr>
+        <w:spacing w:after="120" w:line="360" w:lineRule="auto"/>
+        <w:ind w:firstLine="480"/>
+      </w:pPr>
+      <w:r>
+        <w:t>实验在本机</w:t>
+      </w:r>
+      <w:r>
+        <w:t xml:space="preserve"> Anaconda Mybase </w:t>
+      </w:r>
+      <w:r>
+        <w:t>环境下完成，</w:t>
+      </w:r>
+      <w:r>
+        <w:t xml:space="preserve">Python </w:t>
+      </w:r>
+      <w:r>
+        <w:t>可执行文件为</w:t>
+      </w:r>
+      <w:r>
+        <w:t xml:space="preserve"> D:\ProgramData\anaconda3\envs\Mybase\python.exe</w:t>
+      </w:r>
+      <w:r>
+        <w:t>。</w:t>
+      </w:r>
+      <w:r>
+        <w:t xml:space="preserve">PyTorch </w:t>
+      </w:r>
+      <w:r>
+        <w:t>版本为</w:t>
+      </w:r>
+      <w:r>
+        <w:t xml:space="preserve"> 2.8.0+cu128</w:t>
+      </w:r>
+      <w:r>
+        <w:t>，</w:t>
+      </w:r>
+      <w:r>
+        <w:t xml:space="preserve">scikit-learn </w:t>
+      </w:r>
+      <w:r>
+        <w:t>版本为</w:t>
+      </w:r>
+      <w:r>
+        <w:t xml:space="preserve"> 1.7.2</w:t>
+      </w:r>
+      <w:r>
+        <w:t>，</w:t>
+      </w:r>
+      <w:r>
+        <w:t xml:space="preserve">tqdm </w:t>
+      </w:r>
+      <w:r>
+        <w:t>版本为</w:t>
+      </w:r>
+      <w:r>
+        <w:t xml:space="preserve"> 4.67.1</w:t>
+      </w:r>
+      <w:r>
+        <w:t>。由于</w:t>
+      </w:r>
+      <w:r>
+        <w:t xml:space="preserve"> FastText </w:t>
+      </w:r>
+      <w:r>
+        <w:t>的</w:t>
+      </w:r>
+      <w:r>
+        <w:t xml:space="preserve"> bigram </w:t>
+      </w:r>
+      <w:r>
+        <w:t>和</w:t>
+      </w:r>
+      <w:r>
+        <w:t xml:space="preserve"> trigram embedding </w:t>
+      </w:r>
+      <w:r>
+        <w:t>参数量较大，</w:t>
+      </w:r>
+      <w:r>
+        <w:t xml:space="preserve">GPU </w:t>
+      </w:r>
+      <w:r>
+        <w:t>运行时出现</w:t>
+      </w:r>
+      <w:r>
+        <w:t xml:space="preserve"> CUDA </w:t>
+      </w:r>
+      <w:r>
+        <w:t>显存分配问题，因此正式实验采用</w:t>
+      </w:r>
+      <w:r>
+        <w:t xml:space="preserve"> CPU </w:t>
+      </w:r>
+      <w:r>
+        <w:t>复现。正式轻量实验命令为：</w:t>
+      </w:r>
+      <w:r>
+        <w:t>python run.py --model FastText --embedding random --epochs 1 --batch-size 32 --max-train 5000 --max-dev 1000 --seed 1</w:t>
+      </w:r>
+      <w:r>
+        <w:t>。</w:t>
+      </w:r>
+    </w:p>
+    <w:p>
+      <w:pPr>
+        <w:pStyle w:val="21"/>
+        <w:rPr>
+          <w:lang w:eastAsia="zh-CN"/>
+        </w:rPr>
+      </w:pPr>
+      <w:bookmarkStart w:id="32" w:name="_Toc233967804"/>
+      <w:bookmarkStart w:id="33" w:name="_Toc233967953"/>
+      <w:r>
+        <w:rPr>
+          <w:lang w:eastAsia="zh-CN"/>
+        </w:rPr>
+        <w:t xml:space="preserve">5.2 </w:t>
+      </w:r>
+      <w:r>
+        <w:rPr>
+          <w:lang w:eastAsia="zh-CN"/>
+        </w:rPr>
+        <w:t>实验结果</w:t>
+      </w:r>
+      <w:bookmarkEnd w:id="32"/>
+      <w:bookmarkEnd w:id="33"/>
+    </w:p>
+    <w:p>
+      <w:pPr>
+        <w:spacing w:after="60" w:line="324" w:lineRule="auto"/>
+        <w:ind w:firstLine="480"/>
+        <w:rPr>
+          <w:lang w:eastAsia="zh-CN"/>
+        </w:rPr>
       </w:pPr>
       <w:r>
         <w:rPr>
           <w:rFonts w:eastAsia="黑体"/>
           <w:b/>
-          <w:sz w:val="28"/>
-        </w:rPr>
-        <w:t>1.2 选题依据与实验框架</w:t>
-      </w:r>
-      <w:proofErr w:type="spellStart"/>
+          <w:lang w:eastAsia="zh-CN"/>
+        </w:rPr>
+        <w:t>第</w:t>
+      </w:r>
       <w:r>
         <w:rPr>
           <w:rFonts w:eastAsia="黑体"/>
           <w:b/>
-          <w:sz w:val="28"/>
-        </w:rPr>
-      </w:r>
-      <w:proofErr w:type="spellEnd"/>
+          <w:lang w:eastAsia="zh-CN"/>
+        </w:rPr>
+        <w:t xml:space="preserve"> 0 </w:t>
+      </w:r>
+      <w:r>
+        <w:rPr>
+          <w:rFonts w:eastAsia="黑体"/>
+          <w:b/>
+          <w:lang w:eastAsia="zh-CN"/>
+        </w:rPr>
+        <w:t>个</w:t>
+      </w:r>
+      <w:r>
+        <w:rPr>
+          <w:rFonts w:eastAsia="黑体"/>
+          <w:b/>
+          <w:lang w:eastAsia="zh-CN"/>
+        </w:rPr>
+        <w:t xml:space="preserve"> batch </w:t>
+      </w:r>
+      <w:r>
+        <w:rPr>
+          <w:rFonts w:eastAsia="黑体"/>
+          <w:b/>
+          <w:lang w:eastAsia="zh-CN"/>
+        </w:rPr>
+        <w:t>验证准确率：</w:t>
+      </w:r>
+      <w:r>
+        <w:rPr>
+          <w:lang w:eastAsia="zh-CN"/>
+        </w:rPr>
+        <w:t>7.80%</w:t>
+      </w:r>
     </w:p>
     <w:p>
       <w:pPr>
+        <w:spacing w:after="60" w:line="324" w:lineRule="auto"/>
+        <w:ind w:firstLine="480"/>
+        <w:rPr>
+          <w:lang w:eastAsia="zh-CN"/>
+        </w:rPr>
+      </w:pPr>
+      <w:r>
+        <w:rPr>
+          <w:rFonts w:eastAsia="黑体"/>
+          <w:b/>
+          <w:lang w:eastAsia="zh-CN"/>
+        </w:rPr>
+        <w:t>第</w:t>
+      </w:r>
+      <w:r>
+        <w:rPr>
+          <w:rFonts w:eastAsia="黑体"/>
+          <w:b/>
+          <w:lang w:eastAsia="zh-CN"/>
+        </w:rPr>
+        <w:t xml:space="preserve"> 100 </w:t>
+      </w:r>
+      <w:r>
+        <w:rPr>
+          <w:rFonts w:eastAsia="黑体"/>
+          <w:b/>
+          <w:lang w:eastAsia="zh-CN"/>
+        </w:rPr>
+        <w:t>个</w:t>
+      </w:r>
+      <w:r>
+        <w:rPr>
+          <w:rFonts w:eastAsia="黑体"/>
+          <w:b/>
+          <w:lang w:eastAsia="zh-CN"/>
+        </w:rPr>
+        <w:t xml:space="preserve"> batch </w:t>
+      </w:r>
+      <w:r>
+        <w:rPr>
+          <w:rFonts w:eastAsia="黑体"/>
+          <w:b/>
+          <w:lang w:eastAsia="zh-CN"/>
+        </w:rPr>
+        <w:t>验证准确率：</w:t>
+      </w:r>
+      <w:r>
+        <w:rPr>
+          <w:lang w:eastAsia="zh-CN"/>
+        </w:rPr>
+        <w:t>46.60%</w:t>
+      </w:r>
+    </w:p>
+    <w:p>
+      <w:pPr>
+        <w:spacing w:after="60" w:line="324" w:lineRule="auto"/>
+        <w:ind w:firstLine="480"/>
+        <w:rPr>
+          <w:lang w:eastAsia="zh-CN"/>
+        </w:rPr>
+      </w:pPr>
+      <w:r>
+        <w:rPr>
+          <w:rFonts w:eastAsia="黑体"/>
+          <w:b/>
+          <w:lang w:eastAsia="zh-CN"/>
+        </w:rPr>
+        <w:t>测试集准确率：</w:t>
+      </w:r>
+      <w:r>
+        <w:rPr>
+          <w:lang w:eastAsia="zh-CN"/>
+        </w:rPr>
+        <w:t>48.14%</w:t>
+      </w:r>
+    </w:p>
+    <w:p>
+      <w:pPr>
+        <w:spacing w:after="60" w:line="324" w:lineRule="auto"/>
+        <w:ind w:firstLine="480"/>
+        <w:rPr>
+          <w:lang w:eastAsia="zh-CN"/>
+        </w:rPr>
+      </w:pPr>
+      <w:r>
+        <w:rPr>
+          <w:rFonts w:eastAsia="黑体"/>
+          <w:b/>
+          <w:lang w:eastAsia="zh-CN"/>
+        </w:rPr>
+        <w:t>测试集</w:t>
+      </w:r>
+      <w:r>
+        <w:rPr>
+          <w:rFonts w:eastAsia="黑体"/>
+          <w:b/>
+          <w:lang w:eastAsia="zh-CN"/>
+        </w:rPr>
+        <w:t xml:space="preserve"> macro F1</w:t>
+      </w:r>
+      <w:r>
+        <w:rPr>
+          <w:rFonts w:eastAsia="黑体"/>
+          <w:b/>
+          <w:lang w:eastAsia="zh-CN"/>
+        </w:rPr>
+        <w:t>：</w:t>
+      </w:r>
+      <w:r>
+        <w:rPr>
+          <w:lang w:eastAsia="zh-CN"/>
+        </w:rPr>
+        <w:t>0.4789</w:t>
+      </w:r>
+    </w:p>
+    <w:p>
+      <w:pPr>
+        <w:spacing w:after="60" w:line="324" w:lineRule="auto"/>
+        <w:ind w:firstLine="480"/>
+        <w:rPr>
+          <w:lang w:eastAsia="zh-CN"/>
+        </w:rPr>
+      </w:pPr>
+      <w:r>
+        <w:rPr>
+          <w:rFonts w:eastAsia="黑体"/>
+          <w:b/>
+          <w:lang w:eastAsia="zh-CN"/>
+        </w:rPr>
+        <w:t>测试集规模：</w:t>
+      </w:r>
+      <w:r>
+        <w:rPr>
+          <w:lang w:eastAsia="zh-CN"/>
+        </w:rPr>
+        <w:t xml:space="preserve">10000 </w:t>
+      </w:r>
+      <w:r>
+        <w:rPr>
+          <w:lang w:eastAsia="zh-CN"/>
+        </w:rPr>
+        <w:t>条，</w:t>
+      </w:r>
+      <w:r>
+        <w:rPr>
+          <w:lang w:eastAsia="zh-CN"/>
+        </w:rPr>
+        <w:t xml:space="preserve">10 </w:t>
+      </w:r>
+      <w:r>
+        <w:rPr>
+          <w:lang w:eastAsia="zh-CN"/>
+        </w:rPr>
+        <w:t>类各</w:t>
+      </w:r>
+      <w:r>
+        <w:rPr>
+          <w:lang w:eastAsia="zh-CN"/>
+        </w:rPr>
+        <w:t xml:space="preserve"> 1000 </w:t>
+      </w:r>
+      <w:r>
+        <w:rPr>
+          <w:lang w:eastAsia="zh-CN"/>
+        </w:rPr>
+        <w:t>条</w:t>
+      </w:r>
+    </w:p>
+    <w:p>
+      <w:pPr>
+        <w:spacing w:after="60" w:line="324" w:lineRule="auto"/>
+        <w:ind w:firstLine="480"/>
+      </w:pPr>
+      <w:r>
+        <w:rPr>
+          <w:rFonts w:eastAsia="黑体"/>
+          <w:b/>
+        </w:rPr>
+        <w:t>finance</w:t>
+      </w:r>
+      <w:r>
+        <w:rPr>
+          <w:rFonts w:eastAsia="黑体"/>
+          <w:b/>
+        </w:rPr>
+        <w:t>：</w:t>
+      </w:r>
+      <w:r>
+        <w:t>Precision 0.2057</w:t>
+      </w:r>
+      <w:r>
+        <w:t>，</w:t>
+      </w:r>
+      <w:r>
+        <w:t>Recall 0.8950</w:t>
+      </w:r>
+      <w:r>
+        <w:t>，</w:t>
+      </w:r>
+      <w:r>
+        <w:t>F1 0.3345</w:t>
+      </w:r>
+    </w:p>
+    <w:p>
+      <w:pPr>
+        <w:spacing w:after="60" w:line="324" w:lineRule="auto"/>
+        <w:ind w:firstLine="480"/>
+      </w:pPr>
+      <w:r>
+        <w:rPr>
+          <w:rFonts w:eastAsia="黑体"/>
+          <w:b/>
+        </w:rPr>
+        <w:t>realty</w:t>
+      </w:r>
+      <w:r>
+        <w:rPr>
+          <w:rFonts w:eastAsia="黑体"/>
+          <w:b/>
+        </w:rPr>
+        <w:t>：</w:t>
+      </w:r>
+      <w:r>
+        <w:t>Precision 0.8989</w:t>
+      </w:r>
+      <w:r>
+        <w:t>，</w:t>
+      </w:r>
+      <w:r>
+        <w:t>Recall 0.4980</w:t>
+      </w:r>
+      <w:r>
+        <w:t>，</w:t>
+      </w:r>
+      <w:r>
+        <w:t>F1 0.6409</w:t>
+      </w:r>
+    </w:p>
+    <w:p>
+      <w:pPr>
+        <w:spacing w:after="60" w:line="324" w:lineRule="auto"/>
+        <w:ind w:firstLine="480"/>
+      </w:pPr>
+      <w:r>
+        <w:rPr>
+          <w:rFonts w:eastAsia="黑体"/>
+          <w:b/>
+        </w:rPr>
+        <w:t>stocks</w:t>
+      </w:r>
+      <w:r>
+        <w:rPr>
+          <w:rFonts w:eastAsia="黑体"/>
+          <w:b/>
+        </w:rPr>
+        <w:t>：</w:t>
+      </w:r>
+      <w:r>
+        <w:t>Precision 0.6727</w:t>
+      </w:r>
+      <w:r>
+        <w:t>，</w:t>
+      </w:r>
+      <w:r>
+        <w:t>Recall 0.0370</w:t>
+      </w:r>
+      <w:r>
+        <w:t>，</w:t>
+      </w:r>
+      <w:r>
+        <w:t>F1 0.0701</w:t>
+      </w:r>
+    </w:p>
+    <w:p>
+      <w:pPr>
+        <w:spacing w:after="60" w:line="324" w:lineRule="auto"/>
+        <w:ind w:firstLine="480"/>
+      </w:pPr>
+      <w:r>
+        <w:rPr>
+          <w:rFonts w:eastAsia="黑体"/>
+          <w:b/>
+        </w:rPr>
+        <w:t>education</w:t>
+      </w:r>
+      <w:r>
+        <w:rPr>
+          <w:rFonts w:eastAsia="黑体"/>
+          <w:b/>
+        </w:rPr>
+        <w:t>：</w:t>
+      </w:r>
+      <w:r>
+        <w:t>Precision 0.6631</w:t>
+      </w:r>
+      <w:r>
+        <w:t>，</w:t>
+      </w:r>
+      <w:r>
+        <w:t>Recall 0.8090</w:t>
+      </w:r>
+      <w:r>
+        <w:t>，</w:t>
+      </w:r>
+      <w:r>
+        <w:t>F1 0.7288</w:t>
+      </w:r>
+    </w:p>
+    <w:p>
+      <w:pPr>
+        <w:spacing w:after="60" w:line="324" w:lineRule="auto"/>
+        <w:ind w:firstLine="480"/>
+      </w:pPr>
+      <w:r>
+        <w:rPr>
+          <w:rFonts w:eastAsia="黑体"/>
+          <w:b/>
+        </w:rPr>
+        <w:t>science</w:t>
+      </w:r>
+      <w:r>
+        <w:rPr>
+          <w:rFonts w:eastAsia="黑体"/>
+          <w:b/>
+        </w:rPr>
+        <w:t>：</w:t>
+      </w:r>
+      <w:r>
+        <w:t>Precision 0.4087</w:t>
+      </w:r>
+      <w:r>
+        <w:t>，</w:t>
+      </w:r>
+      <w:r>
+        <w:t>Recall 0.5150</w:t>
+      </w:r>
+      <w:r>
+        <w:t>，</w:t>
+      </w:r>
+      <w:r>
+        <w:t>F1 0.4558</w:t>
+      </w:r>
+    </w:p>
+    <w:p>
+      <w:pPr>
+        <w:spacing w:after="60" w:line="324" w:lineRule="auto"/>
+        <w:ind w:firstLine="480"/>
+      </w:pPr>
+      <w:r>
+        <w:rPr>
+          <w:rFonts w:eastAsia="黑体"/>
+          <w:b/>
+        </w:rPr>
+        <w:t>society</w:t>
+      </w:r>
+      <w:r>
+        <w:rPr>
+          <w:rFonts w:eastAsia="黑体"/>
+          <w:b/>
+        </w:rPr>
+        <w:t>：</w:t>
+      </w:r>
+      <w:r>
+        <w:t>Precision 0.7324</w:t>
+      </w:r>
+      <w:r>
+        <w:t>，</w:t>
+      </w:r>
+      <w:r>
+        <w:t>Recall 0.3120</w:t>
+      </w:r>
+      <w:r>
+        <w:t>，</w:t>
+      </w:r>
+      <w:r>
+        <w:t>F1 0.4376</w:t>
+      </w:r>
+    </w:p>
+    <w:p>
+      <w:pPr>
+        <w:spacing w:after="60" w:line="324" w:lineRule="auto"/>
+        <w:ind w:firstLine="480"/>
+      </w:pPr>
+      <w:r>
+        <w:rPr>
+          <w:rFonts w:eastAsia="黑体"/>
+          <w:b/>
+        </w:rPr>
+        <w:t>politics</w:t>
+      </w:r>
+      <w:r>
+        <w:rPr>
+          <w:rFonts w:eastAsia="黑体"/>
+          <w:b/>
+        </w:rPr>
+        <w:t>：</w:t>
+      </w:r>
+      <w:r>
+        <w:t>Precision 0.8750</w:t>
+      </w:r>
+      <w:r>
+        <w:t>，</w:t>
+      </w:r>
+      <w:r>
+        <w:t>Recall 0.0910</w:t>
+      </w:r>
+      <w:r>
+        <w:t>，</w:t>
+      </w:r>
+      <w:r>
+        <w:t>F1 0.1649</w:t>
+      </w:r>
+    </w:p>
+    <w:p>
+      <w:pPr>
+        <w:spacing w:after="60" w:line="324" w:lineRule="auto"/>
+        <w:ind w:firstLine="480"/>
+      </w:pPr>
+      <w:r>
+        <w:rPr>
+          <w:rFonts w:eastAsia="黑体"/>
+          <w:b/>
+        </w:rPr>
+        <w:t>sports</w:t>
+      </w:r>
+      <w:r>
+        <w:rPr>
+          <w:rFonts w:eastAsia="黑体"/>
+          <w:b/>
+        </w:rPr>
+        <w:t>：</w:t>
+      </w:r>
+      <w:r>
+        <w:t>Precision 0.8966</w:t>
+      </w:r>
+      <w:r>
+        <w:t>，</w:t>
+      </w:r>
+      <w:r>
+        <w:t>Recall 0.7280</w:t>
+      </w:r>
+      <w:r>
+        <w:t>，</w:t>
+      </w:r>
+      <w:r>
+        <w:t>F1 0.8035</w:t>
+      </w:r>
+    </w:p>
+    <w:p>
+      <w:pPr>
+        <w:spacing w:after="60" w:line="324" w:lineRule="auto"/>
+        <w:ind w:firstLine="480"/>
+      </w:pPr>
+      <w:r>
+        <w:rPr>
+          <w:rFonts w:eastAsia="黑体"/>
+          <w:b/>
+        </w:rPr>
+        <w:t>game</w:t>
+      </w:r>
+      <w:r>
+        <w:rPr>
+          <w:rFonts w:eastAsia="黑体"/>
+          <w:b/>
+        </w:rPr>
+        <w:t>：</w:t>
+      </w:r>
+      <w:r>
+        <w:t>Precision 0.7429</w:t>
+      </w:r>
+      <w:r>
+        <w:t>，</w:t>
+      </w:r>
+      <w:r>
+        <w:t>Recall 0.4970</w:t>
+      </w:r>
+      <w:r>
+        <w:t>，</w:t>
+      </w:r>
+      <w:r>
+        <w:t>F1 0.5956</w:t>
+      </w:r>
+    </w:p>
+    <w:p>
+      <w:pPr>
+        <w:spacing w:after="60" w:line="324" w:lineRule="auto"/>
+        <w:ind w:firstLine="480"/>
+      </w:pPr>
+      <w:r>
+        <w:rPr>
+          <w:rFonts w:eastAsia="黑体"/>
+          <w:b/>
+        </w:rPr>
+        <w:t>entertainment</w:t>
+      </w:r>
+      <w:r>
+        <w:rPr>
+          <w:rFonts w:eastAsia="黑体"/>
+          <w:b/>
+        </w:rPr>
+        <w:t>：</w:t>
+      </w:r>
+      <w:r>
+        <w:t>Precision 0.7869</w:t>
+      </w:r>
+      <w:r>
+        <w:t>，</w:t>
+      </w:r>
+      <w:r>
+        <w:t>Recall 0.4320</w:t>
+      </w:r>
+      <w:r>
+        <w:t>，</w:t>
+      </w:r>
+      <w:r>
+        <w:t>F1 0.5578</w:t>
+      </w:r>
+    </w:p>
+    <w:p>
+      <w:pPr>
+        <w:pStyle w:val="21"/>
+      </w:pPr>
+      <w:bookmarkStart w:id="34" w:name="_Toc233967805"/>
+      <w:bookmarkStart w:id="35" w:name="_Toc233967954"/>
+      <w:r>
+        <w:t xml:space="preserve">5.3 </w:t>
+      </w:r>
+      <w:r>
+        <w:t>结果讨论</w:t>
+      </w:r>
+      <w:bookmarkEnd w:id="34"/>
+      <w:bookmarkEnd w:id="35"/>
+    </w:p>
+    <w:p>
+      <w:pPr>
         <w:spacing w:after="120" w:line="360" w:lineRule="auto"/>
         <w:ind w:firstLine="480"/>
         <w:rPr>
@@ -1951,76 +5686,183 @@
         </w:rPr>
       </w:pPr>
       <w:r>
-        <w:t>本次作业选择中文新闻标题分类作为实践主题，并采用 PyTorch 搭建实验流程。为保证实验链路完整可复现，本文参考公开基线工程中的数据组织、模型配置和训练评价接口，围绕 THUCNews 数据集完成课程化整理与改造。该任务边界清晰、模型类型具有代表性，能够支撑从数据读取、文本表示、模型训练到指标输出的完整分析。本文工作的重点不是简单运行已有代码，而是将基线流程改造成可控、可复验、可解释的课程实验方案，并结合实验结果进行误差分析。</w:t>
-      </w:r>
-      <w:r/>
-      <w:r/>
-      <w:r/>
-      <w:r/>
-      <w:r/>
-      <w:r/>
-      <w:r/>
-      <w:proofErr w:type="spellStart"/>
-      <w:r/>
-      <w:proofErr w:type="spellEnd"/>
-      <w:r/>
-      <w:r>
-        <w:rPr>
-          <w:lang w:eastAsia="zh-CN"/>
-        </w:rPr>
+        <w:t>从结果看，模型在</w:t>
+      </w:r>
+      <w:r>
+        <w:t xml:space="preserve"> sports</w:t>
+      </w:r>
+      <w:r>
+        <w:t>、</w:t>
+      </w:r>
+      <w:r>
+        <w:t>education</w:t>
+      </w:r>
+      <w:r>
+        <w:t>、</w:t>
+      </w:r>
+      <w:r>
+        <w:t xml:space="preserve">realty </w:t>
+      </w:r>
+      <w:r>
+        <w:t>等类别上表现较好，说明即使只使用</w:t>
+      </w:r>
+      <w:r>
+        <w:t xml:space="preserve"> 5000 </w:t>
+      </w:r>
+      <w:r>
+        <w:t>条训练样本和</w:t>
+      </w:r>
+      <w:r>
+        <w:t xml:space="preserve"> 1 </w:t>
+      </w:r>
+      <w:r>
+        <w:t>个</w:t>
+      </w:r>
+      <w:r>
+        <w:t xml:space="preserve"> epoch</w:t>
+      </w:r>
+      <w:r>
+        <w:t>，</w:t>
+      </w:r>
+      <w:r>
+        <w:t xml:space="preserve">FastText </w:t>
+      </w:r>
+      <w:r>
+        <w:t>也能捕获部分强类别词。模型</w:t>
+      </w:r>
+      <w:r>
+        <w:lastRenderedPageBreak/>
+        <w:t>在</w:t>
+      </w:r>
+      <w:r>
+        <w:t xml:space="preserve"> stocks</w:t>
+      </w:r>
+      <w:r>
+        <w:t>、</w:t>
+      </w:r>
+      <w:r>
+        <w:t xml:space="preserve">politics </w:t>
+      </w:r>
+      <w:r>
+        <w:t>等类别上的</w:t>
+      </w:r>
+      <w:r>
+        <w:t xml:space="preserve"> recall </w:t>
+      </w:r>
+      <w:r>
+        <w:t>较低，表明训练不足时模型容易把这些类别误分到</w:t>
+      </w:r>
+      <w:r>
+        <w:t xml:space="preserve"> finance </w:t>
+      </w:r>
+      <w:r>
+        <w:t>等语义相近类别。</w:t>
+      </w:r>
+      <w:r>
+        <w:rPr>
+          <w:lang w:eastAsia="zh-CN"/>
+        </w:rPr>
+        <w:t>混淆矩阵中，</w:t>
+      </w:r>
+      <w:r>
+        <w:rPr>
+          <w:lang w:eastAsia="zh-CN"/>
+        </w:rPr>
+        <w:t xml:space="preserve">stocks </w:t>
+      </w:r>
+      <w:r>
+        <w:rPr>
+          <w:lang w:eastAsia="zh-CN"/>
+        </w:rPr>
+        <w:t>大量被判为</w:t>
+      </w:r>
+      <w:r>
+        <w:rPr>
+          <w:lang w:eastAsia="zh-CN"/>
+        </w:rPr>
+        <w:t xml:space="preserve"> finance</w:t>
+      </w:r>
+      <w:r>
+        <w:rPr>
+          <w:lang w:eastAsia="zh-CN"/>
+        </w:rPr>
+        <w:t>，说明股票和财经标题共享较多经济类词汇，仅依靠短文本和少量训练轮次难以稳定区分。</w:t>
       </w:r>
     </w:p>
     <w:p>
       <w:pPr>
-        <w:spacing w:before="280" w:after="160" w:line="360" w:lineRule="auto"/>
-        <w:rPr>
-          <w:lang w:eastAsia="zh-CN"/>
-        </w:rPr>
-      </w:pPr>
-      <w:r>
-        <w:rPr>
-          <w:rFonts w:eastAsia="黑体"/>
-          <w:b/>
-          <w:sz w:val="36"/>
-          <w:lang w:eastAsia="zh-CN"/>
-        </w:rPr>
-        <w:t xml:space="preserve">2 </w:t>
-      </w:r>
-      <w:r>
-        <w:rPr>
-          <w:rFonts w:eastAsia="黑体"/>
-          <w:b/>
-          <w:sz w:val="36"/>
-          <w:lang w:eastAsia="zh-CN"/>
-        </w:rPr>
-        <w:t>任务与数据集分析</w:t>
+        <w:spacing w:after="120" w:line="360" w:lineRule="auto"/>
+        <w:ind w:firstLine="480"/>
+        <w:rPr>
+          <w:lang w:eastAsia="zh-CN"/>
+        </w:rPr>
+      </w:pPr>
+      <w:r>
+        <w:rPr>
+          <w:lang w:eastAsia="zh-CN"/>
+        </w:rPr>
+        <w:t>本次实验准确率低于公开基线在完整训练条件下报告的</w:t>
+      </w:r>
+      <w:r>
+        <w:rPr>
+          <w:lang w:eastAsia="zh-CN"/>
+        </w:rPr>
+        <w:t xml:space="preserve"> FastText </w:t>
+      </w:r>
+      <w:r>
+        <w:rPr>
+          <w:lang w:eastAsia="zh-CN"/>
+        </w:rPr>
+        <w:t>结果，这是合理的。公开结果通常基于完整训练集和较充分训练轮次，而本文为了课程复现只训练</w:t>
+      </w:r>
+      <w:r>
+        <w:rPr>
+          <w:lang w:eastAsia="zh-CN"/>
+        </w:rPr>
+        <w:t xml:space="preserve"> 1 </w:t>
+      </w:r>
+      <w:r>
+        <w:rPr>
+          <w:lang w:eastAsia="zh-CN"/>
+        </w:rPr>
+        <w:t>个</w:t>
+      </w:r>
+      <w:r>
+        <w:rPr>
+          <w:lang w:eastAsia="zh-CN"/>
+        </w:rPr>
+        <w:t xml:space="preserve"> epoch</w:t>
+      </w:r>
+      <w:r>
+        <w:rPr>
+          <w:lang w:eastAsia="zh-CN"/>
+        </w:rPr>
+        <w:t>，并且训练样本仅占完整训练集的一小部分。该对比也说明，模型性能不仅取决于结构，还高度依赖数据规模、训练轮次和评价设置。</w:t>
       </w:r>
     </w:p>
     <w:p>
       <w:pPr>
-        <w:spacing w:before="200" w:after="120" w:line="360" w:lineRule="auto"/>
-        <w:rPr>
-          <w:lang w:eastAsia="zh-CN"/>
-        </w:rPr>
-      </w:pPr>
-      <w:r>
-        <w:rPr>
-          <w:rFonts w:eastAsia="黑体"/>
-          <w:b/>
-          <w:sz w:val="28"/>
-          <w:lang w:eastAsia="zh-CN"/>
-        </w:rPr>
-        <w:t xml:space="preserve">2.1 </w:t>
-      </w:r>
-      <w:r>
-        <w:rPr>
-          <w:rFonts w:eastAsia="黑体"/>
-          <w:b/>
-          <w:sz w:val="28"/>
-          <w:lang w:eastAsia="zh-CN"/>
-        </w:rPr>
-        <w:t>中文新闻标题分类任务</w:t>
-      </w:r>
+        <w:pStyle w:val="1"/>
+        <w:rPr>
+          <w:lang w:eastAsia="zh-CN"/>
+        </w:rPr>
+      </w:pPr>
+      <w:bookmarkStart w:id="36" w:name="_Toc233967806"/>
+      <w:bookmarkStart w:id="37" w:name="_Toc233967955"/>
+      <w:r>
+        <w:rPr>
+          <w:lang w:eastAsia="zh-CN"/>
+        </w:rPr>
+        <w:t xml:space="preserve">6 </w:t>
+      </w:r>
+      <w:r>
+        <w:rPr>
+          <w:lang w:eastAsia="zh-CN"/>
+        </w:rPr>
+        <w:t>总结与改进方向</w:t>
+      </w:r>
+      <w:bookmarkEnd w:id="36"/>
+      <w:bookmarkEnd w:id="37"/>
     </w:p>
     <w:p>
       <w:pPr>
@@ -2034,2730 +5876,205 @@
         <w:rPr>
           <w:lang w:eastAsia="zh-CN"/>
         </w:rPr>
-        <w:t>中文新闻标题分类的输入是一段较短的中文标题，输出是预定</w:t>
-      </w:r>
-      <w:proofErr w:type="gramStart"/>
-      <w:r>
-        <w:rPr>
-          <w:lang w:eastAsia="zh-CN"/>
-        </w:rPr>
-        <w:t>义新闻</w:t>
-      </w:r>
-      <w:proofErr w:type="gramEnd"/>
-      <w:r>
-        <w:rPr>
-          <w:lang w:eastAsia="zh-CN"/>
-        </w:rPr>
-        <w:t>类别。与长文本分类相比，标题文本语义集中但上下文较少，模型需要利用有限字符中的关键词、搭配关系和类别提示词进行判断。</w:t>
-      </w:r>
-      <w:proofErr w:type="gramStart"/>
-      <w:r>
-        <w:rPr>
-          <w:lang w:eastAsia="zh-CN"/>
-        </w:rPr>
-        <w:t>本任务</w:t>
-      </w:r>
-      <w:proofErr w:type="gramEnd"/>
-      <w:r>
-        <w:rPr>
-          <w:lang w:eastAsia="zh-CN"/>
-        </w:rPr>
-        <w:t>属于监督学习分类问题，评价指标通常包括</w:t>
-      </w:r>
-      <w:r>
-        <w:rPr>
-          <w:lang w:eastAsia="zh-CN"/>
-        </w:rPr>
-        <w:t xml:space="preserve"> accuracy</w:t>
-      </w:r>
-      <w:r>
-        <w:rPr>
-          <w:lang w:eastAsia="zh-CN"/>
-        </w:rPr>
-        <w:t>、</w:t>
-      </w:r>
-      <w:r>
-        <w:rPr>
-          <w:lang w:eastAsia="zh-CN"/>
-        </w:rPr>
-        <w:t>precision</w:t>
-      </w:r>
-      <w:r>
-        <w:rPr>
-          <w:lang w:eastAsia="zh-CN"/>
-        </w:rPr>
-        <w:t>、</w:t>
-      </w:r>
-      <w:r>
-        <w:rPr>
-          <w:lang w:eastAsia="zh-CN"/>
-        </w:rPr>
-        <w:t>recall</w:t>
-      </w:r>
-      <w:r>
-        <w:rPr>
-          <w:lang w:eastAsia="zh-CN"/>
-        </w:rPr>
-        <w:t>、</w:t>
-      </w:r>
-      <w:r>
-        <w:rPr>
-          <w:lang w:eastAsia="zh-CN"/>
-        </w:rPr>
-        <w:t xml:space="preserve">F1-score </w:t>
-      </w:r>
-      <w:r>
-        <w:rPr>
-          <w:lang w:eastAsia="zh-CN"/>
-        </w:rPr>
-        <w:t>和混淆矩阵。</w:t>
+        <w:t>本次课程作业完成了中文文本分类任务的实验流程梳理、参数化改造、验证和报告整理。通过新增可复现实验参数，实验流程从</w:t>
+      </w:r>
+      <w:r>
+        <w:rPr>
+          <w:lang w:eastAsia="zh-CN"/>
+        </w:rPr>
+        <w:t>“</w:t>
+      </w:r>
+      <w:r>
+        <w:rPr>
+          <w:lang w:eastAsia="zh-CN"/>
+        </w:rPr>
+        <w:t>固定脚本运行</w:t>
+      </w:r>
+      <w:r>
+        <w:rPr>
+          <w:lang w:eastAsia="zh-CN"/>
+        </w:rPr>
+        <w:t>”</w:t>
+      </w:r>
+      <w:r>
+        <w:rPr>
+          <w:lang w:eastAsia="zh-CN"/>
+        </w:rPr>
+        <w:t>变为</w:t>
+      </w:r>
+      <w:r>
+        <w:rPr>
+          <w:lang w:eastAsia="zh-CN"/>
+        </w:rPr>
+        <w:t>“</w:t>
+      </w:r>
+      <w:r>
+        <w:rPr>
+          <w:lang w:eastAsia="zh-CN"/>
+        </w:rPr>
+        <w:t>可用命令明确描述实验设置</w:t>
+      </w:r>
+      <w:r>
+        <w:rPr>
+          <w:lang w:eastAsia="zh-CN"/>
+        </w:rPr>
+        <w:t>”</w:t>
+      </w:r>
+      <w:r>
+        <w:rPr>
+          <w:lang w:eastAsia="zh-CN"/>
+        </w:rPr>
+        <w:t>，更适合课程提交、答辩演示和后续复查。通过修复小样本迭代器和评价兼容性问题，系统在轻量实验场景下的稳定性也得到提升。</w:t>
       </w:r>
     </w:p>
     <w:p>
       <w:pPr>
-        <w:spacing w:before="200" w:after="120" w:line="360" w:lineRule="auto"/>
-        <w:rPr>
-          <w:lang w:eastAsia="zh-CN"/>
-        </w:rPr>
-      </w:pPr>
-      <w:r>
-        <w:rPr>
-          <w:rFonts w:eastAsia="黑体"/>
-          <w:b/>
-          <w:sz w:val="28"/>
-          <w:lang w:eastAsia="zh-CN"/>
-        </w:rPr>
-        <w:t xml:space="preserve">2.2 </w:t>
-      </w:r>
-      <w:proofErr w:type="spellStart"/>
-      <w:r>
-        <w:rPr>
-          <w:rFonts w:eastAsia="黑体"/>
-          <w:b/>
-          <w:sz w:val="28"/>
-          <w:lang w:eastAsia="zh-CN"/>
-        </w:rPr>
-        <w:t>THUCNews</w:t>
-      </w:r>
-      <w:proofErr w:type="spellEnd"/>
-      <w:r>
-        <w:rPr>
-          <w:rFonts w:eastAsia="黑体"/>
-          <w:b/>
-          <w:sz w:val="28"/>
-          <w:lang w:eastAsia="zh-CN"/>
-        </w:rPr>
-        <w:t xml:space="preserve"> </w:t>
-      </w:r>
-      <w:r>
-        <w:rPr>
-          <w:rFonts w:eastAsia="黑体"/>
-          <w:b/>
-          <w:sz w:val="28"/>
-          <w:lang w:eastAsia="zh-CN"/>
-        </w:rPr>
-        <w:t>数据集说明</w:t>
+        <w:spacing w:after="120" w:line="360" w:lineRule="auto"/>
+        <w:ind w:firstLine="480"/>
+        <w:rPr>
+          <w:lang w:eastAsia="zh-CN"/>
+        </w:rPr>
+      </w:pPr>
+      <w:r>
+        <w:rPr>
+          <w:lang w:eastAsia="zh-CN"/>
+        </w:rPr>
+        <w:t>从技术角度看，</w:t>
+      </w:r>
+      <w:r>
+        <w:rPr>
+          <w:lang w:eastAsia="zh-CN"/>
+        </w:rPr>
+        <w:t xml:space="preserve">FastText </w:t>
+      </w:r>
+      <w:r>
+        <w:rPr>
+          <w:lang w:eastAsia="zh-CN"/>
+        </w:rPr>
+        <w:t>的优势在于结构简单、训练速度快、能够利用</w:t>
+      </w:r>
+      <w:r>
+        <w:rPr>
+          <w:lang w:eastAsia="zh-CN"/>
+        </w:rPr>
+        <w:t xml:space="preserve"> n-gram </w:t>
+      </w:r>
+      <w:r>
+        <w:rPr>
+          <w:lang w:eastAsia="zh-CN"/>
+        </w:rPr>
+        <w:t>捕捉局部搭配；不足在于对复杂语义、上下文关系和类别边界相近的问题建模能力有限。若继续改进，可以在三方面展开：第一，增加完整训练轮次并记录学习曲线；第二，对</w:t>
+      </w:r>
+      <w:r>
+        <w:rPr>
+          <w:lang w:eastAsia="zh-CN"/>
+        </w:rPr>
+        <w:t xml:space="preserve"> TextCNN</w:t>
+      </w:r>
+      <w:r>
+        <w:rPr>
+          <w:lang w:eastAsia="zh-CN"/>
+        </w:rPr>
+        <w:t>、</w:t>
+      </w:r>
+      <w:r>
+        <w:rPr>
+          <w:lang w:eastAsia="zh-CN"/>
+        </w:rPr>
+        <w:t xml:space="preserve">TextRNN </w:t>
+      </w:r>
+      <w:r>
+        <w:rPr>
+          <w:lang w:eastAsia="zh-CN"/>
+        </w:rPr>
+        <w:t>和</w:t>
+      </w:r>
+      <w:r>
+        <w:rPr>
+          <w:lang w:eastAsia="zh-CN"/>
+        </w:rPr>
+        <w:t xml:space="preserve"> Transformer </w:t>
+      </w:r>
+      <w:r>
+        <w:rPr>
+          <w:lang w:eastAsia="zh-CN"/>
+        </w:rPr>
+        <w:t>进行同样的小样本对比；第三，引入中文</w:t>
+      </w:r>
+      <w:r>
+        <w:rPr>
+          <w:lang w:eastAsia="zh-CN"/>
+        </w:rPr>
+        <w:t xml:space="preserve"> BERT </w:t>
+      </w:r>
+      <w:r>
+        <w:rPr>
+          <w:lang w:eastAsia="zh-CN"/>
+        </w:rPr>
+        <w:t>作为强基线，分析传统模型与预训练模型的差距。总体而言，本次实践达到了课程大作业的目标，报告中的实验结果、命令和代码改动均可在提交仓库中追溯。</w:t>
       </w:r>
     </w:p>
     <w:p>
       <w:pPr>
-        <w:spacing w:after="120" w:line="360" w:lineRule="auto"/>
-        <w:ind w:firstLine="480"/>
-        <w:rPr>
-          <w:lang w:eastAsia="zh-CN"/>
-        </w:rPr>
-      </w:pPr>
-      <w:r>
-        <w:rPr>
-          <w:lang w:eastAsia="zh-CN"/>
-        </w:rPr>
-        <w:t>实验数据来自 THUCNews 新闻标题分类语料，共包含财经、房产、股票、教育、科技、社会、时政、体育、游戏、娱乐 10 个类别。数据已按训练集、验证集和测试集组织，格式为“文本 + 制表符 + 类别编号”，便于直接进入监督学习流程。</w:t>
-      </w:r>
-      <w:r>
-        <w:rPr>
-          <w:lang w:eastAsia="zh-CN"/>
-        </w:rPr>
-      </w:r>
-      <w:proofErr w:type="spellStart"/>
-      <w:r>
-        <w:rPr>
-          <w:lang w:eastAsia="zh-CN"/>
-        </w:rPr>
-      </w:r>
-      <w:proofErr w:type="spellEnd"/>
-      <w:r>
-        <w:rPr>
-          <w:lang w:eastAsia="zh-CN"/>
-        </w:rPr>
-      </w:r>
-      <w:r>
-        <w:rPr>
-          <w:lang w:eastAsia="zh-CN"/>
-        </w:rPr>
-      </w:r>
-      <w:r>
-        <w:rPr>
-          <w:lang w:eastAsia="zh-CN"/>
-        </w:rPr>
-      </w:r>
-      <w:proofErr w:type="gramStart"/>
-      <w:r>
-        <w:rPr>
-          <w:lang w:eastAsia="zh-CN"/>
-        </w:rPr>
-      </w:r>
-      <w:proofErr w:type="gramEnd"/>
-      <w:r>
-        <w:rPr>
-          <w:lang w:eastAsia="zh-CN"/>
-        </w:rPr>
-      </w:r>
-      <w:r>
-        <w:rPr>
-          <w:lang w:eastAsia="zh-CN"/>
-        </w:rPr>
-      </w:r>
-      <w:r>
-        <w:rPr>
-          <w:lang w:eastAsia="zh-CN"/>
-        </w:rPr>
-      </w:r>
-      <w:r>
-        <w:rPr>
-          <w:lang w:eastAsia="zh-CN"/>
-        </w:rPr>
-      </w:r>
-      <w:r>
-        <w:rPr>
-          <w:lang w:eastAsia="zh-CN"/>
-        </w:rPr>
-      </w:r>
-      <w:r>
-        <w:rPr>
-          <w:lang w:eastAsia="zh-CN"/>
-        </w:rPr>
-      </w:r>
-      <w:r>
-        <w:rPr>
-          <w:lang w:eastAsia="zh-CN"/>
-        </w:rPr>
-      </w:r>
-      <w:r>
-        <w:rPr>
-          <w:lang w:eastAsia="zh-CN"/>
-        </w:rPr>
-      </w:r>
-      <w:r>
-        <w:rPr>
-          <w:lang w:eastAsia="zh-CN"/>
-        </w:rPr>
-      </w:r>
+        <w:pStyle w:val="1"/>
+      </w:pPr>
+      <w:bookmarkStart w:id="38" w:name="_Toc233967807"/>
+      <w:bookmarkStart w:id="39" w:name="_Toc233967956"/>
+      <w:r>
+        <w:t>参考文献</w:t>
+      </w:r>
+      <w:bookmarkEnd w:id="38"/>
+      <w:bookmarkEnd w:id="39"/>
     </w:p>
     <w:p>
       <w:pPr>
-        <w:spacing w:after="60" w:line="324" w:lineRule="auto"/>
-        <w:ind w:firstLine="480"/>
-        <w:rPr>
-          <w:lang w:eastAsia="zh-CN"/>
-        </w:rPr>
-      </w:pPr>
-      <w:r>
-        <w:rPr>
-          <w:rFonts w:eastAsia="黑体"/>
-          <w:b/>
-          <w:lang w:eastAsia="zh-CN"/>
-        </w:rPr>
-        <w:t>训练集：完整规模 180000 条，本次正式实验使用 5000 条，通过 --max-train 控制，前 5000 条近似均衡。</w:t>
-      </w:r>
-      <w:r>
-        <w:rPr>
-          <w:lang w:eastAsia="zh-CN"/>
-        </w:rPr>
-      </w:r>
-      <w:r>
-        <w:rPr>
-          <w:lang w:eastAsia="zh-CN"/>
-        </w:rPr>
-      </w:r>
-      <w:r>
-        <w:rPr>
-          <w:lang w:eastAsia="zh-CN"/>
-        </w:rPr>
-      </w:r>
-      <w:r>
-        <w:rPr>
-          <w:lang w:eastAsia="zh-CN"/>
-        </w:rPr>
-      </w:r>
-      <w:r>
-        <w:rPr>
-          <w:lang w:eastAsia="zh-CN"/>
-        </w:rPr>
-      </w:r>
-      <w:r>
-        <w:rPr>
-          <w:lang w:eastAsia="zh-CN"/>
-        </w:rPr>
-      </w:r>
-      <w:r>
-        <w:rPr>
-          <w:lang w:eastAsia="zh-CN"/>
-        </w:rPr>
-      </w:r>
-      <w:r>
-        <w:rPr>
-          <w:lang w:eastAsia="zh-CN"/>
-        </w:rPr>
-      </w:r>
-      <w:r>
-        <w:rPr>
-          <w:lang w:eastAsia="zh-CN"/>
-        </w:rPr>
+        <w:spacing w:after="80" w:line="360" w:lineRule="auto"/>
+      </w:pPr>
+      <w:r>
+        <w:t>[1] Joulin A, Grave E, Bojanowski P, et al. Bag of Tricks for Efficient Text Classification[C]. EACL, 2017.</w:t>
       </w:r>
     </w:p>
     <w:p>
       <w:pPr>
-        <w:spacing w:after="60" w:line="324" w:lineRule="auto"/>
-        <w:ind w:firstLine="480"/>
-        <w:rPr>
-          <w:lang w:eastAsia="zh-CN"/>
-        </w:rPr>
-      </w:pPr>
-      <w:r>
-        <w:rPr>
-          <w:rFonts w:eastAsia="黑体"/>
-          <w:b/>
-          <w:lang w:eastAsia="zh-CN"/>
-        </w:rPr>
-        <w:t>验证集：完整规模 10000 条，本次正式实验使用 1000 条，通过 --max-dev 控制，用于观察训练过程。</w:t>
-      </w:r>
-      <w:r>
-        <w:rPr>
-          <w:lang w:eastAsia="zh-CN"/>
-        </w:rPr>
-      </w:r>
-      <w:r>
-        <w:rPr>
-          <w:lang w:eastAsia="zh-CN"/>
-        </w:rPr>
-      </w:r>
-      <w:r>
-        <w:rPr>
-          <w:lang w:eastAsia="zh-CN"/>
-        </w:rPr>
-      </w:r>
-      <w:r>
-        <w:rPr>
-          <w:lang w:eastAsia="zh-CN"/>
-        </w:rPr>
-      </w:r>
-      <w:r>
-        <w:rPr>
-          <w:lang w:eastAsia="zh-CN"/>
-        </w:rPr>
-      </w:r>
-      <w:r>
-        <w:rPr>
-          <w:lang w:eastAsia="zh-CN"/>
-        </w:rPr>
-      </w:r>
-      <w:r>
-        <w:rPr>
-          <w:lang w:eastAsia="zh-CN"/>
-        </w:rPr>
+        <w:spacing w:after="80" w:line="360" w:lineRule="auto"/>
+      </w:pPr>
+      <w:r>
+        <w:t>[2] Kim Y. Convolutional Neural Networks for Sentence Classification[C]. EMNLP, 2014.</w:t>
       </w:r>
     </w:p>
     <w:p>
       <w:pPr>
-        <w:spacing w:after="60" w:line="324" w:lineRule="auto"/>
-        <w:ind w:firstLine="480"/>
-        <w:rPr>
-          <w:lang w:eastAsia="zh-CN"/>
-        </w:rPr>
-      </w:pPr>
-      <w:r>
-        <w:rPr>
-          <w:rFonts w:eastAsia="黑体"/>
-          <w:b/>
-          <w:lang w:eastAsia="zh-CN"/>
-        </w:rPr>
-        <w:t>测试集：完整规模 10000 条，本次正式实验完整使用，避免按类别块截断造成评价偏差。</w:t>
-      </w:r>
-      <w:r>
-        <w:rPr>
-          <w:lang w:eastAsia="zh-CN"/>
-        </w:rPr>
-      </w:r>
-      <w:r>
-        <w:rPr>
-          <w:lang w:eastAsia="zh-CN"/>
-        </w:rPr>
-      </w:r>
-      <w:r>
-        <w:rPr>
-          <w:lang w:eastAsia="zh-CN"/>
-        </w:rPr>
+        <w:spacing w:after="80" w:line="360" w:lineRule="auto"/>
+      </w:pPr>
+      <w:r>
+        <w:t>[3] Vaswani A, Shazeer N, Parmar N, et al. Attention Is All You Need[C]. NeurIPS, 2017.</w:t>
       </w:r>
     </w:p>
     <w:p>
       <w:pPr>
-        <w:spacing w:after="120" w:line="360" w:lineRule="auto"/>
-        <w:ind w:firstLine="480"/>
-        <w:rPr>
-          <w:lang w:eastAsia="zh-CN"/>
-        </w:rPr>
-      </w:pPr>
-      <w:r>
-        <w:rPr>
-          <w:lang w:eastAsia="zh-CN"/>
-        </w:rPr>
-        <w:t>数据分布检查发现，训练集和</w:t>
-      </w:r>
-      <w:proofErr w:type="gramStart"/>
-      <w:r>
-        <w:rPr>
-          <w:lang w:eastAsia="zh-CN"/>
-        </w:rPr>
-        <w:t>验证集前若干</w:t>
-      </w:r>
-      <w:proofErr w:type="gramEnd"/>
-      <w:r>
-        <w:rPr>
-          <w:lang w:eastAsia="zh-CN"/>
-        </w:rPr>
-        <w:t>样本已经较为均衡，但</w:t>
-      </w:r>
-      <w:proofErr w:type="gramStart"/>
-      <w:r>
-        <w:rPr>
-          <w:lang w:eastAsia="zh-CN"/>
-        </w:rPr>
-        <w:t>测试集按类别</w:t>
-      </w:r>
-      <w:proofErr w:type="gramEnd"/>
-      <w:r>
-        <w:rPr>
-          <w:lang w:eastAsia="zh-CN"/>
-        </w:rPr>
-        <w:t>块排列，前</w:t>
-      </w:r>
-      <w:r>
-        <w:rPr>
-          <w:lang w:eastAsia="zh-CN"/>
-        </w:rPr>
-        <w:t xml:space="preserve"> 1000 </w:t>
-      </w:r>
-      <w:r>
-        <w:rPr>
-          <w:lang w:eastAsia="zh-CN"/>
-        </w:rPr>
-        <w:t>条均属于同一类别。因此正式实验保留完整测试集，以保证评价结果覆盖全部类别。</w:t>
+        <w:spacing w:after="80" w:line="360" w:lineRule="auto"/>
+      </w:pPr>
+      <w:r>
+        <w:lastRenderedPageBreak/>
+        <w:t xml:space="preserve">[4] THUCTC: An Efficient Chinese Text Classifier. </w:t>
+      </w:r>
+      <w:r>
+        <w:t>清华大学自然语言处理与社会人文计算实验室</w:t>
+      </w:r>
+      <w:r>
+        <w:t>.</w:t>
       </w:r>
     </w:p>
     <w:p>
       <w:pPr>
-        <w:spacing w:before="280" w:after="160" w:line="360" w:lineRule="auto"/>
-        <w:rPr>
-          <w:lang w:eastAsia="zh-CN"/>
-        </w:rPr>
-      </w:pPr>
-      <w:r>
-        <w:rPr>
-          <w:rFonts w:eastAsia="黑体"/>
-          <w:b/>
-          <w:sz w:val="36"/>
-          <w:lang w:eastAsia="zh-CN"/>
-        </w:rPr>
-        <w:t xml:space="preserve">3 </w:t>
-      </w:r>
-      <w:r>
-        <w:rPr>
-          <w:rFonts w:eastAsia="黑体"/>
-          <w:b/>
-          <w:sz w:val="36"/>
-          <w:lang w:eastAsia="zh-CN"/>
-        </w:rPr>
-        <w:t>方法原理与项目结构</w:t>
+        <w:spacing w:after="80" w:line="360" w:lineRule="auto"/>
+      </w:pPr>
+      <w:r>
+        <w:t>[5] 649453932. Chinese-Text-Classification-Pytorch[EB/OL]. https://github.com/649453932/Chinese-Text-Classification-Pytorch.</w:t>
       </w:r>
     </w:p>
     <w:p>
       <w:pPr>
-        <w:spacing w:before="200" w:after="120" w:line="360" w:lineRule="auto"/>
-        <w:rPr>
-          <w:lang w:eastAsia="zh-CN"/>
-        </w:rPr>
-      </w:pPr>
-      <w:r>
-        <w:rPr>
-          <w:rFonts w:eastAsia="黑体"/>
-          <w:b/>
-          <w:sz w:val="28"/>
-          <w:lang w:eastAsia="zh-CN"/>
-        </w:rPr>
-        <w:t xml:space="preserve">3.1 </w:t>
-      </w:r>
-      <w:r>
-        <w:rPr>
-          <w:rFonts w:eastAsia="黑体"/>
-          <w:b/>
-          <w:sz w:val="28"/>
-          <w:lang w:eastAsia="zh-CN"/>
-        </w:rPr>
-        <w:t>文本表示与词表构建</w:t>
-      </w:r>
-    </w:p>
-    <w:p>
-      <w:pPr>
-        <w:spacing w:after="120" w:line="360" w:lineRule="auto"/>
-        <w:ind w:firstLine="480"/>
-        <w:rPr>
-          <w:lang w:eastAsia="zh-CN"/>
-        </w:rPr>
-      </w:pPr>
-      <w:r>
-        <w:rPr>
-          <w:lang w:eastAsia="zh-CN"/>
-        </w:rPr>
-        <w:t>项目默认采用</w:t>
-      </w:r>
-      <w:proofErr w:type="gramStart"/>
-      <w:r>
-        <w:rPr>
-          <w:lang w:eastAsia="zh-CN"/>
-        </w:rPr>
-        <w:t>字符级</w:t>
-      </w:r>
-      <w:proofErr w:type="gramEnd"/>
-      <w:r>
-        <w:rPr>
-          <w:lang w:eastAsia="zh-CN"/>
-        </w:rPr>
-        <w:t>输入。对于中文短标题而言，</w:t>
-      </w:r>
-      <w:proofErr w:type="gramStart"/>
-      <w:r>
-        <w:rPr>
-          <w:lang w:eastAsia="zh-CN"/>
-        </w:rPr>
-        <w:t>字符级表示</w:t>
-      </w:r>
-      <w:proofErr w:type="gramEnd"/>
-      <w:r>
-        <w:rPr>
-          <w:lang w:eastAsia="zh-CN"/>
-        </w:rPr>
-        <w:t>可以避免分词错误对模型输入的影响，也能降低依赖外部分词工具的复杂度。数据读取阶段，程序根据训练集构建词表，将高频字符映射为整数</w:t>
-      </w:r>
-      <w:r>
-        <w:rPr>
-          <w:lang w:eastAsia="zh-CN"/>
-        </w:rPr>
-        <w:t xml:space="preserve"> ID</w:t>
-      </w:r>
-      <w:r>
-        <w:rPr>
-          <w:lang w:eastAsia="zh-CN"/>
-        </w:rPr>
-        <w:t>，并使用</w:t>
-      </w:r>
-      <w:r>
-        <w:rPr>
-          <w:lang w:eastAsia="zh-CN"/>
-        </w:rPr>
-        <w:t xml:space="preserve"> &lt;UNK&gt; </w:t>
-      </w:r>
-      <w:r>
-        <w:rPr>
-          <w:lang w:eastAsia="zh-CN"/>
-        </w:rPr>
-        <w:t>表示未知字符、</w:t>
-      </w:r>
-      <w:r>
-        <w:rPr>
-          <w:lang w:eastAsia="zh-CN"/>
-        </w:rPr>
-        <w:t xml:space="preserve">&lt;PAD&gt; </w:t>
-      </w:r>
-      <w:r>
-        <w:rPr>
-          <w:lang w:eastAsia="zh-CN"/>
-        </w:rPr>
-        <w:t>表示填充符号。输入长度由</w:t>
-      </w:r>
-      <w:r>
-        <w:rPr>
-          <w:lang w:eastAsia="zh-CN"/>
-        </w:rPr>
-        <w:t xml:space="preserve"> </w:t>
-      </w:r>
-      <w:proofErr w:type="spellStart"/>
-      <w:r>
-        <w:rPr>
-          <w:lang w:eastAsia="zh-CN"/>
-        </w:rPr>
-        <w:t>pad_size</w:t>
-      </w:r>
-      <w:proofErr w:type="spellEnd"/>
-      <w:r>
-        <w:rPr>
-          <w:lang w:eastAsia="zh-CN"/>
-        </w:rPr>
-        <w:t xml:space="preserve"> </w:t>
-      </w:r>
-      <w:r>
-        <w:rPr>
-          <w:lang w:eastAsia="zh-CN"/>
-        </w:rPr>
-        <w:t>控制，短文本填充、长文本截断，从而形成固定形状的张量。</w:t>
-      </w:r>
-    </w:p>
-    <w:p>
-      <w:pPr>
-        <w:spacing w:before="200" w:after="120" w:line="360" w:lineRule="auto"/>
-      </w:pPr>
-      <w:r>
-        <w:rPr>
-          <w:rFonts w:eastAsia="黑体"/>
-          <w:b/>
-          <w:sz w:val="28"/>
-        </w:rPr>
-        <w:t xml:space="preserve">3.2 </w:t>
-      </w:r>
-      <w:proofErr w:type="spellStart"/>
-      <w:r>
-        <w:rPr>
-          <w:rFonts w:eastAsia="黑体"/>
-          <w:b/>
-          <w:sz w:val="28"/>
-        </w:rPr>
-        <w:t>FastText</w:t>
-      </w:r>
-      <w:proofErr w:type="spellEnd"/>
-      <w:r>
-        <w:rPr>
-          <w:rFonts w:eastAsia="黑体"/>
-          <w:b/>
-          <w:sz w:val="28"/>
-        </w:rPr>
-        <w:t xml:space="preserve"> </w:t>
-      </w:r>
-      <w:proofErr w:type="spellStart"/>
-      <w:r>
-        <w:rPr>
-          <w:rFonts w:eastAsia="黑体"/>
-          <w:b/>
-          <w:sz w:val="28"/>
-        </w:rPr>
-        <w:t>模型机制</w:t>
-      </w:r>
-      <w:proofErr w:type="spellEnd"/>
-    </w:p>
-    <w:p>
-      <w:pPr>
-        <w:spacing w:after="120" w:line="360" w:lineRule="auto"/>
-        <w:ind w:firstLine="480"/>
-      </w:pPr>
-      <w:r>
-        <w:t>FastText 是一种高效文本分类模型，核心思想是将文本表示为词或字符 n-gram embedding 的平均池化结果，再通过全连接层完成分类。本文实验中的 FastText 采用 unigram、bigram 和 trigram 表示，三类 embedding 拼接后取平均，通过 dropout、隐藏层和输出层得到 10 个类别的 logits。</w:t>
-      </w:r>
-      <w:r/>
-      <w:r/>
-      <w:r/>
-      <w:r/>
-      <w:r/>
-      <w:r/>
-      <w:r/>
-      <w:r/>
-      <w:r/>
-      <w:r/>
-      <w:r/>
-      <w:r/>
-      <w:r/>
-      <w:r/>
-      <w:r/>
-      <w:r/>
-      <w:r/>
-      <w:r/>
-      <w:r/>
-    </w:p>
-    <w:p>
-      <w:pPr>
-        <w:spacing w:before="200" w:after="120" w:line="360" w:lineRule="auto"/>
-        <w:rPr>
-          <w:lang w:eastAsia="zh-CN"/>
-        </w:rPr>
-      </w:pPr>
-      <w:r>
-        <w:rPr>
-          <w:rFonts w:eastAsia="黑体"/>
-          <w:b/>
-          <w:sz w:val="28"/>
-          <w:lang w:eastAsia="zh-CN"/>
-        </w:rPr>
-        <w:t xml:space="preserve">3.3 </w:t>
-      </w:r>
-      <w:r>
-        <w:rPr>
-          <w:rFonts w:eastAsia="黑体"/>
-          <w:b/>
-          <w:sz w:val="28"/>
-          <w:lang w:eastAsia="zh-CN"/>
-        </w:rPr>
-        <w:t>训练与评价流程</w:t>
-      </w:r>
-    </w:p>
-    <w:p>
-      <w:pPr>
-        <w:spacing w:after="120" w:line="360" w:lineRule="auto"/>
-        <w:ind w:firstLine="480"/>
-        <w:rPr>
-          <w:lang w:eastAsia="zh-CN"/>
-        </w:rPr>
-      </w:pPr>
-      <w:r>
-        <w:rPr>
-          <w:lang w:eastAsia="zh-CN"/>
-        </w:rPr>
-        <w:lastRenderedPageBreak/>
-        <w:t>训练脚本</w:t>
-      </w:r>
-      <w:r>
-        <w:rPr>
-          <w:lang w:eastAsia="zh-CN"/>
-        </w:rPr>
-        <w:t xml:space="preserve"> run.py </w:t>
-      </w:r>
-      <w:r>
-        <w:rPr>
-          <w:lang w:eastAsia="zh-CN"/>
-        </w:rPr>
-        <w:t>负责解析命令行参数、加载模型配置、构建数据集、初始化模型并调用</w:t>
-      </w:r>
-      <w:r>
-        <w:rPr>
-          <w:lang w:eastAsia="zh-CN"/>
-        </w:rPr>
-        <w:t xml:space="preserve"> train_eval.py </w:t>
-      </w:r>
-      <w:r>
-        <w:rPr>
-          <w:lang w:eastAsia="zh-CN"/>
-        </w:rPr>
-        <w:t>中的训练函数。训练函数使用</w:t>
-      </w:r>
-      <w:r>
-        <w:rPr>
-          <w:lang w:eastAsia="zh-CN"/>
-        </w:rPr>
-        <w:t xml:space="preserve"> Adam </w:t>
-      </w:r>
-      <w:r>
-        <w:rPr>
-          <w:lang w:eastAsia="zh-CN"/>
-        </w:rPr>
-        <w:t>优化器和交叉</w:t>
-      </w:r>
-      <w:proofErr w:type="gramStart"/>
-      <w:r>
-        <w:rPr>
-          <w:lang w:eastAsia="zh-CN"/>
-        </w:rPr>
-        <w:t>熵</w:t>
-      </w:r>
-      <w:proofErr w:type="gramEnd"/>
-      <w:r>
-        <w:rPr>
-          <w:lang w:eastAsia="zh-CN"/>
-        </w:rPr>
-        <w:t>损失，每隔固定</w:t>
-      </w:r>
-      <w:r>
-        <w:rPr>
-          <w:lang w:eastAsia="zh-CN"/>
-        </w:rPr>
-        <w:t xml:space="preserve"> batch </w:t>
-      </w:r>
-      <w:r>
-        <w:rPr>
-          <w:lang w:eastAsia="zh-CN"/>
-        </w:rPr>
-        <w:t>在验证集上评估一次，若验证损失下降则保存模型。训练结束后，程序加载最佳</w:t>
-      </w:r>
-      <w:r>
-        <w:rPr>
-          <w:lang w:eastAsia="zh-CN"/>
-        </w:rPr>
-        <w:t xml:space="preserve"> checkpoint</w:t>
-      </w:r>
-      <w:r>
-        <w:rPr>
-          <w:lang w:eastAsia="zh-CN"/>
-        </w:rPr>
-        <w:t>，在测试集上输出</w:t>
-      </w:r>
-      <w:r>
-        <w:rPr>
-          <w:lang w:eastAsia="zh-CN"/>
-        </w:rPr>
-        <w:t xml:space="preserve"> accuracy</w:t>
-      </w:r>
-      <w:r>
-        <w:rPr>
-          <w:lang w:eastAsia="zh-CN"/>
-        </w:rPr>
-        <w:t>、分类报告和混淆矩阵。</w:t>
-      </w:r>
-    </w:p>
-    <w:p>
-      <w:pPr>
-        <w:spacing w:before="280" w:after="160" w:line="360" w:lineRule="auto"/>
-        <w:rPr>
-          <w:lang w:eastAsia="zh-CN"/>
-        </w:rPr>
-      </w:pPr>
-      <w:r>
-        <w:rPr>
-          <w:rFonts w:eastAsia="黑体"/>
-          <w:b/>
-          <w:sz w:val="36"/>
-          <w:lang w:eastAsia="zh-CN"/>
-        </w:rPr>
-        <w:t xml:space="preserve">4 </w:t>
-      </w:r>
-      <w:r>
-        <w:rPr>
-          <w:rFonts w:eastAsia="黑体"/>
-          <w:b/>
-          <w:sz w:val="36"/>
-          <w:lang w:eastAsia="zh-CN"/>
-        </w:rPr>
-        <w:t>本次改动与实现</w:t>
-      </w:r>
-    </w:p>
-    <w:p>
-      <w:pPr>
-        <w:spacing w:before="200" w:after="120" w:line="360" w:lineRule="auto"/>
-        <w:rPr>
-          <w:lang w:eastAsia="zh-CN"/>
-        </w:rPr>
-      </w:pPr>
-      <w:r>
-        <w:rPr>
-          <w:rFonts w:eastAsia="黑体"/>
-          <w:b/>
-          <w:sz w:val="28"/>
-          <w:lang w:eastAsia="zh-CN"/>
-        </w:rPr>
-        <w:t xml:space="preserve">4.1 </w:t>
-      </w:r>
-      <w:r>
-        <w:rPr>
-          <w:rFonts w:eastAsia="黑体"/>
-          <w:b/>
-          <w:sz w:val="28"/>
-          <w:lang w:eastAsia="zh-CN"/>
-        </w:rPr>
-        <w:t>可复现实验参数</w:t>
-      </w:r>
-    </w:p>
-    <w:p>
-      <w:pPr>
-        <w:spacing w:after="120" w:line="360" w:lineRule="auto"/>
-        <w:ind w:firstLine="480"/>
-        <w:rPr>
-          <w:lang w:eastAsia="zh-CN"/>
-        </w:rPr>
-      </w:pPr>
-      <w:r>
-        <w:rPr>
-          <w:lang w:eastAsia="zh-CN"/>
-        </w:rPr>
-        <w:t>基线代码中数据集、随机种子、训练轮次和 batch size 等设置较多依赖默认配置，不利于课程报告中明确复现实验条件。为此，本文在 run.py 中新增多个命令行参数，使实验设置可以直接写入命令并在不同机器上重复执行。</w:t>
-      </w:r>
-      <w:r>
-        <w:rPr>
-          <w:lang w:eastAsia="zh-CN"/>
-        </w:rPr>
-      </w:r>
-      <w:r>
-        <w:rPr>
-          <w:lang w:eastAsia="zh-CN"/>
-        </w:rPr>
-      </w:r>
-      <w:r>
-        <w:rPr>
-          <w:lang w:eastAsia="zh-CN"/>
-        </w:rPr>
-      </w:r>
-      <w:r>
-        <w:rPr>
-          <w:lang w:eastAsia="zh-CN"/>
-        </w:rPr>
-      </w:r>
-    </w:p>
-    <w:p>
-      <w:pPr>
-        <w:spacing w:after="60" w:line="324" w:lineRule="auto"/>
-        <w:ind w:firstLine="480"/>
-      </w:pPr>
-      <w:r>
-        <w:rPr>
-          <w:rFonts w:eastAsia="黑体"/>
-          <w:b/>
-        </w:rPr>
-        <w:t>--</w:t>
-      </w:r>
-      <w:proofErr w:type="spellStart"/>
-      <w:r>
-        <w:rPr>
-          <w:rFonts w:eastAsia="黑体"/>
-          <w:b/>
-        </w:rPr>
-        <w:t>dataset</w:t>
-      </w:r>
-      <w:r>
-        <w:rPr>
-          <w:rFonts w:eastAsia="黑体"/>
-          <w:b/>
-        </w:rPr>
-        <w:t>：</w:t>
-      </w:r>
-      <w:r>
-        <w:t>指定数据集目录，本次使用</w:t>
-      </w:r>
-      <w:proofErr w:type="spellEnd"/>
-      <w:r>
-        <w:t xml:space="preserve"> </w:t>
-      </w:r>
-      <w:proofErr w:type="spellStart"/>
-      <w:r>
-        <w:t>THUCNews</w:t>
-      </w:r>
-      <w:proofErr w:type="spellEnd"/>
-      <w:r>
-        <w:t>。</w:t>
-      </w:r>
-    </w:p>
-    <w:p>
-      <w:pPr>
-        <w:spacing w:after="60" w:line="324" w:lineRule="auto"/>
-        <w:ind w:firstLine="480"/>
-      </w:pPr>
-      <w:r>
-        <w:rPr>
-          <w:rFonts w:eastAsia="黑体"/>
-          <w:b/>
-        </w:rPr>
-        <w:t>--seed</w:t>
-      </w:r>
-      <w:r>
-        <w:rPr>
-          <w:rFonts w:eastAsia="黑体"/>
-          <w:b/>
-        </w:rPr>
-        <w:t>：</w:t>
-      </w:r>
-      <w:r>
-        <w:t>设置</w:t>
-      </w:r>
-      <w:r>
-        <w:t xml:space="preserve"> NumPy </w:t>
-      </w:r>
-      <w:r>
-        <w:t>与</w:t>
-      </w:r>
-      <w:r>
-        <w:t xml:space="preserve"> PyTorch </w:t>
-      </w:r>
-      <w:r>
-        <w:t>随机种子，本次使用</w:t>
-      </w:r>
-      <w:r>
-        <w:t xml:space="preserve"> 1</w:t>
-      </w:r>
-      <w:r>
-        <w:t>。</w:t>
-      </w:r>
-    </w:p>
-    <w:p>
-      <w:pPr>
-        <w:spacing w:after="60" w:line="324" w:lineRule="auto"/>
-        <w:ind w:firstLine="480"/>
-      </w:pPr>
-      <w:r>
-        <w:rPr>
-          <w:rFonts w:eastAsia="黑体"/>
-          <w:b/>
-        </w:rPr>
-        <w:t>--epochs</w:t>
-      </w:r>
-      <w:r>
-        <w:rPr>
-          <w:rFonts w:eastAsia="黑体"/>
-          <w:b/>
-        </w:rPr>
-        <w:t>：</w:t>
-      </w:r>
-      <w:r>
-        <w:t>覆盖模型默认训练轮次，本次使用</w:t>
-      </w:r>
-      <w:r>
-        <w:t xml:space="preserve"> 1</w:t>
-      </w:r>
-      <w:r>
-        <w:t>。</w:t>
-      </w:r>
-    </w:p>
-    <w:p>
-      <w:pPr>
-        <w:spacing w:after="60" w:line="324" w:lineRule="auto"/>
-        <w:ind w:firstLine="480"/>
-      </w:pPr>
-      <w:r>
-        <w:rPr>
-          <w:rFonts w:eastAsia="黑体"/>
-          <w:b/>
-        </w:rPr>
-        <w:t>--batch-size</w:t>
-      </w:r>
-      <w:r>
-        <w:rPr>
-          <w:rFonts w:eastAsia="黑体"/>
-          <w:b/>
-        </w:rPr>
-        <w:t>：</w:t>
-      </w:r>
-      <w:r>
-        <w:t>覆盖模型默认</w:t>
-      </w:r>
-      <w:r>
-        <w:t xml:space="preserve"> batch size</w:t>
-      </w:r>
-      <w:r>
-        <w:t>，本次使用</w:t>
-      </w:r>
-      <w:r>
-        <w:t xml:space="preserve"> 32</w:t>
-      </w:r>
-      <w:r>
-        <w:t>。</w:t>
-      </w:r>
-    </w:p>
-    <w:p>
-      <w:pPr>
-        <w:spacing w:after="60" w:line="324" w:lineRule="auto"/>
-        <w:ind w:firstLine="480"/>
-      </w:pPr>
-      <w:r>
-        <w:rPr>
-          <w:rFonts w:eastAsia="黑体"/>
-          <w:b/>
-        </w:rPr>
-        <w:t>--require-improvement</w:t>
-      </w:r>
-      <w:r>
-        <w:rPr>
-          <w:rFonts w:eastAsia="黑体"/>
-          <w:b/>
-        </w:rPr>
-        <w:t>：</w:t>
-      </w:r>
-      <w:r>
-        <w:t>覆盖早停耐心值，本次未覆盖。</w:t>
-      </w:r>
-    </w:p>
-    <w:p>
-      <w:pPr>
-        <w:spacing w:after="60" w:line="324" w:lineRule="auto"/>
-        <w:ind w:firstLine="480"/>
-      </w:pPr>
-      <w:r>
-        <w:rPr>
-          <w:rFonts w:eastAsia="黑体"/>
-          <w:b/>
-        </w:rPr>
-        <w:t>--max-train / --max-dev / --max-test</w:t>
-      </w:r>
-      <w:r>
-        <w:rPr>
-          <w:rFonts w:eastAsia="黑体"/>
-          <w:b/>
-        </w:rPr>
-        <w:t>：</w:t>
-      </w:r>
-      <w:r>
-        <w:t>限制样本数量，支持快速实验，本次为</w:t>
-      </w:r>
-      <w:r>
-        <w:t xml:space="preserve"> 5000 / 1000 / </w:t>
-      </w:r>
-      <w:r>
-        <w:t>不截断。</w:t>
-      </w:r>
-    </w:p>
-    <w:p>
-      <w:pPr>
-        <w:spacing w:before="200" w:after="120" w:line="360" w:lineRule="auto"/>
-        <w:rPr>
-          <w:lang w:eastAsia="zh-CN"/>
-        </w:rPr>
-      </w:pPr>
-      <w:r>
-        <w:rPr>
-          <w:rFonts w:eastAsia="黑体"/>
-          <w:b/>
-          <w:sz w:val="28"/>
-          <w:lang w:eastAsia="zh-CN"/>
-        </w:rPr>
-        <w:t xml:space="preserve">4.2 </w:t>
-      </w:r>
-      <w:r>
-        <w:rPr>
-          <w:rFonts w:eastAsia="黑体"/>
-          <w:b/>
-          <w:sz w:val="28"/>
-          <w:lang w:eastAsia="zh-CN"/>
-        </w:rPr>
-        <w:t>小样本数据加载与迭代修复</w:t>
-      </w:r>
-    </w:p>
-    <w:p>
-      <w:pPr>
-        <w:spacing w:after="120" w:line="360" w:lineRule="auto"/>
-        <w:ind w:firstLine="480"/>
-        <w:rPr>
-          <w:lang w:eastAsia="zh-CN"/>
-        </w:rPr>
-      </w:pPr>
-      <w:r>
-        <w:rPr>
-          <w:lang w:eastAsia="zh-CN"/>
-        </w:rPr>
-        <w:t>本次在普通数据加载器和 FastText 数据加载器中加入样本上限参数。默认不传参数时，加载完整数据；传入上限后，程序读取到指定数量样本即停止，从而显著缩短课程演示和调试时间。调试过程中发现，当样本数小于 batch size 时，迭代器余数判断可能触发除零错误，因此本文改为直接使用 len(batches) % batch_size 判断余数，保证 16 条样本、32 batch size 等边界情况也能正常训练。</w:t>
-      </w:r>
-      <w:r>
-        <w:rPr>
-          <w:lang w:eastAsia="zh-CN"/>
-        </w:rPr>
-      </w:r>
-      <w:proofErr w:type="spellStart"/>
-      <w:r>
-        <w:rPr>
-          <w:lang w:eastAsia="zh-CN"/>
-        </w:rPr>
-      </w:r>
-      <w:proofErr w:type="spellEnd"/>
-      <w:r>
-        <w:rPr>
-          <w:lang w:eastAsia="zh-CN"/>
-        </w:rPr>
-      </w:r>
-      <w:r>
-        <w:rPr>
-          <w:lang w:eastAsia="zh-CN"/>
-        </w:rPr>
-      </w:r>
-      <w:r>
-        <w:rPr>
-          <w:lang w:eastAsia="zh-CN"/>
-        </w:rPr>
-      </w:r>
-      <w:r>
-        <w:rPr>
-          <w:lang w:eastAsia="zh-CN"/>
-        </w:rPr>
-      </w:r>
-      <w:proofErr w:type="gramStart"/>
-      <w:r>
-        <w:rPr>
-          <w:lang w:eastAsia="zh-CN"/>
-        </w:rPr>
-      </w:r>
-      <w:proofErr w:type="gramEnd"/>
-      <w:r>
-        <w:rPr>
-          <w:lang w:eastAsia="zh-CN"/>
-        </w:rPr>
-      </w:r>
-      <w:r>
-        <w:rPr>
-          <w:lang w:eastAsia="zh-CN"/>
-        </w:rPr>
-      </w:r>
-      <w:proofErr w:type="spellStart"/>
-      <w:r>
-        <w:rPr>
-          <w:lang w:eastAsia="zh-CN"/>
-        </w:rPr>
-      </w:r>
-      <w:proofErr w:type="spellEnd"/>
-      <w:r>
-        <w:rPr>
-          <w:lang w:eastAsia="zh-CN"/>
-        </w:rPr>
-      </w:r>
-      <w:proofErr w:type="spellStart"/>
-      <w:r>
-        <w:rPr>
-          <w:lang w:eastAsia="zh-CN"/>
-        </w:rPr>
-      </w:r>
-      <w:proofErr w:type="spellEnd"/>
-      <w:r>
-        <w:rPr>
-          <w:lang w:eastAsia="zh-CN"/>
-        </w:rPr>
-      </w:r>
-      <w:r>
-        <w:rPr>
-          <w:lang w:eastAsia="zh-CN"/>
-        </w:rPr>
-      </w:r>
-      <w:r>
-        <w:rPr>
-          <w:lang w:eastAsia="zh-CN"/>
-        </w:rPr>
-      </w:r>
-      <w:r>
-        <w:rPr>
-          <w:lang w:eastAsia="zh-CN"/>
-        </w:rPr>
-      </w:r>
-      <w:r>
-        <w:rPr>
-          <w:lang w:eastAsia="zh-CN"/>
-        </w:rPr>
-      </w:r>
-      <w:r>
-        <w:rPr>
-          <w:lang w:eastAsia="zh-CN"/>
-        </w:rPr>
-      </w:r>
-    </w:p>
-    <w:p>
-      <w:pPr>
-        <w:spacing w:before="200" w:after="120" w:line="360" w:lineRule="auto"/>
-        <w:rPr>
-          <w:lang w:eastAsia="zh-CN"/>
-        </w:rPr>
-      </w:pPr>
-      <w:r>
-        <w:rPr>
-          <w:rFonts w:eastAsia="黑体"/>
-          <w:b/>
-          <w:sz w:val="28"/>
-          <w:lang w:eastAsia="zh-CN"/>
-        </w:rPr>
-        <w:t xml:space="preserve">4.3 </w:t>
-      </w:r>
-      <w:r>
-        <w:rPr>
-          <w:rFonts w:eastAsia="黑体"/>
-          <w:b/>
-          <w:sz w:val="28"/>
-          <w:lang w:eastAsia="zh-CN"/>
-        </w:rPr>
-        <w:t>评价兼容性处理</w:t>
-      </w:r>
-    </w:p>
-    <w:p>
-      <w:pPr>
-        <w:spacing w:after="120" w:line="360" w:lineRule="auto"/>
-        <w:ind w:firstLine="480"/>
-        <w:rPr>
-          <w:lang w:eastAsia="zh-CN"/>
-        </w:rPr>
-      </w:pPr>
-      <w:r>
-        <w:rPr>
-          <w:lang w:eastAsia="zh-CN"/>
-        </w:rPr>
-        <w:t>小样本实验可能导致测试集中缺失部分类别。</w:t>
-      </w:r>
-      <w:r>
-        <w:rPr>
-          <w:lang w:eastAsia="zh-CN"/>
-        </w:rPr>
-        <w:t xml:space="preserve">scikit-learn </w:t>
-      </w:r>
-      <w:r>
-        <w:rPr>
-          <w:lang w:eastAsia="zh-CN"/>
-        </w:rPr>
-        <w:t>在</w:t>
-      </w:r>
-      <w:r>
-        <w:rPr>
-          <w:lang w:eastAsia="zh-CN"/>
-        </w:rPr>
-        <w:t xml:space="preserve"> </w:t>
-      </w:r>
-      <w:proofErr w:type="spellStart"/>
-      <w:r>
-        <w:rPr>
-          <w:lang w:eastAsia="zh-CN"/>
-        </w:rPr>
-        <w:t>target_names</w:t>
-      </w:r>
-      <w:proofErr w:type="spellEnd"/>
-      <w:r>
-        <w:rPr>
-          <w:lang w:eastAsia="zh-CN"/>
-        </w:rPr>
-        <w:t xml:space="preserve"> </w:t>
-      </w:r>
-      <w:r>
-        <w:rPr>
-          <w:lang w:eastAsia="zh-CN"/>
-        </w:rPr>
-        <w:t>数量与实际标签数量不一致时会抛出异常，因此本次在</w:t>
-      </w:r>
-      <w:r>
-        <w:rPr>
-          <w:lang w:eastAsia="zh-CN"/>
-        </w:rPr>
-        <w:t xml:space="preserve"> </w:t>
-      </w:r>
-      <w:proofErr w:type="spellStart"/>
-      <w:r>
-        <w:rPr>
-          <w:lang w:eastAsia="zh-CN"/>
-        </w:rPr>
-        <w:t>classification_report</w:t>
-      </w:r>
-      <w:proofErr w:type="spellEnd"/>
-      <w:r>
-        <w:rPr>
-          <w:lang w:eastAsia="zh-CN"/>
-        </w:rPr>
-        <w:t xml:space="preserve"> </w:t>
-      </w:r>
-      <w:r>
-        <w:rPr>
-          <w:lang w:eastAsia="zh-CN"/>
-        </w:rPr>
-        <w:t>和</w:t>
-      </w:r>
-      <w:r>
-        <w:rPr>
-          <w:lang w:eastAsia="zh-CN"/>
-        </w:rPr>
-        <w:t xml:space="preserve"> </w:t>
-      </w:r>
-      <w:proofErr w:type="spellStart"/>
-      <w:r>
-        <w:rPr>
-          <w:lang w:eastAsia="zh-CN"/>
-        </w:rPr>
-        <w:lastRenderedPageBreak/>
-        <w:t>confusion_matrix</w:t>
-      </w:r>
-      <w:proofErr w:type="spellEnd"/>
-      <w:r>
-        <w:rPr>
-          <w:lang w:eastAsia="zh-CN"/>
-        </w:rPr>
-        <w:t xml:space="preserve"> </w:t>
-      </w:r>
-      <w:r>
-        <w:rPr>
-          <w:lang w:eastAsia="zh-CN"/>
-        </w:rPr>
-        <w:t>中显式传入</w:t>
-      </w:r>
-      <w:r>
-        <w:rPr>
-          <w:lang w:eastAsia="zh-CN"/>
-        </w:rPr>
-        <w:t xml:space="preserve"> 0 </w:t>
-      </w:r>
-      <w:r>
-        <w:rPr>
-          <w:lang w:eastAsia="zh-CN"/>
-        </w:rPr>
-        <w:t>到</w:t>
-      </w:r>
-      <w:r>
-        <w:rPr>
-          <w:lang w:eastAsia="zh-CN"/>
-        </w:rPr>
-        <w:t xml:space="preserve"> 9 </w:t>
-      </w:r>
-      <w:r>
-        <w:rPr>
-          <w:lang w:eastAsia="zh-CN"/>
-        </w:rPr>
-        <w:t>的完整标签列表，并将缺失类别的</w:t>
-      </w:r>
-      <w:r>
-        <w:rPr>
-          <w:lang w:eastAsia="zh-CN"/>
-        </w:rPr>
-        <w:t xml:space="preserve"> precision</w:t>
-      </w:r>
-      <w:r>
-        <w:rPr>
-          <w:lang w:eastAsia="zh-CN"/>
-        </w:rPr>
-        <w:t>、</w:t>
-      </w:r>
-      <w:r>
-        <w:rPr>
-          <w:lang w:eastAsia="zh-CN"/>
-        </w:rPr>
-        <w:t>recall</w:t>
-      </w:r>
-      <w:r>
-        <w:rPr>
-          <w:lang w:eastAsia="zh-CN"/>
-        </w:rPr>
-        <w:t>、</w:t>
-      </w:r>
-      <w:r>
-        <w:rPr>
-          <w:lang w:eastAsia="zh-CN"/>
-        </w:rPr>
-        <w:t xml:space="preserve">F1 </w:t>
-      </w:r>
-      <w:r>
-        <w:rPr>
-          <w:lang w:eastAsia="zh-CN"/>
-        </w:rPr>
-        <w:t>置为</w:t>
-      </w:r>
-      <w:r>
-        <w:rPr>
-          <w:lang w:eastAsia="zh-CN"/>
-        </w:rPr>
-        <w:t xml:space="preserve"> 0</w:t>
-      </w:r>
-      <w:r>
-        <w:rPr>
-          <w:lang w:eastAsia="zh-CN"/>
-        </w:rPr>
-        <w:t>。此外，</w:t>
-      </w:r>
-      <w:proofErr w:type="spellStart"/>
-      <w:r>
-        <w:rPr>
-          <w:lang w:eastAsia="zh-CN"/>
-        </w:rPr>
-        <w:t>Mybase</w:t>
-      </w:r>
-      <w:proofErr w:type="spellEnd"/>
-      <w:r>
-        <w:rPr>
-          <w:lang w:eastAsia="zh-CN"/>
-        </w:rPr>
-        <w:t xml:space="preserve"> </w:t>
-      </w:r>
-      <w:r>
-        <w:rPr>
-          <w:lang w:eastAsia="zh-CN"/>
-        </w:rPr>
-        <w:t>环境中未安装</w:t>
-      </w:r>
-      <w:r>
-        <w:rPr>
-          <w:lang w:eastAsia="zh-CN"/>
-        </w:rPr>
-        <w:t xml:space="preserve"> </w:t>
-      </w:r>
-      <w:proofErr w:type="spellStart"/>
-      <w:r>
-        <w:rPr>
-          <w:lang w:eastAsia="zh-CN"/>
-        </w:rPr>
-        <w:t>tensorboardX</w:t>
-      </w:r>
-      <w:proofErr w:type="spellEnd"/>
-      <w:r>
-        <w:rPr>
-          <w:lang w:eastAsia="zh-CN"/>
-        </w:rPr>
-        <w:t>，本次加入降级空写入器，保证没有该依赖时仍可完成训练和评价。</w:t>
-      </w:r>
-    </w:p>
-    <w:p>
-      <w:pPr>
-        <w:spacing w:before="280" w:after="160" w:line="360" w:lineRule="auto"/>
-        <w:rPr>
-          <w:lang w:eastAsia="zh-CN"/>
-        </w:rPr>
-      </w:pPr>
-      <w:r>
-        <w:rPr>
-          <w:rFonts w:eastAsia="黑体"/>
-          <w:b/>
-          <w:sz w:val="36"/>
-          <w:lang w:eastAsia="zh-CN"/>
-        </w:rPr>
-        <w:t xml:space="preserve">5 </w:t>
-      </w:r>
-      <w:r>
-        <w:rPr>
-          <w:rFonts w:eastAsia="黑体"/>
-          <w:b/>
-          <w:sz w:val="36"/>
-          <w:lang w:eastAsia="zh-CN"/>
-        </w:rPr>
-        <w:t>实验设计与结果分析</w:t>
-      </w:r>
-    </w:p>
-    <w:p>
-      <w:pPr>
-        <w:spacing w:before="200" w:after="120" w:line="360" w:lineRule="auto"/>
-        <w:rPr>
-          <w:lang w:eastAsia="zh-CN"/>
-        </w:rPr>
-      </w:pPr>
-      <w:r>
-        <w:rPr>
-          <w:rFonts w:eastAsia="黑体"/>
-          <w:b/>
-          <w:sz w:val="28"/>
-          <w:lang w:eastAsia="zh-CN"/>
-        </w:rPr>
-        <w:t xml:space="preserve">5.1 </w:t>
-      </w:r>
-      <w:r>
-        <w:rPr>
-          <w:rFonts w:eastAsia="黑体"/>
-          <w:b/>
-          <w:sz w:val="28"/>
-          <w:lang w:eastAsia="zh-CN"/>
-        </w:rPr>
-        <w:t>实验环境与命令</w:t>
-      </w:r>
-    </w:p>
-    <w:p>
-      <w:pPr>
-        <w:spacing w:after="120" w:line="360" w:lineRule="auto"/>
-        <w:ind w:firstLine="480"/>
-      </w:pPr>
-      <w:proofErr w:type="spellStart"/>
-      <w:r>
-        <w:t>实验在本机</w:t>
-      </w:r>
-      <w:proofErr w:type="spellEnd"/>
-      <w:r>
-        <w:t xml:space="preserve"> Anaconda </w:t>
-      </w:r>
-      <w:proofErr w:type="spellStart"/>
-      <w:r>
-        <w:t>Mybase</w:t>
-      </w:r>
-      <w:proofErr w:type="spellEnd"/>
-      <w:r>
-        <w:t xml:space="preserve"> </w:t>
-      </w:r>
-      <w:proofErr w:type="spellStart"/>
-      <w:r>
-        <w:t>环境下完成，</w:t>
-      </w:r>
-      <w:r>
-        <w:t>Python</w:t>
-      </w:r>
-      <w:proofErr w:type="spellEnd"/>
-      <w:r>
-        <w:t xml:space="preserve"> </w:t>
-      </w:r>
-      <w:r>
-        <w:t>可执行文件为</w:t>
-      </w:r>
-      <w:r>
-        <w:t xml:space="preserve"> D:\ProgramData\anaconda3\envs\Mybase\python.exe</w:t>
-      </w:r>
-      <w:r>
-        <w:t>。</w:t>
-      </w:r>
-      <w:r>
-        <w:t xml:space="preserve">PyTorch </w:t>
-      </w:r>
-      <w:r>
-        <w:t>版本为</w:t>
-      </w:r>
-      <w:r>
-        <w:t xml:space="preserve"> 2.8.0+cu128</w:t>
-      </w:r>
-      <w:r>
-        <w:t>，</w:t>
-      </w:r>
-      <w:r>
-        <w:t xml:space="preserve">scikit-learn </w:t>
-      </w:r>
-      <w:r>
-        <w:t>版本为</w:t>
-      </w:r>
-      <w:r>
-        <w:t xml:space="preserve"> 1.7.2</w:t>
-      </w:r>
-      <w:r>
-        <w:t>，</w:t>
-      </w:r>
-      <w:r>
-        <w:t xml:space="preserve">tqdm </w:t>
-      </w:r>
-      <w:r>
-        <w:t>版本为</w:t>
-      </w:r>
-      <w:r>
-        <w:t xml:space="preserve"> 4.67.1</w:t>
-      </w:r>
-      <w:r>
-        <w:t>。由于</w:t>
-      </w:r>
-      <w:r>
-        <w:t xml:space="preserve"> FastText </w:t>
-      </w:r>
-      <w:r>
-        <w:t>的</w:t>
-      </w:r>
-      <w:r>
-        <w:t xml:space="preserve"> bigram </w:t>
-      </w:r>
-      <w:r>
-        <w:t>和</w:t>
-      </w:r>
-      <w:r>
-        <w:t xml:space="preserve"> trigram embedding </w:t>
-      </w:r>
-      <w:r>
-        <w:t>参数量较大，</w:t>
-      </w:r>
-      <w:r>
-        <w:t xml:space="preserve">GPU </w:t>
-      </w:r>
-      <w:r>
-        <w:t>运行时出现</w:t>
-      </w:r>
-      <w:r>
-        <w:t xml:space="preserve"> CUDA </w:t>
-      </w:r>
-      <w:r>
-        <w:t>显存分配问题，因此正式实验采用</w:t>
-      </w:r>
-      <w:r>
-        <w:t xml:space="preserve"> CPU </w:t>
-      </w:r>
-      <w:r>
-        <w:t>复现。正式轻量实验命令为：</w:t>
-      </w:r>
-      <w:r>
-        <w:t>python run.py --model FastText --embedding random --epochs 1 --batch-size 32 --max-train 5000 --max-dev 1000 --seed 1</w:t>
-      </w:r>
-      <w:r>
-        <w:t>。</w:t>
-      </w:r>
-    </w:p>
-    <w:p>
-      <w:pPr>
-        <w:spacing w:before="200" w:after="120" w:line="360" w:lineRule="auto"/>
-        <w:rPr>
-          <w:lang w:eastAsia="zh-CN"/>
-        </w:rPr>
-      </w:pPr>
-      <w:r>
-        <w:rPr>
-          <w:rFonts w:eastAsia="黑体"/>
-          <w:b/>
-          <w:sz w:val="28"/>
-          <w:lang w:eastAsia="zh-CN"/>
-        </w:rPr>
-        <w:t xml:space="preserve">5.2 </w:t>
-      </w:r>
-      <w:r>
-        <w:rPr>
-          <w:rFonts w:eastAsia="黑体"/>
-          <w:b/>
-          <w:sz w:val="28"/>
-          <w:lang w:eastAsia="zh-CN"/>
-        </w:rPr>
-        <w:t>实验结果</w:t>
-      </w:r>
-    </w:p>
-    <w:p>
-      <w:pPr>
-        <w:spacing w:after="60" w:line="324" w:lineRule="auto"/>
-        <w:ind w:firstLine="480"/>
-        <w:rPr>
-          <w:lang w:eastAsia="zh-CN"/>
-        </w:rPr>
-      </w:pPr>
-      <w:r>
-        <w:rPr>
-          <w:rFonts w:eastAsia="黑体"/>
-          <w:b/>
-          <w:lang w:eastAsia="zh-CN"/>
-        </w:rPr>
-        <w:t>第</w:t>
-      </w:r>
-      <w:r>
-        <w:rPr>
-          <w:rFonts w:eastAsia="黑体"/>
-          <w:b/>
-          <w:lang w:eastAsia="zh-CN"/>
-        </w:rPr>
-        <w:t xml:space="preserve"> 0 </w:t>
-      </w:r>
-      <w:proofErr w:type="gramStart"/>
-      <w:r>
-        <w:rPr>
-          <w:rFonts w:eastAsia="黑体"/>
-          <w:b/>
-          <w:lang w:eastAsia="zh-CN"/>
-        </w:rPr>
-        <w:t>个</w:t>
-      </w:r>
-      <w:proofErr w:type="gramEnd"/>
-      <w:r>
-        <w:rPr>
-          <w:rFonts w:eastAsia="黑体"/>
-          <w:b/>
-          <w:lang w:eastAsia="zh-CN"/>
-        </w:rPr>
-        <w:t xml:space="preserve"> batch </w:t>
-      </w:r>
-      <w:r>
-        <w:rPr>
-          <w:rFonts w:eastAsia="黑体"/>
-          <w:b/>
-          <w:lang w:eastAsia="zh-CN"/>
-        </w:rPr>
-        <w:t>验证准确率：</w:t>
-      </w:r>
-      <w:r>
-        <w:rPr>
-          <w:lang w:eastAsia="zh-CN"/>
-        </w:rPr>
-        <w:t>7.80%</w:t>
-      </w:r>
-    </w:p>
-    <w:p>
-      <w:pPr>
-        <w:spacing w:after="60" w:line="324" w:lineRule="auto"/>
-        <w:ind w:firstLine="480"/>
-        <w:rPr>
-          <w:lang w:eastAsia="zh-CN"/>
-        </w:rPr>
-      </w:pPr>
-      <w:r>
-        <w:rPr>
-          <w:rFonts w:eastAsia="黑体"/>
-          <w:b/>
-          <w:lang w:eastAsia="zh-CN"/>
-        </w:rPr>
-        <w:t>第</w:t>
-      </w:r>
-      <w:r>
-        <w:rPr>
-          <w:rFonts w:eastAsia="黑体"/>
-          <w:b/>
-          <w:lang w:eastAsia="zh-CN"/>
-        </w:rPr>
-        <w:t xml:space="preserve"> 100 </w:t>
-      </w:r>
-      <w:proofErr w:type="gramStart"/>
-      <w:r>
-        <w:rPr>
-          <w:rFonts w:eastAsia="黑体"/>
-          <w:b/>
-          <w:lang w:eastAsia="zh-CN"/>
-        </w:rPr>
-        <w:t>个</w:t>
-      </w:r>
-      <w:proofErr w:type="gramEnd"/>
-      <w:r>
-        <w:rPr>
-          <w:rFonts w:eastAsia="黑体"/>
-          <w:b/>
-          <w:lang w:eastAsia="zh-CN"/>
-        </w:rPr>
-        <w:t xml:space="preserve"> batch </w:t>
-      </w:r>
-      <w:r>
-        <w:rPr>
-          <w:rFonts w:eastAsia="黑体"/>
-          <w:b/>
-          <w:lang w:eastAsia="zh-CN"/>
-        </w:rPr>
-        <w:t>验证准确率：</w:t>
-      </w:r>
-      <w:r>
-        <w:rPr>
-          <w:lang w:eastAsia="zh-CN"/>
-        </w:rPr>
-        <w:t>46.60%</w:t>
-      </w:r>
-    </w:p>
-    <w:p>
-      <w:pPr>
-        <w:spacing w:after="60" w:line="324" w:lineRule="auto"/>
-        <w:ind w:firstLine="480"/>
-        <w:rPr>
-          <w:lang w:eastAsia="zh-CN"/>
-        </w:rPr>
-      </w:pPr>
-      <w:r>
-        <w:rPr>
-          <w:rFonts w:eastAsia="黑体"/>
-          <w:b/>
-          <w:lang w:eastAsia="zh-CN"/>
-        </w:rPr>
-        <w:t>测试集准确率：</w:t>
-      </w:r>
-      <w:r>
-        <w:rPr>
-          <w:lang w:eastAsia="zh-CN"/>
-        </w:rPr>
-        <w:t>48.14%</w:t>
-      </w:r>
-    </w:p>
-    <w:p>
-      <w:pPr>
-        <w:spacing w:after="60" w:line="324" w:lineRule="auto"/>
-        <w:ind w:firstLine="480"/>
-        <w:rPr>
-          <w:lang w:eastAsia="zh-CN"/>
-        </w:rPr>
-      </w:pPr>
-      <w:r>
-        <w:rPr>
-          <w:rFonts w:eastAsia="黑体"/>
-          <w:b/>
-          <w:lang w:eastAsia="zh-CN"/>
-        </w:rPr>
-        <w:t>测试集</w:t>
-      </w:r>
-      <w:r>
-        <w:rPr>
-          <w:rFonts w:eastAsia="黑体"/>
-          <w:b/>
-          <w:lang w:eastAsia="zh-CN"/>
-        </w:rPr>
-        <w:t xml:space="preserve"> macro F1</w:t>
-      </w:r>
-      <w:r>
-        <w:rPr>
-          <w:rFonts w:eastAsia="黑体"/>
-          <w:b/>
-          <w:lang w:eastAsia="zh-CN"/>
-        </w:rPr>
-        <w:t>：</w:t>
-      </w:r>
-      <w:r>
-        <w:rPr>
-          <w:lang w:eastAsia="zh-CN"/>
-        </w:rPr>
-        <w:t>0.4789</w:t>
-      </w:r>
-    </w:p>
-    <w:p>
-      <w:pPr>
-        <w:spacing w:after="60" w:line="324" w:lineRule="auto"/>
-        <w:ind w:firstLine="480"/>
-        <w:rPr>
-          <w:lang w:eastAsia="zh-CN"/>
-        </w:rPr>
-      </w:pPr>
-      <w:r>
-        <w:rPr>
-          <w:rFonts w:eastAsia="黑体"/>
-          <w:b/>
-          <w:lang w:eastAsia="zh-CN"/>
-        </w:rPr>
-        <w:t>测试集规模：</w:t>
-      </w:r>
-      <w:r>
-        <w:rPr>
-          <w:lang w:eastAsia="zh-CN"/>
-        </w:rPr>
-        <w:t xml:space="preserve">10000 </w:t>
-      </w:r>
-      <w:r>
-        <w:rPr>
-          <w:lang w:eastAsia="zh-CN"/>
-        </w:rPr>
-        <w:t>条，</w:t>
-      </w:r>
-      <w:r>
-        <w:rPr>
-          <w:lang w:eastAsia="zh-CN"/>
-        </w:rPr>
-        <w:t xml:space="preserve">10 </w:t>
-      </w:r>
-      <w:r>
-        <w:rPr>
-          <w:lang w:eastAsia="zh-CN"/>
-        </w:rPr>
-        <w:t>类各</w:t>
-      </w:r>
-      <w:r>
-        <w:rPr>
-          <w:lang w:eastAsia="zh-CN"/>
-        </w:rPr>
-        <w:t xml:space="preserve"> 1000 </w:t>
-      </w:r>
-      <w:r>
-        <w:rPr>
-          <w:lang w:eastAsia="zh-CN"/>
-        </w:rPr>
-        <w:t>条</w:t>
-      </w:r>
-    </w:p>
-    <w:p>
-      <w:pPr>
-        <w:spacing w:after="60" w:line="324" w:lineRule="auto"/>
-        <w:ind w:firstLine="480"/>
-      </w:pPr>
-      <w:proofErr w:type="spellStart"/>
-      <w:r>
-        <w:rPr>
-          <w:rFonts w:eastAsia="黑体"/>
-          <w:b/>
-        </w:rPr>
-        <w:t>finance</w:t>
-      </w:r>
-      <w:r>
-        <w:rPr>
-          <w:rFonts w:eastAsia="黑体"/>
-          <w:b/>
-        </w:rPr>
-        <w:t>：</w:t>
-      </w:r>
-      <w:r>
-        <w:t>Precision</w:t>
-      </w:r>
-      <w:proofErr w:type="spellEnd"/>
-      <w:r>
-        <w:t xml:space="preserve"> 0.2057</w:t>
-      </w:r>
-      <w:r>
-        <w:t>，</w:t>
-      </w:r>
-      <w:r>
-        <w:t>Recall 0.8950</w:t>
-      </w:r>
-      <w:r>
-        <w:t>，</w:t>
-      </w:r>
-      <w:r>
-        <w:t>F1 0.3345</w:t>
-      </w:r>
-    </w:p>
-    <w:p>
-      <w:pPr>
-        <w:spacing w:after="60" w:line="324" w:lineRule="auto"/>
-        <w:ind w:firstLine="480"/>
-      </w:pPr>
-      <w:r>
-        <w:rPr>
-          <w:rFonts w:eastAsia="黑体"/>
-          <w:b/>
-        </w:rPr>
-        <w:t>realty</w:t>
-      </w:r>
-      <w:r>
-        <w:rPr>
-          <w:rFonts w:eastAsia="黑体"/>
-          <w:b/>
-        </w:rPr>
-        <w:t>：</w:t>
-      </w:r>
-      <w:r>
-        <w:t>Precision 0.8989</w:t>
-      </w:r>
-      <w:r>
-        <w:t>，</w:t>
-      </w:r>
-      <w:r>
-        <w:t>Recall 0.4980</w:t>
-      </w:r>
-      <w:r>
-        <w:t>，</w:t>
-      </w:r>
-      <w:r>
-        <w:t>F1 0.6409</w:t>
-      </w:r>
-    </w:p>
-    <w:p>
-      <w:pPr>
-        <w:spacing w:after="60" w:line="324" w:lineRule="auto"/>
-        <w:ind w:firstLine="480"/>
-      </w:pPr>
-      <w:r>
-        <w:rPr>
-          <w:rFonts w:eastAsia="黑体"/>
-          <w:b/>
-        </w:rPr>
-        <w:t>stocks</w:t>
-      </w:r>
-      <w:r>
-        <w:rPr>
-          <w:rFonts w:eastAsia="黑体"/>
-          <w:b/>
-        </w:rPr>
-        <w:t>：</w:t>
-      </w:r>
-      <w:r>
-        <w:t>Precision 0.6727</w:t>
-      </w:r>
-      <w:r>
-        <w:t>，</w:t>
-      </w:r>
-      <w:r>
-        <w:t>Recall 0.0370</w:t>
-      </w:r>
-      <w:r>
-        <w:t>，</w:t>
-      </w:r>
-      <w:r>
-        <w:t>F1 0.0701</w:t>
-      </w:r>
-    </w:p>
-    <w:p>
-      <w:pPr>
-        <w:spacing w:after="60" w:line="324" w:lineRule="auto"/>
-        <w:ind w:firstLine="480"/>
-      </w:pPr>
-      <w:r>
-        <w:rPr>
-          <w:rFonts w:eastAsia="黑体"/>
-          <w:b/>
-        </w:rPr>
-        <w:t>education</w:t>
-      </w:r>
-      <w:r>
-        <w:rPr>
-          <w:rFonts w:eastAsia="黑体"/>
-          <w:b/>
-        </w:rPr>
-        <w:t>：</w:t>
-      </w:r>
-      <w:r>
-        <w:t>Precision 0.6631</w:t>
-      </w:r>
-      <w:r>
-        <w:t>，</w:t>
-      </w:r>
-      <w:r>
-        <w:t>Recall 0.8090</w:t>
-      </w:r>
-      <w:r>
-        <w:t>，</w:t>
-      </w:r>
-      <w:r>
-        <w:t>F1 0.7288</w:t>
-      </w:r>
-    </w:p>
-    <w:p>
-      <w:pPr>
-        <w:spacing w:after="60" w:line="324" w:lineRule="auto"/>
-        <w:ind w:firstLine="480"/>
-      </w:pPr>
-      <w:r>
-        <w:rPr>
-          <w:rFonts w:eastAsia="黑体"/>
-          <w:b/>
-        </w:rPr>
-        <w:t>science</w:t>
-      </w:r>
-      <w:r>
-        <w:rPr>
-          <w:rFonts w:eastAsia="黑体"/>
-          <w:b/>
-        </w:rPr>
-        <w:t>：</w:t>
-      </w:r>
-      <w:r>
-        <w:t>Precision 0.4087</w:t>
-      </w:r>
-      <w:r>
-        <w:t>，</w:t>
-      </w:r>
-      <w:r>
-        <w:t>Recall 0.5150</w:t>
-      </w:r>
-      <w:r>
-        <w:t>，</w:t>
-      </w:r>
-      <w:r>
-        <w:t>F1 0.4558</w:t>
-      </w:r>
-    </w:p>
-    <w:p>
-      <w:pPr>
-        <w:spacing w:after="60" w:line="324" w:lineRule="auto"/>
-        <w:ind w:firstLine="480"/>
-      </w:pPr>
-      <w:r>
-        <w:rPr>
-          <w:rFonts w:eastAsia="黑体"/>
-          <w:b/>
-        </w:rPr>
-        <w:t>society</w:t>
-      </w:r>
-      <w:r>
-        <w:rPr>
-          <w:rFonts w:eastAsia="黑体"/>
-          <w:b/>
-        </w:rPr>
-        <w:t>：</w:t>
-      </w:r>
-      <w:r>
-        <w:t>Precision 0.7324</w:t>
-      </w:r>
-      <w:r>
-        <w:t>，</w:t>
-      </w:r>
-      <w:r>
-        <w:t>Recall 0.3120</w:t>
-      </w:r>
-      <w:r>
-        <w:t>，</w:t>
-      </w:r>
-      <w:r>
-        <w:t>F1 0.4376</w:t>
-      </w:r>
-    </w:p>
-    <w:p>
-      <w:pPr>
-        <w:spacing w:after="60" w:line="324" w:lineRule="auto"/>
-        <w:ind w:firstLine="480"/>
-      </w:pPr>
-      <w:r>
-        <w:rPr>
-          <w:rFonts w:eastAsia="黑体"/>
-          <w:b/>
-        </w:rPr>
-        <w:t>politics</w:t>
-      </w:r>
-      <w:r>
-        <w:rPr>
-          <w:rFonts w:eastAsia="黑体"/>
-          <w:b/>
-        </w:rPr>
-        <w:t>：</w:t>
-      </w:r>
-      <w:r>
-        <w:t>Precision 0.8750</w:t>
-      </w:r>
-      <w:r>
-        <w:t>，</w:t>
-      </w:r>
-      <w:r>
-        <w:t>Recall 0.0910</w:t>
-      </w:r>
-      <w:r>
-        <w:t>，</w:t>
-      </w:r>
-      <w:r>
-        <w:t>F1 0.1649</w:t>
-      </w:r>
-    </w:p>
-    <w:p>
-      <w:pPr>
-        <w:spacing w:after="60" w:line="324" w:lineRule="auto"/>
-        <w:ind w:firstLine="480"/>
-      </w:pPr>
-      <w:r>
-        <w:rPr>
-          <w:rFonts w:eastAsia="黑体"/>
-          <w:b/>
-        </w:rPr>
-        <w:t>sports</w:t>
-      </w:r>
-      <w:r>
-        <w:rPr>
-          <w:rFonts w:eastAsia="黑体"/>
-          <w:b/>
-        </w:rPr>
-        <w:t>：</w:t>
-      </w:r>
-      <w:r>
-        <w:t>Precision 0.8966</w:t>
-      </w:r>
-      <w:r>
-        <w:t>，</w:t>
-      </w:r>
-      <w:r>
-        <w:t>Recall 0.7280</w:t>
-      </w:r>
-      <w:r>
-        <w:t>，</w:t>
-      </w:r>
-      <w:r>
-        <w:t>F1 0.8035</w:t>
-      </w:r>
-    </w:p>
-    <w:p>
-      <w:pPr>
-        <w:spacing w:after="60" w:line="324" w:lineRule="auto"/>
-        <w:ind w:firstLine="480"/>
-      </w:pPr>
-      <w:r>
-        <w:rPr>
-          <w:rFonts w:eastAsia="黑体"/>
-          <w:b/>
-        </w:rPr>
-        <w:t>game</w:t>
-      </w:r>
-      <w:r>
-        <w:rPr>
-          <w:rFonts w:eastAsia="黑体"/>
-          <w:b/>
-        </w:rPr>
-        <w:t>：</w:t>
-      </w:r>
-      <w:r>
-        <w:t>Precision 0.7429</w:t>
-      </w:r>
-      <w:r>
-        <w:t>，</w:t>
-      </w:r>
-      <w:r>
-        <w:t>Recall 0.4970</w:t>
-      </w:r>
-      <w:r>
-        <w:t>，</w:t>
-      </w:r>
-      <w:r>
-        <w:t>F1 0.5956</w:t>
-      </w:r>
-    </w:p>
-    <w:p>
-      <w:pPr>
-        <w:spacing w:after="60" w:line="324" w:lineRule="auto"/>
-        <w:ind w:firstLine="480"/>
-      </w:pPr>
-      <w:r>
-        <w:rPr>
-          <w:rFonts w:eastAsia="黑体"/>
-          <w:b/>
-        </w:rPr>
-        <w:lastRenderedPageBreak/>
-        <w:t>entertainment</w:t>
-      </w:r>
-      <w:r>
-        <w:rPr>
-          <w:rFonts w:eastAsia="黑体"/>
-          <w:b/>
-        </w:rPr>
-        <w:t>：</w:t>
-      </w:r>
-      <w:r>
-        <w:t>Precision 0.7869</w:t>
-      </w:r>
-      <w:r>
-        <w:t>，</w:t>
-      </w:r>
-      <w:r>
-        <w:t>Recall 0.4320</w:t>
-      </w:r>
-      <w:r>
-        <w:t>，</w:t>
-      </w:r>
-      <w:r>
-        <w:t>F1 0.5578</w:t>
-      </w:r>
-    </w:p>
-    <w:p>
-      <w:pPr>
-        <w:spacing w:before="200" w:after="120" w:line="360" w:lineRule="auto"/>
-      </w:pPr>
-      <w:r>
-        <w:rPr>
-          <w:rFonts w:eastAsia="黑体"/>
-          <w:b/>
-          <w:sz w:val="28"/>
-        </w:rPr>
-        <w:t xml:space="preserve">5.3 </w:t>
-      </w:r>
-      <w:r>
-        <w:rPr>
-          <w:rFonts w:eastAsia="黑体"/>
-          <w:b/>
-          <w:sz w:val="28"/>
-        </w:rPr>
-        <w:t>结果讨论</w:t>
-      </w:r>
-    </w:p>
-    <w:p>
-      <w:pPr>
-        <w:spacing w:after="120" w:line="360" w:lineRule="auto"/>
-        <w:ind w:firstLine="480"/>
-        <w:rPr>
-          <w:lang w:eastAsia="zh-CN"/>
-        </w:rPr>
-      </w:pPr>
-      <w:r>
-        <w:t>从结果看，模型在</w:t>
-      </w:r>
-      <w:r>
-        <w:t xml:space="preserve"> sports</w:t>
-      </w:r>
-      <w:r>
-        <w:t>、</w:t>
-      </w:r>
-      <w:r>
-        <w:t>education</w:t>
-      </w:r>
-      <w:r>
-        <w:t>、</w:t>
-      </w:r>
-      <w:r>
-        <w:t xml:space="preserve">realty </w:t>
-      </w:r>
-      <w:r>
-        <w:t>等类别上表现较好，说明即使只使用</w:t>
-      </w:r>
-      <w:r>
-        <w:t xml:space="preserve"> 5000 </w:t>
-      </w:r>
-      <w:r>
-        <w:t>条训练样本和</w:t>
-      </w:r>
-      <w:r>
-        <w:t xml:space="preserve"> 1 </w:t>
-      </w:r>
-      <w:r>
-        <w:t>个</w:t>
-      </w:r>
-      <w:r>
-        <w:t xml:space="preserve"> epoch</w:t>
-      </w:r>
-      <w:r>
-        <w:t>，</w:t>
-      </w:r>
-      <w:r>
-        <w:t xml:space="preserve">FastText </w:t>
-      </w:r>
-      <w:r>
-        <w:t>也能捕获部分强类别词。模型在</w:t>
-      </w:r>
-      <w:r>
-        <w:t xml:space="preserve"> stocks</w:t>
-      </w:r>
-      <w:r>
-        <w:t>、</w:t>
-      </w:r>
-      <w:r>
-        <w:t xml:space="preserve">politics </w:t>
-      </w:r>
-      <w:r>
-        <w:t>等类别上的</w:t>
-      </w:r>
-      <w:r>
-        <w:t xml:space="preserve"> recall </w:t>
-      </w:r>
-      <w:r>
-        <w:t>较低，表明训练不足时模型容易把这些类别误分到</w:t>
-      </w:r>
-      <w:r>
-        <w:t xml:space="preserve"> finance </w:t>
-      </w:r>
-      <w:proofErr w:type="spellStart"/>
-      <w:r>
-        <w:t>等语义相近类别</w:t>
-      </w:r>
-      <w:proofErr w:type="spellEnd"/>
-      <w:r>
-        <w:t>。</w:t>
-      </w:r>
-      <w:r>
-        <w:rPr>
-          <w:lang w:eastAsia="zh-CN"/>
-        </w:rPr>
-        <w:t>混淆矩阵中，</w:t>
-      </w:r>
-      <w:r>
-        <w:rPr>
-          <w:lang w:eastAsia="zh-CN"/>
-        </w:rPr>
-        <w:t xml:space="preserve">stocks </w:t>
-      </w:r>
-      <w:r>
-        <w:rPr>
-          <w:lang w:eastAsia="zh-CN"/>
-        </w:rPr>
-        <w:t>大量被判为</w:t>
-      </w:r>
-      <w:r>
-        <w:rPr>
-          <w:lang w:eastAsia="zh-CN"/>
-        </w:rPr>
-        <w:t xml:space="preserve"> finance</w:t>
-      </w:r>
-      <w:r>
-        <w:rPr>
-          <w:lang w:eastAsia="zh-CN"/>
-        </w:rPr>
-        <w:t>，说明股票和财经标题共享较多经济类词汇，仅依靠短文本和少量训练轮次难以稳定区分。</w:t>
-      </w:r>
-    </w:p>
-    <w:p>
-      <w:pPr>
-        <w:spacing w:after="120" w:line="360" w:lineRule="auto"/>
-        <w:ind w:firstLine="480"/>
-        <w:rPr>
-          <w:lang w:eastAsia="zh-CN"/>
-        </w:rPr>
-      </w:pPr>
-      <w:r>
-        <w:rPr>
-          <w:lang w:eastAsia="zh-CN"/>
-        </w:rPr>
-        <w:t>本次实验准确率低于公开基线在完整训练条件下报告的 FastText 结果，这是合理的。公开结果通常基于完整训练集和较充分训练轮次，而本文为了课程复现只训练 1 个 epoch，并且训练样本仅占完整训练集的一小部分。该对比也说明，模型性能不仅取决于结构，还高度依赖数据规模、训练轮次和评价设置。</w:t>
-      </w:r>
-      <w:r>
-        <w:rPr>
-          <w:lang w:eastAsia="zh-CN"/>
-        </w:rPr>
-      </w:r>
-      <w:r>
-        <w:rPr>
-          <w:lang w:eastAsia="zh-CN"/>
-        </w:rPr>
-      </w:r>
-      <w:r>
-        <w:rPr>
-          <w:lang w:eastAsia="zh-CN"/>
-        </w:rPr>
-      </w:r>
-      <w:proofErr w:type="spellStart"/>
-      <w:r>
-        <w:rPr>
-          <w:lang w:eastAsia="zh-CN"/>
-        </w:rPr>
-      </w:r>
-      <w:proofErr w:type="spellEnd"/>
-      <w:r>
-        <w:rPr>
-          <w:lang w:eastAsia="zh-CN"/>
-        </w:rPr>
-      </w:r>
-      <w:r>
-        <w:rPr>
-          <w:lang w:eastAsia="zh-CN"/>
-        </w:rPr>
-      </w:r>
-      <w:proofErr w:type="gramStart"/>
-      <w:r>
-        <w:rPr>
-          <w:lang w:eastAsia="zh-CN"/>
-        </w:rPr>
-      </w:r>
-      <w:proofErr w:type="gramEnd"/>
-      <w:r>
-        <w:rPr>
-          <w:lang w:eastAsia="zh-CN"/>
-        </w:rPr>
-      </w:r>
-      <w:r>
-        <w:rPr>
-          <w:lang w:eastAsia="zh-CN"/>
-        </w:rPr>
-      </w:r>
-      <w:proofErr w:type="gramStart"/>
-      <w:r>
-        <w:rPr>
-          <w:lang w:eastAsia="zh-CN"/>
-        </w:rPr>
-      </w:r>
-      <w:proofErr w:type="gramEnd"/>
-      <w:r>
-        <w:rPr>
-          <w:lang w:eastAsia="zh-CN"/>
-        </w:rPr>
-      </w:r>
-      <w:r>
-        <w:rPr>
-          <w:lang w:eastAsia="zh-CN"/>
-        </w:rPr>
-      </w:r>
-      <w:proofErr w:type="gramStart"/>
-      <w:r>
-        <w:rPr>
-          <w:lang w:eastAsia="zh-CN"/>
-        </w:rPr>
-      </w:r>
-      <w:proofErr w:type="gramEnd"/>
-      <w:r>
-        <w:rPr>
-          <w:lang w:eastAsia="zh-CN"/>
-        </w:rPr>
-      </w:r>
-    </w:p>
-    <w:p>
-      <w:pPr>
-        <w:spacing w:before="280" w:after="160" w:line="360" w:lineRule="auto"/>
-        <w:rPr>
-          <w:lang w:eastAsia="zh-CN"/>
-        </w:rPr>
-      </w:pPr>
-      <w:r>
-        <w:rPr>
-          <w:rFonts w:eastAsia="黑体"/>
-          <w:b/>
-          <w:sz w:val="36"/>
-          <w:lang w:eastAsia="zh-CN"/>
-        </w:rPr>
-        <w:t xml:space="preserve">6 </w:t>
-      </w:r>
-      <w:r>
-        <w:rPr>
-          <w:rFonts w:eastAsia="黑体"/>
-          <w:b/>
-          <w:sz w:val="36"/>
-          <w:lang w:eastAsia="zh-CN"/>
-        </w:rPr>
-        <w:t>总结与改进方向</w:t>
-      </w:r>
-    </w:p>
-    <w:p>
-      <w:pPr>
-        <w:spacing w:after="120" w:line="360" w:lineRule="auto"/>
-        <w:ind w:firstLine="480"/>
-        <w:rPr>
-          <w:lang w:eastAsia="zh-CN"/>
-        </w:rPr>
-      </w:pPr>
-      <w:r>
-        <w:rPr>
-          <w:lang w:eastAsia="zh-CN"/>
-        </w:rPr>
-        <w:t>本次课程作业完成了中文文本分类任务的实验流程梳理、参数化改造、验证和报告整理。通过新增可复现实验参数，实验流程从“固定脚本运行”变为“可用命令明确描述实验设置”，更适合课程提交、答辩演示和后续复查。通过修复小样本迭代器和评价兼容性问题，系统在轻量实验场景下的稳定性也得到提升。</w:t>
-      </w:r>
-      <w:r>
-        <w:rPr>
-          <w:lang w:eastAsia="zh-CN"/>
-        </w:rPr>
-      </w:r>
-      <w:r>
-        <w:rPr>
-          <w:lang w:eastAsia="zh-CN"/>
-        </w:rPr>
-      </w:r>
-      <w:r>
-        <w:rPr>
-          <w:lang w:eastAsia="zh-CN"/>
-        </w:rPr>
-      </w:r>
-      <w:r>
-        <w:rPr>
-          <w:lang w:eastAsia="zh-CN"/>
-        </w:rPr>
-      </w:r>
-      <w:r>
-        <w:rPr>
-          <w:lang w:eastAsia="zh-CN"/>
-        </w:rPr>
-      </w:r>
-      <w:r>
-        <w:rPr>
-          <w:lang w:eastAsia="zh-CN"/>
-        </w:rPr>
-      </w:r>
-      <w:r>
-        <w:rPr>
-          <w:lang w:eastAsia="zh-CN"/>
-        </w:rPr>
-      </w:r>
-      <w:r>
-        <w:rPr>
-          <w:lang w:eastAsia="zh-CN"/>
-        </w:rPr>
-      </w:r>
-    </w:p>
-    <w:p>
-      <w:pPr>
-        <w:spacing w:after="120" w:line="360" w:lineRule="auto"/>
-        <w:ind w:firstLine="480"/>
-        <w:rPr>
-          <w:lang w:eastAsia="zh-CN"/>
-        </w:rPr>
-      </w:pPr>
-      <w:r>
-        <w:rPr>
-          <w:lang w:eastAsia="zh-CN"/>
-        </w:rPr>
-        <w:t>从技术角度看，</w:t>
-      </w:r>
-      <w:proofErr w:type="spellStart"/>
-      <w:r>
-        <w:rPr>
-          <w:lang w:eastAsia="zh-CN"/>
-        </w:rPr>
-        <w:t>FastText</w:t>
-      </w:r>
-      <w:proofErr w:type="spellEnd"/>
-      <w:r>
-        <w:rPr>
-          <w:lang w:eastAsia="zh-CN"/>
-        </w:rPr>
-        <w:t xml:space="preserve"> </w:t>
-      </w:r>
-      <w:r>
-        <w:rPr>
-          <w:lang w:eastAsia="zh-CN"/>
-        </w:rPr>
-        <w:t>的优势在于结构简单、训练速度快、能够利用</w:t>
-      </w:r>
-      <w:r>
-        <w:rPr>
-          <w:lang w:eastAsia="zh-CN"/>
-        </w:rPr>
-        <w:t xml:space="preserve"> n-gram </w:t>
-      </w:r>
-      <w:r>
-        <w:rPr>
-          <w:lang w:eastAsia="zh-CN"/>
-        </w:rPr>
-        <w:t>捕捉局部搭配；不足在于对复杂语义、上下文关系和类别边界相近的问题建模能力有限。若继续改进，可以在三方面展开：第一，增加完整训练轮次并记录学习曲线；第二，对</w:t>
-      </w:r>
-      <w:r>
-        <w:rPr>
-          <w:lang w:eastAsia="zh-CN"/>
-        </w:rPr>
-        <w:t xml:space="preserve"> </w:t>
-      </w:r>
-      <w:proofErr w:type="spellStart"/>
-      <w:r>
-        <w:rPr>
-          <w:lang w:eastAsia="zh-CN"/>
-        </w:rPr>
-        <w:t>TextCNN</w:t>
-      </w:r>
-      <w:proofErr w:type="spellEnd"/>
-      <w:r>
-        <w:rPr>
-          <w:lang w:eastAsia="zh-CN"/>
-        </w:rPr>
-        <w:t>、</w:t>
-      </w:r>
-      <w:proofErr w:type="spellStart"/>
-      <w:r>
-        <w:rPr>
-          <w:lang w:eastAsia="zh-CN"/>
-        </w:rPr>
-        <w:t>TextRNN</w:t>
-      </w:r>
-      <w:proofErr w:type="spellEnd"/>
-      <w:r>
-        <w:rPr>
-          <w:lang w:eastAsia="zh-CN"/>
-        </w:rPr>
-        <w:t xml:space="preserve"> </w:t>
-      </w:r>
-      <w:r>
-        <w:rPr>
-          <w:lang w:eastAsia="zh-CN"/>
-        </w:rPr>
-        <w:t>和</w:t>
-      </w:r>
-      <w:r>
-        <w:rPr>
-          <w:lang w:eastAsia="zh-CN"/>
-        </w:rPr>
-        <w:t xml:space="preserve"> Transformer </w:t>
-      </w:r>
-      <w:r>
-        <w:rPr>
-          <w:lang w:eastAsia="zh-CN"/>
-        </w:rPr>
-        <w:t>进行同样的小样本对比；第三，引入中文</w:t>
-      </w:r>
-      <w:r>
-        <w:rPr>
-          <w:lang w:eastAsia="zh-CN"/>
-        </w:rPr>
-        <w:t xml:space="preserve"> BERT </w:t>
-      </w:r>
-      <w:r>
-        <w:rPr>
-          <w:lang w:eastAsia="zh-CN"/>
-        </w:rPr>
-        <w:t>作为强基线，分析传统模型与</w:t>
-      </w:r>
-      <w:proofErr w:type="gramStart"/>
-      <w:r>
-        <w:rPr>
-          <w:lang w:eastAsia="zh-CN"/>
-        </w:rPr>
-        <w:t>预训练</w:t>
-      </w:r>
-      <w:proofErr w:type="gramEnd"/>
-      <w:r>
-        <w:rPr>
-          <w:lang w:eastAsia="zh-CN"/>
-        </w:rPr>
-        <w:t>模型的差距。总体而言，本次实践达到了课程大作业的目标，报告中的实验结果、命令和代码改动均可在提交仓库中追溯。</w:t>
-      </w:r>
-    </w:p>
-    <w:p>
-      <w:pPr>
-        <w:spacing w:before="280" w:after="160" w:line="360" w:lineRule="auto"/>
-      </w:pPr>
-      <w:proofErr w:type="spellStart"/>
-      <w:r>
-        <w:rPr>
-          <w:rFonts w:eastAsia="黑体"/>
-          <w:b/>
-          <w:sz w:val="36"/>
-        </w:rPr>
-        <w:t>参考文献</w:t>
-      </w:r>
-      <w:proofErr w:type="spellEnd"/>
-    </w:p>
-    <w:p>
-      <w:pPr>
-        <w:spacing w:after="80" w:line="360" w:lineRule="auto"/>
-      </w:pPr>
-      <w:r>
-        <w:lastRenderedPageBreak/>
-        <w:t>[1] Joulin A, Grave E, Bojanowski P, et al. Bag of Tricks for Efficient Text Classification[C]. EACL, 2017.</w:t>
-      </w:r>
-    </w:p>
-    <w:p>
-      <w:pPr>
-        <w:spacing w:after="80" w:line="360" w:lineRule="auto"/>
-      </w:pPr>
-      <w:r>
-        <w:t>[2] Kim Y. Convolutional Neural Networks for Sentence Classification[C]. EMNLP, 2014.</w:t>
-      </w:r>
-    </w:p>
-    <w:p>
-      <w:pPr>
-        <w:spacing w:after="80" w:line="360" w:lineRule="auto"/>
-      </w:pPr>
-      <w:r>
-        <w:t>[3] Vaswani A, Shazeer N, Parmar N, et al. Attention Is All You Need[C]. NeurIPS, 2017.</w:t>
-      </w:r>
-    </w:p>
-    <w:p>
-      <w:pPr>
-        <w:spacing w:after="80" w:line="360" w:lineRule="auto"/>
-      </w:pPr>
-      <w:r>
-        <w:t xml:space="preserve">[4] THUCTC: An Efficient Chinese Text Classifier. </w:t>
-      </w:r>
-      <w:r>
-        <w:t>清华大学自然语言处理与社会人文计算实验室</w:t>
-      </w:r>
-      <w:r>
-        <w:t>.</w:t>
-      </w:r>
-    </w:p>
-    <w:p>
-      <w:pPr>
-        <w:spacing w:after="80" w:line="360" w:lineRule="auto"/>
-      </w:pPr>
-      <w:r>
-        <w:t>[5] 649453932. Chinese-Text-Classification-Pytorch[EB/OL]. https://github.com/649453932/Chinese-Text-Classification-Pytorch.</w:t>
-      </w:r>
-    </w:p>
-    <w:p>
-      <w:pPr>
         <w:spacing w:after="80" w:line="360" w:lineRule="auto"/>
       </w:pPr>
       <w:r>
@@ -4765,13 +6082,204 @@
       </w:r>
     </w:p>
     <w:sectPr>
+      <w:footerReference w:type="default" r:id="rId14"/>
       <w:pgSz w:w="11906" w:h="16838"/>
       <w:pgMar w:top="1440" w:right="1797" w:bottom="1440" w:left="1797" w:header="720" w:footer="720" w:gutter="0"/>
+      <w:pgNumType w:start="1"/>
       <w:cols w:space="720"/>
       <w:docGrid w:linePitch="360"/>
     </w:sectPr>
   </w:body>
 </w:document>
+</file>
+
+<file path=word/endnotes.xml><?xml version="1.0" encoding="utf-8"?>
+<w:endnotes xmlns:wpc="http://schemas.microsoft.com/office/word/2010/wordprocessingCanvas" xmlns:cx="http://schemas.microsoft.com/office/drawing/2014/chartex" xmlns:cx1="http://schemas.microsoft.com/office/drawing/2015/9/8/chartex" xmlns:cx2="http://schemas.microsoft.com/office/drawing/2015/10/21/chartex" xmlns:cx3="http://schemas.microsoft.com/office/drawing/2016/5/9/chartex" xmlns:cx4="http://schemas.microsoft.com/office/drawing/2016/5/10/chartex" xmlns:cx5="http://schemas.microsoft.com/office/drawing/2016/5/11/chartex" xmlns:cx6="http://schemas.microsoft.com/office/drawing/2016/5/12/chartex" xmlns:cx7="http://schemas.microsoft.com/office/drawing/2016/5/13/chartex" xmlns:cx8="http://schemas.microsoft.com/office/drawing/2016/5/14/chartex" xmlns:mc="http://schemas.openxmlformats.org/markup-compatibility/2006" xmlns:aink="http://schemas.microsoft.com/office/drawing/2016/ink" xmlns:am3d="http://schemas.microsoft.com/office/drawing/2017/model3d" xmlns:o="urn:schemas-microsoft-com:office:office" xmlns:oel="http://schemas.microsoft.com/office/2019/extlst" xmlns:r="http://schemas.openxmlformats.org/officeDocument/2006/relationships" xmlns:m="http://schemas.openxmlformats.org/officeDocument/2006/math" xmlns:v="urn:schemas-microsoft-com:vml" xmlns:wp14="http://schemas.microsoft.com/office/word/2010/wordprocessingDrawing" xmlns:wp="http://schemas.openxmlformats.org/drawingml/2006/wordprocessingDrawing" xmlns:w10="urn:schemas-microsoft-com:office:word" xmlns:w="http://schemas.openxmlformats.org/wordprocessingml/2006/main" xmlns:w14="http://schemas.microsoft.com/office/word/2010/wordml" xmlns:w15="http://schemas.microsoft.com/office/word/2012/wordml" xmlns:w16cex="http://schemas.microsoft.com/office/word/2018/wordml/cex" xmlns:w16cid="http://schemas.microsoft.com/office/word/2016/wordml/cid" xmlns:w16="http://schemas.microsoft.com/office/word/2018/wordml" xmlns:w16sdtdh="http://schemas.microsoft.com/office/word/2020/wordml/sdtdatahash" xmlns:w16se="http://schemas.microsoft.com/office/word/2015/wordml/symex" xmlns:wpg="http://schemas.microsoft.com/office/word/2010/wordprocessingGroup" xmlns:wpi="http://schemas.microsoft.com/office/word/2010/wordprocessingInk" xmlns:wne="http://schemas.microsoft.com/office/word/2006/wordml" xmlns:wps="http://schemas.microsoft.com/office/word/2010/wordprocessingShape" mc:Ignorable="w14 w15 w16se w16cid w16 w16cex w16sdtdh wp14">
+  <w:endnote w:type="separator" w:id="-1">
+    <w:p>
+      <w:pPr>
+        <w:spacing w:after="0" w:line="240" w:lineRule="auto"/>
+      </w:pPr>
+      <w:r>
+        <w:separator/>
+      </w:r>
+    </w:p>
+  </w:endnote>
+  <w:endnote w:type="continuationSeparator" w:id="0">
+    <w:p>
+      <w:pPr>
+        <w:spacing w:after="0" w:line="240" w:lineRule="auto"/>
+      </w:pPr>
+      <w:r>
+        <w:continuationSeparator/>
+      </w:r>
+    </w:p>
+  </w:endnote>
+</w:endnotes>
+</file>
+
+<file path=word/footer1.xml><?xml version="1.0" encoding="utf-8"?>
+<w:ftr xmlns:wpc="http://schemas.microsoft.com/office/word/2010/wordprocessingCanvas" xmlns:cx="http://schemas.microsoft.com/office/drawing/2014/chartex" xmlns:cx1="http://schemas.microsoft.com/office/drawing/2015/9/8/chartex" xmlns:cx2="http://schemas.microsoft.com/office/drawing/2015/10/21/chartex" xmlns:cx3="http://schemas.microsoft.com/office/drawing/2016/5/9/chartex" xmlns:cx4="http://schemas.microsoft.com/office/drawing/2016/5/10/chartex" xmlns:cx5="http://schemas.microsoft.com/office/drawing/2016/5/11/chartex" xmlns:cx6="http://schemas.microsoft.com/office/drawing/2016/5/12/chartex" xmlns:cx7="http://schemas.microsoft.com/office/drawing/2016/5/13/chartex" xmlns:cx8="http://schemas.microsoft.com/office/drawing/2016/5/14/chartex" xmlns:mc="http://schemas.openxmlformats.org/markup-compatibility/2006" xmlns:aink="http://schemas.microsoft.com/office/drawing/2016/ink" xmlns:am3d="http://schemas.microsoft.com/office/drawing/2017/model3d" xmlns:o="urn:schemas-microsoft-com:office:office" xmlns:oel="http://schemas.microsoft.com/office/2019/extlst" xmlns:r="http://schemas.openxmlformats.org/officeDocument/2006/relationships" xmlns:m="http://schemas.openxmlformats.org/officeDocument/2006/math" xmlns:v="urn:schemas-microsoft-com:vml" xmlns:wp14="http://schemas.microsoft.com/office/word/2010/wordprocessingDrawing" xmlns:wp="http://schemas.openxmlformats.org/drawingml/2006/wordprocessingDrawing" xmlns:w10="urn:schemas-microsoft-com:office:word" xmlns:w="http://schemas.openxmlformats.org/wordprocessingml/2006/main" xmlns:w14="http://schemas.microsoft.com/office/word/2010/wordml" xmlns:w15="http://schemas.microsoft.com/office/word/2012/wordml" xmlns:w16cex="http://schemas.microsoft.com/office/word/2018/wordml/cex" xmlns:w16cid="http://schemas.microsoft.com/office/word/2016/wordml/cid" xmlns:w16="http://schemas.microsoft.com/office/word/2018/wordml" xmlns:w16sdtdh="http://schemas.microsoft.com/office/word/2020/wordml/sdtdatahash" xmlns:w16se="http://schemas.microsoft.com/office/word/2015/wordml/symex" xmlns:wpg="http://schemas.microsoft.com/office/word/2010/wordprocessingGroup" xmlns:wpi="http://schemas.microsoft.com/office/word/2010/wordprocessingInk" xmlns:wne="http://schemas.microsoft.com/office/word/2006/wordml" xmlns:wps="http://schemas.microsoft.com/office/word/2010/wordprocessingShape" mc:Ignorable="w14 w15 w16se w16cid w16 w16cex w16sdtdh wp14">
+  <w:p>
+    <w:pPr>
+      <w:pStyle w:val="a7"/>
+      <w:framePr w:wrap="around" w:vAnchor="text" w:hAnchor="margin" w:xAlign="center" w:y="1"/>
+      <w:rPr>
+        <w:rStyle w:val="affc"/>
+      </w:rPr>
+    </w:pPr>
+    <w:r>
+      <w:rPr>
+        <w:rStyle w:val="affc"/>
+      </w:rPr>
+      <w:fldChar w:fldCharType="begin"/>
+    </w:r>
+    <w:r>
+      <w:rPr>
+        <w:rStyle w:val="affc"/>
+      </w:rPr>
+      <w:instrText xml:space="preserve"> PAGE </w:instrText>
+    </w:r>
+    <w:r>
+      <w:rPr>
+        <w:rStyle w:val="affc"/>
+      </w:rPr>
+      <w:fldChar w:fldCharType="end"/>
+    </w:r>
+  </w:p>
+  <w:p>
+    <w:pPr>
+      <w:pStyle w:val="a7"/>
+    </w:pPr>
+  </w:p>
+</w:ftr>
+</file>
+
+<file path=word/footer2.xml><?xml version="1.0" encoding="utf-8"?>
+<w:ftr xmlns:wpc="http://schemas.microsoft.com/office/word/2010/wordprocessingCanvas" xmlns:cx="http://schemas.microsoft.com/office/drawing/2014/chartex" xmlns:cx1="http://schemas.microsoft.com/office/drawing/2015/9/8/chartex" xmlns:cx2="http://schemas.microsoft.com/office/drawing/2015/10/21/chartex" xmlns:cx3="http://schemas.microsoft.com/office/drawing/2016/5/9/chartex" xmlns:cx4="http://schemas.microsoft.com/office/drawing/2016/5/10/chartex" xmlns:cx5="http://schemas.microsoft.com/office/drawing/2016/5/11/chartex" xmlns:cx6="http://schemas.microsoft.com/office/drawing/2016/5/12/chartex" xmlns:cx7="http://schemas.microsoft.com/office/drawing/2016/5/13/chartex" xmlns:cx8="http://schemas.microsoft.com/office/drawing/2016/5/14/chartex" xmlns:mc="http://schemas.openxmlformats.org/markup-compatibility/2006" xmlns:aink="http://schemas.microsoft.com/office/drawing/2016/ink" xmlns:am3d="http://schemas.microsoft.com/office/drawing/2017/model3d" xmlns:o="urn:schemas-microsoft-com:office:office" xmlns:oel="http://schemas.microsoft.com/office/2019/extlst" xmlns:r="http://schemas.openxmlformats.org/officeDocument/2006/relationships" xmlns:m="http://schemas.openxmlformats.org/officeDocument/2006/math" xmlns:v="urn:schemas-microsoft-com:vml" xmlns:wp14="http://schemas.microsoft.com/office/word/2010/wordprocessingDrawing" xmlns:wp="http://schemas.openxmlformats.org/drawingml/2006/wordprocessingDrawing" xmlns:w10="urn:schemas-microsoft-com:office:word" xmlns:w="http://schemas.openxmlformats.org/wordprocessingml/2006/main" xmlns:w14="http://schemas.microsoft.com/office/word/2010/wordml" xmlns:w15="http://schemas.microsoft.com/office/word/2012/wordml" xmlns:w16cex="http://schemas.microsoft.com/office/word/2018/wordml/cex" xmlns:w16cid="http://schemas.microsoft.com/office/word/2016/wordml/cid" xmlns:w16="http://schemas.microsoft.com/office/word/2018/wordml" xmlns:w16sdtdh="http://schemas.microsoft.com/office/word/2020/wordml/sdtdatahash" xmlns:w16se="http://schemas.microsoft.com/office/word/2015/wordml/symex" xmlns:wpg="http://schemas.microsoft.com/office/word/2010/wordprocessingGroup" xmlns:wpi="http://schemas.microsoft.com/office/word/2010/wordprocessingInk" xmlns:wne="http://schemas.microsoft.com/office/word/2006/wordml" xmlns:wps="http://schemas.microsoft.com/office/word/2010/wordprocessingShape" mc:Ignorable="w14 w15 w16se w16cid w16 w16cex w16sdtdh wp14">
+  <w:p>
+    <w:pPr>
+      <w:pStyle w:val="a7"/>
+      <w:jc w:val="center"/>
+    </w:pPr>
+  </w:p>
+</w:ftr>
+</file>
+
+<file path=word/footer3.xml><?xml version="1.0" encoding="utf-8"?>
+<w:ftr xmlns:wpc="http://schemas.microsoft.com/office/word/2010/wordprocessingCanvas" xmlns:cx="http://schemas.microsoft.com/office/drawing/2014/chartex" xmlns:cx1="http://schemas.microsoft.com/office/drawing/2015/9/8/chartex" xmlns:cx2="http://schemas.microsoft.com/office/drawing/2015/10/21/chartex" xmlns:cx3="http://schemas.microsoft.com/office/drawing/2016/5/9/chartex" xmlns:cx4="http://schemas.microsoft.com/office/drawing/2016/5/10/chartex" xmlns:cx5="http://schemas.microsoft.com/office/drawing/2016/5/11/chartex" xmlns:cx6="http://schemas.microsoft.com/office/drawing/2016/5/12/chartex" xmlns:cx7="http://schemas.microsoft.com/office/drawing/2016/5/13/chartex" xmlns:cx8="http://schemas.microsoft.com/office/drawing/2016/5/14/chartex" xmlns:mc="http://schemas.openxmlformats.org/markup-compatibility/2006" xmlns:aink="http://schemas.microsoft.com/office/drawing/2016/ink" xmlns:am3d="http://schemas.microsoft.com/office/drawing/2017/model3d" xmlns:o="urn:schemas-microsoft-com:office:office" xmlns:oel="http://schemas.microsoft.com/office/2019/extlst" xmlns:r="http://schemas.openxmlformats.org/officeDocument/2006/relationships" xmlns:m="http://schemas.openxmlformats.org/officeDocument/2006/math" xmlns:v="urn:schemas-microsoft-com:vml" xmlns:wp14="http://schemas.microsoft.com/office/word/2010/wordprocessingDrawing" xmlns:wp="http://schemas.openxmlformats.org/drawingml/2006/wordprocessingDrawing" xmlns:w10="urn:schemas-microsoft-com:office:word" xmlns:w="http://schemas.openxmlformats.org/wordprocessingml/2006/main" xmlns:w14="http://schemas.microsoft.com/office/word/2010/wordml" xmlns:w15="http://schemas.microsoft.com/office/word/2012/wordml" xmlns:w16cex="http://schemas.microsoft.com/office/word/2018/wordml/cex" xmlns:w16cid="http://schemas.microsoft.com/office/word/2016/wordml/cid" xmlns:w16="http://schemas.microsoft.com/office/word/2018/wordml" xmlns:w16sdtdh="http://schemas.microsoft.com/office/word/2020/wordml/sdtdatahash" xmlns:w16se="http://schemas.microsoft.com/office/word/2015/wordml/symex" xmlns:wpg="http://schemas.microsoft.com/office/word/2010/wordprocessingGroup" xmlns:wpi="http://schemas.microsoft.com/office/word/2010/wordprocessingInk" xmlns:wne="http://schemas.microsoft.com/office/word/2006/wordml" xmlns:wps="http://schemas.microsoft.com/office/word/2010/wordprocessingShape" mc:Ignorable="w14 w15 w16se w16cid w16 w16cex w16sdtdh wp14">
+  <w:p>
+    <w:pPr>
+      <w:pStyle w:val="a7"/>
+    </w:pPr>
+  </w:p>
+</w:ftr>
+</file>
+
+<file path=word/footer4.xml><?xml version="1.0" encoding="utf-8"?>
+<w:ftr xmlns:wpc="http://schemas.microsoft.com/office/word/2010/wordprocessingCanvas" xmlns:cx="http://schemas.microsoft.com/office/drawing/2014/chartex" xmlns:cx1="http://schemas.microsoft.com/office/drawing/2015/9/8/chartex" xmlns:cx2="http://schemas.microsoft.com/office/drawing/2015/10/21/chartex" xmlns:cx3="http://schemas.microsoft.com/office/drawing/2016/5/9/chartex" xmlns:cx4="http://schemas.microsoft.com/office/drawing/2016/5/10/chartex" xmlns:cx5="http://schemas.microsoft.com/office/drawing/2016/5/11/chartex" xmlns:cx6="http://schemas.microsoft.com/office/drawing/2016/5/12/chartex" xmlns:cx7="http://schemas.microsoft.com/office/drawing/2016/5/13/chartex" xmlns:cx8="http://schemas.microsoft.com/office/drawing/2016/5/14/chartex" xmlns:mc="http://schemas.openxmlformats.org/markup-compatibility/2006" xmlns:aink="http://schemas.microsoft.com/office/drawing/2016/ink" xmlns:am3d="http://schemas.microsoft.com/office/drawing/2017/model3d" xmlns:o="urn:schemas-microsoft-com:office:office" xmlns:oel="http://schemas.microsoft.com/office/2019/extlst" xmlns:r="http://schemas.openxmlformats.org/officeDocument/2006/relationships" xmlns:m="http://schemas.openxmlformats.org/officeDocument/2006/math" xmlns:v="urn:schemas-microsoft-com:vml" xmlns:wp14="http://schemas.microsoft.com/office/word/2010/wordprocessingDrawing" xmlns:wp="http://schemas.openxmlformats.org/drawingml/2006/wordprocessingDrawing" xmlns:w10="urn:schemas-microsoft-com:office:word" xmlns:w="http://schemas.openxmlformats.org/wordprocessingml/2006/main" xmlns:w14="http://schemas.microsoft.com/office/word/2010/wordml" xmlns:w15="http://schemas.microsoft.com/office/word/2012/wordml" xmlns:w16cex="http://schemas.microsoft.com/office/word/2018/wordml/cex" xmlns:w16cid="http://schemas.microsoft.com/office/word/2016/wordml/cid" xmlns:w16="http://schemas.microsoft.com/office/word/2018/wordml" xmlns:w16sdtdh="http://schemas.microsoft.com/office/word/2020/wordml/sdtdatahash" xmlns:w16se="http://schemas.microsoft.com/office/word/2015/wordml/symex" xmlns:wpg="http://schemas.microsoft.com/office/word/2010/wordprocessingGroup" xmlns:wpi="http://schemas.microsoft.com/office/word/2010/wordprocessingInk" xmlns:wne="http://schemas.microsoft.com/office/word/2006/wordml" xmlns:wps="http://schemas.microsoft.com/office/word/2010/wordprocessingShape" mc:Ignorable="w14 w15 w16se w16cid w16 w16cex w16sdtdh wp14">
+  <w:p>
+    <w:pPr>
+      <w:pStyle w:val="a7"/>
+      <w:framePr w:wrap="around" w:vAnchor="text" w:hAnchor="margin" w:xAlign="center" w:y="1"/>
+      <w:rPr>
+        <w:rStyle w:val="affc"/>
+      </w:rPr>
+    </w:pPr>
+    <w:r>
+      <w:rPr>
+        <w:rStyle w:val="affc"/>
+      </w:rPr>
+      <w:fldChar w:fldCharType="begin"/>
+    </w:r>
+    <w:r>
+      <w:rPr>
+        <w:rStyle w:val="affc"/>
+      </w:rPr>
+      <w:instrText xml:space="preserve"> PAGE </w:instrText>
+    </w:r>
+    <w:r>
+      <w:rPr>
+        <w:rStyle w:val="affc"/>
+      </w:rPr>
+      <w:fldChar w:fldCharType="separate"/>
+    </w:r>
+    <w:r>
+      <w:rPr>
+        <w:rStyle w:val="affc"/>
+        <w:noProof/>
+      </w:rPr>
+      <w:t>1</w:t>
+    </w:r>
+    <w:r>
+      <w:rPr>
+        <w:rStyle w:val="affc"/>
+      </w:rPr>
+      <w:fldChar w:fldCharType="end"/>
+    </w:r>
+  </w:p>
+  <w:p>
+    <w:pPr>
+      <w:pStyle w:val="a7"/>
+      <w:jc w:val="center"/>
+    </w:pPr>
+  </w:p>
+</w:ftr>
+</file>
+
+<file path=word/footnotes.xml><?xml version="1.0" encoding="utf-8"?>
+<w:footnotes xmlns:wpc="http://schemas.microsoft.com/office/word/2010/wordprocessingCanvas" xmlns:cx="http://schemas.microsoft.com/office/drawing/2014/chartex" xmlns:cx1="http://schemas.microsoft.com/office/drawing/2015/9/8/chartex" xmlns:cx2="http://schemas.microsoft.com/office/drawing/2015/10/21/chartex" xmlns:cx3="http://schemas.microsoft.com/office/drawing/2016/5/9/chartex" xmlns:cx4="http://schemas.microsoft.com/office/drawing/2016/5/10/chartex" xmlns:cx5="http://schemas.microsoft.com/office/drawing/2016/5/11/chartex" xmlns:cx6="http://schemas.microsoft.com/office/drawing/2016/5/12/chartex" xmlns:cx7="http://schemas.microsoft.com/office/drawing/2016/5/13/chartex" xmlns:cx8="http://schemas.microsoft.com/office/drawing/2016/5/14/chartex" xmlns:mc="http://schemas.openxmlformats.org/markup-compatibility/2006" xmlns:aink="http://schemas.microsoft.com/office/drawing/2016/ink" xmlns:am3d="http://schemas.microsoft.com/office/drawing/2017/model3d" xmlns:o="urn:schemas-microsoft-com:office:office" xmlns:oel="http://schemas.microsoft.com/office/2019/extlst" xmlns:r="http://schemas.openxmlformats.org/officeDocument/2006/relationships" xmlns:m="http://schemas.openxmlformats.org/officeDocument/2006/math" xmlns:v="urn:schemas-microsoft-com:vml" xmlns:wp14="http://schemas.microsoft.com/office/word/2010/wordprocessingDrawing" xmlns:wp="http://schemas.openxmlformats.org/drawingml/2006/wordprocessingDrawing" xmlns:w10="urn:schemas-microsoft-com:office:word" xmlns:w="http://schemas.openxmlformats.org/wordprocessingml/2006/main" xmlns:w14="http://schemas.microsoft.com/office/word/2010/wordml" xmlns:w15="http://schemas.microsoft.com/office/word/2012/wordml" xmlns:w16cex="http://schemas.microsoft.com/office/word/2018/wordml/cex" xmlns:w16cid="http://schemas.microsoft.com/office/word/2016/wordml/cid" xmlns:w16="http://schemas.microsoft.com/office/word/2018/wordml" xmlns:w16sdtdh="http://schemas.microsoft.com/office/word/2020/wordml/sdtdatahash" xmlns:w16se="http://schemas.microsoft.com/office/word/2015/wordml/symex" xmlns:wpg="http://schemas.microsoft.com/office/word/2010/wordprocessingGroup" xmlns:wpi="http://schemas.microsoft.com/office/word/2010/wordprocessingInk" xmlns:wne="http://schemas.microsoft.com/office/word/2006/wordml" xmlns:wps="http://schemas.microsoft.com/office/word/2010/wordprocessingShape" mc:Ignorable="w14 w15 w16se w16cid w16 w16cex w16sdtdh wp14">
+  <w:footnote w:type="separator" w:id="-1">
+    <w:p>
+      <w:pPr>
+        <w:spacing w:after="0" w:line="240" w:lineRule="auto"/>
+      </w:pPr>
+      <w:r>
+        <w:separator/>
+      </w:r>
+    </w:p>
+  </w:footnote>
+  <w:footnote w:type="continuationSeparator" w:id="0">
+    <w:p>
+      <w:pPr>
+        <w:spacing w:after="0" w:line="240" w:lineRule="auto"/>
+      </w:pPr>
+      <w:r>
+        <w:continuationSeparator/>
+      </w:r>
+    </w:p>
+  </w:footnote>
+</w:footnotes>
+</file>
+
+<file path=word/header1.xml><?xml version="1.0" encoding="utf-8"?>
+<w:hdr xmlns:wpc="http://schemas.microsoft.com/office/word/2010/wordprocessingCanvas" xmlns:cx="http://schemas.microsoft.com/office/drawing/2014/chartex" xmlns:cx1="http://schemas.microsoft.com/office/drawing/2015/9/8/chartex" xmlns:cx2="http://schemas.microsoft.com/office/drawing/2015/10/21/chartex" xmlns:cx3="http://schemas.microsoft.com/office/drawing/2016/5/9/chartex" xmlns:cx4="http://schemas.microsoft.com/office/drawing/2016/5/10/chartex" xmlns:cx5="http://schemas.microsoft.com/office/drawing/2016/5/11/chartex" xmlns:cx6="http://schemas.microsoft.com/office/drawing/2016/5/12/chartex" xmlns:cx7="http://schemas.microsoft.com/office/drawing/2016/5/13/chartex" xmlns:cx8="http://schemas.microsoft.com/office/drawing/2016/5/14/chartex" xmlns:mc="http://schemas.openxmlformats.org/markup-compatibility/2006" xmlns:aink="http://schemas.microsoft.com/office/drawing/2016/ink" xmlns:am3d="http://schemas.microsoft.com/office/drawing/2017/model3d" xmlns:o="urn:schemas-microsoft-com:office:office" xmlns:oel="http://schemas.microsoft.com/office/2019/extlst" xmlns:r="http://schemas.openxmlformats.org/officeDocument/2006/relationships" xmlns:m="http://schemas.openxmlformats.org/officeDocument/2006/math" xmlns:v="urn:schemas-microsoft-com:vml" xmlns:wp14="http://schemas.microsoft.com/office/word/2010/wordprocessingDrawing" xmlns:wp="http://schemas.openxmlformats.org/drawingml/2006/wordprocessingDrawing" xmlns:w10="urn:schemas-microsoft-com:office:word" xmlns:w="http://schemas.openxmlformats.org/wordprocessingml/2006/main" xmlns:w14="http://schemas.microsoft.com/office/word/2010/wordml" xmlns:w15="http://schemas.microsoft.com/office/word/2012/wordml" xmlns:w16cex="http://schemas.microsoft.com/office/word/2018/wordml/cex" xmlns:w16cid="http://schemas.microsoft.com/office/word/2016/wordml/cid" xmlns:w16="http://schemas.microsoft.com/office/word/2018/wordml" xmlns:w16sdtdh="http://schemas.microsoft.com/office/word/2020/wordml/sdtdatahash" xmlns:w16se="http://schemas.microsoft.com/office/word/2015/wordml/symex" xmlns:wpg="http://schemas.microsoft.com/office/word/2010/wordprocessingGroup" xmlns:wpi="http://schemas.microsoft.com/office/word/2010/wordprocessingInk" xmlns:wne="http://schemas.microsoft.com/office/word/2006/wordml" xmlns:wps="http://schemas.microsoft.com/office/word/2010/wordprocessingShape" mc:Ignorable="w14 w15 w16se w16cid w16 w16cex w16sdtdh wp14">
+  <w:p>
+    <w:pPr>
+      <w:pStyle w:val="a5"/>
+    </w:pPr>
+  </w:p>
+</w:hdr>
+</file>
+
+<file path=word/header2.xml><?xml version="1.0" encoding="utf-8"?>
+<w:hdr xmlns:wpc="http://schemas.microsoft.com/office/word/2010/wordprocessingCanvas" xmlns:cx="http://schemas.microsoft.com/office/drawing/2014/chartex" xmlns:cx1="http://schemas.microsoft.com/office/drawing/2015/9/8/chartex" xmlns:cx2="http://schemas.microsoft.com/office/drawing/2015/10/21/chartex" xmlns:cx3="http://schemas.microsoft.com/office/drawing/2016/5/9/chartex" xmlns:cx4="http://schemas.microsoft.com/office/drawing/2016/5/10/chartex" xmlns:cx5="http://schemas.microsoft.com/office/drawing/2016/5/11/chartex" xmlns:cx6="http://schemas.microsoft.com/office/drawing/2016/5/12/chartex" xmlns:cx7="http://schemas.microsoft.com/office/drawing/2016/5/13/chartex" xmlns:cx8="http://schemas.microsoft.com/office/drawing/2016/5/14/chartex" xmlns:mc="http://schemas.openxmlformats.org/markup-compatibility/2006" xmlns:aink="http://schemas.microsoft.com/office/drawing/2016/ink" xmlns:am3d="http://schemas.microsoft.com/office/drawing/2017/model3d" xmlns:o="urn:schemas-microsoft-com:office:office" xmlns:oel="http://schemas.microsoft.com/office/2019/extlst" xmlns:r="http://schemas.openxmlformats.org/officeDocument/2006/relationships" xmlns:m="http://schemas.openxmlformats.org/officeDocument/2006/math" xmlns:v="urn:schemas-microsoft-com:vml" xmlns:wp14="http://schemas.microsoft.com/office/word/2010/wordprocessingDrawing" xmlns:wp="http://schemas.openxmlformats.org/drawingml/2006/wordprocessingDrawing" xmlns:w10="urn:schemas-microsoft-com:office:word" xmlns:w="http://schemas.openxmlformats.org/wordprocessingml/2006/main" xmlns:w14="http://schemas.microsoft.com/office/word/2010/wordml" xmlns:w15="http://schemas.microsoft.com/office/word/2012/wordml" xmlns:w16cex="http://schemas.microsoft.com/office/word/2018/wordml/cex" xmlns:w16cid="http://schemas.microsoft.com/office/word/2016/wordml/cid" xmlns:w16="http://schemas.microsoft.com/office/word/2018/wordml" xmlns:w16sdtdh="http://schemas.microsoft.com/office/word/2020/wordml/sdtdatahash" xmlns:w16se="http://schemas.microsoft.com/office/word/2015/wordml/symex" xmlns:wpg="http://schemas.microsoft.com/office/word/2010/wordprocessingGroup" xmlns:wpi="http://schemas.microsoft.com/office/word/2010/wordprocessingInk" xmlns:wne="http://schemas.microsoft.com/office/word/2006/wordml" xmlns:wps="http://schemas.microsoft.com/office/word/2010/wordprocessingShape" mc:Ignorable="w14 w15 w16se w16cid w16 w16cex w16sdtdh wp14">
+  <w:p>
+    <w:pPr>
+      <w:pStyle w:val="a5"/>
+    </w:pPr>
+  </w:p>
+</w:hdr>
+</file>
+
+<file path=word/header3.xml><?xml version="1.0" encoding="utf-8"?>
+<w:hdr xmlns:wpc="http://schemas.microsoft.com/office/word/2010/wordprocessingCanvas" xmlns:cx="http://schemas.microsoft.com/office/drawing/2014/chartex" xmlns:cx1="http://schemas.microsoft.com/office/drawing/2015/9/8/chartex" xmlns:cx2="http://schemas.microsoft.com/office/drawing/2015/10/21/chartex" xmlns:cx3="http://schemas.microsoft.com/office/drawing/2016/5/9/chartex" xmlns:cx4="http://schemas.microsoft.com/office/drawing/2016/5/10/chartex" xmlns:cx5="http://schemas.microsoft.com/office/drawing/2016/5/11/chartex" xmlns:cx6="http://schemas.microsoft.com/office/drawing/2016/5/12/chartex" xmlns:cx7="http://schemas.microsoft.com/office/drawing/2016/5/13/chartex" xmlns:cx8="http://schemas.microsoft.com/office/drawing/2016/5/14/chartex" xmlns:mc="http://schemas.openxmlformats.org/markup-compatibility/2006" xmlns:aink="http://schemas.microsoft.com/office/drawing/2016/ink" xmlns:am3d="http://schemas.microsoft.com/office/drawing/2017/model3d" xmlns:o="urn:schemas-microsoft-com:office:office" xmlns:oel="http://schemas.microsoft.com/office/2019/extlst" xmlns:r="http://schemas.openxmlformats.org/officeDocument/2006/relationships" xmlns:m="http://schemas.openxmlformats.org/officeDocument/2006/math" xmlns:v="urn:schemas-microsoft-com:vml" xmlns:wp14="http://schemas.microsoft.com/office/word/2010/wordprocessingDrawing" xmlns:wp="http://schemas.openxmlformats.org/drawingml/2006/wordprocessingDrawing" xmlns:w10="urn:schemas-microsoft-com:office:word" xmlns:w="http://schemas.openxmlformats.org/wordprocessingml/2006/main" xmlns:w14="http://schemas.microsoft.com/office/word/2010/wordml" xmlns:w15="http://schemas.microsoft.com/office/word/2012/wordml" xmlns:w16cex="http://schemas.microsoft.com/office/word/2018/wordml/cex" xmlns:w16cid="http://schemas.microsoft.com/office/word/2016/wordml/cid" xmlns:w16="http://schemas.microsoft.com/office/word/2018/wordml" xmlns:w16sdtdh="http://schemas.microsoft.com/office/word/2020/wordml/sdtdatahash" xmlns:w16se="http://schemas.microsoft.com/office/word/2015/wordml/symex" xmlns:wpg="http://schemas.microsoft.com/office/word/2010/wordprocessingGroup" xmlns:wpi="http://schemas.microsoft.com/office/word/2010/wordprocessingInk" xmlns:wne="http://schemas.microsoft.com/office/word/2006/wordml" xmlns:wps="http://schemas.microsoft.com/office/word/2010/wordprocessingShape" mc:Ignorable="w14 w15 w16se w16cid w16 w16cex w16sdtdh wp14">
+  <w:p>
+    <w:pPr>
+      <w:pStyle w:val="a5"/>
+    </w:pPr>
+  </w:p>
+</w:hdr>
 </file>
 
 <file path=word/numbering.xml><?xml version="1.0" encoding="utf-8"?>
@@ -5383,15 +6891,15 @@
     <w:pPr>
       <w:keepNext/>
       <w:keepLines/>
-      <w:spacing w:before="480" w:after="0"/>
+      <w:spacing w:before="280" w:after="160" w:line="240" w:lineRule="auto"/>
       <w:outlineLvl w:val="0"/>
     </w:pPr>
     <w:rPr>
-      <w:rFonts w:asciiTheme="majorHAnsi" w:eastAsiaTheme="majorEastAsia" w:hAnsiTheme="majorHAnsi" w:cstheme="majorBidi"/>
+      <w:rFonts w:eastAsia="黑体" w:hAnsiTheme="majorHAnsi" w:cstheme="majorBidi"/>
       <w:b/>
       <w:bCs/>
       <w:color w:val="365F91" w:themeColor="accent1" w:themeShade="BF"/>
-      <w:sz w:val="28"/>
+      <w:sz w:val="36"/>
       <w:szCs w:val="28"/>
     </w:rPr>
   </w:style>
@@ -5407,15 +6915,15 @@
     <w:pPr>
       <w:keepNext/>
       <w:keepLines/>
-      <w:spacing w:before="200" w:after="0"/>
+      <w:spacing w:before="200" w:after="120" w:line="240" w:lineRule="auto"/>
       <w:outlineLvl w:val="1"/>
     </w:pPr>
     <w:rPr>
-      <w:rFonts w:asciiTheme="majorHAnsi" w:eastAsiaTheme="majorEastAsia" w:hAnsiTheme="majorHAnsi" w:cstheme="majorBidi"/>
+      <w:rFonts w:eastAsia="黑体" w:hAnsiTheme="majorHAnsi" w:cstheme="majorBidi"/>
       <w:b/>
       <w:bCs/>
       <w:color w:val="4F81BD" w:themeColor="accent1"/>
-      <w:sz w:val="26"/>
+      <w:sz w:val="28"/>
       <w:szCs w:val="26"/>
     </w:rPr>
   </w:style>
@@ -5431,11 +6939,11 @@
     <w:pPr>
       <w:keepNext/>
       <w:keepLines/>
-      <w:spacing w:before="200" w:after="0"/>
+      <w:spacing w:before="160" w:after="80" w:line="240" w:lineRule="auto"/>
       <w:outlineLvl w:val="2"/>
     </w:pPr>
     <w:rPr>
-      <w:rFonts w:asciiTheme="majorHAnsi" w:eastAsiaTheme="majorEastAsia" w:hAnsiTheme="majorHAnsi" w:cstheme="majorBidi"/>
+      <w:rFonts w:eastAsia="黑体" w:hAnsiTheme="majorHAnsi" w:cstheme="majorBidi"/>
       <w:b/>
       <w:bCs/>
       <w:color w:val="4F81BD" w:themeColor="accent1"/>
@@ -5668,11 +7176,11 @@
     <w:uiPriority w:val="9"/>
     <w:rsid w:val="00FC693F"/>
     <w:rPr>
-      <w:rFonts w:asciiTheme="majorHAnsi" w:eastAsiaTheme="majorEastAsia" w:hAnsiTheme="majorHAnsi" w:cstheme="majorBidi"/>
+      <w:rFonts w:ascii="Times New Roman" w:eastAsia="黑体" w:hAnsiTheme="majorHAnsi" w:cstheme="majorBidi"/>
       <w:b/>
       <w:bCs/>
       <w:color w:val="365F91" w:themeColor="accent1" w:themeShade="BF"/>
-      <w:sz w:val="28"/>
+      <w:sz w:val="36"/>
       <w:szCs w:val="28"/>
     </w:rPr>
   </w:style>
@@ -5683,11 +7191,11 @@
     <w:uiPriority w:val="9"/>
     <w:rsid w:val="00FC693F"/>
     <w:rPr>
-      <w:rFonts w:asciiTheme="majorHAnsi" w:eastAsiaTheme="majorEastAsia" w:hAnsiTheme="majorHAnsi" w:cstheme="majorBidi"/>
+      <w:rFonts w:ascii="Times New Roman" w:eastAsia="黑体" w:hAnsiTheme="majorHAnsi" w:cstheme="majorBidi"/>
       <w:b/>
       <w:bCs/>
       <w:color w:val="4F81BD" w:themeColor="accent1"/>
-      <w:sz w:val="26"/>
+      <w:sz w:val="28"/>
       <w:szCs w:val="26"/>
     </w:rPr>
   </w:style>
@@ -5698,10 +7206,11 @@
     <w:uiPriority w:val="9"/>
     <w:rsid w:val="00FC693F"/>
     <w:rPr>
-      <w:rFonts w:asciiTheme="majorHAnsi" w:eastAsiaTheme="majorEastAsia" w:hAnsiTheme="majorHAnsi" w:cstheme="majorBidi"/>
+      <w:rFonts w:ascii="Times New Roman" w:eastAsia="黑体" w:hAnsiTheme="majorHAnsi" w:cstheme="majorBidi"/>
       <w:b/>
       <w:bCs/>
       <w:color w:val="4F81BD" w:themeColor="accent1"/>
+      <w:sz w:val="24"/>
     </w:rPr>
   </w:style>
   <w:style w:type="paragraph" w:styleId="aa">
@@ -16385,6 +17894,46 @@
       <w:sz w:val="24"/>
     </w:rPr>
   </w:style>
+  <w:style w:type="paragraph" w:styleId="TOC1">
+    <w:name w:val="toc 1"/>
+    <w:basedOn w:val="a1"/>
+    <w:next w:val="a1"/>
+    <w:autoRedefine/>
+    <w:uiPriority w:val="39"/>
+    <w:unhideWhenUsed/>
+    <w:rsid w:val="001666FA"/>
+  </w:style>
+  <w:style w:type="paragraph" w:styleId="TOC2">
+    <w:name w:val="toc 2"/>
+    <w:basedOn w:val="a1"/>
+    <w:next w:val="a1"/>
+    <w:autoRedefine/>
+    <w:uiPriority w:val="39"/>
+    <w:unhideWhenUsed/>
+    <w:rsid w:val="001666FA"/>
+    <w:pPr>
+      <w:ind w:leftChars="200" w:left="420"/>
+    </w:pPr>
+  </w:style>
+  <w:style w:type="character" w:styleId="affb">
+    <w:name w:val="Hyperlink"/>
+    <w:basedOn w:val="a2"/>
+    <w:uiPriority w:val="99"/>
+    <w:unhideWhenUsed/>
+    <w:rsid w:val="001666FA"/>
+    <w:rPr>
+      <w:color w:val="0000FF" w:themeColor="hyperlink"/>
+      <w:u w:val="single"/>
+    </w:rPr>
+  </w:style>
+  <w:style w:type="character" w:styleId="affc">
+    <w:name w:val="page number"/>
+    <w:basedOn w:val="a2"/>
+    <w:uiPriority w:val="99"/>
+    <w:semiHidden/>
+    <w:unhideWhenUsed/>
+    <w:rsid w:val="001666FA"/>
+  </w:style>
 </w:styles>
 </file>
 

--- a/report/202583230025-刘文羽-中文文本分类课程报告.docx
+++ b/report/202583230025-刘文羽-中文文本分类课程报告.docx
@@ -4,23 +4,13 @@
   <w:body>
     <w:p>
       <w:pPr>
-        <w:spacing w:after="0" w:line="240" w:lineRule="auto"/>
-        <w:jc w:val="center"/>
-        <w:rPr>
-          <w:b/>
-          <w:bCs/>
-          <w:sz w:val="96"/>
-          <w:szCs w:val="96"/>
+        <w:rPr>
           <w:lang w:eastAsia="zh-CN"/>
         </w:rPr>
       </w:pPr>
       <w:r>
         <w:rPr>
           <w:rFonts w:hint="eastAsia"/>
-          <w:b/>
-          <w:bCs/>
-          <w:sz w:val="96"/>
-          <w:szCs w:val="96"/>
           <w:lang w:eastAsia="zh-CN"/>
         </w:rPr>
         <w:t>自然语言处理</w:t>
@@ -28,23 +18,13 @@
     </w:p>
     <w:p>
       <w:pPr>
-        <w:spacing w:after="0" w:line="240" w:lineRule="auto"/>
-        <w:jc w:val="center"/>
-        <w:rPr>
-          <w:b/>
-          <w:bCs/>
-          <w:sz w:val="96"/>
-          <w:szCs w:val="96"/>
+        <w:rPr>
           <w:lang w:eastAsia="zh-CN"/>
         </w:rPr>
       </w:pPr>
       <w:r>
         <w:rPr>
           <w:rFonts w:hint="eastAsia"/>
-          <w:b/>
-          <w:bCs/>
-          <w:sz w:val="96"/>
-          <w:szCs w:val="96"/>
           <w:lang w:eastAsia="zh-CN"/>
         </w:rPr>
         <w:t>大作业</w:t>
@@ -52,147 +32,76 @@
     </w:p>
     <w:p>
       <w:pPr>
-        <w:widowControl w:val="0"/>
-        <w:spacing w:after="0" w:line="240" w:lineRule="auto"/>
-        <w:jc w:val="center"/>
-        <w:rPr>
-          <w:rFonts w:asciiTheme="minorHAnsi" w:eastAsiaTheme="minorEastAsia" w:hAnsiTheme="minorHAnsi"/>
-          <w:kern w:val="2"/>
-          <w:sz w:val="21"/>
-          <w:szCs w:val="24"/>
+        <w:rPr>
           <w:lang w:eastAsia="zh-CN"/>
         </w:rPr>
       </w:pPr>
     </w:p>
     <w:p>
       <w:pPr>
-        <w:widowControl w:val="0"/>
-        <w:spacing w:after="0" w:line="240" w:lineRule="auto"/>
-        <w:jc w:val="center"/>
-        <w:rPr>
-          <w:rFonts w:asciiTheme="minorHAnsi" w:eastAsiaTheme="minorEastAsia" w:hAnsiTheme="minorHAnsi"/>
-          <w:kern w:val="2"/>
-          <w:sz w:val="21"/>
-          <w:szCs w:val="24"/>
+        <w:rPr>
           <w:lang w:eastAsia="zh-CN"/>
         </w:rPr>
       </w:pPr>
     </w:p>
     <w:p>
       <w:pPr>
-        <w:widowControl w:val="0"/>
-        <w:spacing w:after="0" w:line="240" w:lineRule="auto"/>
-        <w:jc w:val="center"/>
-        <w:rPr>
-          <w:rFonts w:asciiTheme="minorHAnsi" w:eastAsiaTheme="minorEastAsia" w:hAnsiTheme="minorHAnsi"/>
-          <w:kern w:val="2"/>
-          <w:sz w:val="21"/>
-          <w:szCs w:val="24"/>
+        <w:rPr>
           <w:lang w:eastAsia="zh-CN"/>
         </w:rPr>
       </w:pPr>
     </w:p>
     <w:p>
       <w:pPr>
-        <w:widowControl w:val="0"/>
-        <w:spacing w:after="0" w:line="240" w:lineRule="auto"/>
-        <w:jc w:val="center"/>
-        <w:rPr>
-          <w:rFonts w:asciiTheme="minorHAnsi" w:eastAsiaTheme="minorEastAsia" w:hAnsiTheme="minorHAnsi"/>
-          <w:kern w:val="2"/>
-          <w:sz w:val="21"/>
-          <w:szCs w:val="24"/>
+        <w:rPr>
           <w:lang w:eastAsia="zh-CN"/>
         </w:rPr>
       </w:pPr>
     </w:p>
     <w:p>
       <w:pPr>
-        <w:widowControl w:val="0"/>
-        <w:spacing w:after="0" w:line="240" w:lineRule="auto"/>
-        <w:jc w:val="center"/>
-        <w:rPr>
-          <w:rFonts w:asciiTheme="minorHAnsi" w:eastAsiaTheme="minorEastAsia" w:hAnsiTheme="minorHAnsi"/>
-          <w:kern w:val="2"/>
-          <w:sz w:val="21"/>
-          <w:szCs w:val="24"/>
+        <w:rPr>
           <w:lang w:eastAsia="zh-CN"/>
         </w:rPr>
       </w:pPr>
     </w:p>
     <w:p>
       <w:pPr>
-        <w:widowControl w:val="0"/>
-        <w:spacing w:after="0" w:line="240" w:lineRule="auto"/>
-        <w:jc w:val="center"/>
-        <w:rPr>
-          <w:rFonts w:asciiTheme="minorHAnsi" w:eastAsiaTheme="minorEastAsia" w:hAnsiTheme="minorHAnsi"/>
-          <w:kern w:val="2"/>
-          <w:sz w:val="21"/>
-          <w:szCs w:val="24"/>
+        <w:rPr>
           <w:lang w:eastAsia="zh-CN"/>
         </w:rPr>
       </w:pPr>
     </w:p>
     <w:p>
       <w:pPr>
-        <w:widowControl w:val="0"/>
-        <w:spacing w:after="0" w:line="240" w:lineRule="auto"/>
-        <w:jc w:val="center"/>
-        <w:rPr>
-          <w:rFonts w:asciiTheme="minorHAnsi" w:eastAsiaTheme="minorEastAsia" w:hAnsiTheme="minorHAnsi"/>
-          <w:kern w:val="2"/>
-          <w:sz w:val="21"/>
-          <w:szCs w:val="24"/>
+        <w:rPr>
           <w:lang w:eastAsia="zh-CN"/>
         </w:rPr>
       </w:pPr>
     </w:p>
     <w:p>
       <w:pPr>
-        <w:widowControl w:val="0"/>
-        <w:spacing w:after="0" w:line="240" w:lineRule="auto"/>
-        <w:jc w:val="center"/>
-        <w:rPr>
-          <w:rFonts w:asciiTheme="minorHAnsi" w:eastAsiaTheme="minorEastAsia" w:hAnsiTheme="minorHAnsi"/>
-          <w:kern w:val="2"/>
-          <w:sz w:val="21"/>
-          <w:szCs w:val="24"/>
+        <w:rPr>
           <w:lang w:eastAsia="zh-CN"/>
         </w:rPr>
       </w:pPr>
     </w:p>
     <w:p>
       <w:pPr>
-        <w:widowControl w:val="0"/>
-        <w:spacing w:after="0" w:line="240" w:lineRule="auto"/>
-        <w:jc w:val="center"/>
-        <w:rPr>
-          <w:rFonts w:asciiTheme="minorHAnsi" w:eastAsiaTheme="minorEastAsia" w:hAnsiTheme="minorHAnsi"/>
-          <w:kern w:val="2"/>
-          <w:sz w:val="21"/>
-          <w:szCs w:val="24"/>
+        <w:rPr>
           <w:lang w:eastAsia="zh-CN"/>
         </w:rPr>
       </w:pPr>
     </w:p>
     <w:p>
       <w:pPr>
-        <w:widowControl w:val="0"/>
-        <w:spacing w:after="0" w:line="240" w:lineRule="auto"/>
-        <w:jc w:val="center"/>
-        <w:rPr>
-          <w:rFonts w:asciiTheme="minorHAnsi" w:eastAsiaTheme="minorEastAsia" w:hAnsiTheme="minorHAnsi"/>
-          <w:kern w:val="2"/>
-          <w:sz w:val="21"/>
-          <w:szCs w:val="24"/>
+        <w:rPr>
           <w:lang w:eastAsia="zh-CN"/>
         </w:rPr>
       </w:pPr>
     </w:p>
     <w:p>
       <w:pPr>
-        <w:jc w:val="center"/>
         <w:rPr>
           <w:lang w:eastAsia="zh-CN"/>
         </w:rPr>
@@ -207,19 +116,14 @@
     </w:p>
     <w:p>
       <w:pPr>
-        <w:jc w:val="center"/>
-        <w:rPr>
-          <w:sz w:val="32"/>
+        <w:rPr>
           <w:lang w:eastAsia="zh-CN"/>
         </w:rPr>
       </w:pPr>
     </w:p>
     <w:p>
       <w:pPr>
-        <w:jc w:val="center"/>
-        <w:rPr>
-          <w:sz w:val="36"/>
-          <w:szCs w:val="36"/>
+        <w:rPr>
           <w:lang w:eastAsia="zh-CN"/>
         </w:rPr>
       </w:pPr>
@@ -227,89 +131,67 @@
     <w:p>
       <w:pPr>
         <w:rPr>
-          <w:rFonts w:eastAsia="黑体"/>
-          <w:sz w:val="32"/>
-          <w:szCs w:val="32"/>
-          <w:u w:val="thick"/>
           <w:lang w:eastAsia="zh-CN"/>
         </w:rPr>
       </w:pPr>
       <w:r>
         <w:rPr>
-          <w:rFonts w:eastAsia="黑体"/>
           <w:b/>
-          <w:sz w:val="32"/>
-          <w:szCs w:val="32"/>
           <w:lang w:eastAsia="zh-CN"/>
         </w:rPr>
         <w:tab/>
       </w:r>
       <w:r>
         <w:rPr>
-          <w:rFonts w:eastAsia="黑体"/>
           <w:b/>
-          <w:sz w:val="32"/>
-          <w:szCs w:val="32"/>
           <w:lang w:eastAsia="zh-CN"/>
         </w:rPr>
         <w:tab/>
       </w:r>
       <w:r>
         <w:rPr>
-          <w:rFonts w:eastAsia="黑体" w:hint="eastAsia"/>
+          <w:rFonts w:hint="eastAsia"/>
           <w:b/>
-          <w:sz w:val="32"/>
-          <w:szCs w:val="32"/>
           <w:lang w:eastAsia="zh-CN"/>
         </w:rPr>
         <w:t xml:space="preserve">  </w:t>
       </w:r>
       <w:r>
         <w:rPr>
-          <w:rFonts w:eastAsia="黑体" w:hint="eastAsia"/>
+          <w:rFonts w:hint="eastAsia"/>
           <w:b/>
-          <w:sz w:val="32"/>
-          <w:szCs w:val="32"/>
           <w:lang w:eastAsia="zh-CN"/>
         </w:rPr>
         <w:t>学</w:t>
       </w:r>
       <w:r>
         <w:rPr>
-          <w:rFonts w:eastAsia="黑体" w:hint="eastAsia"/>
+          <w:rFonts w:hint="eastAsia"/>
           <w:b/>
-          <w:sz w:val="32"/>
-          <w:szCs w:val="32"/>
           <w:lang w:eastAsia="zh-CN"/>
         </w:rPr>
         <w:t xml:space="preserve">     </w:t>
       </w:r>
       <w:r>
         <w:rPr>
-          <w:rFonts w:eastAsia="黑体" w:hint="eastAsia"/>
+          <w:rFonts w:hint="eastAsia"/>
           <w:b/>
-          <w:sz w:val="32"/>
-          <w:szCs w:val="32"/>
           <w:lang w:eastAsia="zh-CN"/>
         </w:rPr>
         <w:t xml:space="preserve">  </w:t>
       </w:r>
       <w:r>
         <w:rPr>
-          <w:rFonts w:eastAsia="黑体" w:hint="eastAsia"/>
+          <w:rFonts w:hint="eastAsia"/>
           <w:b/>
-          <w:sz w:val="32"/>
-          <w:szCs w:val="32"/>
           <w:lang w:eastAsia="zh-CN"/>
         </w:rPr>
         <w:t xml:space="preserve"> </w:t>
       </w:r>
       <w:r>
         <w:rPr>
-          <w:rFonts w:eastAsia="黑体" w:hint="eastAsia"/>
+          <w:rFonts w:hint="eastAsia"/>
           <w:b/>
-          <w:sz w:val="32"/>
-          <w:szCs w:val="32"/>
           <w:lang w:eastAsia="zh-CN"/>
         </w:rPr>
         <w:t>院</w:t>
@@ -325,60 +207,42 @@
       </w:r>
       <w:r>
         <w:rPr>
-          <w:rFonts w:eastAsia="黑体" w:hint="eastAsia"/>
-          <w:sz w:val="32"/>
-          <w:szCs w:val="32"/>
-          <w:u w:val="thick"/>
+          <w:rFonts w:hint="eastAsia"/>
           <w:lang w:eastAsia="zh-CN"/>
         </w:rPr>
         <w:t xml:space="preserve">     </w:t>
       </w:r>
       <w:r>
         <w:rPr>
-          <w:rFonts w:eastAsia="黑体" w:hint="eastAsia"/>
-          <w:sz w:val="32"/>
-          <w:szCs w:val="32"/>
-          <w:u w:val="thick"/>
+          <w:rFonts w:hint="eastAsia"/>
           <w:lang w:eastAsia="zh-CN"/>
         </w:rPr>
         <w:t>智</w:t>
       </w:r>
       <w:r>
         <w:rPr>
-          <w:rFonts w:eastAsia="黑体" w:hint="eastAsia"/>
-          <w:sz w:val="32"/>
-          <w:szCs w:val="32"/>
-          <w:u w:val="thick"/>
+          <w:rFonts w:hint="eastAsia"/>
           <w:lang w:eastAsia="zh-CN"/>
         </w:rPr>
         <w:t>能装备学院</w:t>
       </w:r>
       <w:r>
         <w:rPr>
-          <w:rFonts w:eastAsia="黑体" w:hint="eastAsia"/>
-          <w:sz w:val="32"/>
-          <w:szCs w:val="32"/>
-          <w:u w:val="thick"/>
+          <w:rFonts w:hint="eastAsia"/>
           <w:lang w:eastAsia="zh-CN"/>
         </w:rPr>
         <w:t xml:space="preserve">   </w:t>
       </w:r>
       <w:r>
         <w:rPr>
-          <w:rFonts w:eastAsia="黑体" w:hint="eastAsia"/>
-          <w:sz w:val="32"/>
-          <w:szCs w:val="32"/>
-          <w:u w:val="thick"/>
+          <w:rFonts w:hint="eastAsia"/>
           <w:lang w:eastAsia="zh-CN"/>
         </w:rPr>
         <w:t xml:space="preserve"> </w:t>
       </w:r>
       <w:r>
         <w:rPr>
-          <w:rFonts w:eastAsia="黑体" w:hint="eastAsia"/>
-          <w:sz w:val="32"/>
-          <w:szCs w:val="32"/>
-          <w:u w:val="thick"/>
+          <w:rFonts w:hint="eastAsia"/>
           <w:lang w:eastAsia="zh-CN"/>
         </w:rPr>
         <w:t xml:space="preserve"> </w:t>
@@ -386,82 +250,62 @@
     </w:p>
     <w:p>
       <w:pPr>
-        <w:spacing w:line="360" w:lineRule="auto"/>
-        <w:ind w:firstLineChars="500" w:firstLine="1606"/>
-        <w:rPr>
-          <w:rFonts w:eastAsia="黑体"/>
-          <w:sz w:val="32"/>
-          <w:szCs w:val="32"/>
-          <w:u w:val="thick"/>
+        <w:rPr>
           <w:lang w:eastAsia="zh-CN"/>
         </w:rPr>
       </w:pPr>
       <w:r>
         <w:rPr>
-          <w:rFonts w:eastAsia="黑体" w:hint="eastAsia"/>
+          <w:rFonts w:hint="eastAsia"/>
           <w:b/>
-          <w:sz w:val="32"/>
-          <w:szCs w:val="32"/>
           <w:lang w:eastAsia="zh-CN"/>
         </w:rPr>
         <w:t>班</w:t>
       </w:r>
       <w:r>
         <w:rPr>
-          <w:rFonts w:eastAsia="黑体" w:hint="eastAsia"/>
+          <w:rFonts w:hint="eastAsia"/>
           <w:b/>
-          <w:sz w:val="32"/>
-          <w:szCs w:val="32"/>
           <w:lang w:eastAsia="zh-CN"/>
         </w:rPr>
         <w:t xml:space="preserve">   </w:t>
       </w:r>
       <w:r>
         <w:rPr>
-          <w:rFonts w:eastAsia="黑体" w:hint="eastAsia"/>
+          <w:rFonts w:hint="eastAsia"/>
           <w:b/>
-          <w:sz w:val="32"/>
-          <w:szCs w:val="32"/>
           <w:lang w:eastAsia="zh-CN"/>
         </w:rPr>
         <w:t xml:space="preserve"> </w:t>
       </w:r>
       <w:r>
         <w:rPr>
-          <w:rFonts w:eastAsia="黑体" w:hint="eastAsia"/>
+          <w:rFonts w:hint="eastAsia"/>
           <w:b/>
-          <w:sz w:val="32"/>
-          <w:szCs w:val="32"/>
           <w:lang w:eastAsia="zh-CN"/>
         </w:rPr>
         <w:t xml:space="preserve">  </w:t>
       </w:r>
       <w:r>
         <w:rPr>
-          <w:rFonts w:eastAsia="黑体" w:hint="eastAsia"/>
+          <w:rFonts w:hint="eastAsia"/>
           <w:b/>
-          <w:sz w:val="32"/>
-          <w:szCs w:val="32"/>
           <w:lang w:eastAsia="zh-CN"/>
         </w:rPr>
         <w:t xml:space="preserve"> </w:t>
       </w:r>
       <w:r>
         <w:rPr>
-          <w:rFonts w:eastAsia="黑体" w:hint="eastAsia"/>
+          <w:rFonts w:hint="eastAsia"/>
           <w:b/>
-          <w:sz w:val="32"/>
-          <w:szCs w:val="32"/>
           <w:lang w:eastAsia="zh-CN"/>
         </w:rPr>
         <w:t xml:space="preserve"> </w:t>
       </w:r>
       <w:r>
         <w:rPr>
-          <w:rFonts w:eastAsia="黑体" w:hint="eastAsia"/>
+          <w:rFonts w:hint="eastAsia"/>
           <w:b/>
-          <w:sz w:val="32"/>
-          <w:szCs w:val="32"/>
           <w:lang w:eastAsia="zh-CN"/>
         </w:rPr>
         <w:t>级</w:t>
@@ -477,70 +321,49 @@
       </w:r>
       <w:r>
         <w:rPr>
-          <w:rFonts w:eastAsia="黑体" w:hint="eastAsia"/>
-          <w:sz w:val="32"/>
-          <w:szCs w:val="32"/>
-          <w:u w:val="thick"/>
+          <w:rFonts w:hint="eastAsia"/>
           <w:lang w:eastAsia="zh-CN"/>
         </w:rPr>
         <w:t xml:space="preserve"> </w:t>
       </w:r>
       <w:r>
         <w:rPr>
-          <w:rFonts w:eastAsia="黑体" w:hint="eastAsia"/>
-          <w:sz w:val="32"/>
-          <w:szCs w:val="32"/>
-          <w:u w:val="thick"/>
+          <w:rFonts w:hint="eastAsia"/>
           <w:lang w:eastAsia="zh-CN"/>
         </w:rPr>
         <w:t xml:space="preserve">        </w:t>
       </w:r>
       <w:r>
         <w:rPr>
-          <w:rFonts w:eastAsia="黑体" w:hint="eastAsia"/>
-          <w:sz w:val="32"/>
-          <w:szCs w:val="32"/>
-          <w:u w:val="thick"/>
+          <w:rFonts w:hint="eastAsia"/>
           <w:lang w:eastAsia="zh-CN"/>
         </w:rPr>
         <w:t>硕研</w:t>
       </w:r>
       <w:r>
         <w:rPr>
-          <w:rFonts w:eastAsia="黑体" w:hint="eastAsia"/>
-          <w:sz w:val="32"/>
-          <w:szCs w:val="32"/>
-          <w:u w:val="thick"/>
+          <w:rFonts w:hint="eastAsia"/>
           <w:lang w:eastAsia="zh-CN"/>
         </w:rPr>
         <w:t>25-2</w:t>
       </w:r>
       <w:r>
         <w:rPr>
-          <w:rFonts w:eastAsia="黑体" w:hint="eastAsia"/>
-          <w:sz w:val="32"/>
-          <w:szCs w:val="32"/>
-          <w:u w:val="thick"/>
+          <w:rFonts w:hint="eastAsia"/>
           <w:lang w:eastAsia="zh-CN"/>
         </w:rPr>
         <w:t xml:space="preserve">      </w:t>
       </w:r>
       <w:r>
         <w:rPr>
-          <w:rFonts w:eastAsia="黑体" w:hint="eastAsia"/>
-          <w:sz w:val="32"/>
-          <w:szCs w:val="32"/>
-          <w:u w:val="thick"/>
+          <w:rFonts w:hint="eastAsia"/>
           <w:lang w:eastAsia="zh-CN"/>
         </w:rPr>
         <w:t xml:space="preserve"> </w:t>
       </w:r>
       <w:r>
         <w:rPr>
-          <w:rFonts w:eastAsia="黑体" w:hint="eastAsia"/>
-          <w:sz w:val="32"/>
-          <w:szCs w:val="32"/>
-          <w:u w:val="thick"/>
+          <w:rFonts w:hint="eastAsia"/>
           <w:lang w:eastAsia="zh-CN"/>
         </w:rPr>
         <w:t xml:space="preserve">  </w:t>
@@ -548,171 +371,121 @@
     </w:p>
     <w:p>
       <w:pPr>
-        <w:ind w:firstLineChars="499" w:firstLine="1603"/>
-        <w:rPr>
-          <w:rFonts w:eastAsia="黑体"/>
-          <w:sz w:val="32"/>
-          <w:szCs w:val="32"/>
-          <w:u w:val="thick"/>
+        <w:rPr>
           <w:lang w:eastAsia="zh-CN"/>
         </w:rPr>
       </w:pPr>
       <w:r>
         <w:rPr>
-          <w:rFonts w:eastAsia="黑体" w:hint="eastAsia"/>
+          <w:rFonts w:hint="eastAsia"/>
           <w:b/>
-          <w:sz w:val="32"/>
-          <w:szCs w:val="32"/>
           <w:lang w:eastAsia="zh-CN"/>
         </w:rPr>
         <w:t>姓</w:t>
       </w:r>
       <w:r>
         <w:rPr>
-          <w:rFonts w:eastAsia="黑体"/>
           <w:b/>
-          <w:sz w:val="32"/>
-          <w:szCs w:val="32"/>
           <w:lang w:eastAsia="zh-CN"/>
         </w:rPr>
         <w:t xml:space="preserve">  </w:t>
       </w:r>
       <w:r>
         <w:rPr>
-          <w:rFonts w:eastAsia="黑体" w:hint="eastAsia"/>
+          <w:rFonts w:hint="eastAsia"/>
           <w:b/>
-          <w:sz w:val="32"/>
-          <w:szCs w:val="32"/>
           <w:lang w:eastAsia="zh-CN"/>
         </w:rPr>
         <w:t xml:space="preserve">  </w:t>
       </w:r>
       <w:r>
         <w:rPr>
-          <w:rFonts w:eastAsia="黑体"/>
           <w:b/>
-          <w:sz w:val="32"/>
-          <w:szCs w:val="32"/>
           <w:lang w:eastAsia="zh-CN"/>
         </w:rPr>
         <w:t xml:space="preserve"> </w:t>
       </w:r>
       <w:r>
         <w:rPr>
-          <w:rFonts w:eastAsia="黑体" w:hint="eastAsia"/>
+          <w:rFonts w:hint="eastAsia"/>
           <w:b/>
-          <w:sz w:val="32"/>
-          <w:szCs w:val="32"/>
           <w:lang w:eastAsia="zh-CN"/>
         </w:rPr>
         <w:t xml:space="preserve">  </w:t>
       </w:r>
       <w:r>
         <w:rPr>
-          <w:rFonts w:eastAsia="黑体"/>
           <w:b/>
-          <w:sz w:val="32"/>
-          <w:szCs w:val="32"/>
           <w:lang w:eastAsia="zh-CN"/>
         </w:rPr>
         <w:t xml:space="preserve"> </w:t>
       </w:r>
       <w:r>
         <w:rPr>
-          <w:rFonts w:eastAsia="黑体" w:hint="eastAsia"/>
+          <w:rFonts w:hint="eastAsia"/>
           <w:b/>
-          <w:sz w:val="32"/>
-          <w:szCs w:val="32"/>
           <w:lang w:eastAsia="zh-CN"/>
         </w:rPr>
         <w:t>名：</w:t>
       </w:r>
       <w:r>
         <w:rPr>
-          <w:rFonts w:eastAsia="黑体" w:hint="eastAsia"/>
-          <w:sz w:val="32"/>
-          <w:szCs w:val="32"/>
-          <w:u w:val="thick"/>
+          <w:rFonts w:hint="eastAsia"/>
           <w:lang w:eastAsia="zh-CN"/>
         </w:rPr>
         <w:t xml:space="preserve">      </w:t>
       </w:r>
       <w:r>
         <w:rPr>
-          <w:rFonts w:eastAsia="黑体"/>
-          <w:sz w:val="32"/>
-          <w:szCs w:val="32"/>
-          <w:u w:val="thick"/>
           <w:lang w:eastAsia="zh-CN"/>
         </w:rPr>
         <w:t xml:space="preserve">      </w:t>
       </w:r>
       <w:r>
         <w:rPr>
-          <w:rFonts w:eastAsia="黑体" w:hint="eastAsia"/>
-          <w:sz w:val="32"/>
-          <w:szCs w:val="32"/>
-          <w:u w:val="thick"/>
+          <w:rFonts w:hint="eastAsia"/>
           <w:lang w:eastAsia="zh-CN"/>
         </w:rPr>
         <w:t>刘文羽</w:t>
       </w:r>
       <w:r>
         <w:rPr>
-          <w:rFonts w:eastAsia="黑体" w:hint="eastAsia"/>
-          <w:sz w:val="32"/>
-          <w:szCs w:val="32"/>
-          <w:u w:val="thick"/>
+          <w:rFonts w:hint="eastAsia"/>
           <w:lang w:eastAsia="zh-CN"/>
         </w:rPr>
         <w:t xml:space="preserve">     </w:t>
       </w:r>
       <w:r>
         <w:rPr>
-          <w:rFonts w:eastAsia="黑体" w:hint="eastAsia"/>
-          <w:sz w:val="32"/>
-          <w:szCs w:val="32"/>
-          <w:u w:val="thick"/>
+          <w:rFonts w:hint="eastAsia"/>
           <w:lang w:eastAsia="zh-CN"/>
         </w:rPr>
         <w:t xml:space="preserve"> </w:t>
       </w:r>
       <w:r>
         <w:rPr>
-          <w:rFonts w:eastAsia="黑体" w:hint="eastAsia"/>
-          <w:sz w:val="32"/>
-          <w:szCs w:val="32"/>
-          <w:u w:val="thick"/>
+          <w:rFonts w:hint="eastAsia"/>
           <w:lang w:eastAsia="zh-CN"/>
         </w:rPr>
         <w:t xml:space="preserve"> </w:t>
       </w:r>
       <w:r>
         <w:rPr>
-          <w:rFonts w:eastAsia="黑体" w:hint="eastAsia"/>
-          <w:sz w:val="32"/>
-          <w:szCs w:val="32"/>
-          <w:u w:val="thick"/>
+          <w:rFonts w:hint="eastAsia"/>
           <w:lang w:eastAsia="zh-CN"/>
         </w:rPr>
         <w:t xml:space="preserve"> </w:t>
       </w:r>
       <w:r>
         <w:rPr>
-          <w:rFonts w:eastAsia="黑体" w:hint="eastAsia"/>
-          <w:sz w:val="32"/>
-          <w:szCs w:val="32"/>
-          <w:u w:val="thick"/>
+          <w:rFonts w:hint="eastAsia"/>
           <w:lang w:eastAsia="zh-CN"/>
         </w:rPr>
         <w:t xml:space="preserve"> </w:t>
       </w:r>
       <w:r>
         <w:rPr>
-          <w:rFonts w:eastAsia="黑体" w:hint="eastAsia"/>
-          <w:sz w:val="32"/>
-          <w:szCs w:val="32"/>
-          <w:u w:val="thick"/>
+          <w:rFonts w:hint="eastAsia"/>
           <w:lang w:eastAsia="zh-CN"/>
         </w:rPr>
         <w:t xml:space="preserve">  </w:t>
@@ -720,10 +493,7 @@
     </w:p>
     <w:p>
       <w:pPr>
-        <w:ind w:firstLineChars="499" w:firstLine="1603"/>
-        <w:rPr>
-          <w:sz w:val="32"/>
-          <w:szCs w:val="32"/>
+        <w:rPr>
           <w:u w:val="single"/>
           <w:lang w:eastAsia="zh-CN"/>
         </w:rPr>
@@ -732,8 +502,6 @@
         <w:rPr>
           <w:rFonts w:eastAsia="黑体" w:hint="eastAsia"/>
           <w:b/>
-          <w:sz w:val="32"/>
-          <w:szCs w:val="32"/>
           <w:lang w:eastAsia="zh-CN"/>
         </w:rPr>
         <w:t>学</w:t>
@@ -742,8 +510,6 @@
         <w:rPr>
           <w:rFonts w:eastAsia="黑体"/>
           <w:b/>
-          <w:sz w:val="32"/>
-          <w:szCs w:val="32"/>
           <w:lang w:eastAsia="zh-CN"/>
         </w:rPr>
         <w:t xml:space="preserve">   </w:t>
@@ -752,8 +518,6 @@
         <w:rPr>
           <w:rFonts w:eastAsia="黑体" w:hint="eastAsia"/>
           <w:b/>
-          <w:sz w:val="32"/>
-          <w:szCs w:val="32"/>
           <w:lang w:eastAsia="zh-CN"/>
         </w:rPr>
         <w:t xml:space="preserve">  </w:t>
@@ -762,8 +526,6 @@
         <w:rPr>
           <w:rFonts w:eastAsia="黑体"/>
           <w:b/>
-          <w:sz w:val="32"/>
-          <w:szCs w:val="32"/>
           <w:lang w:eastAsia="zh-CN"/>
         </w:rPr>
         <w:t xml:space="preserve"> </w:t>
@@ -772,8 +534,6 @@
         <w:rPr>
           <w:rFonts w:eastAsia="黑体" w:hint="eastAsia"/>
           <w:b/>
-          <w:sz w:val="32"/>
-          <w:szCs w:val="32"/>
           <w:lang w:eastAsia="zh-CN"/>
         </w:rPr>
         <w:t xml:space="preserve">  </w:t>
@@ -782,8 +542,6 @@
         <w:rPr>
           <w:rFonts w:eastAsia="黑体" w:hint="eastAsia"/>
           <w:b/>
-          <w:sz w:val="32"/>
-          <w:szCs w:val="32"/>
           <w:lang w:eastAsia="zh-CN"/>
         </w:rPr>
         <w:t>号：</w:t>
@@ -791,9 +549,6 @@
       <w:r>
         <w:rPr>
           <w:rFonts w:eastAsia="黑体" w:hint="eastAsia"/>
-          <w:sz w:val="32"/>
-          <w:szCs w:val="32"/>
-          <w:u w:val="thick"/>
           <w:lang w:eastAsia="zh-CN"/>
         </w:rPr>
         <w:t xml:space="preserve">    </w:t>
@@ -801,9 +556,6 @@
       <w:r>
         <w:rPr>
           <w:rFonts w:hint="eastAsia"/>
-          <w:sz w:val="32"/>
-          <w:szCs w:val="32"/>
-          <w:u w:val="thick"/>
           <w:lang w:eastAsia="zh-CN"/>
         </w:rPr>
         <w:t>2025832300258</w:t>
@@ -811,9 +563,6 @@
       <w:r>
         <w:rPr>
           <w:rFonts w:hint="eastAsia"/>
-          <w:sz w:val="32"/>
-          <w:szCs w:val="32"/>
-          <w:u w:val="thick"/>
           <w:lang w:eastAsia="zh-CN"/>
         </w:rPr>
         <w:t xml:space="preserve"> </w:t>
@@ -821,9 +570,6 @@
       <w:r>
         <w:rPr>
           <w:rFonts w:hint="eastAsia"/>
-          <w:sz w:val="32"/>
-          <w:szCs w:val="32"/>
-          <w:u w:val="thick"/>
           <w:lang w:eastAsia="zh-CN"/>
         </w:rPr>
         <w:t xml:space="preserve"> </w:t>
@@ -831,9 +577,6 @@
       <w:r>
         <w:rPr>
           <w:rFonts w:hint="eastAsia"/>
-          <w:sz w:val="32"/>
-          <w:szCs w:val="32"/>
-          <w:u w:val="thick"/>
           <w:lang w:eastAsia="zh-CN"/>
         </w:rPr>
         <w:t xml:space="preserve"> </w:t>
@@ -841,9 +584,6 @@
       <w:r>
         <w:rPr>
           <w:rFonts w:hint="eastAsia"/>
-          <w:sz w:val="32"/>
-          <w:szCs w:val="32"/>
-          <w:u w:val="thick"/>
           <w:lang w:eastAsia="zh-CN"/>
         </w:rPr>
         <w:t xml:space="preserve"> </w:t>
@@ -851,9 +591,6 @@
       <w:r>
         <w:rPr>
           <w:rFonts w:hint="eastAsia"/>
-          <w:sz w:val="32"/>
-          <w:szCs w:val="32"/>
-          <w:u w:val="thick"/>
           <w:lang w:eastAsia="zh-CN"/>
         </w:rPr>
         <w:t xml:space="preserve"> </w:t>
@@ -861,89 +598,64 @@
     </w:p>
     <w:p>
       <w:pPr>
-        <w:ind w:firstLineChars="499" w:firstLine="1603"/>
-        <w:rPr>
-          <w:sz w:val="32"/>
+        <w:rPr>
           <w:u w:val="single"/>
           <w:lang w:eastAsia="zh-CN"/>
         </w:rPr>
       </w:pPr>
       <w:r>
         <w:rPr>
-          <w:rFonts w:eastAsia="黑体" w:hint="eastAsia"/>
+          <w:rFonts w:hint="eastAsia"/>
           <w:b/>
-          <w:sz w:val="32"/>
-          <w:szCs w:val="32"/>
           <w:lang w:eastAsia="zh-CN"/>
         </w:rPr>
         <w:t>完成日期：</w:t>
       </w:r>
       <w:r>
         <w:rPr>
-          <w:rFonts w:eastAsia="黑体" w:hint="eastAsia"/>
-          <w:sz w:val="32"/>
-          <w:szCs w:val="32"/>
-          <w:u w:val="thick"/>
+          <w:rFonts w:hint="eastAsia"/>
           <w:lang w:eastAsia="zh-CN"/>
         </w:rPr>
         <w:t xml:space="preserve">  2026</w:t>
       </w:r>
       <w:r>
         <w:rPr>
-          <w:rFonts w:eastAsia="黑体" w:hint="eastAsia"/>
-          <w:sz w:val="32"/>
-          <w:szCs w:val="32"/>
-          <w:u w:val="thick"/>
+          <w:rFonts w:hint="eastAsia"/>
           <w:lang w:eastAsia="zh-CN"/>
         </w:rPr>
         <w:t>年</w:t>
       </w:r>
       <w:r>
         <w:rPr>
-          <w:rFonts w:eastAsia="黑体" w:hint="eastAsia"/>
-          <w:sz w:val="32"/>
-          <w:szCs w:val="32"/>
-          <w:u w:val="thick"/>
+          <w:rFonts w:hint="eastAsia"/>
           <w:lang w:eastAsia="zh-CN"/>
         </w:rPr>
         <w:t>6</w:t>
       </w:r>
       <w:r>
         <w:rPr>
-          <w:rFonts w:eastAsia="黑体" w:hint="eastAsia"/>
-          <w:sz w:val="32"/>
-          <w:szCs w:val="32"/>
-          <w:u w:val="thick"/>
+          <w:rFonts w:hint="eastAsia"/>
           <w:lang w:eastAsia="zh-CN"/>
         </w:rPr>
         <w:t>月</w:t>
       </w:r>
       <w:r>
         <w:rPr>
-          <w:rFonts w:eastAsia="黑体" w:hint="eastAsia"/>
-          <w:sz w:val="32"/>
-          <w:szCs w:val="32"/>
-          <w:u w:val="thick"/>
+          <w:rFonts w:hint="eastAsia"/>
           <w:lang w:eastAsia="zh-CN"/>
         </w:rPr>
         <w:t>29</w:t>
       </w:r>
       <w:r>
         <w:rPr>
-          <w:rFonts w:eastAsia="黑体" w:hint="eastAsia"/>
-          <w:sz w:val="32"/>
-          <w:szCs w:val="32"/>
-          <w:u w:val="thick"/>
+          <w:rFonts w:hint="eastAsia"/>
           <w:lang w:eastAsia="zh-CN"/>
         </w:rPr>
         <w:t>日</w:t>
       </w:r>
       <w:r>
         <w:rPr>
-          <w:rFonts w:eastAsia="黑体" w:hint="eastAsia"/>
-          <w:sz w:val="32"/>
-          <w:szCs w:val="32"/>
-          <w:u w:val="thick"/>
+          <w:rFonts w:hint="eastAsia"/>
           <w:lang w:eastAsia="zh-CN"/>
         </w:rPr>
         <w:t xml:space="preserve">  </w:t>
@@ -951,70 +663,35 @@
     </w:p>
     <w:p>
       <w:pPr>
-        <w:pStyle w:val="aff9"/>
-        <w:ind w:left="480" w:firstLine="642"/>
-        <w:jc w:val="center"/>
-        <w:rPr>
-          <w:b/>
-          <w:bCs/>
-          <w:spacing w:val="40"/>
-          <w:szCs w:val="44"/>
+        <w:rPr>
           <w:lang w:eastAsia="zh-CN"/>
         </w:rPr>
       </w:pPr>
     </w:p>
     <w:p>
       <w:pPr>
-        <w:pStyle w:val="aff9"/>
-        <w:ind w:left="480" w:firstLine="642"/>
-        <w:jc w:val="center"/>
-        <w:rPr>
-          <w:b/>
-          <w:bCs/>
-          <w:spacing w:val="40"/>
-          <w:szCs w:val="44"/>
+        <w:rPr>
           <w:lang w:eastAsia="zh-CN"/>
         </w:rPr>
       </w:pPr>
     </w:p>
     <w:p>
       <w:pPr>
-        <w:widowControl w:val="0"/>
-        <w:spacing w:after="0" w:line="240" w:lineRule="auto"/>
-        <w:jc w:val="both"/>
-        <w:rPr>
-          <w:rFonts w:asciiTheme="minorHAnsi" w:eastAsiaTheme="minorEastAsia" w:hAnsiTheme="minorHAnsi"/>
-          <w:kern w:val="2"/>
-          <w:sz w:val="21"/>
-          <w:szCs w:val="24"/>
+        <w:rPr>
           <w:lang w:eastAsia="zh-CN"/>
         </w:rPr>
       </w:pPr>
     </w:p>
     <w:p>
       <w:pPr>
-        <w:widowControl w:val="0"/>
-        <w:spacing w:after="0" w:line="240" w:lineRule="auto"/>
-        <w:jc w:val="both"/>
-        <w:rPr>
-          <w:rFonts w:asciiTheme="minorHAnsi" w:eastAsiaTheme="minorEastAsia" w:hAnsiTheme="minorHAnsi"/>
-          <w:kern w:val="2"/>
-          <w:sz w:val="21"/>
-          <w:szCs w:val="24"/>
+        <w:rPr>
           <w:lang w:eastAsia="zh-CN"/>
         </w:rPr>
       </w:pPr>
     </w:p>
     <w:p>
       <w:pPr>
-        <w:widowControl w:val="0"/>
-        <w:spacing w:after="0" w:line="240" w:lineRule="auto"/>
-        <w:jc w:val="both"/>
-        <w:rPr>
-          <w:rFonts w:asciiTheme="minorHAnsi" w:eastAsiaTheme="minorEastAsia" w:hAnsiTheme="minorHAnsi"/>
-          <w:kern w:val="2"/>
-          <w:sz w:val="21"/>
-          <w:szCs w:val="24"/>
+        <w:rPr>
           <w:lang w:eastAsia="zh-CN"/>
         </w:rPr>
       </w:pPr>
@@ -1028,24 +705,15 @@
     </w:p>
     <w:p>
       <w:pPr>
-        <w:pStyle w:val="aff9"/>
-        <w:ind w:leftChars="0" w:left="0"/>
-        <w:jc w:val="center"/>
-        <w:rPr>
-          <w:b/>
+        <w:rPr>
           <w:bCs/>
           <w:spacing w:val="40"/>
-          <w:sz w:val="36"/>
-          <w:szCs w:val="36"/>
           <w:lang w:eastAsia="zh-CN"/>
         </w:rPr>
       </w:pPr>
       <w:r>
         <w:rPr>
           <w:rFonts w:hint="eastAsia"/>
-          <w:b/>
-          <w:sz w:val="36"/>
-          <w:szCs w:val="36"/>
           <w:lang w:eastAsia="zh-CN"/>
         </w:rPr>
         <w:t>山东科技大学</w:t>
@@ -1060,35 +728,24 @@
     </w:p>
     <w:p>
       <w:pPr>
-        <w:spacing w:after="280" w:line="360" w:lineRule="auto"/>
-        <w:jc w:val="center"/>
         <w:rPr>
           <w:lang w:eastAsia="zh-CN"/>
         </w:rPr>
       </w:pPr>
       <w:r>
         <w:rPr>
-          <w:rFonts w:eastAsia="黑体"/>
-          <w:b/>
-          <w:sz w:val="36"/>
           <w:lang w:eastAsia="zh-CN"/>
         </w:rPr>
         <w:t>摘</w:t>
       </w:r>
       <w:r>
         <w:rPr>
-          <w:rFonts w:eastAsia="黑体"/>
-          <w:b/>
-          <w:sz w:val="36"/>
           <w:lang w:eastAsia="zh-CN"/>
         </w:rPr>
         <w:t xml:space="preserve">  </w:t>
       </w:r>
       <w:r>
         <w:rPr>
-          <w:rFonts w:eastAsia="黑体"/>
-          <w:b/>
-          <w:sz w:val="36"/>
           <w:lang w:eastAsia="zh-CN"/>
         </w:rPr>
         <w:t>要</w:t>
@@ -1096,8 +753,6 @@
     </w:p>
     <w:p>
       <w:pPr>
-        <w:spacing w:after="120" w:line="360" w:lineRule="auto"/>
-        <w:ind w:firstLine="480"/>
         <w:rPr>
           <w:lang w:eastAsia="zh-CN"/>
         </w:rPr>
@@ -1267,7 +922,6 @@
     </w:p>
     <w:p>
       <w:pPr>
-        <w:spacing w:after="160"/>
         <w:rPr>
           <w:lang w:eastAsia="zh-CN"/>
         </w:rPr>
@@ -1326,17 +980,12 @@
     </w:p>
     <w:p>
       <w:pPr>
-        <w:spacing w:after="280" w:line="360" w:lineRule="auto"/>
-        <w:jc w:val="center"/>
         <w:rPr>
           <w:lang w:eastAsia="zh-CN"/>
         </w:rPr>
       </w:pPr>
       <w:r>
         <w:rPr>
-          <w:rFonts w:eastAsia="黑体"/>
-          <w:b/>
-          <w:sz w:val="36"/>
           <w:lang w:eastAsia="zh-CN"/>
         </w:rPr>
         <w:lastRenderedPageBreak/>
@@ -1344,18 +993,12 @@
       </w:r>
       <w:r>
         <w:rPr>
-          <w:rFonts w:eastAsia="黑体"/>
-          <w:b/>
-          <w:sz w:val="36"/>
           <w:lang w:eastAsia="zh-CN"/>
         </w:rPr>
         <w:t xml:space="preserve">  </w:t>
       </w:r>
       <w:r>
         <w:rPr>
-          <w:rFonts w:eastAsia="黑体"/>
-          <w:b/>
-          <w:sz w:val="36"/>
           <w:lang w:eastAsia="zh-CN"/>
         </w:rPr>
         <w:t>录</w:t>
@@ -1396,7 +1039,7 @@
         </w:rPr>
         <w:fldChar w:fldCharType="separate"/>
       </w:r>
-      <w:hyperlink w:anchor="_Toc233967937" w:history="1">
+      <w:hyperlink w:anchor="_Toc233969204" w:history="1">
         <w:r>
           <w:rPr>
             <w:rStyle w:val="affb"/>
@@ -1444,7 +1087,7 @@
             <w:noProof/>
             <w:webHidden/>
           </w:rPr>
-          <w:instrText>PAGEREF _Toc233967937 \h</w:instrText>
+          <w:instrText>PAGEREF _Toc233969204 \h</w:instrText>
         </w:r>
         <w:r>
           <w:rPr>
@@ -1502,7 +1145,7 @@
           <w14:ligatures w14:val="standardContextual"/>
         </w:rPr>
       </w:pPr>
-      <w:hyperlink w:anchor="_Toc233967938" w:history="1">
+      <w:hyperlink w:anchor="_Toc233969205" w:history="1">
         <w:r>
           <w:rPr>
             <w:rStyle w:val="affb"/>
@@ -1550,7 +1193,7 @@
             <w:noProof/>
             <w:webHidden/>
           </w:rPr>
-          <w:instrText>PAGEREF _Toc233967938 \h</w:instrText>
+          <w:instrText>PAGEREF _Toc233969205 \h</w:instrText>
         </w:r>
         <w:r>
           <w:rPr>
@@ -1608,7 +1251,7 @@
           <w14:ligatures w14:val="standardContextual"/>
         </w:rPr>
       </w:pPr>
-      <w:hyperlink w:anchor="_Toc233967939" w:history="1">
+      <w:hyperlink w:anchor="_Toc233969206" w:history="1">
         <w:r>
           <w:rPr>
             <w:rStyle w:val="affb"/>
@@ -1656,7 +1299,7 @@
             <w:noProof/>
             <w:webHidden/>
           </w:rPr>
-          <w:instrText>PAGEREF _Toc233967939 \h</w:instrText>
+          <w:instrText>PAGEREF _Toc233969206 \h</w:instrText>
         </w:r>
         <w:r>
           <w:rPr>
@@ -1713,7 +1356,7 @@
           <w14:ligatures w14:val="standardContextual"/>
         </w:rPr>
       </w:pPr>
-      <w:hyperlink w:anchor="_Toc233967940" w:history="1">
+      <w:hyperlink w:anchor="_Toc233969207" w:history="1">
         <w:r>
           <w:rPr>
             <w:rStyle w:val="affb"/>
@@ -1761,7 +1404,7 @@
             <w:noProof/>
             <w:webHidden/>
           </w:rPr>
-          <w:instrText>PAGEREF _Toc233967940 \h</w:instrText>
+          <w:instrText>PAGEREF _Toc233969207 \h</w:instrText>
         </w:r>
         <w:r>
           <w:rPr>
@@ -1819,7 +1462,7 @@
           <w14:ligatures w14:val="standardContextual"/>
         </w:rPr>
       </w:pPr>
-      <w:hyperlink w:anchor="_Toc233967941" w:history="1">
+      <w:hyperlink w:anchor="_Toc233969208" w:history="1">
         <w:r>
           <w:rPr>
             <w:rStyle w:val="affb"/>
@@ -1867,7 +1510,7 @@
             <w:noProof/>
             <w:webHidden/>
           </w:rPr>
-          <w:instrText>PAGEREF _Toc233967941 \h</w:instrText>
+          <w:instrText>PAGEREF _Toc233969208 \h</w:instrText>
         </w:r>
         <w:r>
           <w:rPr>
@@ -1925,7 +1568,7 @@
           <w14:ligatures w14:val="standardContextual"/>
         </w:rPr>
       </w:pPr>
-      <w:hyperlink w:anchor="_Toc233967942" w:history="1">
+      <w:hyperlink w:anchor="_Toc233969209" w:history="1">
         <w:r>
           <w:rPr>
             <w:rStyle w:val="affb"/>
@@ -1973,7 +1616,7 @@
             <w:noProof/>
             <w:webHidden/>
           </w:rPr>
-          <w:instrText>PAGEREF _Toc233967942 \h</w:instrText>
+          <w:instrText>PAGEREF _Toc233969209 \h</w:instrText>
         </w:r>
         <w:r>
           <w:rPr>
@@ -2030,7 +1673,7 @@
           <w14:ligatures w14:val="standardContextual"/>
         </w:rPr>
       </w:pPr>
-      <w:hyperlink w:anchor="_Toc233967943" w:history="1">
+      <w:hyperlink w:anchor="_Toc233969210" w:history="1">
         <w:r>
           <w:rPr>
             <w:rStyle w:val="affb"/>
@@ -2078,7 +1721,7 @@
             <w:noProof/>
             <w:webHidden/>
           </w:rPr>
-          <w:instrText>PAGEREF _Toc233967943 \h</w:instrText>
+          <w:instrText>PAGEREF _Toc233969210 \h</w:instrText>
         </w:r>
         <w:r>
           <w:rPr>
@@ -2136,7 +1779,7 @@
           <w14:ligatures w14:val="standardContextual"/>
         </w:rPr>
       </w:pPr>
-      <w:hyperlink w:anchor="_Toc233967944" w:history="1">
+      <w:hyperlink w:anchor="_Toc233969211" w:history="1">
         <w:r>
           <w:rPr>
             <w:rStyle w:val="affb"/>
@@ -2184,7 +1827,7 @@
             <w:noProof/>
             <w:webHidden/>
           </w:rPr>
-          <w:instrText>PAGEREF _Toc233967944 \h</w:instrText>
+          <w:instrText>PAGEREF _Toc233969211 \h</w:instrText>
         </w:r>
         <w:r>
           <w:rPr>
@@ -2242,7 +1885,7 @@
           <w14:ligatures w14:val="standardContextual"/>
         </w:rPr>
       </w:pPr>
-      <w:hyperlink w:anchor="_Toc233967945" w:history="1">
+      <w:hyperlink w:anchor="_Toc233969212" w:history="1">
         <w:r>
           <w:rPr>
             <w:rStyle w:val="affb"/>
@@ -2288,7 +1931,7 @@
             <w:noProof/>
             <w:webHidden/>
           </w:rPr>
-          <w:instrText>PAGEREF _Toc233967945 \h</w:instrText>
+          <w:instrText>PAGEREF _Toc233969212 \h</w:instrText>
         </w:r>
         <w:r>
           <w:rPr>
@@ -2346,7 +1989,7 @@
           <w14:ligatures w14:val="standardContextual"/>
         </w:rPr>
       </w:pPr>
-      <w:hyperlink w:anchor="_Toc233967946" w:history="1">
+      <w:hyperlink w:anchor="_Toc233969213" w:history="1">
         <w:r>
           <w:rPr>
             <w:rStyle w:val="affb"/>
@@ -2394,7 +2037,7 @@
             <w:noProof/>
             <w:webHidden/>
           </w:rPr>
-          <w:instrText>PAGEREF _Toc233967946 \h</w:instrText>
+          <w:instrText>PAGEREF _Toc233969213 \h</w:instrText>
         </w:r>
         <w:r>
           <w:rPr>
@@ -2451,7 +2094,7 @@
           <w14:ligatures w14:val="standardContextual"/>
         </w:rPr>
       </w:pPr>
-      <w:hyperlink w:anchor="_Toc233967947" w:history="1">
+      <w:hyperlink w:anchor="_Toc233969214" w:history="1">
         <w:r>
           <w:rPr>
             <w:rStyle w:val="affb"/>
@@ -2499,7 +2142,7 @@
             <w:noProof/>
             <w:webHidden/>
           </w:rPr>
-          <w:instrText>PAGEREF _Toc233967947 \h</w:instrText>
+          <w:instrText>PAGEREF _Toc233969214 \h</w:instrText>
         </w:r>
         <w:r>
           <w:rPr>
@@ -2528,7 +2171,7 @@
             <w:noProof/>
             <w:webHidden/>
           </w:rPr>
-          <w:t>3</w:t>
+          <w:t>2</w:t>
         </w:r>
         <w:r>
           <w:rPr>
@@ -2557,7 +2200,7 @@
           <w14:ligatures w14:val="standardContextual"/>
         </w:rPr>
       </w:pPr>
-      <w:hyperlink w:anchor="_Toc233967948" w:history="1">
+      <w:hyperlink w:anchor="_Toc233969215" w:history="1">
         <w:r>
           <w:rPr>
             <w:rStyle w:val="affb"/>
@@ -2605,7 +2248,7 @@
             <w:noProof/>
             <w:webHidden/>
           </w:rPr>
-          <w:instrText>PAGEREF _Toc233967948 \h</w:instrText>
+          <w:instrText>PAGEREF _Toc233969215 \h</w:instrText>
         </w:r>
         <w:r>
           <w:rPr>
@@ -2634,7 +2277,7 @@
             <w:noProof/>
             <w:webHidden/>
           </w:rPr>
-          <w:t>3</w:t>
+          <w:t>2</w:t>
         </w:r>
         <w:r>
           <w:rPr>
@@ -2663,7 +2306,7 @@
           <w14:ligatures w14:val="standardContextual"/>
         </w:rPr>
       </w:pPr>
-      <w:hyperlink w:anchor="_Toc233967949" w:history="1">
+      <w:hyperlink w:anchor="_Toc233969216" w:history="1">
         <w:r>
           <w:rPr>
             <w:rStyle w:val="affb"/>
@@ -2711,7 +2354,7 @@
             <w:noProof/>
             <w:webHidden/>
           </w:rPr>
-          <w:instrText>PAGEREF _Toc233967949 \h</w:instrText>
+          <w:instrText>PAGEREF _Toc233969216 \h</w:instrText>
         </w:r>
         <w:r>
           <w:rPr>
@@ -2769,7 +2412,7 @@
           <w14:ligatures w14:val="standardContextual"/>
         </w:rPr>
       </w:pPr>
-      <w:hyperlink w:anchor="_Toc233967950" w:history="1">
+      <w:hyperlink w:anchor="_Toc233969217" w:history="1">
         <w:r>
           <w:rPr>
             <w:rStyle w:val="affb"/>
@@ -2817,7 +2460,7 @@
             <w:noProof/>
             <w:webHidden/>
           </w:rPr>
-          <w:instrText>PAGEREF _Toc233967950 \h</w:instrText>
+          <w:instrText>PAGEREF _Toc233969217 \h</w:instrText>
         </w:r>
         <w:r>
           <w:rPr>
@@ -2874,7 +2517,7 @@
           <w14:ligatures w14:val="standardContextual"/>
         </w:rPr>
       </w:pPr>
-      <w:hyperlink w:anchor="_Toc233967951" w:history="1">
+      <w:hyperlink w:anchor="_Toc233969218" w:history="1">
         <w:r>
           <w:rPr>
             <w:rStyle w:val="affb"/>
@@ -2922,7 +2565,7 @@
             <w:noProof/>
             <w:webHidden/>
           </w:rPr>
-          <w:instrText>PAGEREF _Toc233967951 \h</w:instrText>
+          <w:instrText>PAGEREF _Toc233969218 \h</w:instrText>
         </w:r>
         <w:r>
           <w:rPr>
@@ -2951,7 +2594,7 @@
             <w:noProof/>
             <w:webHidden/>
           </w:rPr>
-          <w:t>4</w:t>
+          <w:t>3</w:t>
         </w:r>
         <w:r>
           <w:rPr>
@@ -2980,7 +2623,7 @@
           <w14:ligatures w14:val="standardContextual"/>
         </w:rPr>
       </w:pPr>
-      <w:hyperlink w:anchor="_Toc233967952" w:history="1">
+      <w:hyperlink w:anchor="_Toc233969219" w:history="1">
         <w:r>
           <w:rPr>
             <w:rStyle w:val="affb"/>
@@ -3028,7 +2671,7 @@
             <w:noProof/>
             <w:webHidden/>
           </w:rPr>
-          <w:instrText>PAGEREF _Toc233967952 \h</w:instrText>
+          <w:instrText>PAGEREF _Toc233969219 \h</w:instrText>
         </w:r>
         <w:r>
           <w:rPr>
@@ -3057,7 +2700,7 @@
             <w:noProof/>
             <w:webHidden/>
           </w:rPr>
-          <w:t>4</w:t>
+          <w:t>3</w:t>
         </w:r>
         <w:r>
           <w:rPr>
@@ -3086,7 +2729,7 @@
           <w14:ligatures w14:val="standardContextual"/>
         </w:rPr>
       </w:pPr>
-      <w:hyperlink w:anchor="_Toc233967953" w:history="1">
+      <w:hyperlink w:anchor="_Toc233969220" w:history="1">
         <w:r>
           <w:rPr>
             <w:rStyle w:val="affb"/>
@@ -3134,7 +2777,7 @@
             <w:noProof/>
             <w:webHidden/>
           </w:rPr>
-          <w:instrText>PAGEREF _Toc233967953 \h</w:instrText>
+          <w:instrText>PAGEREF _Toc233969220 \h</w:instrText>
         </w:r>
         <w:r>
           <w:rPr>
@@ -3163,7 +2806,7 @@
             <w:noProof/>
             <w:webHidden/>
           </w:rPr>
-          <w:t>4</w:t>
+          <w:t>3</w:t>
         </w:r>
         <w:r>
           <w:rPr>
@@ -3192,7 +2835,7 @@
           <w14:ligatures w14:val="standardContextual"/>
         </w:rPr>
       </w:pPr>
-      <w:hyperlink w:anchor="_Toc233967954" w:history="1">
+      <w:hyperlink w:anchor="_Toc233969221" w:history="1">
         <w:r>
           <w:rPr>
             <w:rStyle w:val="affb"/>
@@ -3238,7 +2881,7 @@
             <w:noProof/>
             <w:webHidden/>
           </w:rPr>
-          <w:instrText>PAGEREF _Toc233967954 \h</w:instrText>
+          <w:instrText>PAGEREF _Toc233969221 \h</w:instrText>
         </w:r>
         <w:r>
           <w:rPr>
@@ -3267,7 +2910,7 @@
             <w:noProof/>
             <w:webHidden/>
           </w:rPr>
-          <w:t>4</w:t>
+          <w:t>6</w:t>
         </w:r>
         <w:r>
           <w:rPr>
@@ -3295,7 +2938,7 @@
           <w14:ligatures w14:val="standardContextual"/>
         </w:rPr>
       </w:pPr>
-      <w:hyperlink w:anchor="_Toc233967955" w:history="1">
+      <w:hyperlink w:anchor="_Toc233969222" w:history="1">
         <w:r>
           <w:rPr>
             <w:rStyle w:val="affb"/>
@@ -3343,7 +2986,7 @@
             <w:noProof/>
             <w:webHidden/>
           </w:rPr>
-          <w:instrText>PAGEREF _Toc233967955 \h</w:instrText>
+          <w:instrText>PAGEREF _Toc233969222 \h</w:instrText>
         </w:r>
         <w:r>
           <w:rPr>
@@ -3372,7 +3015,7 @@
             <w:noProof/>
             <w:webHidden/>
           </w:rPr>
-          <w:t>5</w:t>
+          <w:t>6</w:t>
         </w:r>
         <w:r>
           <w:rPr>
@@ -3400,7 +3043,7 @@
           <w14:ligatures w14:val="standardContextual"/>
         </w:rPr>
       </w:pPr>
-      <w:hyperlink w:anchor="_Toc233967956" w:history="1">
+      <w:hyperlink w:anchor="_Toc233969223" w:history="1">
         <w:r>
           <w:rPr>
             <w:rStyle w:val="affb"/>
@@ -3438,7 +3081,7 @@
             <w:noProof/>
             <w:webHidden/>
           </w:rPr>
-          <w:instrText>PAGEREF _Toc233967956 \h</w:instrText>
+          <w:instrText>PAGEREF _Toc233969223 \h</w:instrText>
         </w:r>
         <w:r>
           <w:rPr>
@@ -3467,7 +3110,7 @@
             <w:noProof/>
             <w:webHidden/>
           </w:rPr>
-          <w:t>5</w:t>
+          <w:t>6</w:t>
         </w:r>
         <w:r>
           <w:rPr>
@@ -3481,7 +3124,6 @@
     </w:p>
     <w:p>
       <w:pPr>
-        <w:pStyle w:val="1"/>
         <w:rPr>
           <w:lang w:eastAsia="zh-CN"/>
         </w:rPr>
@@ -3513,7 +3155,9 @@
           <w:lang w:eastAsia="zh-CN"/>
         </w:rPr>
       </w:pPr>
-      <w:bookmarkStart w:id="1" w:name="_Toc233967937"/>
+      <w:bookmarkStart w:id="1" w:name="_Toc233968964"/>
+      <w:bookmarkStart w:id="2" w:name="_Toc233969115"/>
+      <w:bookmarkStart w:id="3" w:name="_Toc233969204"/>
       <w:r>
         <w:rPr>
           <w:lang w:eastAsia="zh-CN"/>
@@ -3529,176 +3173,52 @@
       </w:r>
       <w:bookmarkEnd w:id="0"/>
       <w:bookmarkEnd w:id="1"/>
-    </w:p>
-    <w:p>
-      <w:pPr>
-        <w:pStyle w:val="21"/>
-        <w:rPr>
-          <w:lang w:eastAsia="zh-CN"/>
-        </w:rPr>
-      </w:pPr>
-      <w:bookmarkStart w:id="2" w:name="_Toc233967789"/>
-      <w:bookmarkStart w:id="3" w:name="_Toc233967938"/>
-      <w:r>
-        <w:rPr>
-          <w:lang w:eastAsia="zh-CN"/>
-        </w:rPr>
-        <w:t xml:space="preserve">1.1 </w:t>
-      </w:r>
-      <w:r>
-        <w:rPr>
-          <w:lang w:eastAsia="zh-CN"/>
-        </w:rPr>
-        <w:t>作业要求与选题背景</w:t>
-      </w:r>
       <w:bookmarkEnd w:id="2"/>
       <w:bookmarkEnd w:id="3"/>
     </w:p>
     <w:p>
       <w:pPr>
-        <w:spacing w:after="120" w:line="360" w:lineRule="auto"/>
-        <w:ind w:firstLine="480"/>
+        <w:pStyle w:val="21"/>
         <w:rPr>
           <w:lang w:eastAsia="zh-CN"/>
         </w:rPr>
       </w:pPr>
-      <w:r>
-        <w:rPr>
-          <w:lang w:eastAsia="zh-CN"/>
-        </w:rPr>
-        <w:t>自然语言处理课程大作业要求学生围绕某一具体研究主题或核心任务，完成结构完整、内容详实的课程报告，同时提交数据与代码。该要求不仅关注模型是否能够运行，更强调对研究背景、技术原理、模型机制、实验验证和结果分析的系统理解。</w:t>
-      </w:r>
-    </w:p>
-    <w:p>
-      <w:pPr>
-        <w:spacing w:after="120" w:line="360" w:lineRule="auto"/>
-        <w:ind w:firstLine="480"/>
-        <w:rPr>
-          <w:lang w:eastAsia="zh-CN"/>
-        </w:rPr>
-      </w:pPr>
-      <w:r>
-        <w:rPr>
-          <w:lang w:eastAsia="zh-CN"/>
-        </w:rPr>
-        <w:t>文本分类是自然语言处理中的基础任务，广泛应用于新闻聚合、舆情分析、内容审核、问答路由和推荐系统等场景。中文文本分类还涉及分词粒度、字符表示、类别不均衡、短文本语义稀疏等问题，适合作为课程实践对象。</w:t>
-      </w:r>
-    </w:p>
-    <w:p>
-      <w:pPr>
-        <w:pStyle w:val="21"/>
-        <w:rPr>
-          <w:lang w:eastAsia="zh-CN"/>
-        </w:rPr>
-      </w:pPr>
-      <w:bookmarkStart w:id="4" w:name="_Toc233967790"/>
-      <w:bookmarkStart w:id="5" w:name="_Toc233967939"/>
-      <w:r>
-        <w:rPr>
-          <w:lang w:eastAsia="zh-CN"/>
-        </w:rPr>
-        <w:t xml:space="preserve">1.2 </w:t>
-      </w:r>
-      <w:r>
-        <w:rPr>
-          <w:lang w:eastAsia="zh-CN"/>
-        </w:rPr>
-        <w:t>选题依据与实验框架</w:t>
+      <w:bookmarkStart w:id="4" w:name="_Toc233967789"/>
+      <w:bookmarkStart w:id="5" w:name="_Toc233968965"/>
+      <w:bookmarkStart w:id="6" w:name="_Toc233969116"/>
+      <w:bookmarkStart w:id="7" w:name="_Toc233969205"/>
+      <w:r>
+        <w:rPr>
+          <w:lang w:eastAsia="zh-CN"/>
+        </w:rPr>
+        <w:t xml:space="preserve">1.1 </w:t>
+      </w:r>
+      <w:r>
+        <w:rPr>
+          <w:lang w:eastAsia="zh-CN"/>
+        </w:rPr>
+        <w:t>作业要求与选题背景</w:t>
       </w:r>
       <w:bookmarkEnd w:id="4"/>
       <w:bookmarkEnd w:id="5"/>
-    </w:p>
-    <w:p>
-      <w:pPr>
-        <w:spacing w:after="120" w:line="360" w:lineRule="auto"/>
-        <w:ind w:firstLine="480"/>
-        <w:rPr>
-          <w:lang w:eastAsia="zh-CN"/>
-        </w:rPr>
-      </w:pPr>
-      <w:r>
-        <w:rPr>
-          <w:lang w:eastAsia="zh-CN"/>
-        </w:rPr>
-        <w:t>本次作业选择中文新闻标题分类作为实践主题，并采用</w:t>
-      </w:r>
-      <w:r>
-        <w:rPr>
-          <w:lang w:eastAsia="zh-CN"/>
-        </w:rPr>
-        <w:t xml:space="preserve"> PyTorch </w:t>
-      </w:r>
-      <w:r>
-        <w:rPr>
-          <w:lang w:eastAsia="zh-CN"/>
-        </w:rPr>
-        <w:t>搭建实验流程。为保证实验链路完整可复现，本文参考公开基线工程中的数据组织、模型配置和训练评价接口，围绕</w:t>
-      </w:r>
-      <w:r>
-        <w:rPr>
-          <w:lang w:eastAsia="zh-CN"/>
-        </w:rPr>
-        <w:t xml:space="preserve"> THUCNews </w:t>
-      </w:r>
-      <w:r>
-        <w:rPr>
-          <w:lang w:eastAsia="zh-CN"/>
-        </w:rPr>
-        <w:t>数据集完成课程化整理与改造。该任务边界清晰、模型类型具有代表性，能够支撑从数据读取、文本表示、模型训练到指标输出的完整分析。本文工作的重点不是简单运行已有代码，而是将基线流程改造成可控、可复验、可解释的课程实验方案，并结合实验结果进行误差分析。</w:t>
-      </w:r>
-    </w:p>
-    <w:p>
-      <w:pPr>
-        <w:pStyle w:val="1"/>
-        <w:rPr>
-          <w:lang w:eastAsia="zh-CN"/>
-        </w:rPr>
-      </w:pPr>
-      <w:bookmarkStart w:id="6" w:name="_Toc233967791"/>
-      <w:bookmarkStart w:id="7" w:name="_Toc233967940"/>
-      <w:r>
-        <w:rPr>
-          <w:lang w:eastAsia="zh-CN"/>
-        </w:rPr>
-        <w:t xml:space="preserve">2 </w:t>
-      </w:r>
-      <w:r>
-        <w:rPr>
-          <w:lang w:eastAsia="zh-CN"/>
-        </w:rPr>
-        <w:t>任务与数据集分析</w:t>
-      </w:r>
       <w:bookmarkEnd w:id="6"/>
       <w:bookmarkEnd w:id="7"/>
     </w:p>
     <w:p>
       <w:pPr>
-        <w:pStyle w:val="21"/>
         <w:rPr>
           <w:lang w:eastAsia="zh-CN"/>
         </w:rPr>
       </w:pPr>
-      <w:bookmarkStart w:id="8" w:name="_Toc233967792"/>
-      <w:bookmarkStart w:id="9" w:name="_Toc233967941"/>
-      <w:r>
-        <w:rPr>
-          <w:lang w:eastAsia="zh-CN"/>
-        </w:rPr>
-        <w:t xml:space="preserve">2.1 </w:t>
-      </w:r>
-      <w:r>
-        <w:rPr>
-          <w:lang w:eastAsia="zh-CN"/>
-        </w:rPr>
-        <w:t>中文新闻标题分类任务</w:t>
-      </w:r>
-      <w:bookmarkEnd w:id="8"/>
-      <w:bookmarkEnd w:id="9"/>
+      <w:r>
+        <w:rPr>
+          <w:lang w:eastAsia="zh-CN"/>
+        </w:rPr>
+        <w:t>自然语言处理课程大作业要求学生围绕某一具体研究主题或核心任务，完成结构完整、内容详实的课程报告，同时提交数据与代码。该要求不仅关注模型是否能够运行，更强调对研究背景、技术原理、模型机制、实验验证和结果分析的系统理解。</w:t>
+      </w:r>
     </w:p>
     <w:p>
       <w:pPr>
-        <w:spacing w:after="120" w:line="360" w:lineRule="auto"/>
-        <w:ind w:firstLine="480"/>
         <w:rPr>
           <w:lang w:eastAsia="zh-CN"/>
         </w:rPr>
@@ -3707,55 +3227,7 @@
         <w:rPr>
           <w:lang w:eastAsia="zh-CN"/>
         </w:rPr>
-        <w:t>中文新闻标题分类的输入是一段较短的中文标题，输出是预定义新闻类别。与长文本分类相比，标题文本语义集中但上下文较少，模型需要利用有限字符中的关键词、搭配关系和类别提示词进行判断。本任务属于监督学习分类问题，评价指标通常包括</w:t>
-      </w:r>
-      <w:r>
-        <w:rPr>
-          <w:lang w:eastAsia="zh-CN"/>
-        </w:rPr>
-        <w:t xml:space="preserve"> accuracy</w:t>
-      </w:r>
-      <w:r>
-        <w:rPr>
-          <w:lang w:eastAsia="zh-CN"/>
-        </w:rPr>
-        <w:t>、</w:t>
-      </w:r>
-      <w:r>
-        <w:rPr>
-          <w:lang w:eastAsia="zh-CN"/>
-        </w:rPr>
-        <w:t>precision</w:t>
-      </w:r>
-      <w:r>
-        <w:rPr>
-          <w:lang w:eastAsia="zh-CN"/>
-        </w:rPr>
-        <w:t>、</w:t>
-      </w:r>
-      <w:r>
-        <w:rPr>
-          <w:lang w:eastAsia="zh-CN"/>
-        </w:rPr>
-        <w:t>recall</w:t>
-      </w:r>
-      <w:r>
-        <w:rPr>
-          <w:lang w:eastAsia="zh-CN"/>
-        </w:rPr>
-        <w:t>、</w:t>
-      </w:r>
-      <w:r>
-        <w:rPr>
-          <w:lang w:eastAsia="zh-CN"/>
-        </w:rPr>
-        <w:t xml:space="preserve">F1-score </w:t>
-      </w:r>
-      <w:r>
-        <w:rPr>
-          <w:lang w:eastAsia="zh-CN"/>
-        </w:rPr>
-        <w:t>和混淆矩阵。</w:t>
+        <w:t>文本分类是自然语言处理中的基础任务，广泛应用于新闻聚合、舆情分析、内容审核、问答路由和推荐系统等场景。中文文本分类还涉及分词粒度、字符表示、类别不均衡、短文本语义稀疏等问题，适合作为课程实践对象。</w:t>
       </w:r>
     </w:p>
     <w:p>
@@ -3765,27 +3237,29 @@
           <w:lang w:eastAsia="zh-CN"/>
         </w:rPr>
       </w:pPr>
-      <w:bookmarkStart w:id="10" w:name="_Toc233967793"/>
-      <w:bookmarkStart w:id="11" w:name="_Toc233967942"/>
-      <w:r>
-        <w:rPr>
-          <w:lang w:eastAsia="zh-CN"/>
-        </w:rPr>
-        <w:t xml:space="preserve">2.2 THUCNews </w:t>
-      </w:r>
-      <w:r>
-        <w:rPr>
-          <w:lang w:eastAsia="zh-CN"/>
-        </w:rPr>
-        <w:t>数据集说明</w:t>
-      </w:r>
+      <w:bookmarkStart w:id="8" w:name="_Toc233967790"/>
+      <w:bookmarkStart w:id="9" w:name="_Toc233968966"/>
+      <w:bookmarkStart w:id="10" w:name="_Toc233969117"/>
+      <w:bookmarkStart w:id="11" w:name="_Toc233969206"/>
+      <w:r>
+        <w:rPr>
+          <w:lang w:eastAsia="zh-CN"/>
+        </w:rPr>
+        <w:t xml:space="preserve">1.2 </w:t>
+      </w:r>
+      <w:r>
+        <w:rPr>
+          <w:lang w:eastAsia="zh-CN"/>
+        </w:rPr>
+        <w:t>选题依据与实验框架</w:t>
+      </w:r>
+      <w:bookmarkEnd w:id="8"/>
+      <w:bookmarkEnd w:id="9"/>
       <w:bookmarkEnd w:id="10"/>
       <w:bookmarkEnd w:id="11"/>
     </w:p>
     <w:p>
       <w:pPr>
-        <w:spacing w:after="120" w:line="360" w:lineRule="auto"/>
-        <w:ind w:firstLine="480"/>
         <w:rPr>
           <w:lang w:eastAsia="zh-CN"/>
         </w:rPr>
@@ -3794,7 +3268,19 @@
         <w:rPr>
           <w:lang w:eastAsia="zh-CN"/>
         </w:rPr>
-        <w:t>实验数据来自</w:t>
+        <w:t>本次作业选择中文新闻标题分类作为实践主题，并采用</w:t>
+      </w:r>
+      <w:r>
+        <w:rPr>
+          <w:lang w:eastAsia="zh-CN"/>
+        </w:rPr>
+        <w:t xml:space="preserve"> PyTorch </w:t>
+      </w:r>
+      <w:r>
+        <w:rPr>
+          <w:lang w:eastAsia="zh-CN"/>
+        </w:rPr>
+        <w:t>搭建实验流程。为保证实验链路完整可复现，本文参考公开基线工程中的数据组织、模型配置和训练评价接口，围绕</w:t>
       </w:r>
       <w:r>
         <w:rPr>
@@ -3806,242 +3292,7 @@
         <w:rPr>
           <w:lang w:eastAsia="zh-CN"/>
         </w:rPr>
-        <w:t>新闻标题分类语料，共包含财经、房产、股票、教育、科技、社会、时政、体育、游戏、娱乐</w:t>
-      </w:r>
-      <w:r>
-        <w:rPr>
-          <w:lang w:eastAsia="zh-CN"/>
-        </w:rPr>
-        <w:t xml:space="preserve"> 10 </w:t>
-      </w:r>
-      <w:r>
-        <w:rPr>
-          <w:lang w:eastAsia="zh-CN"/>
-        </w:rPr>
-        <w:t>个类别。数据已按训练集、验</w:t>
-      </w:r>
-      <w:r>
-        <w:rPr>
-          <w:lang w:eastAsia="zh-CN"/>
-        </w:rPr>
-        <w:lastRenderedPageBreak/>
-        <w:t>证集和测试集组织，格式为</w:t>
-      </w:r>
-      <w:r>
-        <w:rPr>
-          <w:lang w:eastAsia="zh-CN"/>
-        </w:rPr>
-        <w:t>“</w:t>
-      </w:r>
-      <w:r>
-        <w:rPr>
-          <w:lang w:eastAsia="zh-CN"/>
-        </w:rPr>
-        <w:t>文本</w:t>
-      </w:r>
-      <w:r>
-        <w:rPr>
-          <w:lang w:eastAsia="zh-CN"/>
-        </w:rPr>
-        <w:t xml:space="preserve"> + </w:t>
-      </w:r>
-      <w:r>
-        <w:rPr>
-          <w:lang w:eastAsia="zh-CN"/>
-        </w:rPr>
-        <w:t>制表符</w:t>
-      </w:r>
-      <w:r>
-        <w:rPr>
-          <w:lang w:eastAsia="zh-CN"/>
-        </w:rPr>
-        <w:t xml:space="preserve"> + </w:t>
-      </w:r>
-      <w:r>
-        <w:rPr>
-          <w:lang w:eastAsia="zh-CN"/>
-        </w:rPr>
-        <w:t>类别编号</w:t>
-      </w:r>
-      <w:r>
-        <w:rPr>
-          <w:lang w:eastAsia="zh-CN"/>
-        </w:rPr>
-        <w:t>”</w:t>
-      </w:r>
-      <w:r>
-        <w:rPr>
-          <w:lang w:eastAsia="zh-CN"/>
-        </w:rPr>
-        <w:t>，便于直接进入监督学习流程。</w:t>
-      </w:r>
-    </w:p>
-    <w:p>
-      <w:pPr>
-        <w:spacing w:after="60" w:line="324" w:lineRule="auto"/>
-        <w:ind w:firstLine="480"/>
-        <w:rPr>
-          <w:lang w:eastAsia="zh-CN"/>
-        </w:rPr>
-      </w:pPr>
-      <w:r>
-        <w:rPr>
-          <w:lang w:eastAsia="zh-CN"/>
-        </w:rPr>
-        <w:t>训练集：完整规模</w:t>
-      </w:r>
-      <w:r>
-        <w:rPr>
-          <w:lang w:eastAsia="zh-CN"/>
-        </w:rPr>
-        <w:t xml:space="preserve"> 180000 </w:t>
-      </w:r>
-      <w:r>
-        <w:rPr>
-          <w:lang w:eastAsia="zh-CN"/>
-        </w:rPr>
-        <w:t>条，本次正式实验使用</w:t>
-      </w:r>
-      <w:r>
-        <w:rPr>
-          <w:lang w:eastAsia="zh-CN"/>
-        </w:rPr>
-        <w:t xml:space="preserve"> 5000 </w:t>
-      </w:r>
-      <w:r>
-        <w:rPr>
-          <w:lang w:eastAsia="zh-CN"/>
-        </w:rPr>
-        <w:t>条，通过</w:t>
-      </w:r>
-      <w:r>
-        <w:rPr>
-          <w:lang w:eastAsia="zh-CN"/>
-        </w:rPr>
-        <w:t xml:space="preserve"> --max-train </w:t>
-      </w:r>
-      <w:r>
-        <w:rPr>
-          <w:lang w:eastAsia="zh-CN"/>
-        </w:rPr>
-        <w:t>控制，前</w:t>
-      </w:r>
-      <w:r>
-        <w:rPr>
-          <w:lang w:eastAsia="zh-CN"/>
-        </w:rPr>
-        <w:t xml:space="preserve"> 5000 </w:t>
-      </w:r>
-      <w:r>
-        <w:rPr>
-          <w:lang w:eastAsia="zh-CN"/>
-        </w:rPr>
-        <w:t>条近似均衡。</w:t>
-      </w:r>
-    </w:p>
-    <w:p>
-      <w:pPr>
-        <w:spacing w:after="60" w:line="324" w:lineRule="auto"/>
-        <w:ind w:firstLine="480"/>
-        <w:rPr>
-          <w:lang w:eastAsia="zh-CN"/>
-        </w:rPr>
-      </w:pPr>
-      <w:r>
-        <w:rPr>
-          <w:lang w:eastAsia="zh-CN"/>
-        </w:rPr>
-        <w:t>验证集：完整规模</w:t>
-      </w:r>
-      <w:r>
-        <w:rPr>
-          <w:lang w:eastAsia="zh-CN"/>
-        </w:rPr>
-        <w:t xml:space="preserve"> 10000 </w:t>
-      </w:r>
-      <w:r>
-        <w:rPr>
-          <w:lang w:eastAsia="zh-CN"/>
-        </w:rPr>
-        <w:t>条，本次正式实验使用</w:t>
-      </w:r>
-      <w:r>
-        <w:rPr>
-          <w:lang w:eastAsia="zh-CN"/>
-        </w:rPr>
-        <w:t xml:space="preserve"> 1000 </w:t>
-      </w:r>
-      <w:r>
-        <w:rPr>
-          <w:lang w:eastAsia="zh-CN"/>
-        </w:rPr>
-        <w:t>条，通过</w:t>
-      </w:r>
-      <w:r>
-        <w:rPr>
-          <w:lang w:eastAsia="zh-CN"/>
-        </w:rPr>
-        <w:t xml:space="preserve"> --max-dev </w:t>
-      </w:r>
-      <w:r>
-        <w:rPr>
-          <w:lang w:eastAsia="zh-CN"/>
-        </w:rPr>
-        <w:t>控制，用于观察训练过程。</w:t>
-      </w:r>
-    </w:p>
-    <w:p>
-      <w:pPr>
-        <w:spacing w:after="60" w:line="324" w:lineRule="auto"/>
-        <w:ind w:firstLine="480"/>
-        <w:rPr>
-          <w:lang w:eastAsia="zh-CN"/>
-        </w:rPr>
-      </w:pPr>
-      <w:r>
-        <w:rPr>
-          <w:lang w:eastAsia="zh-CN"/>
-        </w:rPr>
-        <w:t>测试集：完整规模</w:t>
-      </w:r>
-      <w:r>
-        <w:rPr>
-          <w:lang w:eastAsia="zh-CN"/>
-        </w:rPr>
-        <w:t xml:space="preserve"> 10000 </w:t>
-      </w:r>
-      <w:r>
-        <w:rPr>
-          <w:lang w:eastAsia="zh-CN"/>
-        </w:rPr>
-        <w:t>条，本次正式实验完整使用，避免按类别块截断造成评价偏差。</w:t>
-      </w:r>
-    </w:p>
-    <w:p>
-      <w:pPr>
-        <w:spacing w:after="120" w:line="360" w:lineRule="auto"/>
-        <w:ind w:firstLine="480"/>
-        <w:rPr>
-          <w:lang w:eastAsia="zh-CN"/>
-        </w:rPr>
-      </w:pPr>
-      <w:r>
-        <w:rPr>
-          <w:lang w:eastAsia="zh-CN"/>
-        </w:rPr>
-        <w:t>数据分布检查发现，训练集和验证集前若干样本已经较为均衡，但测试集按类别块排列，前</w:t>
-      </w:r>
-      <w:r>
-        <w:rPr>
-          <w:lang w:eastAsia="zh-CN"/>
-        </w:rPr>
-        <w:t xml:space="preserve"> 1000 </w:t>
-      </w:r>
-      <w:r>
-        <w:rPr>
-          <w:lang w:eastAsia="zh-CN"/>
-        </w:rPr>
-        <w:t>条均属于同一类别。因此正式实验保留完整测试集，以保证评价结果覆盖全部类别。</w:t>
+        <w:t>数据集完成课程化整理与改造。该任务边界清晰、模型类型具有代表性，能够支撑从数据读取、文本表示、模型训练到指标输出的完整分析。本文工作的重点不是简单运行已有代码，而是将基线流程改造成可控、可复验、可解释的课程实验方案，并结合实验结果进行误差分析。</w:t>
       </w:r>
     </w:p>
     <w:p>
@@ -4051,51 +3302,448 @@
           <w:lang w:eastAsia="zh-CN"/>
         </w:rPr>
       </w:pPr>
-      <w:bookmarkStart w:id="12" w:name="_Toc233967794"/>
-      <w:bookmarkStart w:id="13" w:name="_Toc233967943"/>
-      <w:r>
-        <w:rPr>
-          <w:lang w:eastAsia="zh-CN"/>
-        </w:rPr>
-        <w:t xml:space="preserve">3 </w:t>
-      </w:r>
-      <w:r>
-        <w:rPr>
-          <w:lang w:eastAsia="zh-CN"/>
-        </w:rPr>
-        <w:t>方法原理与项目结构</w:t>
+      <w:bookmarkStart w:id="12" w:name="_Toc233967791"/>
+      <w:bookmarkStart w:id="13" w:name="_Toc233968967"/>
+      <w:bookmarkStart w:id="14" w:name="_Toc233969118"/>
+      <w:bookmarkStart w:id="15" w:name="_Toc233969207"/>
+      <w:r>
+        <w:rPr>
+          <w:lang w:eastAsia="zh-CN"/>
+        </w:rPr>
+        <w:t xml:space="preserve">2 </w:t>
+      </w:r>
+      <w:r>
+        <w:rPr>
+          <w:lang w:eastAsia="zh-CN"/>
+        </w:rPr>
+        <w:t>任务与数据集分析</w:t>
       </w:r>
       <w:bookmarkEnd w:id="12"/>
       <w:bookmarkEnd w:id="13"/>
-    </w:p>
-    <w:p>
-      <w:pPr>
-        <w:pStyle w:val="21"/>
-        <w:rPr>
-          <w:lang w:eastAsia="zh-CN"/>
-        </w:rPr>
-      </w:pPr>
-      <w:bookmarkStart w:id="14" w:name="_Toc233967795"/>
-      <w:bookmarkStart w:id="15" w:name="_Toc233967944"/>
-      <w:r>
-        <w:rPr>
-          <w:lang w:eastAsia="zh-CN"/>
-        </w:rPr>
-        <w:t xml:space="preserve">3.1 </w:t>
-      </w:r>
-      <w:r>
-        <w:rPr>
-          <w:lang w:eastAsia="zh-CN"/>
-        </w:rPr>
-        <w:t>文本表示与词表构建</w:t>
-      </w:r>
       <w:bookmarkEnd w:id="14"/>
       <w:bookmarkEnd w:id="15"/>
     </w:p>
     <w:p>
       <w:pPr>
-        <w:spacing w:after="120" w:line="360" w:lineRule="auto"/>
-        <w:ind w:firstLine="480"/>
+        <w:pStyle w:val="21"/>
+        <w:rPr>
+          <w:lang w:eastAsia="zh-CN"/>
+        </w:rPr>
+      </w:pPr>
+      <w:bookmarkStart w:id="16" w:name="_Toc233967792"/>
+      <w:bookmarkStart w:id="17" w:name="_Toc233968968"/>
+      <w:bookmarkStart w:id="18" w:name="_Toc233969119"/>
+      <w:bookmarkStart w:id="19" w:name="_Toc233969208"/>
+      <w:r>
+        <w:rPr>
+          <w:lang w:eastAsia="zh-CN"/>
+        </w:rPr>
+        <w:t xml:space="preserve">2.1 </w:t>
+      </w:r>
+      <w:r>
+        <w:rPr>
+          <w:lang w:eastAsia="zh-CN"/>
+        </w:rPr>
+        <w:t>中文新闻标题分类任务</w:t>
+      </w:r>
+      <w:bookmarkEnd w:id="16"/>
+      <w:bookmarkEnd w:id="17"/>
+      <w:bookmarkEnd w:id="18"/>
+      <w:bookmarkEnd w:id="19"/>
+    </w:p>
+    <w:p>
+      <w:pPr>
+        <w:rPr>
+          <w:lang w:eastAsia="zh-CN"/>
+        </w:rPr>
+      </w:pPr>
+      <w:r>
+        <w:rPr>
+          <w:lang w:eastAsia="zh-CN"/>
+        </w:rPr>
+        <w:t>中文新闻标题分类的输入是一段较短的中文标题，输出是预定义新闻类别。与长文本分类相比，标题文本语义集中但上下文较少，模型需要利用有限字符中的关键词、搭配关系和类别提示词进行判断。本任务属于监督学习分类问题，评价指标通常包括</w:t>
+      </w:r>
+      <w:r>
+        <w:rPr>
+          <w:lang w:eastAsia="zh-CN"/>
+        </w:rPr>
+        <w:t xml:space="preserve"> accuracy</w:t>
+      </w:r>
+      <w:r>
+        <w:rPr>
+          <w:lang w:eastAsia="zh-CN"/>
+        </w:rPr>
+        <w:t>、</w:t>
+      </w:r>
+      <w:r>
+        <w:rPr>
+          <w:lang w:eastAsia="zh-CN"/>
+        </w:rPr>
+        <w:t>precision</w:t>
+      </w:r>
+      <w:r>
+        <w:rPr>
+          <w:lang w:eastAsia="zh-CN"/>
+        </w:rPr>
+        <w:t>、</w:t>
+      </w:r>
+      <w:r>
+        <w:rPr>
+          <w:lang w:eastAsia="zh-CN"/>
+        </w:rPr>
+        <w:t>recall</w:t>
+      </w:r>
+      <w:r>
+        <w:rPr>
+          <w:lang w:eastAsia="zh-CN"/>
+        </w:rPr>
+        <w:t>、</w:t>
+      </w:r>
+      <w:r>
+        <w:rPr>
+          <w:lang w:eastAsia="zh-CN"/>
+        </w:rPr>
+        <w:t xml:space="preserve">F1-score </w:t>
+      </w:r>
+      <w:r>
+        <w:rPr>
+          <w:lang w:eastAsia="zh-CN"/>
+        </w:rPr>
+        <w:t>和混淆矩阵。</w:t>
+      </w:r>
+    </w:p>
+    <w:p>
+      <w:pPr>
+        <w:pStyle w:val="21"/>
+        <w:rPr>
+          <w:lang w:eastAsia="zh-CN"/>
+        </w:rPr>
+      </w:pPr>
+      <w:bookmarkStart w:id="20" w:name="_Toc233967793"/>
+      <w:bookmarkStart w:id="21" w:name="_Toc233968969"/>
+      <w:bookmarkStart w:id="22" w:name="_Toc233969120"/>
+      <w:bookmarkStart w:id="23" w:name="_Toc233969209"/>
+      <w:r>
+        <w:rPr>
+          <w:lang w:eastAsia="zh-CN"/>
+        </w:rPr>
+        <w:t xml:space="preserve">2.2 THUCNews </w:t>
+      </w:r>
+      <w:r>
+        <w:rPr>
+          <w:lang w:eastAsia="zh-CN"/>
+        </w:rPr>
+        <w:t>数据集说明</w:t>
+      </w:r>
+      <w:bookmarkEnd w:id="20"/>
+      <w:bookmarkEnd w:id="21"/>
+      <w:bookmarkEnd w:id="22"/>
+      <w:bookmarkEnd w:id="23"/>
+    </w:p>
+    <w:p>
+      <w:pPr>
+        <w:rPr>
+          <w:lang w:eastAsia="zh-CN"/>
+        </w:rPr>
+      </w:pPr>
+      <w:r>
+        <w:rPr>
+          <w:lang w:eastAsia="zh-CN"/>
+        </w:rPr>
+        <w:t>实验数据来自</w:t>
+      </w:r>
+      <w:r>
+        <w:rPr>
+          <w:lang w:eastAsia="zh-CN"/>
+        </w:rPr>
+        <w:t xml:space="preserve"> THUCNews </w:t>
+      </w:r>
+      <w:r>
+        <w:rPr>
+          <w:lang w:eastAsia="zh-CN"/>
+        </w:rPr>
+        <w:t>新闻标题分类语料，共包含财经、房产、股票、教育、科技、社会、时政、体育、游戏、娱乐</w:t>
+      </w:r>
+      <w:r>
+        <w:rPr>
+          <w:lang w:eastAsia="zh-CN"/>
+        </w:rPr>
+        <w:t xml:space="preserve"> 10 </w:t>
+      </w:r>
+      <w:r>
+        <w:rPr>
+          <w:lang w:eastAsia="zh-CN"/>
+        </w:rPr>
+        <w:t>个类别。数据已按训练集、验证集和测试集组织，格式为</w:t>
+      </w:r>
+      <w:r>
+        <w:rPr>
+          <w:lang w:eastAsia="zh-CN"/>
+        </w:rPr>
+        <w:t>“</w:t>
+      </w:r>
+      <w:r>
+        <w:rPr>
+          <w:lang w:eastAsia="zh-CN"/>
+        </w:rPr>
+        <w:t>文本</w:t>
+      </w:r>
+      <w:r>
+        <w:rPr>
+          <w:lang w:eastAsia="zh-CN"/>
+        </w:rPr>
+        <w:t xml:space="preserve"> + </w:t>
+      </w:r>
+      <w:r>
+        <w:rPr>
+          <w:lang w:eastAsia="zh-CN"/>
+        </w:rPr>
+        <w:t>制表符</w:t>
+      </w:r>
+      <w:r>
+        <w:rPr>
+          <w:lang w:eastAsia="zh-CN"/>
+        </w:rPr>
+        <w:t xml:space="preserve"> + </w:t>
+      </w:r>
+      <w:r>
+        <w:rPr>
+          <w:lang w:eastAsia="zh-CN"/>
+        </w:rPr>
+        <w:t>类别编号</w:t>
+      </w:r>
+      <w:r>
+        <w:rPr>
+          <w:lang w:eastAsia="zh-CN"/>
+        </w:rPr>
+        <w:t>”</w:t>
+      </w:r>
+      <w:r>
+        <w:rPr>
+          <w:lang w:eastAsia="zh-CN"/>
+        </w:rPr>
+        <w:t>，便于直接进入监督学习流程。</w:t>
+      </w:r>
+    </w:p>
+    <w:p>
+      <w:pPr>
+        <w:rPr>
+          <w:lang w:eastAsia="zh-CN"/>
+        </w:rPr>
+      </w:pPr>
+      <w:r>
+        <w:rPr>
+          <w:lang w:eastAsia="zh-CN"/>
+        </w:rPr>
+        <w:t>训练集：完整规模</w:t>
+      </w:r>
+      <w:r>
+        <w:rPr>
+          <w:lang w:eastAsia="zh-CN"/>
+        </w:rPr>
+        <w:t xml:space="preserve"> 180000 </w:t>
+      </w:r>
+      <w:r>
+        <w:rPr>
+          <w:lang w:eastAsia="zh-CN"/>
+        </w:rPr>
+        <w:t>条，本次正式实验使用</w:t>
+      </w:r>
+      <w:r>
+        <w:rPr>
+          <w:lang w:eastAsia="zh-CN"/>
+        </w:rPr>
+        <w:t xml:space="preserve"> 5000 </w:t>
+      </w:r>
+      <w:r>
+        <w:rPr>
+          <w:lang w:eastAsia="zh-CN"/>
+        </w:rPr>
+        <w:t>条，通过</w:t>
+      </w:r>
+      <w:r>
+        <w:rPr>
+          <w:lang w:eastAsia="zh-CN"/>
+        </w:rPr>
+        <w:t xml:space="preserve"> --max-train </w:t>
+      </w:r>
+      <w:r>
+        <w:rPr>
+          <w:lang w:eastAsia="zh-CN"/>
+        </w:rPr>
+        <w:t>控制，前</w:t>
+      </w:r>
+      <w:r>
+        <w:rPr>
+          <w:lang w:eastAsia="zh-CN"/>
+        </w:rPr>
+        <w:t xml:space="preserve"> 5000 </w:t>
+      </w:r>
+      <w:r>
+        <w:rPr>
+          <w:lang w:eastAsia="zh-CN"/>
+        </w:rPr>
+        <w:t>条近似均衡。</w:t>
+      </w:r>
+    </w:p>
+    <w:p>
+      <w:pPr>
+        <w:rPr>
+          <w:lang w:eastAsia="zh-CN"/>
+        </w:rPr>
+      </w:pPr>
+      <w:r>
+        <w:rPr>
+          <w:lang w:eastAsia="zh-CN"/>
+        </w:rPr>
+        <w:t>验证集：完整规模</w:t>
+      </w:r>
+      <w:r>
+        <w:rPr>
+          <w:lang w:eastAsia="zh-CN"/>
+        </w:rPr>
+        <w:t xml:space="preserve"> 10000 </w:t>
+      </w:r>
+      <w:r>
+        <w:rPr>
+          <w:lang w:eastAsia="zh-CN"/>
+        </w:rPr>
+        <w:t>条，本次正式实验使用</w:t>
+      </w:r>
+      <w:r>
+        <w:rPr>
+          <w:lang w:eastAsia="zh-CN"/>
+        </w:rPr>
+        <w:t xml:space="preserve"> 1000 </w:t>
+      </w:r>
+      <w:r>
+        <w:rPr>
+          <w:lang w:eastAsia="zh-CN"/>
+        </w:rPr>
+        <w:t>条，通过</w:t>
+      </w:r>
+      <w:r>
+        <w:rPr>
+          <w:lang w:eastAsia="zh-CN"/>
+        </w:rPr>
+        <w:t xml:space="preserve"> --max-dev </w:t>
+      </w:r>
+      <w:r>
+        <w:rPr>
+          <w:lang w:eastAsia="zh-CN"/>
+        </w:rPr>
+        <w:t>控制，用于观察训练过程。</w:t>
+      </w:r>
+    </w:p>
+    <w:p>
+      <w:pPr>
+        <w:rPr>
+          <w:lang w:eastAsia="zh-CN"/>
+        </w:rPr>
+      </w:pPr>
+      <w:r>
+        <w:rPr>
+          <w:lang w:eastAsia="zh-CN"/>
+        </w:rPr>
+        <w:lastRenderedPageBreak/>
+        <w:t>测试集：完整规模</w:t>
+      </w:r>
+      <w:r>
+        <w:rPr>
+          <w:lang w:eastAsia="zh-CN"/>
+        </w:rPr>
+        <w:t xml:space="preserve"> 10000 </w:t>
+      </w:r>
+      <w:r>
+        <w:rPr>
+          <w:lang w:eastAsia="zh-CN"/>
+        </w:rPr>
+        <w:t>条，本次正式实验完整使用，避免按类别块截断造成评价偏差。</w:t>
+      </w:r>
+    </w:p>
+    <w:p>
+      <w:pPr>
+        <w:rPr>
+          <w:lang w:eastAsia="zh-CN"/>
+        </w:rPr>
+      </w:pPr>
+      <w:r>
+        <w:rPr>
+          <w:lang w:eastAsia="zh-CN"/>
+        </w:rPr>
+        <w:t>数据分布检查发现，训练集和验证集前若干样本已经较为均衡，但测试集按类别块排列，前</w:t>
+      </w:r>
+      <w:r>
+        <w:rPr>
+          <w:lang w:eastAsia="zh-CN"/>
+        </w:rPr>
+        <w:t xml:space="preserve"> 1000 </w:t>
+      </w:r>
+      <w:r>
+        <w:rPr>
+          <w:lang w:eastAsia="zh-CN"/>
+        </w:rPr>
+        <w:t>条均属于同一类别。因此正式实验保留完整测试集，以保证评价结果覆盖全部类别。</w:t>
+      </w:r>
+    </w:p>
+    <w:p>
+      <w:pPr>
+        <w:pStyle w:val="1"/>
+        <w:rPr>
+          <w:lang w:eastAsia="zh-CN"/>
+        </w:rPr>
+      </w:pPr>
+      <w:bookmarkStart w:id="24" w:name="_Toc233967794"/>
+      <w:bookmarkStart w:id="25" w:name="_Toc233968970"/>
+      <w:bookmarkStart w:id="26" w:name="_Toc233969121"/>
+      <w:bookmarkStart w:id="27" w:name="_Toc233969210"/>
+      <w:r>
+        <w:rPr>
+          <w:lang w:eastAsia="zh-CN"/>
+        </w:rPr>
+        <w:t xml:space="preserve">3 </w:t>
+      </w:r>
+      <w:r>
+        <w:rPr>
+          <w:lang w:eastAsia="zh-CN"/>
+        </w:rPr>
+        <w:t>方法原理与项目结构</w:t>
+      </w:r>
+      <w:bookmarkEnd w:id="24"/>
+      <w:bookmarkEnd w:id="25"/>
+      <w:bookmarkEnd w:id="26"/>
+      <w:bookmarkEnd w:id="27"/>
+    </w:p>
+    <w:p>
+      <w:pPr>
+        <w:pStyle w:val="21"/>
+        <w:rPr>
+          <w:lang w:eastAsia="zh-CN"/>
+        </w:rPr>
+      </w:pPr>
+      <w:bookmarkStart w:id="28" w:name="_Toc233967795"/>
+      <w:bookmarkStart w:id="29" w:name="_Toc233968971"/>
+      <w:bookmarkStart w:id="30" w:name="_Toc233969122"/>
+      <w:bookmarkStart w:id="31" w:name="_Toc233969211"/>
+      <w:r>
+        <w:rPr>
+          <w:lang w:eastAsia="zh-CN"/>
+        </w:rPr>
+        <w:t xml:space="preserve">3.1 </w:t>
+      </w:r>
+      <w:r>
+        <w:rPr>
+          <w:lang w:eastAsia="zh-CN"/>
+        </w:rPr>
+        <w:t>文本表示与词表构建</w:t>
+      </w:r>
+      <w:bookmarkEnd w:id="28"/>
+      <w:bookmarkEnd w:id="29"/>
+      <w:bookmarkEnd w:id="30"/>
+      <w:bookmarkEnd w:id="31"/>
+    </w:p>
+    <w:p>
+      <w:pPr>
         <w:rPr>
           <w:lang w:eastAsia="zh-CN"/>
         </w:rPr>
@@ -4159,22 +3807,22 @@
       <w:pPr>
         <w:pStyle w:val="21"/>
       </w:pPr>
-      <w:bookmarkStart w:id="16" w:name="_Toc233967796"/>
-      <w:bookmarkStart w:id="17" w:name="_Toc233967945"/>
+      <w:bookmarkStart w:id="32" w:name="_Toc233967796"/>
+      <w:bookmarkStart w:id="33" w:name="_Toc233968972"/>
+      <w:bookmarkStart w:id="34" w:name="_Toc233969123"/>
+      <w:bookmarkStart w:id="35" w:name="_Toc233969212"/>
       <w:r>
         <w:t xml:space="preserve">3.2 FastText </w:t>
       </w:r>
       <w:r>
         <w:t>模型机制</w:t>
       </w:r>
-      <w:bookmarkEnd w:id="16"/>
-      <w:bookmarkEnd w:id="17"/>
+      <w:bookmarkEnd w:id="32"/>
+      <w:bookmarkEnd w:id="33"/>
+      <w:bookmarkEnd w:id="34"/>
+      <w:bookmarkEnd w:id="35"/>
     </w:p>
     <w:p>
-      <w:pPr>
-        <w:spacing w:after="120" w:line="360" w:lineRule="auto"/>
-        <w:ind w:firstLine="480"/>
-      </w:pPr>
       <w:r>
         <w:t xml:space="preserve">FastText </w:t>
       </w:r>
@@ -4243,8 +3891,10 @@
           <w:lang w:eastAsia="zh-CN"/>
         </w:rPr>
       </w:pPr>
-      <w:bookmarkStart w:id="18" w:name="_Toc233967797"/>
-      <w:bookmarkStart w:id="19" w:name="_Toc233967946"/>
+      <w:bookmarkStart w:id="36" w:name="_Toc233967797"/>
+      <w:bookmarkStart w:id="37" w:name="_Toc233968973"/>
+      <w:bookmarkStart w:id="38" w:name="_Toc233969124"/>
+      <w:bookmarkStart w:id="39" w:name="_Toc233969213"/>
       <w:r>
         <w:rPr>
           <w:lang w:eastAsia="zh-CN"/>
@@ -4257,13 +3907,13 @@
         </w:rPr>
         <w:t>训练与评价流程</w:t>
       </w:r>
-      <w:bookmarkEnd w:id="18"/>
-      <w:bookmarkEnd w:id="19"/>
+      <w:bookmarkEnd w:id="36"/>
+      <w:bookmarkEnd w:id="37"/>
+      <w:bookmarkEnd w:id="38"/>
+      <w:bookmarkEnd w:id="39"/>
     </w:p>
     <w:p>
       <w:pPr>
-        <w:spacing w:after="120" w:line="360" w:lineRule="auto"/>
-        <w:ind w:firstLine="480"/>
         <w:rPr>
           <w:lang w:eastAsia="zh-CN"/>
         </w:rPr>
@@ -4320,14 +3970,7 @@
         <w:rPr>
           <w:lang w:eastAsia="zh-CN"/>
         </w:rPr>
-        <w:t>在验证集上评估一次，若验证损失下降则保存模型。</w:t>
-      </w:r>
-      <w:r>
-        <w:rPr>
-          <w:lang w:eastAsia="zh-CN"/>
-        </w:rPr>
-        <w:lastRenderedPageBreak/>
-        <w:t>训练结束后，程序加载最佳</w:t>
+        <w:t>在验证集上评估一次，若验证损失下降则保存模型。训练结束后，程序加载最佳</w:t>
       </w:r>
       <w:r>
         <w:rPr>
@@ -4361,8 +4004,10 @@
           <w:lang w:eastAsia="zh-CN"/>
         </w:rPr>
       </w:pPr>
-      <w:bookmarkStart w:id="20" w:name="_Toc233967798"/>
-      <w:bookmarkStart w:id="21" w:name="_Toc233967947"/>
+      <w:bookmarkStart w:id="40" w:name="_Toc233967798"/>
+      <w:bookmarkStart w:id="41" w:name="_Toc233968974"/>
+      <w:bookmarkStart w:id="42" w:name="_Toc233969125"/>
+      <w:bookmarkStart w:id="43" w:name="_Toc233969214"/>
       <w:r>
         <w:rPr>
           <w:lang w:eastAsia="zh-CN"/>
@@ -4375,8 +4020,10 @@
         </w:rPr>
         <w:t>本次改动与实现</w:t>
       </w:r>
-      <w:bookmarkEnd w:id="20"/>
-      <w:bookmarkEnd w:id="21"/>
+      <w:bookmarkEnd w:id="40"/>
+      <w:bookmarkEnd w:id="41"/>
+      <w:bookmarkEnd w:id="42"/>
+      <w:bookmarkEnd w:id="43"/>
     </w:p>
     <w:p>
       <w:pPr>
@@ -4385,8 +4032,10 @@
           <w:lang w:eastAsia="zh-CN"/>
         </w:rPr>
       </w:pPr>
-      <w:bookmarkStart w:id="22" w:name="_Toc233967799"/>
-      <w:bookmarkStart w:id="23" w:name="_Toc233967948"/>
+      <w:bookmarkStart w:id="44" w:name="_Toc233967799"/>
+      <w:bookmarkStart w:id="45" w:name="_Toc233968975"/>
+      <w:bookmarkStart w:id="46" w:name="_Toc233969126"/>
+      <w:bookmarkStart w:id="47" w:name="_Toc233969215"/>
       <w:r>
         <w:rPr>
           <w:lang w:eastAsia="zh-CN"/>
@@ -4399,13 +4048,13 @@
         </w:rPr>
         <w:t>可复现实验参数</w:t>
       </w:r>
-      <w:bookmarkEnd w:id="22"/>
-      <w:bookmarkEnd w:id="23"/>
+      <w:bookmarkEnd w:id="44"/>
+      <w:bookmarkEnd w:id="45"/>
+      <w:bookmarkEnd w:id="46"/>
+      <w:bookmarkEnd w:id="47"/>
     </w:p>
     <w:p>
       <w:pPr>
-        <w:spacing w:after="120" w:line="360" w:lineRule="auto"/>
-        <w:ind w:firstLine="480"/>
         <w:rPr>
           <w:lang w:eastAsia="zh-CN"/>
         </w:rPr>
@@ -4442,10 +4091,6 @@
       </w:r>
     </w:p>
     <w:p>
-      <w:pPr>
-        <w:spacing w:after="60" w:line="324" w:lineRule="auto"/>
-        <w:ind w:firstLine="480"/>
-      </w:pPr>
       <w:r>
         <w:rPr>
           <w:rFonts w:eastAsia="黑体"/>
@@ -4471,10 +4116,6 @@
       </w:r>
     </w:p>
     <w:p>
-      <w:pPr>
-        <w:spacing w:after="60" w:line="324" w:lineRule="auto"/>
-        <w:ind w:firstLine="480"/>
-      </w:pPr>
       <w:r>
         <w:rPr>
           <w:rFonts w:eastAsia="黑体"/>
@@ -4512,10 +4153,6 @@
       </w:r>
     </w:p>
     <w:p>
-      <w:pPr>
-        <w:spacing w:after="60" w:line="324" w:lineRule="auto"/>
-        <w:ind w:firstLine="480"/>
-      </w:pPr>
       <w:r>
         <w:rPr>
           <w:rFonts w:eastAsia="黑体"/>
@@ -4541,15 +4178,12 @@
       </w:r>
     </w:p>
     <w:p>
-      <w:pPr>
-        <w:spacing w:after="60" w:line="324" w:lineRule="auto"/>
-        <w:ind w:firstLine="480"/>
-      </w:pPr>
       <w:r>
         <w:rPr>
           <w:rFonts w:eastAsia="黑体"/>
           <w:b/>
         </w:rPr>
+        <w:lastRenderedPageBreak/>
         <w:t>--batch-size</w:t>
       </w:r>
       <w:r>
@@ -4576,49 +4210,19 @@
       </w:r>
     </w:p>
     <w:p>
-      <w:pPr>
-        <w:spacing w:after="60" w:line="324" w:lineRule="auto"/>
-        <w:ind w:firstLine="480"/>
-      </w:pPr>
-      <w:r>
-        <w:rPr>
-          <w:rFonts w:eastAsia="黑体"/>
-          <w:b/>
-        </w:rPr>
+      <w:r>
         <w:t>--require-improvement</w:t>
       </w:r>
       <w:r>
-        <w:rPr>
-          <w:rFonts w:eastAsia="黑体"/>
-          <w:b/>
-        </w:rPr>
-        <w:t>：</w:t>
-      </w:r>
-      <w:r>
-        <w:t>覆盖早停耐心值，本次未覆盖。</w:t>
+        <w:t>：覆盖早停耐心值，本次未覆盖。</w:t>
       </w:r>
     </w:p>
     <w:p>
-      <w:pPr>
-        <w:spacing w:after="60" w:line="324" w:lineRule="auto"/>
-        <w:ind w:firstLine="480"/>
-      </w:pPr>
-      <w:r>
-        <w:rPr>
-          <w:rFonts w:eastAsia="黑体"/>
-          <w:b/>
-        </w:rPr>
+      <w:r>
         <w:t>--max-train / --max-dev / --max-test</w:t>
       </w:r>
       <w:r>
-        <w:rPr>
-          <w:rFonts w:eastAsia="黑体"/>
-          <w:b/>
-        </w:rPr>
-        <w:t>：</w:t>
-      </w:r>
-      <w:r>
-        <w:t>限制样本数量，支持快速实验，本次为</w:t>
+        <w:t>：限制样本数量，支持快速实验，本次为</w:t>
       </w:r>
       <w:r>
         <w:t xml:space="preserve"> 5000 / 1000 / </w:t>
@@ -4634,8 +4238,10 @@
           <w:lang w:eastAsia="zh-CN"/>
         </w:rPr>
       </w:pPr>
-      <w:bookmarkStart w:id="24" w:name="_Toc233967800"/>
-      <w:bookmarkStart w:id="25" w:name="_Toc233967949"/>
+      <w:bookmarkStart w:id="48" w:name="_Toc233967800"/>
+      <w:bookmarkStart w:id="49" w:name="_Toc233968976"/>
+      <w:bookmarkStart w:id="50" w:name="_Toc233969127"/>
+      <w:bookmarkStart w:id="51" w:name="_Toc233969216"/>
       <w:r>
         <w:rPr>
           <w:lang w:eastAsia="zh-CN"/>
@@ -4648,13 +4254,13 @@
         </w:rPr>
         <w:t>小样本数据加载与迭代修复</w:t>
       </w:r>
-      <w:bookmarkEnd w:id="24"/>
-      <w:bookmarkEnd w:id="25"/>
+      <w:bookmarkEnd w:id="48"/>
+      <w:bookmarkEnd w:id="49"/>
+      <w:bookmarkEnd w:id="50"/>
+      <w:bookmarkEnd w:id="51"/>
     </w:p>
     <w:p>
       <w:pPr>
-        <w:spacing w:after="120" w:line="360" w:lineRule="auto"/>
-        <w:ind w:firstLine="480"/>
         <w:rPr>
           <w:lang w:eastAsia="zh-CN"/>
         </w:rPr>
@@ -4733,8 +4339,10 @@
           <w:lang w:eastAsia="zh-CN"/>
         </w:rPr>
       </w:pPr>
-      <w:bookmarkStart w:id="26" w:name="_Toc233967801"/>
-      <w:bookmarkStart w:id="27" w:name="_Toc233967950"/>
+      <w:bookmarkStart w:id="52" w:name="_Toc233967801"/>
+      <w:bookmarkStart w:id="53" w:name="_Toc233968977"/>
+      <w:bookmarkStart w:id="54" w:name="_Toc233969128"/>
+      <w:bookmarkStart w:id="55" w:name="_Toc233969217"/>
       <w:r>
         <w:rPr>
           <w:lang w:eastAsia="zh-CN"/>
@@ -4747,13 +4355,13 @@
         </w:rPr>
         <w:t>评价兼容性处理</w:t>
       </w:r>
-      <w:bookmarkEnd w:id="26"/>
-      <w:bookmarkEnd w:id="27"/>
+      <w:bookmarkEnd w:id="52"/>
+      <w:bookmarkEnd w:id="53"/>
+      <w:bookmarkEnd w:id="54"/>
+      <w:bookmarkEnd w:id="55"/>
     </w:p>
     <w:p>
       <w:pPr>
-        <w:spacing w:after="120" w:line="360" w:lineRule="auto"/>
-        <w:ind w:firstLine="480"/>
         <w:rPr>
           <w:lang w:eastAsia="zh-CN"/>
         </w:rPr>
@@ -4916,13 +4524,14 @@
           <w:lang w:eastAsia="zh-CN"/>
         </w:rPr>
       </w:pPr>
-      <w:bookmarkStart w:id="28" w:name="_Toc233967802"/>
-      <w:bookmarkStart w:id="29" w:name="_Toc233967951"/>
-      <w:r>
-        <w:rPr>
-          <w:lang w:eastAsia="zh-CN"/>
-        </w:rPr>
-        <w:lastRenderedPageBreak/>
+      <w:bookmarkStart w:id="56" w:name="_Toc233967802"/>
+      <w:bookmarkStart w:id="57" w:name="_Toc233968978"/>
+      <w:bookmarkStart w:id="58" w:name="_Toc233969129"/>
+      <w:bookmarkStart w:id="59" w:name="_Toc233969218"/>
+      <w:r>
+        <w:rPr>
+          <w:lang w:eastAsia="zh-CN"/>
+        </w:rPr>
         <w:t xml:space="preserve">5 </w:t>
       </w:r>
       <w:r>
@@ -4931,8 +4540,10 @@
         </w:rPr>
         <w:t>实验设计与结果分析</w:t>
       </w:r>
-      <w:bookmarkEnd w:id="28"/>
-      <w:bookmarkEnd w:id="29"/>
+      <w:bookmarkEnd w:id="56"/>
+      <w:bookmarkEnd w:id="57"/>
+      <w:bookmarkEnd w:id="58"/>
+      <w:bookmarkEnd w:id="59"/>
     </w:p>
     <w:p>
       <w:pPr>
@@ -4941,8 +4552,10 @@
           <w:lang w:eastAsia="zh-CN"/>
         </w:rPr>
       </w:pPr>
-      <w:bookmarkStart w:id="30" w:name="_Toc233967803"/>
-      <w:bookmarkStart w:id="31" w:name="_Toc233967952"/>
+      <w:bookmarkStart w:id="60" w:name="_Toc233967803"/>
+      <w:bookmarkStart w:id="61" w:name="_Toc233968979"/>
+      <w:bookmarkStart w:id="62" w:name="_Toc233969130"/>
+      <w:bookmarkStart w:id="63" w:name="_Toc233969219"/>
       <w:r>
         <w:rPr>
           <w:lang w:eastAsia="zh-CN"/>
@@ -4955,14 +4568,12 @@
         </w:rPr>
         <w:t>实验环境与命令</w:t>
       </w:r>
-      <w:bookmarkEnd w:id="30"/>
-      <w:bookmarkEnd w:id="31"/>
+      <w:bookmarkEnd w:id="60"/>
+      <w:bookmarkEnd w:id="61"/>
+      <w:bookmarkEnd w:id="62"/>
+      <w:bookmarkEnd w:id="63"/>
     </w:p>
     <w:p>
-      <w:pPr>
-        <w:spacing w:after="120" w:line="360" w:lineRule="auto"/>
-        <w:ind w:firstLine="480"/>
-      </w:pPr>
       <w:r>
         <w:t>实验在本机</w:t>
       </w:r>
@@ -5070,8 +4681,10 @@
           <w:lang w:eastAsia="zh-CN"/>
         </w:rPr>
       </w:pPr>
-      <w:bookmarkStart w:id="32" w:name="_Toc233967804"/>
-      <w:bookmarkStart w:id="33" w:name="_Toc233967953"/>
+      <w:bookmarkStart w:id="64" w:name="_Toc233967804"/>
+      <w:bookmarkStart w:id="65" w:name="_Toc233968980"/>
+      <w:bookmarkStart w:id="66" w:name="_Toc233969131"/>
+      <w:bookmarkStart w:id="67" w:name="_Toc233969220"/>
       <w:r>
         <w:rPr>
           <w:lang w:eastAsia="zh-CN"/>
@@ -5084,603 +4697,2097 @@
         </w:rPr>
         <w:t>实验结果</w:t>
       </w:r>
-      <w:bookmarkEnd w:id="32"/>
-      <w:bookmarkEnd w:id="33"/>
+      <w:bookmarkEnd w:id="64"/>
+      <w:bookmarkEnd w:id="65"/>
+      <w:bookmarkEnd w:id="66"/>
+      <w:bookmarkEnd w:id="67"/>
     </w:p>
     <w:p>
       <w:pPr>
-        <w:spacing w:after="60" w:line="324" w:lineRule="auto"/>
+        <w:spacing w:after="120"/>
         <w:ind w:firstLine="480"/>
-        <w:rPr>
-          <w:lang w:eastAsia="zh-CN"/>
-        </w:rPr>
       </w:pPr>
-      <w:r>
-        <w:rPr>
-          <w:rFonts w:eastAsia="黑体"/>
-          <w:b/>
-          <w:lang w:eastAsia="zh-CN"/>
-        </w:rPr>
-        <w:t>第</w:t>
-      </w:r>
-      <w:r>
-        <w:rPr>
-          <w:rFonts w:eastAsia="黑体"/>
-          <w:b/>
-          <w:lang w:eastAsia="zh-CN"/>
-        </w:rPr>
-        <w:t xml:space="preserve"> 0 </w:t>
-      </w:r>
-      <w:r>
-        <w:rPr>
-          <w:rFonts w:eastAsia="黑体"/>
-          <w:b/>
-          <w:lang w:eastAsia="zh-CN"/>
-        </w:rPr>
-        <w:t>个</w:t>
-      </w:r>
-      <w:r>
-        <w:rPr>
-          <w:rFonts w:eastAsia="黑体"/>
-          <w:b/>
-          <w:lang w:eastAsia="zh-CN"/>
-        </w:rPr>
-        <w:t xml:space="preserve"> batch </w:t>
-      </w:r>
-      <w:r>
-        <w:rPr>
-          <w:rFonts w:eastAsia="黑体"/>
-          <w:b/>
-          <w:lang w:eastAsia="zh-CN"/>
-        </w:rPr>
-        <w:t>验证准确率：</w:t>
-      </w:r>
-      <w:r>
-        <w:rPr>
-          <w:lang w:eastAsia="zh-CN"/>
-        </w:rPr>
-        <w:t>7.80%</w:t>
-      </w:r>
+      <w:bookmarkStart w:id="68" w:name="_Toc233968981"/>
+      <w:bookmarkStart w:id="69" w:name="_Toc233967805"/>
+      <w:r>
+        <w:rPr>
+          <w:rFonts w:hint="eastAsia"/>
+        </w:rPr>
+        <w:t>为便于观察模型在轻量训练条件下的整体表现，本文将实验配置、总体指标和分类型指标集中整理如下。总体指标用于判断模型是否具备基本分类能力，分类别指标则用于分析不同新闻类别之间的识别差异。</w:t>
+      </w:r>
+      <w:bookmarkEnd w:id="68"/>
     </w:p>
     <w:p>
       <w:pPr>
-        <w:spacing w:after="60" w:line="324" w:lineRule="auto"/>
-        <w:ind w:firstLine="480"/>
-        <w:rPr>
-          <w:lang w:eastAsia="zh-CN"/>
-        </w:rPr>
-      </w:pPr>
-      <w:r>
+        <w:spacing w:before="120" w:after="80"/>
+        <w:jc w:val="center"/>
         <w:rPr>
           <w:rFonts w:eastAsia="黑体"/>
           <w:b/>
-          <w:lang w:eastAsia="zh-CN"/>
-        </w:rPr>
-        <w:t>第</w:t>
-      </w:r>
-      <w:r>
-        <w:rPr>
-          <w:rFonts w:eastAsia="黑体"/>
+        </w:rPr>
+      </w:pPr>
+      <w:bookmarkStart w:id="70" w:name="_Toc233968982"/>
+      <w:r>
+        <w:rPr>
+          <w:rFonts w:eastAsia="黑体" w:hint="eastAsia"/>
           <w:b/>
-          <w:lang w:eastAsia="zh-CN"/>
-        </w:rPr>
-        <w:t xml:space="preserve"> 100 </w:t>
-      </w:r>
-      <w:r>
-        <w:rPr>
-          <w:rFonts w:eastAsia="黑体"/>
+        </w:rPr>
+        <w:t>表</w:t>
+      </w:r>
+      <w:r>
+        <w:rPr>
+          <w:rFonts w:eastAsia="黑体" w:hint="eastAsia"/>
           <w:b/>
-          <w:lang w:eastAsia="zh-CN"/>
-        </w:rPr>
-        <w:t>个</w:t>
-      </w:r>
-      <w:r>
-        <w:rPr>
-          <w:rFonts w:eastAsia="黑体"/>
+        </w:rPr>
+        <w:t xml:space="preserve">5-1 </w:t>
+      </w:r>
+      <w:r>
+        <w:rPr>
+          <w:rFonts w:eastAsia="黑体" w:hint="eastAsia"/>
           <w:b/>
-          <w:lang w:eastAsia="zh-CN"/>
-        </w:rPr>
-        <w:t xml:space="preserve"> batch </w:t>
-      </w:r>
-      <w:r>
-        <w:rPr>
-          <w:rFonts w:eastAsia="黑体"/>
-          <w:b/>
-          <w:lang w:eastAsia="zh-CN"/>
-        </w:rPr>
-        <w:t>验证准确率：</w:t>
-      </w:r>
-      <w:r>
-        <w:rPr>
-          <w:lang w:eastAsia="zh-CN"/>
-        </w:rPr>
-        <w:t>46.60%</w:t>
-      </w:r>
+        </w:rPr>
+        <w:t>实验配置与总体结果</w:t>
+      </w:r>
+      <w:bookmarkEnd w:id="70"/>
+    </w:p>
+    <w:tbl>
+      <w:tblPr>
+        <w:tblW w:w="5000" w:type="pct"/>
+        <w:tblBorders>
+          <w:top w:val="single" w:sz="4" w:space="0" w:color="auto"/>
+          <w:left w:val="single" w:sz="4" w:space="0" w:color="auto"/>
+          <w:bottom w:val="single" w:sz="4" w:space="0" w:color="auto"/>
+          <w:right w:val="single" w:sz="4" w:space="0" w:color="auto"/>
+          <w:insideH w:val="single" w:sz="4" w:space="0" w:color="auto"/>
+          <w:insideV w:val="single" w:sz="4" w:space="0" w:color="auto"/>
+        </w:tblBorders>
+        <w:tblLook w:val="0000" w:firstRow="0" w:lastRow="0" w:firstColumn="0" w:lastColumn="0" w:noHBand="0" w:noVBand="0"/>
+      </w:tblPr>
+      <w:tblGrid>
+        <w:gridCol w:w="2842"/>
+        <w:gridCol w:w="2843"/>
+        <w:gridCol w:w="2843"/>
+      </w:tblGrid>
+      <w:tr>
+        <w:trPr>
+          <w:tblHeader/>
+        </w:trPr>
+        <w:tc>
+          <w:tcPr>
+            <w:tcW w:w="1666" w:type="pct"/>
+            <w:shd w:val="clear" w:color="auto" w:fill="D9D9D9"/>
+            <w:vAlign w:val="center"/>
+          </w:tcPr>
+          <w:p>
+            <w:pPr>
+              <w:spacing w:after="120"/>
+              <w:ind w:firstLine="480"/>
+            </w:pPr>
+            <w:bookmarkStart w:id="71" w:name="_Toc233968983"/>
+            <w:r>
+              <w:rPr>
+                <w:rFonts w:hint="eastAsia"/>
+              </w:rPr>
+              <w:t>项目</w:t>
+            </w:r>
+            <w:bookmarkEnd w:id="71"/>
+          </w:p>
+        </w:tc>
+        <w:tc>
+          <w:tcPr>
+            <w:tcW w:w="1667" w:type="pct"/>
+            <w:shd w:val="clear" w:color="auto" w:fill="D9D9D9"/>
+            <w:vAlign w:val="center"/>
+          </w:tcPr>
+          <w:p>
+            <w:pPr>
+              <w:spacing w:after="120"/>
+              <w:ind w:firstLine="480"/>
+            </w:pPr>
+            <w:bookmarkStart w:id="72" w:name="_Toc233968984"/>
+            <w:r>
+              <w:rPr>
+                <w:rFonts w:hint="eastAsia"/>
+              </w:rPr>
+              <w:t>设置或结果</w:t>
+            </w:r>
+            <w:bookmarkEnd w:id="72"/>
+          </w:p>
+        </w:tc>
+        <w:tc>
+          <w:tcPr>
+            <w:tcW w:w="1667" w:type="pct"/>
+            <w:shd w:val="clear" w:color="auto" w:fill="D9D9D9"/>
+            <w:vAlign w:val="center"/>
+          </w:tcPr>
+          <w:p>
+            <w:pPr>
+              <w:spacing w:after="120"/>
+              <w:ind w:firstLine="480"/>
+            </w:pPr>
+            <w:bookmarkStart w:id="73" w:name="_Toc233968985"/>
+            <w:r>
+              <w:rPr>
+                <w:rFonts w:hint="eastAsia"/>
+              </w:rPr>
+              <w:t>说明</w:t>
+            </w:r>
+            <w:bookmarkEnd w:id="73"/>
+          </w:p>
+        </w:tc>
+      </w:tr>
+      <w:tr>
+        <w:tc>
+          <w:tcPr>
+            <w:tcW w:w="1666" w:type="pct"/>
+            <w:shd w:val="clear" w:color="auto" w:fill="auto"/>
+            <w:vAlign w:val="center"/>
+          </w:tcPr>
+          <w:p>
+            <w:pPr>
+              <w:spacing w:after="120"/>
+              <w:ind w:firstLine="480"/>
+            </w:pPr>
+            <w:bookmarkStart w:id="74" w:name="_Toc233968986"/>
+            <w:r>
+              <w:rPr>
+                <w:rFonts w:hint="eastAsia"/>
+              </w:rPr>
+              <w:lastRenderedPageBreak/>
+              <w:t>模型</w:t>
+            </w:r>
+            <w:bookmarkEnd w:id="74"/>
+          </w:p>
+        </w:tc>
+        <w:tc>
+          <w:tcPr>
+            <w:tcW w:w="1667" w:type="pct"/>
+            <w:shd w:val="clear" w:color="auto" w:fill="auto"/>
+            <w:vAlign w:val="center"/>
+          </w:tcPr>
+          <w:p>
+            <w:pPr>
+              <w:spacing w:after="120"/>
+              <w:ind w:firstLine="480"/>
+            </w:pPr>
+            <w:bookmarkStart w:id="75" w:name="_Toc233968987"/>
+            <w:r>
+              <w:t>FastText</w:t>
+            </w:r>
+            <w:bookmarkEnd w:id="75"/>
+          </w:p>
+        </w:tc>
+        <w:tc>
+          <w:tcPr>
+            <w:tcW w:w="1667" w:type="pct"/>
+            <w:shd w:val="clear" w:color="auto" w:fill="auto"/>
+            <w:vAlign w:val="center"/>
+          </w:tcPr>
+          <w:p>
+            <w:pPr>
+              <w:spacing w:after="120"/>
+              <w:ind w:firstLine="480"/>
+            </w:pPr>
+            <w:bookmarkStart w:id="76" w:name="_Toc233968988"/>
+            <w:r>
+              <w:rPr>
+                <w:rFonts w:hint="eastAsia"/>
+              </w:rPr>
+              <w:t>使用</w:t>
+            </w:r>
+            <w:r>
+              <w:rPr>
+                <w:rFonts w:hint="eastAsia"/>
+              </w:rPr>
+              <w:t xml:space="preserve"> unigram</w:t>
+            </w:r>
+            <w:r>
+              <w:rPr>
+                <w:rFonts w:hint="eastAsia"/>
+              </w:rPr>
+              <w:t>、</w:t>
+            </w:r>
+            <w:r>
+              <w:rPr>
+                <w:rFonts w:hint="eastAsia"/>
+              </w:rPr>
+              <w:t>bigram</w:t>
+            </w:r>
+            <w:r>
+              <w:rPr>
+                <w:rFonts w:hint="eastAsia"/>
+              </w:rPr>
+              <w:t>、</w:t>
+            </w:r>
+            <w:r>
+              <w:rPr>
+                <w:rFonts w:hint="eastAsia"/>
+              </w:rPr>
+              <w:t xml:space="preserve">trigram </w:t>
+            </w:r>
+            <w:r>
+              <w:rPr>
+                <w:rFonts w:hint="eastAsia"/>
+              </w:rPr>
+              <w:t>特征进行短文本分类</w:t>
+            </w:r>
+            <w:bookmarkEnd w:id="76"/>
+          </w:p>
+        </w:tc>
+      </w:tr>
+      <w:tr>
+        <w:tc>
+          <w:tcPr>
+            <w:tcW w:w="1666" w:type="pct"/>
+            <w:shd w:val="clear" w:color="auto" w:fill="auto"/>
+            <w:vAlign w:val="center"/>
+          </w:tcPr>
+          <w:p>
+            <w:pPr>
+              <w:spacing w:after="120"/>
+              <w:ind w:firstLine="480"/>
+            </w:pPr>
+            <w:bookmarkStart w:id="77" w:name="_Toc233968989"/>
+            <w:r>
+              <w:rPr>
+                <w:rFonts w:hint="eastAsia"/>
+              </w:rPr>
+              <w:t>训练样本</w:t>
+            </w:r>
+            <w:bookmarkEnd w:id="77"/>
+          </w:p>
+        </w:tc>
+        <w:tc>
+          <w:tcPr>
+            <w:tcW w:w="1667" w:type="pct"/>
+            <w:shd w:val="clear" w:color="auto" w:fill="auto"/>
+            <w:vAlign w:val="center"/>
+          </w:tcPr>
+          <w:p>
+            <w:pPr>
+              <w:spacing w:after="120"/>
+              <w:ind w:firstLine="480"/>
+            </w:pPr>
+            <w:bookmarkStart w:id="78" w:name="_Toc233968990"/>
+            <w:bookmarkStart w:id="79" w:name="_Toc233969132"/>
+            <w:r>
+              <w:rPr>
+                <w:rFonts w:hint="eastAsia"/>
+              </w:rPr>
+              <w:t xml:space="preserve">5000 </w:t>
+            </w:r>
+            <w:r>
+              <w:rPr>
+                <w:rFonts w:hint="eastAsia"/>
+              </w:rPr>
+              <w:t>条</w:t>
+            </w:r>
+            <w:bookmarkEnd w:id="78"/>
+            <w:bookmarkEnd w:id="79"/>
+          </w:p>
+        </w:tc>
+        <w:tc>
+          <w:tcPr>
+            <w:tcW w:w="1667" w:type="pct"/>
+            <w:shd w:val="clear" w:color="auto" w:fill="auto"/>
+            <w:vAlign w:val="center"/>
+          </w:tcPr>
+          <w:p>
+            <w:pPr>
+              <w:spacing w:after="120"/>
+              <w:ind w:firstLine="480"/>
+            </w:pPr>
+            <w:bookmarkStart w:id="80" w:name="_Toc233968991"/>
+            <w:r>
+              <w:rPr>
+                <w:rFonts w:hint="eastAsia"/>
+              </w:rPr>
+              <w:t>通过</w:t>
+            </w:r>
+            <w:r>
+              <w:rPr>
+                <w:rFonts w:hint="eastAsia"/>
+              </w:rPr>
+              <w:t xml:space="preserve"> --max-train </w:t>
+            </w:r>
+            <w:r>
+              <w:rPr>
+                <w:rFonts w:hint="eastAsia"/>
+              </w:rPr>
+              <w:t>控制，保证快速复现</w:t>
+            </w:r>
+            <w:bookmarkEnd w:id="80"/>
+          </w:p>
+        </w:tc>
+      </w:tr>
+      <w:tr>
+        <w:tc>
+          <w:tcPr>
+            <w:tcW w:w="1666" w:type="pct"/>
+            <w:shd w:val="clear" w:color="auto" w:fill="auto"/>
+            <w:vAlign w:val="center"/>
+          </w:tcPr>
+          <w:p>
+            <w:pPr>
+              <w:spacing w:after="120"/>
+              <w:ind w:firstLine="480"/>
+            </w:pPr>
+            <w:bookmarkStart w:id="81" w:name="_Toc233968992"/>
+            <w:r>
+              <w:rPr>
+                <w:rFonts w:hint="eastAsia"/>
+              </w:rPr>
+              <w:t>验证样本</w:t>
+            </w:r>
+            <w:bookmarkEnd w:id="81"/>
+          </w:p>
+        </w:tc>
+        <w:tc>
+          <w:tcPr>
+            <w:tcW w:w="1667" w:type="pct"/>
+            <w:shd w:val="clear" w:color="auto" w:fill="auto"/>
+            <w:vAlign w:val="center"/>
+          </w:tcPr>
+          <w:p>
+            <w:pPr>
+              <w:spacing w:after="120"/>
+              <w:ind w:firstLine="480"/>
+            </w:pPr>
+            <w:bookmarkStart w:id="82" w:name="_Toc233968993"/>
+            <w:bookmarkStart w:id="83" w:name="_Toc233969133"/>
+            <w:r>
+              <w:rPr>
+                <w:rFonts w:hint="eastAsia"/>
+              </w:rPr>
+              <w:t xml:space="preserve">1000 </w:t>
+            </w:r>
+            <w:r>
+              <w:rPr>
+                <w:rFonts w:hint="eastAsia"/>
+              </w:rPr>
+              <w:t>条</w:t>
+            </w:r>
+            <w:bookmarkEnd w:id="82"/>
+            <w:bookmarkEnd w:id="83"/>
+          </w:p>
+        </w:tc>
+        <w:tc>
+          <w:tcPr>
+            <w:tcW w:w="1667" w:type="pct"/>
+            <w:shd w:val="clear" w:color="auto" w:fill="auto"/>
+            <w:vAlign w:val="center"/>
+          </w:tcPr>
+          <w:p>
+            <w:pPr>
+              <w:spacing w:after="120"/>
+              <w:ind w:firstLine="480"/>
+            </w:pPr>
+            <w:bookmarkStart w:id="84" w:name="_Toc233968994"/>
+            <w:r>
+              <w:rPr>
+                <w:rFonts w:hint="eastAsia"/>
+              </w:rPr>
+              <w:t>用于观察训练过程中的验证效果</w:t>
+            </w:r>
+            <w:bookmarkEnd w:id="84"/>
+          </w:p>
+        </w:tc>
+      </w:tr>
+      <w:tr>
+        <w:tc>
+          <w:tcPr>
+            <w:tcW w:w="1666" w:type="pct"/>
+            <w:shd w:val="clear" w:color="auto" w:fill="auto"/>
+            <w:vAlign w:val="center"/>
+          </w:tcPr>
+          <w:p>
+            <w:pPr>
+              <w:spacing w:after="120"/>
+              <w:ind w:firstLine="480"/>
+            </w:pPr>
+            <w:bookmarkStart w:id="85" w:name="_Toc233968995"/>
+            <w:r>
+              <w:rPr>
+                <w:rFonts w:hint="eastAsia"/>
+              </w:rPr>
+              <w:t>测试样本</w:t>
+            </w:r>
+            <w:bookmarkEnd w:id="85"/>
+          </w:p>
+        </w:tc>
+        <w:tc>
+          <w:tcPr>
+            <w:tcW w:w="1667" w:type="pct"/>
+            <w:shd w:val="clear" w:color="auto" w:fill="auto"/>
+            <w:vAlign w:val="center"/>
+          </w:tcPr>
+          <w:p>
+            <w:pPr>
+              <w:spacing w:after="120"/>
+              <w:ind w:firstLine="480"/>
+            </w:pPr>
+            <w:bookmarkStart w:id="86" w:name="_Toc233968996"/>
+            <w:bookmarkStart w:id="87" w:name="_Toc233969134"/>
+            <w:r>
+              <w:rPr>
+                <w:rFonts w:hint="eastAsia"/>
+              </w:rPr>
+              <w:t xml:space="preserve">10000 </w:t>
+            </w:r>
+            <w:r>
+              <w:rPr>
+                <w:rFonts w:hint="eastAsia"/>
+              </w:rPr>
+              <w:t>条</w:t>
+            </w:r>
+            <w:bookmarkEnd w:id="86"/>
+            <w:bookmarkEnd w:id="87"/>
+          </w:p>
+        </w:tc>
+        <w:tc>
+          <w:tcPr>
+            <w:tcW w:w="1667" w:type="pct"/>
+            <w:shd w:val="clear" w:color="auto" w:fill="auto"/>
+            <w:vAlign w:val="center"/>
+          </w:tcPr>
+          <w:p>
+            <w:pPr>
+              <w:spacing w:after="120"/>
+              <w:ind w:firstLine="480"/>
+            </w:pPr>
+            <w:bookmarkStart w:id="88" w:name="_Toc233968997"/>
+            <w:r>
+              <w:rPr>
+                <w:rFonts w:hint="eastAsia"/>
+              </w:rPr>
+              <w:t>完整测试集，</w:t>
+            </w:r>
+            <w:r>
+              <w:rPr>
+                <w:rFonts w:hint="eastAsia"/>
+              </w:rPr>
+              <w:t xml:space="preserve">10 </w:t>
+            </w:r>
+            <w:r>
+              <w:rPr>
+                <w:rFonts w:hint="eastAsia"/>
+              </w:rPr>
+              <w:t>类各</w:t>
+            </w:r>
+            <w:r>
+              <w:rPr>
+                <w:rFonts w:hint="eastAsia"/>
+              </w:rPr>
+              <w:t xml:space="preserve"> 1000 </w:t>
+            </w:r>
+            <w:r>
+              <w:rPr>
+                <w:rFonts w:hint="eastAsia"/>
+              </w:rPr>
+              <w:t>条</w:t>
+            </w:r>
+            <w:bookmarkEnd w:id="88"/>
+          </w:p>
+        </w:tc>
+      </w:tr>
+      <w:tr>
+        <w:tc>
+          <w:tcPr>
+            <w:tcW w:w="1666" w:type="pct"/>
+            <w:shd w:val="clear" w:color="auto" w:fill="auto"/>
+            <w:vAlign w:val="center"/>
+          </w:tcPr>
+          <w:p>
+            <w:pPr>
+              <w:spacing w:after="120"/>
+              <w:ind w:firstLine="480"/>
+            </w:pPr>
+            <w:bookmarkStart w:id="89" w:name="_Toc233968998"/>
+            <w:r>
+              <w:rPr>
+                <w:rFonts w:hint="eastAsia"/>
+              </w:rPr>
+              <w:t>训练轮次</w:t>
+            </w:r>
+            <w:bookmarkEnd w:id="89"/>
+          </w:p>
+        </w:tc>
+        <w:tc>
+          <w:tcPr>
+            <w:tcW w:w="1667" w:type="pct"/>
+            <w:shd w:val="clear" w:color="auto" w:fill="auto"/>
+            <w:vAlign w:val="center"/>
+          </w:tcPr>
+          <w:p>
+            <w:pPr>
+              <w:spacing w:after="120"/>
+              <w:ind w:firstLine="480"/>
+            </w:pPr>
+            <w:bookmarkStart w:id="90" w:name="_Toc233968999"/>
+            <w:bookmarkStart w:id="91" w:name="_Toc233969135"/>
+            <w:r>
+              <w:t>1 epoch</w:t>
+            </w:r>
+            <w:bookmarkEnd w:id="90"/>
+            <w:bookmarkEnd w:id="91"/>
+          </w:p>
+        </w:tc>
+        <w:tc>
+          <w:tcPr>
+            <w:tcW w:w="1667" w:type="pct"/>
+            <w:shd w:val="clear" w:color="auto" w:fill="auto"/>
+            <w:vAlign w:val="center"/>
+          </w:tcPr>
+          <w:p>
+            <w:pPr>
+              <w:spacing w:after="120"/>
+              <w:ind w:firstLine="480"/>
+            </w:pPr>
+            <w:bookmarkStart w:id="92" w:name="_Toc233969000"/>
+            <w:r>
+              <w:rPr>
+                <w:rFonts w:hint="eastAsia"/>
+              </w:rPr>
+              <w:t>轻量验证设置，不追求完整训练上限</w:t>
+            </w:r>
+            <w:bookmarkEnd w:id="92"/>
+          </w:p>
+        </w:tc>
+      </w:tr>
+      <w:tr>
+        <w:tc>
+          <w:tcPr>
+            <w:tcW w:w="1666" w:type="pct"/>
+            <w:shd w:val="clear" w:color="auto" w:fill="auto"/>
+            <w:vAlign w:val="center"/>
+          </w:tcPr>
+          <w:p>
+            <w:pPr>
+              <w:spacing w:after="120"/>
+              <w:ind w:firstLine="480"/>
+            </w:pPr>
+            <w:bookmarkStart w:id="93" w:name="_Toc233969001"/>
+            <w:r>
+              <w:rPr>
+                <w:rFonts w:hint="eastAsia"/>
+              </w:rPr>
+              <w:t>第</w:t>
+            </w:r>
+            <w:r>
+              <w:rPr>
+                <w:rFonts w:hint="eastAsia"/>
+              </w:rPr>
+              <w:t xml:space="preserve"> 100 </w:t>
+            </w:r>
+            <w:r>
+              <w:rPr>
+                <w:rFonts w:hint="eastAsia"/>
+              </w:rPr>
+              <w:t>个</w:t>
+            </w:r>
+            <w:r>
+              <w:rPr>
+                <w:rFonts w:hint="eastAsia"/>
+              </w:rPr>
+              <w:t xml:space="preserve"> batch </w:t>
+            </w:r>
+            <w:r>
+              <w:rPr>
+                <w:rFonts w:hint="eastAsia"/>
+              </w:rPr>
+              <w:t>验证准确率</w:t>
+            </w:r>
+            <w:bookmarkEnd w:id="93"/>
+          </w:p>
+        </w:tc>
+        <w:tc>
+          <w:tcPr>
+            <w:tcW w:w="1667" w:type="pct"/>
+            <w:shd w:val="clear" w:color="auto" w:fill="auto"/>
+            <w:vAlign w:val="center"/>
+          </w:tcPr>
+          <w:p>
+            <w:pPr>
+              <w:spacing w:after="120"/>
+              <w:ind w:firstLine="480"/>
+            </w:pPr>
+            <w:bookmarkStart w:id="94" w:name="_Toc233969002"/>
+            <w:r>
+              <w:t>46.60%</w:t>
+            </w:r>
+            <w:bookmarkEnd w:id="94"/>
+          </w:p>
+        </w:tc>
+        <w:tc>
+          <w:tcPr>
+            <w:tcW w:w="1667" w:type="pct"/>
+            <w:shd w:val="clear" w:color="auto" w:fill="auto"/>
+            <w:vAlign w:val="center"/>
+          </w:tcPr>
+          <w:p>
+            <w:pPr>
+              <w:spacing w:after="120"/>
+              <w:ind w:firstLine="480"/>
+            </w:pPr>
+            <w:bookmarkStart w:id="95" w:name="_Toc233969003"/>
+            <w:r>
+              <w:rPr>
+                <w:rFonts w:hint="eastAsia"/>
+              </w:rPr>
+              <w:t>训练过程中验证集准确率明显提升</w:t>
+            </w:r>
+            <w:bookmarkEnd w:id="95"/>
+          </w:p>
+        </w:tc>
+      </w:tr>
+      <w:tr>
+        <w:tc>
+          <w:tcPr>
+            <w:tcW w:w="1666" w:type="pct"/>
+            <w:shd w:val="clear" w:color="auto" w:fill="auto"/>
+            <w:vAlign w:val="center"/>
+          </w:tcPr>
+          <w:p>
+            <w:pPr>
+              <w:spacing w:after="120"/>
+              <w:ind w:firstLine="480"/>
+            </w:pPr>
+            <w:bookmarkStart w:id="96" w:name="_Toc233969004"/>
+            <w:r>
+              <w:rPr>
+                <w:rFonts w:hint="eastAsia"/>
+              </w:rPr>
+              <w:t>测试集准确率</w:t>
+            </w:r>
+            <w:bookmarkEnd w:id="96"/>
+          </w:p>
+        </w:tc>
+        <w:tc>
+          <w:tcPr>
+            <w:tcW w:w="1667" w:type="pct"/>
+            <w:shd w:val="clear" w:color="auto" w:fill="auto"/>
+            <w:vAlign w:val="center"/>
+          </w:tcPr>
+          <w:p>
+            <w:pPr>
+              <w:spacing w:after="120"/>
+              <w:ind w:firstLine="480"/>
+            </w:pPr>
+            <w:bookmarkStart w:id="97" w:name="_Toc233969005"/>
+            <w:r>
+              <w:t>48.14%</w:t>
+            </w:r>
+            <w:bookmarkEnd w:id="97"/>
+          </w:p>
+        </w:tc>
+        <w:tc>
+          <w:tcPr>
+            <w:tcW w:w="1667" w:type="pct"/>
+            <w:shd w:val="clear" w:color="auto" w:fill="auto"/>
+            <w:vAlign w:val="center"/>
+          </w:tcPr>
+          <w:p>
+            <w:pPr>
+              <w:spacing w:after="120"/>
+              <w:ind w:firstLine="480"/>
+            </w:pPr>
+            <w:bookmarkStart w:id="98" w:name="_Toc233969006"/>
+            <w:r>
+              <w:rPr>
+                <w:rFonts w:hint="eastAsia"/>
+              </w:rPr>
+              <w:t>完整测试集上的总体正确率</w:t>
+            </w:r>
+            <w:bookmarkEnd w:id="98"/>
+          </w:p>
+        </w:tc>
+      </w:tr>
+      <w:tr>
+        <w:tc>
+          <w:tcPr>
+            <w:tcW w:w="1666" w:type="pct"/>
+            <w:shd w:val="clear" w:color="auto" w:fill="auto"/>
+            <w:vAlign w:val="center"/>
+          </w:tcPr>
+          <w:p>
+            <w:pPr>
+              <w:spacing w:after="120"/>
+              <w:ind w:firstLine="480"/>
+            </w:pPr>
+            <w:bookmarkStart w:id="99" w:name="_Toc233969007"/>
+            <w:r>
+              <w:rPr>
+                <w:rFonts w:hint="eastAsia"/>
+              </w:rPr>
+              <w:t>测试集</w:t>
+            </w:r>
+            <w:r>
+              <w:rPr>
+                <w:rFonts w:hint="eastAsia"/>
+              </w:rPr>
+              <w:t xml:space="preserve"> macro F1</w:t>
+            </w:r>
+            <w:bookmarkEnd w:id="99"/>
+          </w:p>
+        </w:tc>
+        <w:tc>
+          <w:tcPr>
+            <w:tcW w:w="1667" w:type="pct"/>
+            <w:shd w:val="clear" w:color="auto" w:fill="auto"/>
+            <w:vAlign w:val="center"/>
+          </w:tcPr>
+          <w:p>
+            <w:pPr>
+              <w:spacing w:after="120"/>
+              <w:ind w:firstLine="480"/>
+            </w:pPr>
+            <w:bookmarkStart w:id="100" w:name="_Toc233969008"/>
+            <w:r>
+              <w:t>0.4789</w:t>
+            </w:r>
+            <w:bookmarkEnd w:id="100"/>
+          </w:p>
+        </w:tc>
+        <w:tc>
+          <w:tcPr>
+            <w:tcW w:w="1667" w:type="pct"/>
+            <w:shd w:val="clear" w:color="auto" w:fill="auto"/>
+            <w:vAlign w:val="center"/>
+          </w:tcPr>
+          <w:p>
+            <w:pPr>
+              <w:spacing w:after="120"/>
+              <w:ind w:firstLine="480"/>
+            </w:pPr>
+            <w:bookmarkStart w:id="101" w:name="_Toc233969009"/>
+            <w:r>
+              <w:rPr>
+                <w:rFonts w:hint="eastAsia"/>
+              </w:rPr>
+              <w:t>各类别平均</w:t>
+            </w:r>
+            <w:r>
+              <w:rPr>
+                <w:rFonts w:hint="eastAsia"/>
+              </w:rPr>
+              <w:t xml:space="preserve"> F1</w:t>
+            </w:r>
+            <w:r>
+              <w:rPr>
+                <w:rFonts w:hint="eastAsia"/>
+              </w:rPr>
+              <w:t>，能反映类别间表现差异</w:t>
+            </w:r>
+            <w:bookmarkEnd w:id="101"/>
+          </w:p>
+        </w:tc>
+      </w:tr>
+    </w:tbl>
+    <w:p>
+      <w:pPr>
+        <w:spacing w:after="120"/>
+        <w:ind w:firstLine="480"/>
+      </w:pPr>
     </w:p>
     <w:p>
       <w:pPr>
-        <w:spacing w:after="60" w:line="324" w:lineRule="auto"/>
+        <w:spacing w:after="120"/>
         <w:ind w:firstLine="480"/>
-        <w:rPr>
-          <w:lang w:eastAsia="zh-CN"/>
-        </w:rPr>
       </w:pPr>
-      <w:r>
-        <w:rPr>
-          <w:rFonts w:eastAsia="黑体"/>
-          <w:b/>
-          <w:lang w:eastAsia="zh-CN"/>
-        </w:rPr>
-        <w:t>测试集准确率：</w:t>
-      </w:r>
-      <w:r>
-        <w:rPr>
-          <w:lang w:eastAsia="zh-CN"/>
-        </w:rPr>
-        <w:t>48.14%</w:t>
-      </w:r>
+      <w:bookmarkStart w:id="102" w:name="_Toc233969010"/>
+      <w:r>
+        <w:rPr>
+          <w:rFonts w:hint="eastAsia"/>
+        </w:rPr>
+        <w:t>从总体结果看，模型在训练样本较少、训练轮次较短的情况下已经学习到一定类别区分能力，但距离完整训练条件下的高准确率仍有明显差距。该结果符合轻量实验预期，也能为后续分析样本规模和训练轮次对性能的影响提供依据。</w:t>
+      </w:r>
+      <w:bookmarkEnd w:id="102"/>
     </w:p>
     <w:p>
       <w:pPr>
-        <w:spacing w:after="60" w:line="324" w:lineRule="auto"/>
-        <w:ind w:firstLine="480"/>
-        <w:rPr>
-          <w:lang w:eastAsia="zh-CN"/>
-        </w:rPr>
-      </w:pPr>
-      <w:r>
+        <w:spacing w:before="120" w:after="80"/>
+        <w:jc w:val="center"/>
         <w:rPr>
           <w:rFonts w:eastAsia="黑体"/>
           <w:b/>
-          <w:lang w:eastAsia="zh-CN"/>
-        </w:rPr>
-        <w:t>测试集</w:t>
-      </w:r>
-      <w:r>
-        <w:rPr>
-          <w:rFonts w:eastAsia="黑体"/>
+        </w:rPr>
+      </w:pPr>
+      <w:bookmarkStart w:id="103" w:name="_Toc233969011"/>
+      <w:r>
+        <w:rPr>
+          <w:rFonts w:eastAsia="黑体" w:hint="eastAsia"/>
           <w:b/>
-          <w:lang w:eastAsia="zh-CN"/>
-        </w:rPr>
-        <w:t xml:space="preserve"> macro F1</w:t>
-      </w:r>
-      <w:r>
-        <w:rPr>
-          <w:rFonts w:eastAsia="黑体"/>
+        </w:rPr>
+        <w:t>表</w:t>
+      </w:r>
+      <w:r>
+        <w:rPr>
+          <w:rFonts w:eastAsia="黑体" w:hint="eastAsia"/>
           <w:b/>
-          <w:lang w:eastAsia="zh-CN"/>
-        </w:rPr>
-        <w:t>：</w:t>
-      </w:r>
-      <w:r>
-        <w:rPr>
-          <w:lang w:eastAsia="zh-CN"/>
-        </w:rPr>
-        <w:t>0.4789</w:t>
-      </w:r>
+        </w:rPr>
+        <w:t xml:space="preserve">5-2 </w:t>
+      </w:r>
+      <w:r>
+        <w:rPr>
+          <w:rFonts w:eastAsia="黑体" w:hint="eastAsia"/>
+          <w:b/>
+        </w:rPr>
+        <w:t>各类别</w:t>
+      </w:r>
+      <w:r>
+        <w:rPr>
+          <w:rFonts w:eastAsia="黑体" w:hint="eastAsia"/>
+          <w:b/>
+        </w:rPr>
+        <w:t xml:space="preserve"> Precision</w:t>
+      </w:r>
+      <w:r>
+        <w:rPr>
+          <w:rFonts w:eastAsia="黑体" w:hint="eastAsia"/>
+          <w:b/>
+        </w:rPr>
+        <w:t>、</w:t>
+      </w:r>
+      <w:r>
+        <w:rPr>
+          <w:rFonts w:eastAsia="黑体" w:hint="eastAsia"/>
+          <w:b/>
+        </w:rPr>
+        <w:t xml:space="preserve">Recall </w:t>
+      </w:r>
+      <w:r>
+        <w:rPr>
+          <w:rFonts w:eastAsia="黑体" w:hint="eastAsia"/>
+          <w:b/>
+        </w:rPr>
+        <w:t>与</w:t>
+      </w:r>
+      <w:r>
+        <w:rPr>
+          <w:rFonts w:eastAsia="黑体" w:hint="eastAsia"/>
+          <w:b/>
+        </w:rPr>
+        <w:t xml:space="preserve"> F1-score</w:t>
+      </w:r>
+      <w:bookmarkEnd w:id="103"/>
+    </w:p>
+    <w:tbl>
+      <w:tblPr>
+        <w:tblW w:w="5000" w:type="pct"/>
+        <w:tblBorders>
+          <w:top w:val="single" w:sz="4" w:space="0" w:color="auto"/>
+          <w:left w:val="single" w:sz="4" w:space="0" w:color="auto"/>
+          <w:bottom w:val="single" w:sz="4" w:space="0" w:color="auto"/>
+          <w:right w:val="single" w:sz="4" w:space="0" w:color="auto"/>
+          <w:insideH w:val="single" w:sz="4" w:space="0" w:color="auto"/>
+          <w:insideV w:val="single" w:sz="4" w:space="0" w:color="auto"/>
+        </w:tblBorders>
+        <w:tblLook w:val="0000" w:firstRow="0" w:lastRow="0" w:firstColumn="0" w:lastColumn="0" w:noHBand="0" w:noVBand="0"/>
+      </w:tblPr>
+      <w:tblGrid>
+        <w:gridCol w:w="1705"/>
+        <w:gridCol w:w="1705"/>
+        <w:gridCol w:w="1706"/>
+        <w:gridCol w:w="1706"/>
+        <w:gridCol w:w="1706"/>
+      </w:tblGrid>
+      <w:tr>
+        <w:trPr>
+          <w:tblHeader/>
+        </w:trPr>
+        <w:tc>
+          <w:tcPr>
+            <w:tcW w:w="1000" w:type="pct"/>
+            <w:shd w:val="clear" w:color="auto" w:fill="D9D9D9"/>
+            <w:vAlign w:val="center"/>
+          </w:tcPr>
+          <w:p>
+            <w:pPr>
+              <w:spacing w:after="120"/>
+              <w:ind w:firstLine="480"/>
+            </w:pPr>
+            <w:bookmarkStart w:id="104" w:name="_Toc233969012"/>
+            <w:r>
+              <w:rPr>
+                <w:rFonts w:hint="eastAsia"/>
+              </w:rPr>
+              <w:t>类别</w:t>
+            </w:r>
+            <w:bookmarkEnd w:id="104"/>
+          </w:p>
+        </w:tc>
+        <w:tc>
+          <w:tcPr>
+            <w:tcW w:w="1000" w:type="pct"/>
+            <w:shd w:val="clear" w:color="auto" w:fill="D9D9D9"/>
+            <w:vAlign w:val="center"/>
+          </w:tcPr>
+          <w:p>
+            <w:pPr>
+              <w:spacing w:after="120"/>
+              <w:ind w:firstLine="480"/>
+            </w:pPr>
+            <w:bookmarkStart w:id="105" w:name="_Toc233969013"/>
+            <w:r>
+              <w:t>Precision</w:t>
+            </w:r>
+            <w:bookmarkEnd w:id="105"/>
+          </w:p>
+        </w:tc>
+        <w:tc>
+          <w:tcPr>
+            <w:tcW w:w="1000" w:type="pct"/>
+            <w:shd w:val="clear" w:color="auto" w:fill="D9D9D9"/>
+            <w:vAlign w:val="center"/>
+          </w:tcPr>
+          <w:p>
+            <w:pPr>
+              <w:spacing w:after="120"/>
+              <w:ind w:firstLine="480"/>
+            </w:pPr>
+            <w:bookmarkStart w:id="106" w:name="_Toc233969014"/>
+            <w:r>
+              <w:t>Recall</w:t>
+            </w:r>
+            <w:bookmarkEnd w:id="106"/>
+          </w:p>
+        </w:tc>
+        <w:tc>
+          <w:tcPr>
+            <w:tcW w:w="1000" w:type="pct"/>
+            <w:shd w:val="clear" w:color="auto" w:fill="D9D9D9"/>
+            <w:vAlign w:val="center"/>
+          </w:tcPr>
+          <w:p>
+            <w:pPr>
+              <w:spacing w:after="120"/>
+              <w:ind w:firstLine="480"/>
+            </w:pPr>
+            <w:bookmarkStart w:id="107" w:name="_Toc233969015"/>
+            <w:r>
+              <w:t>F1-score</w:t>
+            </w:r>
+            <w:bookmarkEnd w:id="107"/>
+          </w:p>
+        </w:tc>
+        <w:tc>
+          <w:tcPr>
+            <w:tcW w:w="1000" w:type="pct"/>
+            <w:shd w:val="clear" w:color="auto" w:fill="D9D9D9"/>
+            <w:vAlign w:val="center"/>
+          </w:tcPr>
+          <w:p>
+            <w:pPr>
+              <w:spacing w:after="120"/>
+              <w:ind w:firstLine="480"/>
+            </w:pPr>
+            <w:bookmarkStart w:id="108" w:name="_Toc233969016"/>
+            <w:r>
+              <w:rPr>
+                <w:rFonts w:hint="eastAsia"/>
+              </w:rPr>
+              <w:t>结果解读</w:t>
+            </w:r>
+            <w:bookmarkEnd w:id="108"/>
+          </w:p>
+        </w:tc>
+      </w:tr>
+      <w:tr>
+        <w:tc>
+          <w:tcPr>
+            <w:tcW w:w="1000" w:type="pct"/>
+            <w:shd w:val="clear" w:color="auto" w:fill="auto"/>
+            <w:vAlign w:val="center"/>
+          </w:tcPr>
+          <w:p>
+            <w:pPr>
+              <w:spacing w:after="120"/>
+              <w:ind w:firstLine="480"/>
+            </w:pPr>
+            <w:bookmarkStart w:id="109" w:name="_Toc233969017"/>
+            <w:r>
+              <w:t>finance</w:t>
+            </w:r>
+            <w:bookmarkEnd w:id="109"/>
+          </w:p>
+        </w:tc>
+        <w:tc>
+          <w:tcPr>
+            <w:tcW w:w="1000" w:type="pct"/>
+            <w:shd w:val="clear" w:color="auto" w:fill="auto"/>
+            <w:vAlign w:val="center"/>
+          </w:tcPr>
+          <w:p>
+            <w:pPr>
+              <w:spacing w:after="120"/>
+              <w:ind w:firstLine="480"/>
+            </w:pPr>
+            <w:bookmarkStart w:id="110" w:name="_Toc233969018"/>
+            <w:r>
+              <w:t>0.2057</w:t>
+            </w:r>
+            <w:bookmarkEnd w:id="110"/>
+          </w:p>
+        </w:tc>
+        <w:tc>
+          <w:tcPr>
+            <w:tcW w:w="1000" w:type="pct"/>
+            <w:shd w:val="clear" w:color="auto" w:fill="auto"/>
+            <w:vAlign w:val="center"/>
+          </w:tcPr>
+          <w:p>
+            <w:pPr>
+              <w:spacing w:after="120"/>
+              <w:ind w:firstLine="480"/>
+            </w:pPr>
+            <w:bookmarkStart w:id="111" w:name="_Toc233969019"/>
+            <w:r>
+              <w:t>0.8950</w:t>
+            </w:r>
+            <w:bookmarkEnd w:id="111"/>
+          </w:p>
+        </w:tc>
+        <w:tc>
+          <w:tcPr>
+            <w:tcW w:w="1000" w:type="pct"/>
+            <w:shd w:val="clear" w:color="auto" w:fill="auto"/>
+            <w:vAlign w:val="center"/>
+          </w:tcPr>
+          <w:p>
+            <w:pPr>
+              <w:spacing w:after="120"/>
+              <w:ind w:firstLine="480"/>
+            </w:pPr>
+            <w:bookmarkStart w:id="112" w:name="_Toc233969020"/>
+            <w:r>
+              <w:t>0.3345</w:t>
+            </w:r>
+            <w:bookmarkEnd w:id="112"/>
+          </w:p>
+        </w:tc>
+        <w:tc>
+          <w:tcPr>
+            <w:tcW w:w="1000" w:type="pct"/>
+            <w:shd w:val="clear" w:color="auto" w:fill="auto"/>
+            <w:vAlign w:val="center"/>
+          </w:tcPr>
+          <w:p>
+            <w:pPr>
+              <w:spacing w:after="120"/>
+              <w:ind w:firstLine="480"/>
+            </w:pPr>
+            <w:bookmarkStart w:id="113" w:name="_Toc233969021"/>
+            <w:r>
+              <w:rPr>
+                <w:rFonts w:hint="eastAsia"/>
+              </w:rPr>
+              <w:t>召回率高但精确率低，模型倾向将相近经济类文本判为该类</w:t>
+            </w:r>
+            <w:bookmarkEnd w:id="113"/>
+          </w:p>
+        </w:tc>
+      </w:tr>
+      <w:tr>
+        <w:tc>
+          <w:tcPr>
+            <w:tcW w:w="1000" w:type="pct"/>
+            <w:shd w:val="clear" w:color="auto" w:fill="auto"/>
+            <w:vAlign w:val="center"/>
+          </w:tcPr>
+          <w:p>
+            <w:pPr>
+              <w:spacing w:after="120"/>
+              <w:ind w:firstLine="480"/>
+            </w:pPr>
+            <w:bookmarkStart w:id="114" w:name="_Toc233969022"/>
+            <w:r>
+              <w:t>realty</w:t>
+            </w:r>
+            <w:bookmarkEnd w:id="114"/>
+          </w:p>
+        </w:tc>
+        <w:tc>
+          <w:tcPr>
+            <w:tcW w:w="1000" w:type="pct"/>
+            <w:shd w:val="clear" w:color="auto" w:fill="auto"/>
+            <w:vAlign w:val="center"/>
+          </w:tcPr>
+          <w:p>
+            <w:pPr>
+              <w:spacing w:after="120"/>
+              <w:ind w:firstLine="480"/>
+            </w:pPr>
+            <w:bookmarkStart w:id="115" w:name="_Toc233969023"/>
+            <w:r>
+              <w:t>0.8989</w:t>
+            </w:r>
+            <w:bookmarkEnd w:id="115"/>
+          </w:p>
+        </w:tc>
+        <w:tc>
+          <w:tcPr>
+            <w:tcW w:w="1000" w:type="pct"/>
+            <w:shd w:val="clear" w:color="auto" w:fill="auto"/>
+            <w:vAlign w:val="center"/>
+          </w:tcPr>
+          <w:p>
+            <w:pPr>
+              <w:spacing w:after="120"/>
+              <w:ind w:firstLine="480"/>
+            </w:pPr>
+            <w:bookmarkStart w:id="116" w:name="_Toc233969024"/>
+            <w:r>
+              <w:t>0.4980</w:t>
+            </w:r>
+            <w:bookmarkEnd w:id="116"/>
+          </w:p>
+        </w:tc>
+        <w:tc>
+          <w:tcPr>
+            <w:tcW w:w="1000" w:type="pct"/>
+            <w:shd w:val="clear" w:color="auto" w:fill="auto"/>
+            <w:vAlign w:val="center"/>
+          </w:tcPr>
+          <w:p>
+            <w:pPr>
+              <w:spacing w:after="120"/>
+              <w:ind w:firstLine="480"/>
+            </w:pPr>
+            <w:bookmarkStart w:id="117" w:name="_Toc233969025"/>
+            <w:r>
+              <w:t>0.6409</w:t>
+            </w:r>
+            <w:bookmarkEnd w:id="117"/>
+          </w:p>
+        </w:tc>
+        <w:tc>
+          <w:tcPr>
+            <w:tcW w:w="1000" w:type="pct"/>
+            <w:shd w:val="clear" w:color="auto" w:fill="auto"/>
+            <w:vAlign w:val="center"/>
+          </w:tcPr>
+          <w:p>
+            <w:pPr>
+              <w:spacing w:after="120"/>
+              <w:ind w:firstLine="480"/>
+            </w:pPr>
+            <w:bookmarkStart w:id="118" w:name="_Toc233969026"/>
+            <w:r>
+              <w:rPr>
+                <w:rFonts w:hint="eastAsia"/>
+              </w:rPr>
+              <w:t>精确率较高，房产关键词有较强类别</w:t>
+            </w:r>
+            <w:r>
+              <w:rPr>
+                <w:rFonts w:hint="eastAsia"/>
+              </w:rPr>
+              <w:lastRenderedPageBreak/>
+              <w:t>指向</w:t>
+            </w:r>
+            <w:bookmarkEnd w:id="118"/>
+          </w:p>
+        </w:tc>
+      </w:tr>
+      <w:tr>
+        <w:tc>
+          <w:tcPr>
+            <w:tcW w:w="1000" w:type="pct"/>
+            <w:shd w:val="clear" w:color="auto" w:fill="auto"/>
+            <w:vAlign w:val="center"/>
+          </w:tcPr>
+          <w:p>
+            <w:pPr>
+              <w:spacing w:after="120"/>
+              <w:ind w:firstLine="480"/>
+            </w:pPr>
+            <w:bookmarkStart w:id="119" w:name="_Toc233969027"/>
+            <w:r>
+              <w:lastRenderedPageBreak/>
+              <w:t>stocks</w:t>
+            </w:r>
+            <w:bookmarkEnd w:id="119"/>
+          </w:p>
+        </w:tc>
+        <w:tc>
+          <w:tcPr>
+            <w:tcW w:w="1000" w:type="pct"/>
+            <w:shd w:val="clear" w:color="auto" w:fill="auto"/>
+            <w:vAlign w:val="center"/>
+          </w:tcPr>
+          <w:p>
+            <w:pPr>
+              <w:spacing w:after="120"/>
+              <w:ind w:firstLine="480"/>
+            </w:pPr>
+            <w:bookmarkStart w:id="120" w:name="_Toc233969028"/>
+            <w:r>
+              <w:t>0.6727</w:t>
+            </w:r>
+            <w:bookmarkEnd w:id="120"/>
+          </w:p>
+        </w:tc>
+        <w:tc>
+          <w:tcPr>
+            <w:tcW w:w="1000" w:type="pct"/>
+            <w:shd w:val="clear" w:color="auto" w:fill="auto"/>
+            <w:vAlign w:val="center"/>
+          </w:tcPr>
+          <w:p>
+            <w:pPr>
+              <w:spacing w:after="120"/>
+              <w:ind w:firstLine="480"/>
+            </w:pPr>
+            <w:bookmarkStart w:id="121" w:name="_Toc233969029"/>
+            <w:r>
+              <w:t>0.0370</w:t>
+            </w:r>
+            <w:bookmarkEnd w:id="121"/>
+          </w:p>
+        </w:tc>
+        <w:tc>
+          <w:tcPr>
+            <w:tcW w:w="1000" w:type="pct"/>
+            <w:shd w:val="clear" w:color="auto" w:fill="auto"/>
+            <w:vAlign w:val="center"/>
+          </w:tcPr>
+          <w:p>
+            <w:pPr>
+              <w:spacing w:after="120"/>
+              <w:ind w:firstLine="480"/>
+            </w:pPr>
+            <w:bookmarkStart w:id="122" w:name="_Toc233969030"/>
+            <w:r>
+              <w:t>0.0701</w:t>
+            </w:r>
+            <w:bookmarkEnd w:id="122"/>
+          </w:p>
+        </w:tc>
+        <w:tc>
+          <w:tcPr>
+            <w:tcW w:w="1000" w:type="pct"/>
+            <w:shd w:val="clear" w:color="auto" w:fill="auto"/>
+            <w:vAlign w:val="center"/>
+          </w:tcPr>
+          <w:p>
+            <w:pPr>
+              <w:spacing w:after="120"/>
+              <w:ind w:firstLine="480"/>
+            </w:pPr>
+            <w:bookmarkStart w:id="123" w:name="_Toc233969031"/>
+            <w:r>
+              <w:rPr>
+                <w:rFonts w:hint="eastAsia"/>
+              </w:rPr>
+              <w:t>召回率很低，容易与财经类混淆</w:t>
+            </w:r>
+            <w:bookmarkEnd w:id="123"/>
+          </w:p>
+        </w:tc>
+      </w:tr>
+      <w:tr>
+        <w:tc>
+          <w:tcPr>
+            <w:tcW w:w="1000" w:type="pct"/>
+            <w:shd w:val="clear" w:color="auto" w:fill="auto"/>
+            <w:vAlign w:val="center"/>
+          </w:tcPr>
+          <w:p>
+            <w:pPr>
+              <w:spacing w:after="120"/>
+              <w:ind w:firstLine="480"/>
+            </w:pPr>
+            <w:bookmarkStart w:id="124" w:name="_Toc233969032"/>
+            <w:r>
+              <w:t>education</w:t>
+            </w:r>
+            <w:bookmarkEnd w:id="124"/>
+          </w:p>
+        </w:tc>
+        <w:tc>
+          <w:tcPr>
+            <w:tcW w:w="1000" w:type="pct"/>
+            <w:shd w:val="clear" w:color="auto" w:fill="auto"/>
+            <w:vAlign w:val="center"/>
+          </w:tcPr>
+          <w:p>
+            <w:pPr>
+              <w:spacing w:after="120"/>
+              <w:ind w:firstLine="480"/>
+            </w:pPr>
+            <w:bookmarkStart w:id="125" w:name="_Toc233969033"/>
+            <w:r>
+              <w:t>0.6631</w:t>
+            </w:r>
+            <w:bookmarkEnd w:id="125"/>
+          </w:p>
+        </w:tc>
+        <w:tc>
+          <w:tcPr>
+            <w:tcW w:w="1000" w:type="pct"/>
+            <w:shd w:val="clear" w:color="auto" w:fill="auto"/>
+            <w:vAlign w:val="center"/>
+          </w:tcPr>
+          <w:p>
+            <w:pPr>
+              <w:spacing w:after="120"/>
+              <w:ind w:firstLine="480"/>
+            </w:pPr>
+            <w:bookmarkStart w:id="126" w:name="_Toc233969034"/>
+            <w:r>
+              <w:t>0.8090</w:t>
+            </w:r>
+            <w:bookmarkEnd w:id="126"/>
+          </w:p>
+        </w:tc>
+        <w:tc>
+          <w:tcPr>
+            <w:tcW w:w="1000" w:type="pct"/>
+            <w:shd w:val="clear" w:color="auto" w:fill="auto"/>
+            <w:vAlign w:val="center"/>
+          </w:tcPr>
+          <w:p>
+            <w:pPr>
+              <w:spacing w:after="120"/>
+              <w:ind w:firstLine="480"/>
+            </w:pPr>
+            <w:bookmarkStart w:id="127" w:name="_Toc233969035"/>
+            <w:r>
+              <w:t>0.7288</w:t>
+            </w:r>
+            <w:bookmarkEnd w:id="127"/>
+          </w:p>
+        </w:tc>
+        <w:tc>
+          <w:tcPr>
+            <w:tcW w:w="1000" w:type="pct"/>
+            <w:shd w:val="clear" w:color="auto" w:fill="auto"/>
+            <w:vAlign w:val="center"/>
+          </w:tcPr>
+          <w:p>
+            <w:pPr>
+              <w:spacing w:after="120"/>
+              <w:ind w:firstLine="480"/>
+            </w:pPr>
+            <w:bookmarkStart w:id="128" w:name="_Toc233969036"/>
+            <w:r>
+              <w:rPr>
+                <w:rFonts w:hint="eastAsia"/>
+              </w:rPr>
+              <w:t>表现较稳定，教育类关键词较明显</w:t>
+            </w:r>
+            <w:bookmarkEnd w:id="128"/>
+          </w:p>
+        </w:tc>
+      </w:tr>
+      <w:tr>
+        <w:tc>
+          <w:tcPr>
+            <w:tcW w:w="1000" w:type="pct"/>
+            <w:shd w:val="clear" w:color="auto" w:fill="auto"/>
+            <w:vAlign w:val="center"/>
+          </w:tcPr>
+          <w:p>
+            <w:pPr>
+              <w:spacing w:after="120"/>
+              <w:ind w:firstLine="480"/>
+            </w:pPr>
+            <w:bookmarkStart w:id="129" w:name="_Toc233969037"/>
+            <w:r>
+              <w:t>science</w:t>
+            </w:r>
+            <w:bookmarkEnd w:id="129"/>
+          </w:p>
+        </w:tc>
+        <w:tc>
+          <w:tcPr>
+            <w:tcW w:w="1000" w:type="pct"/>
+            <w:shd w:val="clear" w:color="auto" w:fill="auto"/>
+            <w:vAlign w:val="center"/>
+          </w:tcPr>
+          <w:p>
+            <w:pPr>
+              <w:spacing w:after="120"/>
+              <w:ind w:firstLine="480"/>
+            </w:pPr>
+            <w:bookmarkStart w:id="130" w:name="_Toc233969038"/>
+            <w:r>
+              <w:t>0.4087</w:t>
+            </w:r>
+            <w:bookmarkEnd w:id="130"/>
+          </w:p>
+        </w:tc>
+        <w:tc>
+          <w:tcPr>
+            <w:tcW w:w="1000" w:type="pct"/>
+            <w:shd w:val="clear" w:color="auto" w:fill="auto"/>
+            <w:vAlign w:val="center"/>
+          </w:tcPr>
+          <w:p>
+            <w:pPr>
+              <w:spacing w:after="120"/>
+              <w:ind w:firstLine="480"/>
+            </w:pPr>
+            <w:bookmarkStart w:id="131" w:name="_Toc233969039"/>
+            <w:r>
+              <w:t>0.5150</w:t>
+            </w:r>
+            <w:bookmarkEnd w:id="131"/>
+          </w:p>
+        </w:tc>
+        <w:tc>
+          <w:tcPr>
+            <w:tcW w:w="1000" w:type="pct"/>
+            <w:shd w:val="clear" w:color="auto" w:fill="auto"/>
+            <w:vAlign w:val="center"/>
+          </w:tcPr>
+          <w:p>
+            <w:pPr>
+              <w:spacing w:after="120"/>
+              <w:ind w:firstLine="480"/>
+            </w:pPr>
+            <w:bookmarkStart w:id="132" w:name="_Toc233969040"/>
+            <w:r>
+              <w:t>0.4558</w:t>
+            </w:r>
+            <w:bookmarkEnd w:id="132"/>
+          </w:p>
+        </w:tc>
+        <w:tc>
+          <w:tcPr>
+            <w:tcW w:w="1000" w:type="pct"/>
+            <w:shd w:val="clear" w:color="auto" w:fill="auto"/>
+            <w:vAlign w:val="center"/>
+          </w:tcPr>
+          <w:p>
+            <w:pPr>
+              <w:spacing w:after="120"/>
+              <w:ind w:firstLine="480"/>
+            </w:pPr>
+            <w:bookmarkStart w:id="133" w:name="_Toc233969041"/>
+            <w:r>
+              <w:rPr>
+                <w:rFonts w:hint="eastAsia"/>
+              </w:rPr>
+              <w:t>中等水平，科技标题与其他类别存在重叠</w:t>
+            </w:r>
+            <w:bookmarkEnd w:id="133"/>
+          </w:p>
+        </w:tc>
+      </w:tr>
+      <w:tr>
+        <w:tc>
+          <w:tcPr>
+            <w:tcW w:w="1000" w:type="pct"/>
+            <w:shd w:val="clear" w:color="auto" w:fill="auto"/>
+            <w:vAlign w:val="center"/>
+          </w:tcPr>
+          <w:p>
+            <w:pPr>
+              <w:spacing w:after="120"/>
+              <w:ind w:firstLine="480"/>
+            </w:pPr>
+            <w:bookmarkStart w:id="134" w:name="_Toc233969042"/>
+            <w:r>
+              <w:t>society</w:t>
+            </w:r>
+            <w:bookmarkEnd w:id="134"/>
+          </w:p>
+        </w:tc>
+        <w:tc>
+          <w:tcPr>
+            <w:tcW w:w="1000" w:type="pct"/>
+            <w:shd w:val="clear" w:color="auto" w:fill="auto"/>
+            <w:vAlign w:val="center"/>
+          </w:tcPr>
+          <w:p>
+            <w:pPr>
+              <w:spacing w:after="120"/>
+              <w:ind w:firstLine="480"/>
+            </w:pPr>
+            <w:bookmarkStart w:id="135" w:name="_Toc233969043"/>
+            <w:r>
+              <w:t>0.7324</w:t>
+            </w:r>
+            <w:bookmarkEnd w:id="135"/>
+          </w:p>
+        </w:tc>
+        <w:tc>
+          <w:tcPr>
+            <w:tcW w:w="1000" w:type="pct"/>
+            <w:shd w:val="clear" w:color="auto" w:fill="auto"/>
+            <w:vAlign w:val="center"/>
+          </w:tcPr>
+          <w:p>
+            <w:pPr>
+              <w:spacing w:after="120"/>
+              <w:ind w:firstLine="480"/>
+            </w:pPr>
+            <w:bookmarkStart w:id="136" w:name="_Toc233969044"/>
+            <w:r>
+              <w:t>0.3120</w:t>
+            </w:r>
+            <w:bookmarkEnd w:id="136"/>
+          </w:p>
+        </w:tc>
+        <w:tc>
+          <w:tcPr>
+            <w:tcW w:w="1000" w:type="pct"/>
+            <w:shd w:val="clear" w:color="auto" w:fill="auto"/>
+            <w:vAlign w:val="center"/>
+          </w:tcPr>
+          <w:p>
+            <w:pPr>
+              <w:spacing w:after="120"/>
+              <w:ind w:firstLine="480"/>
+            </w:pPr>
+            <w:bookmarkStart w:id="137" w:name="_Toc233969045"/>
+            <w:r>
+              <w:t>0.4376</w:t>
+            </w:r>
+            <w:bookmarkEnd w:id="137"/>
+          </w:p>
+        </w:tc>
+        <w:tc>
+          <w:tcPr>
+            <w:tcW w:w="1000" w:type="pct"/>
+            <w:shd w:val="clear" w:color="auto" w:fill="auto"/>
+            <w:vAlign w:val="center"/>
+          </w:tcPr>
+          <w:p>
+            <w:pPr>
+              <w:spacing w:after="120"/>
+              <w:ind w:firstLine="480"/>
+            </w:pPr>
+            <w:bookmarkStart w:id="138" w:name="_Toc233969046"/>
+            <w:r>
+              <w:rPr>
+                <w:rFonts w:hint="eastAsia"/>
+              </w:rPr>
+              <w:t>精确率尚可但召回不足</w:t>
+            </w:r>
+            <w:bookmarkEnd w:id="138"/>
+          </w:p>
+        </w:tc>
+      </w:tr>
+      <w:tr>
+        <w:tc>
+          <w:tcPr>
+            <w:tcW w:w="1000" w:type="pct"/>
+            <w:shd w:val="clear" w:color="auto" w:fill="auto"/>
+            <w:vAlign w:val="center"/>
+          </w:tcPr>
+          <w:p>
+            <w:pPr>
+              <w:spacing w:after="120"/>
+              <w:ind w:firstLine="480"/>
+            </w:pPr>
+            <w:bookmarkStart w:id="139" w:name="_Toc233969047"/>
+            <w:r>
+              <w:t>politics</w:t>
+            </w:r>
+            <w:bookmarkEnd w:id="139"/>
+          </w:p>
+        </w:tc>
+        <w:tc>
+          <w:tcPr>
+            <w:tcW w:w="1000" w:type="pct"/>
+            <w:shd w:val="clear" w:color="auto" w:fill="auto"/>
+            <w:vAlign w:val="center"/>
+          </w:tcPr>
+          <w:p>
+            <w:pPr>
+              <w:spacing w:after="120"/>
+              <w:ind w:firstLine="480"/>
+            </w:pPr>
+            <w:bookmarkStart w:id="140" w:name="_Toc233969048"/>
+            <w:r>
+              <w:t>0.8750</w:t>
+            </w:r>
+            <w:bookmarkEnd w:id="140"/>
+          </w:p>
+        </w:tc>
+        <w:tc>
+          <w:tcPr>
+            <w:tcW w:w="1000" w:type="pct"/>
+            <w:shd w:val="clear" w:color="auto" w:fill="auto"/>
+            <w:vAlign w:val="center"/>
+          </w:tcPr>
+          <w:p>
+            <w:pPr>
+              <w:spacing w:after="120"/>
+              <w:ind w:firstLine="480"/>
+            </w:pPr>
+            <w:bookmarkStart w:id="141" w:name="_Toc233969049"/>
+            <w:r>
+              <w:t>0.0910</w:t>
+            </w:r>
+            <w:bookmarkEnd w:id="141"/>
+          </w:p>
+        </w:tc>
+        <w:tc>
+          <w:tcPr>
+            <w:tcW w:w="1000" w:type="pct"/>
+            <w:shd w:val="clear" w:color="auto" w:fill="auto"/>
+            <w:vAlign w:val="center"/>
+          </w:tcPr>
+          <w:p>
+            <w:pPr>
+              <w:spacing w:after="120"/>
+              <w:ind w:firstLine="480"/>
+            </w:pPr>
+            <w:bookmarkStart w:id="142" w:name="_Toc233969050"/>
+            <w:r>
+              <w:t>0.1649</w:t>
+            </w:r>
+            <w:bookmarkEnd w:id="142"/>
+          </w:p>
+        </w:tc>
+        <w:tc>
+          <w:tcPr>
+            <w:tcW w:w="1000" w:type="pct"/>
+            <w:shd w:val="clear" w:color="auto" w:fill="auto"/>
+            <w:vAlign w:val="center"/>
+          </w:tcPr>
+          <w:p>
+            <w:pPr>
+              <w:spacing w:after="120"/>
+              <w:ind w:firstLine="480"/>
+            </w:pPr>
+            <w:bookmarkStart w:id="143" w:name="_Toc233969051"/>
+            <w:r>
+              <w:rPr>
+                <w:rFonts w:hint="eastAsia"/>
+              </w:rPr>
+              <w:t>召回率偏低，训练不足时识别不稳定</w:t>
+            </w:r>
+            <w:bookmarkEnd w:id="143"/>
+          </w:p>
+        </w:tc>
+      </w:tr>
+      <w:tr>
+        <w:tc>
+          <w:tcPr>
+            <w:tcW w:w="1000" w:type="pct"/>
+            <w:shd w:val="clear" w:color="auto" w:fill="auto"/>
+            <w:vAlign w:val="center"/>
+          </w:tcPr>
+          <w:p>
+            <w:pPr>
+              <w:spacing w:after="120"/>
+              <w:ind w:firstLine="480"/>
+            </w:pPr>
+            <w:bookmarkStart w:id="144" w:name="_Toc233969052"/>
+            <w:r>
+              <w:t>sports</w:t>
+            </w:r>
+            <w:bookmarkEnd w:id="144"/>
+          </w:p>
+        </w:tc>
+        <w:tc>
+          <w:tcPr>
+            <w:tcW w:w="1000" w:type="pct"/>
+            <w:shd w:val="clear" w:color="auto" w:fill="auto"/>
+            <w:vAlign w:val="center"/>
+          </w:tcPr>
+          <w:p>
+            <w:pPr>
+              <w:spacing w:after="120"/>
+              <w:ind w:firstLine="480"/>
+            </w:pPr>
+            <w:bookmarkStart w:id="145" w:name="_Toc233969053"/>
+            <w:r>
+              <w:t>0.8966</w:t>
+            </w:r>
+            <w:bookmarkEnd w:id="145"/>
+          </w:p>
+        </w:tc>
+        <w:tc>
+          <w:tcPr>
+            <w:tcW w:w="1000" w:type="pct"/>
+            <w:shd w:val="clear" w:color="auto" w:fill="auto"/>
+            <w:vAlign w:val="center"/>
+          </w:tcPr>
+          <w:p>
+            <w:pPr>
+              <w:spacing w:after="120"/>
+              <w:ind w:firstLine="480"/>
+            </w:pPr>
+            <w:bookmarkStart w:id="146" w:name="_Toc233969054"/>
+            <w:r>
+              <w:t>0.7280</w:t>
+            </w:r>
+            <w:bookmarkEnd w:id="146"/>
+          </w:p>
+        </w:tc>
+        <w:tc>
+          <w:tcPr>
+            <w:tcW w:w="1000" w:type="pct"/>
+            <w:shd w:val="clear" w:color="auto" w:fill="auto"/>
+            <w:vAlign w:val="center"/>
+          </w:tcPr>
+          <w:p>
+            <w:pPr>
+              <w:spacing w:after="120"/>
+              <w:ind w:firstLine="480"/>
+            </w:pPr>
+            <w:bookmarkStart w:id="147" w:name="_Toc233969055"/>
+            <w:r>
+              <w:t>0.8035</w:t>
+            </w:r>
+            <w:bookmarkEnd w:id="147"/>
+          </w:p>
+        </w:tc>
+        <w:tc>
+          <w:tcPr>
+            <w:tcW w:w="1000" w:type="pct"/>
+            <w:shd w:val="clear" w:color="auto" w:fill="auto"/>
+            <w:vAlign w:val="center"/>
+          </w:tcPr>
+          <w:p>
+            <w:pPr>
+              <w:spacing w:after="120"/>
+              <w:ind w:firstLine="480"/>
+            </w:pPr>
+            <w:bookmarkStart w:id="148" w:name="_Toc233969056"/>
+            <w:r>
+              <w:rPr>
+                <w:rFonts w:hint="eastAsia"/>
+              </w:rPr>
+              <w:t>本次实验中表现最好，体育词汇区分度强</w:t>
+            </w:r>
+            <w:bookmarkEnd w:id="148"/>
+          </w:p>
+        </w:tc>
+      </w:tr>
+      <w:tr>
+        <w:tc>
+          <w:tcPr>
+            <w:tcW w:w="1000" w:type="pct"/>
+            <w:shd w:val="clear" w:color="auto" w:fill="auto"/>
+            <w:vAlign w:val="center"/>
+          </w:tcPr>
+          <w:p>
+            <w:pPr>
+              <w:spacing w:after="120"/>
+              <w:ind w:firstLine="480"/>
+            </w:pPr>
+            <w:bookmarkStart w:id="149" w:name="_Toc233969057"/>
+            <w:r>
+              <w:t>game</w:t>
+            </w:r>
+            <w:bookmarkEnd w:id="149"/>
+          </w:p>
+        </w:tc>
+        <w:tc>
+          <w:tcPr>
+            <w:tcW w:w="1000" w:type="pct"/>
+            <w:shd w:val="clear" w:color="auto" w:fill="auto"/>
+            <w:vAlign w:val="center"/>
+          </w:tcPr>
+          <w:p>
+            <w:pPr>
+              <w:spacing w:after="120"/>
+              <w:ind w:firstLine="480"/>
+            </w:pPr>
+            <w:bookmarkStart w:id="150" w:name="_Toc233969058"/>
+            <w:r>
+              <w:t>0.7429</w:t>
+            </w:r>
+            <w:bookmarkEnd w:id="150"/>
+          </w:p>
+        </w:tc>
+        <w:tc>
+          <w:tcPr>
+            <w:tcW w:w="1000" w:type="pct"/>
+            <w:shd w:val="clear" w:color="auto" w:fill="auto"/>
+            <w:vAlign w:val="center"/>
+          </w:tcPr>
+          <w:p>
+            <w:pPr>
+              <w:spacing w:after="120"/>
+              <w:ind w:firstLine="480"/>
+            </w:pPr>
+            <w:bookmarkStart w:id="151" w:name="_Toc233969059"/>
+            <w:r>
+              <w:t>0.4970</w:t>
+            </w:r>
+            <w:bookmarkEnd w:id="151"/>
+          </w:p>
+        </w:tc>
+        <w:tc>
+          <w:tcPr>
+            <w:tcW w:w="1000" w:type="pct"/>
+            <w:shd w:val="clear" w:color="auto" w:fill="auto"/>
+            <w:vAlign w:val="center"/>
+          </w:tcPr>
+          <w:p>
+            <w:pPr>
+              <w:spacing w:after="120"/>
+              <w:ind w:firstLine="480"/>
+            </w:pPr>
+            <w:bookmarkStart w:id="152" w:name="_Toc233969060"/>
+            <w:r>
+              <w:t>0.5956</w:t>
+            </w:r>
+            <w:bookmarkEnd w:id="152"/>
+          </w:p>
+        </w:tc>
+        <w:tc>
+          <w:tcPr>
+            <w:tcW w:w="1000" w:type="pct"/>
+            <w:shd w:val="clear" w:color="auto" w:fill="auto"/>
+            <w:vAlign w:val="center"/>
+          </w:tcPr>
+          <w:p>
+            <w:pPr>
+              <w:spacing w:after="120"/>
+              <w:ind w:firstLine="480"/>
+            </w:pPr>
+            <w:bookmarkStart w:id="153" w:name="_Toc233969061"/>
+            <w:r>
+              <w:rPr>
+                <w:rFonts w:hint="eastAsia"/>
+              </w:rPr>
+              <w:t>整体表现中等偏好</w:t>
+            </w:r>
+            <w:bookmarkEnd w:id="153"/>
+          </w:p>
+        </w:tc>
+      </w:tr>
+      <w:tr>
+        <w:tc>
+          <w:tcPr>
+            <w:tcW w:w="1000" w:type="pct"/>
+            <w:shd w:val="clear" w:color="auto" w:fill="auto"/>
+            <w:vAlign w:val="center"/>
+          </w:tcPr>
+          <w:p>
+            <w:pPr>
+              <w:spacing w:after="120"/>
+              <w:ind w:firstLine="480"/>
+            </w:pPr>
+            <w:bookmarkStart w:id="154" w:name="_Toc233969062"/>
+            <w:r>
+              <w:t>entertainment</w:t>
+            </w:r>
+            <w:bookmarkEnd w:id="154"/>
+          </w:p>
+        </w:tc>
+        <w:tc>
+          <w:tcPr>
+            <w:tcW w:w="1000" w:type="pct"/>
+            <w:shd w:val="clear" w:color="auto" w:fill="auto"/>
+            <w:vAlign w:val="center"/>
+          </w:tcPr>
+          <w:p>
+            <w:pPr>
+              <w:spacing w:after="120"/>
+              <w:ind w:firstLine="480"/>
+            </w:pPr>
+            <w:bookmarkStart w:id="155" w:name="_Toc233969063"/>
+            <w:r>
+              <w:t>0.7869</w:t>
+            </w:r>
+            <w:bookmarkEnd w:id="155"/>
+          </w:p>
+        </w:tc>
+        <w:tc>
+          <w:tcPr>
+            <w:tcW w:w="1000" w:type="pct"/>
+            <w:shd w:val="clear" w:color="auto" w:fill="auto"/>
+            <w:vAlign w:val="center"/>
+          </w:tcPr>
+          <w:p>
+            <w:pPr>
+              <w:spacing w:after="120"/>
+              <w:ind w:firstLine="480"/>
+            </w:pPr>
+            <w:bookmarkStart w:id="156" w:name="_Toc233969064"/>
+            <w:r>
+              <w:t>0.4320</w:t>
+            </w:r>
+            <w:bookmarkEnd w:id="156"/>
+          </w:p>
+        </w:tc>
+        <w:tc>
+          <w:tcPr>
+            <w:tcW w:w="1000" w:type="pct"/>
+            <w:shd w:val="clear" w:color="auto" w:fill="auto"/>
+            <w:vAlign w:val="center"/>
+          </w:tcPr>
+          <w:p>
+            <w:pPr>
+              <w:spacing w:after="120"/>
+              <w:ind w:firstLine="480"/>
+            </w:pPr>
+            <w:bookmarkStart w:id="157" w:name="_Toc233969065"/>
+            <w:r>
+              <w:t>0.5578</w:t>
+            </w:r>
+            <w:bookmarkEnd w:id="157"/>
+          </w:p>
+        </w:tc>
+        <w:tc>
+          <w:tcPr>
+            <w:tcW w:w="1000" w:type="pct"/>
+            <w:shd w:val="clear" w:color="auto" w:fill="auto"/>
+            <w:vAlign w:val="center"/>
+          </w:tcPr>
+          <w:p>
+            <w:pPr>
+              <w:spacing w:after="120"/>
+              <w:ind w:firstLine="480"/>
+            </w:pPr>
+            <w:bookmarkStart w:id="158" w:name="_Toc233969066"/>
+            <w:r>
+              <w:rPr>
+                <w:rFonts w:hint="eastAsia"/>
+              </w:rPr>
+              <w:t>精确率较好，但仍有漏判</w:t>
+            </w:r>
+            <w:bookmarkEnd w:id="158"/>
+          </w:p>
+        </w:tc>
+      </w:tr>
+    </w:tbl>
+    <w:p>
+      <w:pPr>
+        <w:spacing w:after="120"/>
+        <w:ind w:firstLine="480"/>
+      </w:pPr>
     </w:p>
     <w:p>
       <w:pPr>
-        <w:spacing w:after="60" w:line="324" w:lineRule="auto"/>
-        <w:ind w:firstLine="480"/>
-        <w:rPr>
-          <w:lang w:eastAsia="zh-CN"/>
-        </w:rPr>
-      </w:pPr>
-      <w:r>
-        <w:rPr>
-          <w:rFonts w:eastAsia="黑体"/>
-          <w:b/>
-          <w:lang w:eastAsia="zh-CN"/>
-        </w:rPr>
-        <w:t>测试集规模：</w:t>
-      </w:r>
-      <w:r>
-        <w:rPr>
-          <w:lang w:eastAsia="zh-CN"/>
-        </w:rPr>
-        <w:t xml:space="preserve">10000 </w:t>
-      </w:r>
-      <w:r>
-        <w:rPr>
-          <w:lang w:eastAsia="zh-CN"/>
-        </w:rPr>
-        <w:t>条，</w:t>
-      </w:r>
-      <w:r>
-        <w:rPr>
-          <w:lang w:eastAsia="zh-CN"/>
-        </w:rPr>
-        <w:t xml:space="preserve">10 </w:t>
-      </w:r>
-      <w:r>
-        <w:rPr>
-          <w:lang w:eastAsia="zh-CN"/>
-        </w:rPr>
-        <w:t>类各</w:t>
-      </w:r>
-      <w:r>
-        <w:rPr>
-          <w:lang w:eastAsia="zh-CN"/>
-        </w:rPr>
-        <w:t xml:space="preserve"> 1000 </w:t>
-      </w:r>
-      <w:r>
-        <w:rPr>
-          <w:lang w:eastAsia="zh-CN"/>
-        </w:rPr>
-        <w:t>条</w:t>
-      </w:r>
-    </w:p>
-    <w:p>
-      <w:pPr>
-        <w:spacing w:after="60" w:line="324" w:lineRule="auto"/>
+        <w:spacing w:after="120"/>
         <w:ind w:firstLine="480"/>
       </w:pPr>
-      <w:r>
-        <w:rPr>
-          <w:rFonts w:eastAsia="黑体"/>
-          <w:b/>
-        </w:rPr>
-        <w:t>finance</w:t>
-      </w:r>
-      <w:r>
-        <w:rPr>
-          <w:rFonts w:eastAsia="黑体"/>
-          <w:b/>
-        </w:rPr>
-        <w:t>：</w:t>
-      </w:r>
-      <w:r>
-        <w:t>Precision 0.2057</w:t>
-      </w:r>
-      <w:r>
-        <w:t>，</w:t>
-      </w:r>
-      <w:r>
-        <w:t>Recall 0.8950</w:t>
-      </w:r>
-      <w:r>
-        <w:t>，</w:t>
-      </w:r>
-      <w:r>
-        <w:t>F1 0.3345</w:t>
-      </w:r>
-    </w:p>
-    <w:p>
-      <w:pPr>
-        <w:spacing w:after="60" w:line="324" w:lineRule="auto"/>
-        <w:ind w:firstLine="480"/>
-      </w:pPr>
-      <w:r>
-        <w:rPr>
-          <w:rFonts w:eastAsia="黑体"/>
-          <w:b/>
-        </w:rPr>
-        <w:t>realty</w:t>
-      </w:r>
-      <w:r>
-        <w:rPr>
-          <w:rFonts w:eastAsia="黑体"/>
-          <w:b/>
-        </w:rPr>
-        <w:t>：</w:t>
-      </w:r>
-      <w:r>
-        <w:t>Precision 0.8989</w:t>
-      </w:r>
-      <w:r>
-        <w:t>，</w:t>
-      </w:r>
-      <w:r>
-        <w:t>Recall 0.4980</w:t>
-      </w:r>
-      <w:r>
-        <w:t>，</w:t>
-      </w:r>
-      <w:r>
-        <w:t>F1 0.6409</w:t>
-      </w:r>
-    </w:p>
-    <w:p>
-      <w:pPr>
-        <w:spacing w:after="60" w:line="324" w:lineRule="auto"/>
-        <w:ind w:firstLine="480"/>
-      </w:pPr>
-      <w:r>
-        <w:rPr>
-          <w:rFonts w:eastAsia="黑体"/>
-          <w:b/>
+      <w:bookmarkStart w:id="159" w:name="_Toc233969067"/>
+      <w:r>
+        <w:rPr>
+          <w:rFonts w:hint="eastAsia"/>
+        </w:rPr>
+        <w:t>分类别指标显示，不同类别之间差异较明显：</w:t>
+      </w:r>
+      <w:r>
+        <w:rPr>
+          <w:rFonts w:hint="eastAsia"/>
+        </w:rPr>
+        <w:t>sports</w:t>
+      </w:r>
+      <w:r>
+        <w:rPr>
+          <w:rFonts w:hint="eastAsia"/>
+        </w:rPr>
+        <w:t>、</w:t>
+      </w:r>
+      <w:r>
+        <w:rPr>
+          <w:rFonts w:hint="eastAsia"/>
+        </w:rPr>
+        <w:t>education</w:t>
+      </w:r>
+      <w:r>
+        <w:rPr>
+          <w:rFonts w:hint="eastAsia"/>
+        </w:rPr>
+        <w:t>、</w:t>
+      </w:r>
+      <w:r>
+        <w:rPr>
+          <w:rFonts w:hint="eastAsia"/>
+        </w:rPr>
+        <w:t xml:space="preserve">realty </w:t>
+      </w:r>
+      <w:r>
+        <w:rPr>
+          <w:rFonts w:hint="eastAsia"/>
+        </w:rPr>
+        <w:t>的</w:t>
+      </w:r>
+      <w:r>
+        <w:rPr>
+          <w:rFonts w:hint="eastAsia"/>
+        </w:rPr>
+        <w:t xml:space="preserve"> F1-score </w:t>
+      </w:r>
+      <w:r>
+        <w:rPr>
+          <w:rFonts w:hint="eastAsia"/>
+        </w:rPr>
+        <w:t>相对较高，说明这些类别中的高频关键词更容易被</w:t>
+      </w:r>
+      <w:r>
+        <w:rPr>
+          <w:rFonts w:hint="eastAsia"/>
+        </w:rPr>
+        <w:t xml:space="preserve"> FastText </w:t>
+      </w:r>
+      <w:r>
+        <w:rPr>
+          <w:rFonts w:hint="eastAsia"/>
+        </w:rPr>
+        <w:t>捕获；</w:t>
+      </w:r>
+      <w:r>
+        <w:rPr>
+          <w:rFonts w:hint="eastAsia"/>
         </w:rPr>
         <w:t>stocks</w:t>
       </w:r>
       <w:r>
         <w:rPr>
-          <w:rFonts w:eastAsia="黑体"/>
-          <w:b/>
-        </w:rPr>
-        <w:t>：</w:t>
-      </w:r>
-      <w:r>
-        <w:t>Precision 0.6727</w:t>
-      </w:r>
-      <w:r>
-        <w:t>，</w:t>
-      </w:r>
-      <w:r>
-        <w:t>Recall 0.0370</w:t>
-      </w:r>
-      <w:r>
-        <w:t>，</w:t>
-      </w:r>
-      <w:r>
-        <w:t>F1 0.0701</w:t>
-      </w:r>
-    </w:p>
-    <w:p>
-      <w:pPr>
-        <w:spacing w:after="60" w:line="324" w:lineRule="auto"/>
-        <w:ind w:firstLine="480"/>
-      </w:pPr>
-      <w:r>
-        <w:rPr>
-          <w:rFonts w:eastAsia="黑体"/>
-          <w:b/>
-        </w:rPr>
-        <w:t>education</w:t>
-      </w:r>
-      <w:r>
-        <w:rPr>
-          <w:rFonts w:eastAsia="黑体"/>
-          <w:b/>
-        </w:rPr>
-        <w:t>：</w:t>
-      </w:r>
-      <w:r>
-        <w:t>Precision 0.6631</w:t>
-      </w:r>
-      <w:r>
-        <w:t>，</w:t>
-      </w:r>
-      <w:r>
-        <w:t>Recall 0.8090</w:t>
-      </w:r>
-      <w:r>
-        <w:t>，</w:t>
-      </w:r>
-      <w:r>
-        <w:t>F1 0.7288</w:t>
-      </w:r>
-    </w:p>
-    <w:p>
-      <w:pPr>
-        <w:spacing w:after="60" w:line="324" w:lineRule="auto"/>
-        <w:ind w:firstLine="480"/>
-      </w:pPr>
-      <w:r>
-        <w:rPr>
-          <w:rFonts w:eastAsia="黑体"/>
-          <w:b/>
-        </w:rPr>
-        <w:t>science</w:t>
-      </w:r>
-      <w:r>
-        <w:rPr>
-          <w:rFonts w:eastAsia="黑体"/>
-          <w:b/>
-        </w:rPr>
-        <w:t>：</w:t>
-      </w:r>
-      <w:r>
-        <w:t>Precision 0.4087</w:t>
-      </w:r>
-      <w:r>
-        <w:t>，</w:t>
-      </w:r>
-      <w:r>
-        <w:t>Recall 0.5150</w:t>
-      </w:r>
-      <w:r>
-        <w:t>，</w:t>
-      </w:r>
-      <w:r>
-        <w:t>F1 0.4558</w:t>
-      </w:r>
-    </w:p>
-    <w:p>
-      <w:pPr>
-        <w:spacing w:after="60" w:line="324" w:lineRule="auto"/>
-        <w:ind w:firstLine="480"/>
-      </w:pPr>
-      <w:r>
-        <w:rPr>
-          <w:rFonts w:eastAsia="黑体"/>
-          <w:b/>
-        </w:rPr>
-        <w:t>society</w:t>
-      </w:r>
-      <w:r>
-        <w:rPr>
-          <w:rFonts w:eastAsia="黑体"/>
-          <w:b/>
-        </w:rPr>
-        <w:t>：</w:t>
-      </w:r>
-      <w:r>
-        <w:t>Precision 0.7324</w:t>
-      </w:r>
-      <w:r>
-        <w:t>，</w:t>
-      </w:r>
-      <w:r>
-        <w:t>Recall 0.3120</w:t>
-      </w:r>
-      <w:r>
-        <w:t>，</w:t>
-      </w:r>
-      <w:r>
-        <w:t>F1 0.4376</w:t>
-      </w:r>
-    </w:p>
-    <w:p>
-      <w:pPr>
-        <w:spacing w:after="60" w:line="324" w:lineRule="auto"/>
-        <w:ind w:firstLine="480"/>
-      </w:pPr>
-      <w:r>
-        <w:rPr>
-          <w:rFonts w:eastAsia="黑体"/>
-          <w:b/>
-        </w:rPr>
-        <w:t>politics</w:t>
-      </w:r>
-      <w:r>
-        <w:rPr>
-          <w:rFonts w:eastAsia="黑体"/>
-          <w:b/>
-        </w:rPr>
-        <w:t>：</w:t>
-      </w:r>
-      <w:r>
-        <w:t>Precision 0.8750</w:t>
-      </w:r>
-      <w:r>
-        <w:t>，</w:t>
-      </w:r>
-      <w:r>
-        <w:t>Recall 0.0910</w:t>
-      </w:r>
-      <w:r>
-        <w:t>，</w:t>
-      </w:r>
-      <w:r>
-        <w:t>F1 0.1649</w:t>
-      </w:r>
-    </w:p>
-    <w:p>
-      <w:pPr>
-        <w:spacing w:after="60" w:line="324" w:lineRule="auto"/>
-        <w:ind w:firstLine="480"/>
-      </w:pPr>
-      <w:r>
-        <w:rPr>
-          <w:rFonts w:eastAsia="黑体"/>
-          <w:b/>
-        </w:rPr>
-        <w:t>sports</w:t>
-      </w:r>
-      <w:r>
-        <w:rPr>
-          <w:rFonts w:eastAsia="黑体"/>
-          <w:b/>
-        </w:rPr>
-        <w:t>：</w:t>
-      </w:r>
-      <w:r>
-        <w:t>Precision 0.8966</w:t>
-      </w:r>
-      <w:r>
-        <w:t>，</w:t>
-      </w:r>
-      <w:r>
-        <w:t>Recall 0.7280</w:t>
-      </w:r>
-      <w:r>
-        <w:t>，</w:t>
-      </w:r>
-      <w:r>
-        <w:t>F1 0.8035</w:t>
-      </w:r>
-    </w:p>
-    <w:p>
-      <w:pPr>
-        <w:spacing w:after="60" w:line="324" w:lineRule="auto"/>
-        <w:ind w:firstLine="480"/>
-      </w:pPr>
-      <w:r>
-        <w:rPr>
-          <w:rFonts w:eastAsia="黑体"/>
-          <w:b/>
-        </w:rPr>
-        <w:t>game</w:t>
-      </w:r>
-      <w:r>
-        <w:rPr>
-          <w:rFonts w:eastAsia="黑体"/>
-          <w:b/>
-        </w:rPr>
-        <w:t>：</w:t>
-      </w:r>
-      <w:r>
-        <w:t>Precision 0.7429</w:t>
-      </w:r>
-      <w:r>
-        <w:t>，</w:t>
-      </w:r>
-      <w:r>
-        <w:t>Recall 0.4970</w:t>
-      </w:r>
-      <w:r>
-        <w:t>，</w:t>
-      </w:r>
-      <w:r>
-        <w:t>F1 0.5956</w:t>
-      </w:r>
-    </w:p>
-    <w:p>
-      <w:pPr>
-        <w:spacing w:after="60" w:line="324" w:lineRule="auto"/>
-        <w:ind w:firstLine="480"/>
-      </w:pPr>
-      <w:r>
-        <w:rPr>
-          <w:rFonts w:eastAsia="黑体"/>
-          <w:b/>
-        </w:rPr>
-        <w:t>entertainment</w:t>
-      </w:r>
-      <w:r>
-        <w:rPr>
-          <w:rFonts w:eastAsia="黑体"/>
-          <w:b/>
-        </w:rPr>
-        <w:t>：</w:t>
-      </w:r>
-      <w:r>
-        <w:t>Precision 0.7869</w:t>
-      </w:r>
-      <w:r>
-        <w:t>，</w:t>
-      </w:r>
-      <w:r>
-        <w:t>Recall 0.4320</w:t>
-      </w:r>
-      <w:r>
-        <w:t>，</w:t>
-      </w:r>
-      <w:r>
-        <w:t>F1 0.5578</w:t>
-      </w:r>
+          <w:rFonts w:hint="eastAsia"/>
+        </w:rPr>
+        <w:t>、</w:t>
+      </w:r>
+      <w:r>
+        <w:rPr>
+          <w:rFonts w:hint="eastAsia"/>
+        </w:rPr>
+        <w:t xml:space="preserve">politics </w:t>
+      </w:r>
+      <w:r>
+        <w:rPr>
+          <w:rFonts w:hint="eastAsia"/>
+        </w:rPr>
+        <w:t>的</w:t>
+      </w:r>
+      <w:r>
+        <w:rPr>
+          <w:rFonts w:hint="eastAsia"/>
+        </w:rPr>
+        <w:t xml:space="preserve"> recall </w:t>
+      </w:r>
+      <w:r>
+        <w:rPr>
+          <w:rFonts w:hint="eastAsia"/>
+        </w:rPr>
+        <w:t>明显偏低，说明轻量训练下模型对语义相近或表达分散的类别识别不足。由此可以看出，本次改造后的实验流程不仅能够输出总体准确率，也能够支持进一步的类别级误差分析。</w:t>
+      </w:r>
+      <w:bookmarkEnd w:id="159"/>
     </w:p>
     <w:p>
       <w:pPr>
         <w:pStyle w:val="21"/>
       </w:pPr>
-      <w:bookmarkStart w:id="34" w:name="_Toc233967805"/>
-      <w:bookmarkStart w:id="35" w:name="_Toc233967954"/>
-      <w:r>
+      <w:bookmarkStart w:id="160" w:name="_Toc233969068"/>
+      <w:bookmarkStart w:id="161" w:name="_Toc233969136"/>
+      <w:bookmarkStart w:id="162" w:name="_Toc233969221"/>
+      <w:r>
+        <w:lastRenderedPageBreak/>
         <w:t xml:space="preserve">5.3 </w:t>
       </w:r>
       <w:r>
         <w:t>结果讨论</w:t>
       </w:r>
-      <w:bookmarkEnd w:id="34"/>
-      <w:bookmarkEnd w:id="35"/>
+      <w:bookmarkEnd w:id="69"/>
+      <w:bookmarkEnd w:id="160"/>
+      <w:bookmarkEnd w:id="161"/>
+      <w:bookmarkEnd w:id="162"/>
     </w:p>
     <w:p>
       <w:pPr>
-        <w:spacing w:after="120" w:line="360" w:lineRule="auto"/>
-        <w:ind w:firstLine="480"/>
         <w:rPr>
           <w:lang w:eastAsia="zh-CN"/>
         </w:rPr>
@@ -5728,11 +6835,7 @@
         <w:t xml:space="preserve">FastText </w:t>
       </w:r>
       <w:r>
-        <w:t>也能捕获部分强类别词。模型</w:t>
-      </w:r>
-      <w:r>
-        <w:lastRenderedPageBreak/>
-        <w:t>在</w:t>
+        <w:t>也能捕获部分强类别词。模型在</w:t>
       </w:r>
       <w:r>
         <w:t xml:space="preserve"> stocks</w:t>
@@ -5791,8 +6894,6 @@
     </w:p>
     <w:p>
       <w:pPr>
-        <w:spacing w:after="120" w:line="360" w:lineRule="auto"/>
-        <w:ind w:firstLine="480"/>
         <w:rPr>
           <w:lang w:eastAsia="zh-CN"/>
         </w:rPr>
@@ -5847,8 +6948,10 @@
           <w:lang w:eastAsia="zh-CN"/>
         </w:rPr>
       </w:pPr>
-      <w:bookmarkStart w:id="36" w:name="_Toc233967806"/>
-      <w:bookmarkStart w:id="37" w:name="_Toc233967955"/>
+      <w:bookmarkStart w:id="163" w:name="_Toc233967806"/>
+      <w:bookmarkStart w:id="164" w:name="_Toc233969069"/>
+      <w:bookmarkStart w:id="165" w:name="_Toc233969137"/>
+      <w:bookmarkStart w:id="166" w:name="_Toc233969222"/>
       <w:r>
         <w:rPr>
           <w:lang w:eastAsia="zh-CN"/>
@@ -5861,13 +6964,13 @@
         </w:rPr>
         <w:t>总结与改进方向</w:t>
       </w:r>
-      <w:bookmarkEnd w:id="36"/>
-      <w:bookmarkEnd w:id="37"/>
+      <w:bookmarkEnd w:id="163"/>
+      <w:bookmarkEnd w:id="164"/>
+      <w:bookmarkEnd w:id="165"/>
+      <w:bookmarkEnd w:id="166"/>
     </w:p>
     <w:p>
       <w:pPr>
-        <w:spacing w:after="120" w:line="360" w:lineRule="auto"/>
-        <w:ind w:firstLine="480"/>
         <w:rPr>
           <w:lang w:eastAsia="zh-CN"/>
         </w:rPr>
@@ -5929,8 +7032,6 @@
     </w:p>
     <w:p>
       <w:pPr>
-        <w:spacing w:after="120" w:line="360" w:lineRule="auto"/>
-        <w:ind w:firstLine="480"/>
         <w:rPr>
           <w:lang w:eastAsia="zh-CN"/>
         </w:rPr>
@@ -6018,44 +7119,35 @@
       <w:pPr>
         <w:pStyle w:val="1"/>
       </w:pPr>
-      <w:bookmarkStart w:id="38" w:name="_Toc233967807"/>
-      <w:bookmarkStart w:id="39" w:name="_Toc233967956"/>
+      <w:bookmarkStart w:id="167" w:name="_Toc233967807"/>
+      <w:bookmarkStart w:id="168" w:name="_Toc233969070"/>
+      <w:bookmarkStart w:id="169" w:name="_Toc233969138"/>
+      <w:bookmarkStart w:id="170" w:name="_Toc233969223"/>
       <w:r>
         <w:t>参考文献</w:t>
       </w:r>
-      <w:bookmarkEnd w:id="38"/>
-      <w:bookmarkEnd w:id="39"/>
+      <w:bookmarkEnd w:id="167"/>
+      <w:bookmarkEnd w:id="168"/>
+      <w:bookmarkEnd w:id="169"/>
+      <w:bookmarkEnd w:id="170"/>
     </w:p>
     <w:p>
-      <w:pPr>
-        <w:spacing w:after="80" w:line="360" w:lineRule="auto"/>
-      </w:pPr>
       <w:r>
         <w:t>[1] Joulin A, Grave E, Bojanowski P, et al. Bag of Tricks for Efficient Text Classification[C]. EACL, 2017.</w:t>
       </w:r>
     </w:p>
     <w:p>
-      <w:pPr>
-        <w:spacing w:after="80" w:line="360" w:lineRule="auto"/>
-      </w:pPr>
       <w:r>
         <w:t>[2] Kim Y. Convolutional Neural Networks for Sentence Classification[C]. EMNLP, 2014.</w:t>
       </w:r>
     </w:p>
     <w:p>
-      <w:pPr>
-        <w:spacing w:after="80" w:line="360" w:lineRule="auto"/>
-      </w:pPr>
       <w:r>
         <w:t>[3] Vaswani A, Shazeer N, Parmar N, et al. Attention Is All You Need[C]. NeurIPS, 2017.</w:t>
       </w:r>
     </w:p>
     <w:p>
-      <w:pPr>
-        <w:spacing w:after="80" w:line="360" w:lineRule="auto"/>
-      </w:pPr>
-      <w:r>
-        <w:lastRenderedPageBreak/>
+      <w:r>
         <w:t xml:space="preserve">[4] THUCTC: An Efficient Chinese Text Classifier. </w:t>
       </w:r>
       <w:r>
@@ -6066,17 +7158,12 @@
       </w:r>
     </w:p>
     <w:p>
-      <w:pPr>
-        <w:spacing w:after="80" w:line="360" w:lineRule="auto"/>
-      </w:pPr>
-      <w:r>
+      <w:r>
+        <w:lastRenderedPageBreak/>
         <w:t>[5] 649453932. Chinese-Text-Classification-Pytorch[EB/OL]. https://github.com/649453932/Chinese-Text-Classification-Pytorch.</w:t>
       </w:r>
     </w:p>
     <w:p>
-      <w:pPr>
-        <w:spacing w:after="80" w:line="360" w:lineRule="auto"/>
-      </w:pPr>
       <w:r>
         <w:t>[6] Pedregosa F, Varoquaux G, Gramfort A, et al. Scikit-learn: Machine Learning in Python[J]. Journal of Machine Learning Research, 2011, 12: 2825-2830.</w:t>
       </w:r>
@@ -17934,6 +19021,172 @@
     <w:unhideWhenUsed/>
     <w:rsid w:val="001666FA"/>
   </w:style>
+  <w:style w:type="paragraph" w:styleId="TOC3">
+    <w:name w:val="toc 3"/>
+    <w:basedOn w:val="a1"/>
+    <w:next w:val="a1"/>
+    <w:autoRedefine/>
+    <w:uiPriority w:val="39"/>
+    <w:unhideWhenUsed/>
+    <w:rsid w:val="00807F14"/>
+    <w:pPr>
+      <w:widowControl w:val="0"/>
+      <w:spacing w:after="160" w:line="278" w:lineRule="auto"/>
+      <w:ind w:leftChars="400" w:left="840"/>
+    </w:pPr>
+    <w:rPr>
+      <w:rFonts w:asciiTheme="minorHAnsi" w:eastAsiaTheme="minorEastAsia" w:hAnsiTheme="minorHAnsi"/>
+      <w:kern w:val="2"/>
+      <w:sz w:val="22"/>
+      <w:szCs w:val="24"/>
+      <w:lang w:eastAsia="zh-CN"/>
+      <w14:ligatures w14:val="standardContextual"/>
+    </w:rPr>
+  </w:style>
+  <w:style w:type="paragraph" w:styleId="TOC4">
+    <w:name w:val="toc 4"/>
+    <w:basedOn w:val="a1"/>
+    <w:next w:val="a1"/>
+    <w:autoRedefine/>
+    <w:uiPriority w:val="39"/>
+    <w:unhideWhenUsed/>
+    <w:rsid w:val="00807F14"/>
+    <w:pPr>
+      <w:widowControl w:val="0"/>
+      <w:spacing w:after="160" w:line="278" w:lineRule="auto"/>
+      <w:ind w:leftChars="600" w:left="1260"/>
+    </w:pPr>
+    <w:rPr>
+      <w:rFonts w:asciiTheme="minorHAnsi" w:eastAsiaTheme="minorEastAsia" w:hAnsiTheme="minorHAnsi"/>
+      <w:kern w:val="2"/>
+      <w:sz w:val="22"/>
+      <w:szCs w:val="24"/>
+      <w:lang w:eastAsia="zh-CN"/>
+      <w14:ligatures w14:val="standardContextual"/>
+    </w:rPr>
+  </w:style>
+  <w:style w:type="paragraph" w:styleId="TOC5">
+    <w:name w:val="toc 5"/>
+    <w:basedOn w:val="a1"/>
+    <w:next w:val="a1"/>
+    <w:autoRedefine/>
+    <w:uiPriority w:val="39"/>
+    <w:unhideWhenUsed/>
+    <w:rsid w:val="00807F14"/>
+    <w:pPr>
+      <w:widowControl w:val="0"/>
+      <w:spacing w:after="160" w:line="278" w:lineRule="auto"/>
+      <w:ind w:leftChars="800" w:left="1680"/>
+    </w:pPr>
+    <w:rPr>
+      <w:rFonts w:asciiTheme="minorHAnsi" w:eastAsiaTheme="minorEastAsia" w:hAnsiTheme="minorHAnsi"/>
+      <w:kern w:val="2"/>
+      <w:sz w:val="22"/>
+      <w:szCs w:val="24"/>
+      <w:lang w:eastAsia="zh-CN"/>
+      <w14:ligatures w14:val="standardContextual"/>
+    </w:rPr>
+  </w:style>
+  <w:style w:type="paragraph" w:styleId="TOC6">
+    <w:name w:val="toc 6"/>
+    <w:basedOn w:val="a1"/>
+    <w:next w:val="a1"/>
+    <w:autoRedefine/>
+    <w:uiPriority w:val="39"/>
+    <w:unhideWhenUsed/>
+    <w:rsid w:val="00807F14"/>
+    <w:pPr>
+      <w:widowControl w:val="0"/>
+      <w:spacing w:after="160" w:line="278" w:lineRule="auto"/>
+      <w:ind w:leftChars="1000" w:left="2100"/>
+    </w:pPr>
+    <w:rPr>
+      <w:rFonts w:asciiTheme="minorHAnsi" w:eastAsiaTheme="minorEastAsia" w:hAnsiTheme="minorHAnsi"/>
+      <w:kern w:val="2"/>
+      <w:sz w:val="22"/>
+      <w:szCs w:val="24"/>
+      <w:lang w:eastAsia="zh-CN"/>
+      <w14:ligatures w14:val="standardContextual"/>
+    </w:rPr>
+  </w:style>
+  <w:style w:type="paragraph" w:styleId="TOC7">
+    <w:name w:val="toc 7"/>
+    <w:basedOn w:val="a1"/>
+    <w:next w:val="a1"/>
+    <w:autoRedefine/>
+    <w:uiPriority w:val="39"/>
+    <w:unhideWhenUsed/>
+    <w:rsid w:val="00807F14"/>
+    <w:pPr>
+      <w:widowControl w:val="0"/>
+      <w:spacing w:after="160" w:line="278" w:lineRule="auto"/>
+      <w:ind w:leftChars="1200" w:left="2520"/>
+    </w:pPr>
+    <w:rPr>
+      <w:rFonts w:asciiTheme="minorHAnsi" w:eastAsiaTheme="minorEastAsia" w:hAnsiTheme="minorHAnsi"/>
+      <w:kern w:val="2"/>
+      <w:sz w:val="22"/>
+      <w:szCs w:val="24"/>
+      <w:lang w:eastAsia="zh-CN"/>
+      <w14:ligatures w14:val="standardContextual"/>
+    </w:rPr>
+  </w:style>
+  <w:style w:type="paragraph" w:styleId="TOC8">
+    <w:name w:val="toc 8"/>
+    <w:basedOn w:val="a1"/>
+    <w:next w:val="a1"/>
+    <w:autoRedefine/>
+    <w:uiPriority w:val="39"/>
+    <w:unhideWhenUsed/>
+    <w:rsid w:val="00807F14"/>
+    <w:pPr>
+      <w:widowControl w:val="0"/>
+      <w:spacing w:after="160" w:line="278" w:lineRule="auto"/>
+      <w:ind w:leftChars="1400" w:left="2940"/>
+    </w:pPr>
+    <w:rPr>
+      <w:rFonts w:asciiTheme="minorHAnsi" w:eastAsiaTheme="minorEastAsia" w:hAnsiTheme="minorHAnsi"/>
+      <w:kern w:val="2"/>
+      <w:sz w:val="22"/>
+      <w:szCs w:val="24"/>
+      <w:lang w:eastAsia="zh-CN"/>
+      <w14:ligatures w14:val="standardContextual"/>
+    </w:rPr>
+  </w:style>
+  <w:style w:type="paragraph" w:styleId="TOC9">
+    <w:name w:val="toc 9"/>
+    <w:basedOn w:val="a1"/>
+    <w:next w:val="a1"/>
+    <w:autoRedefine/>
+    <w:uiPriority w:val="39"/>
+    <w:unhideWhenUsed/>
+    <w:rsid w:val="00807F14"/>
+    <w:pPr>
+      <w:widowControl w:val="0"/>
+      <w:spacing w:after="160" w:line="278" w:lineRule="auto"/>
+      <w:ind w:leftChars="1600" w:left="3360"/>
+    </w:pPr>
+    <w:rPr>
+      <w:rFonts w:asciiTheme="minorHAnsi" w:eastAsiaTheme="minorEastAsia" w:hAnsiTheme="minorHAnsi"/>
+      <w:kern w:val="2"/>
+      <w:sz w:val="22"/>
+      <w:szCs w:val="24"/>
+      <w:lang w:eastAsia="zh-CN"/>
+      <w14:ligatures w14:val="standardContextual"/>
+    </w:rPr>
+  </w:style>
+  <w:style w:type="character" w:styleId="affd">
+    <w:name w:val="Unresolved Mention"/>
+    <w:basedOn w:val="a2"/>
+    <w:uiPriority w:val="99"/>
+    <w:semiHidden/>
+    <w:unhideWhenUsed/>
+    <w:rsid w:val="00807F14"/>
+    <w:rPr>
+      <w:color w:val="605E5C"/>
+      <w:shd w:val="clear" w:color="auto" w:fill="E1DFDD"/>
+    </w:rPr>
+  </w:style>
 </w:styles>
 </file>
 

--- a/report/202583230025-刘文羽-中文文本分类课程报告.docx
+++ b/report/202583230025-刘文羽-中文文本分类课程报告.docx
@@ -4,13 +4,22 @@
   <w:body>
     <w:p>
       <w:pPr>
-        <w:rPr>
+        <w:spacing w:before="50" w:after="0"/>
+        <w:jc w:val="center"/>
+        <w:rPr>
+          <w:rFonts w:eastAsia="黑体"/>
+          <w:b/>
+          <w:color w:val="000000"/>
+          <w:sz w:val="96"/>
           <w:lang w:eastAsia="zh-CN"/>
         </w:rPr>
       </w:pPr>
       <w:r>
         <w:rPr>
-          <w:rFonts w:hint="eastAsia"/>
+          <w:rFonts w:eastAsia="黑体" w:hint="eastAsia"/>
+          <w:b/>
+          <w:color w:val="000000"/>
+          <w:sz w:val="96"/>
           <w:lang w:eastAsia="zh-CN"/>
         </w:rPr>
         <w:t>自然语言处理</w:t>
@@ -18,13 +27,22 @@
     </w:p>
     <w:p>
       <w:pPr>
-        <w:rPr>
+        <w:spacing w:before="50" w:after="0"/>
+        <w:jc w:val="center"/>
+        <w:rPr>
+          <w:rFonts w:eastAsia="黑体"/>
+          <w:b/>
+          <w:color w:val="000000"/>
+          <w:sz w:val="96"/>
           <w:lang w:eastAsia="zh-CN"/>
         </w:rPr>
       </w:pPr>
       <w:r>
         <w:rPr>
-          <w:rFonts w:hint="eastAsia"/>
+          <w:rFonts w:eastAsia="黑体" w:hint="eastAsia"/>
+          <w:b/>
+          <w:color w:val="000000"/>
+          <w:sz w:val="96"/>
           <w:lang w:eastAsia="zh-CN"/>
         </w:rPr>
         <w:t>大作业</w:t>
@@ -130,20 +148,26 @@
     </w:p>
     <w:p>
       <w:pPr>
-        <w:rPr>
+        <w:spacing w:after="0"/>
+        <w:ind w:firstLine="1600"/>
+        <w:rPr>
+          <w:color w:val="000000"/>
+          <w:sz w:val="32"/>
           <w:lang w:eastAsia="zh-CN"/>
         </w:rPr>
       </w:pPr>
       <w:r>
         <w:rPr>
-          <w:b/>
+          <w:color w:val="000000"/>
+          <w:sz w:val="32"/>
           <w:lang w:eastAsia="zh-CN"/>
         </w:rPr>
         <w:tab/>
       </w:r>
       <w:r>
         <w:rPr>
-          <w:b/>
+          <w:color w:val="000000"/>
+          <w:sz w:val="32"/>
           <w:lang w:eastAsia="zh-CN"/>
         </w:rPr>
         <w:tab/>
@@ -151,7 +175,8 @@
       <w:r>
         <w:rPr>
           <w:rFonts w:hint="eastAsia"/>
-          <w:b/>
+          <w:color w:val="000000"/>
+          <w:sz w:val="32"/>
           <w:lang w:eastAsia="zh-CN"/>
         </w:rPr>
         <w:t xml:space="preserve">  </w:t>
@@ -159,7 +184,8 @@
       <w:r>
         <w:rPr>
           <w:rFonts w:hint="eastAsia"/>
-          <w:b/>
+          <w:color w:val="000000"/>
+          <w:sz w:val="32"/>
           <w:lang w:eastAsia="zh-CN"/>
         </w:rPr>
         <w:t>学</w:t>
@@ -167,7 +193,8 @@
       <w:r>
         <w:rPr>
           <w:rFonts w:hint="eastAsia"/>
-          <w:b/>
+          <w:color w:val="000000"/>
+          <w:sz w:val="32"/>
           <w:lang w:eastAsia="zh-CN"/>
         </w:rPr>
         <w:t xml:space="preserve">     </w:t>
@@ -175,7 +202,8 @@
       <w:r>
         <w:rPr>
           <w:rFonts w:hint="eastAsia"/>
-          <w:b/>
+          <w:color w:val="000000"/>
+          <w:sz w:val="32"/>
           <w:lang w:eastAsia="zh-CN"/>
         </w:rPr>
         <w:t xml:space="preserve">  </w:t>
@@ -183,7 +211,8 @@
       <w:r>
         <w:rPr>
           <w:rFonts w:hint="eastAsia"/>
-          <w:b/>
+          <w:color w:val="000000"/>
+          <w:sz w:val="32"/>
           <w:lang w:eastAsia="zh-CN"/>
         </w:rPr>
         <w:t xml:space="preserve"> </w:t>
@@ -191,7 +220,8 @@
       <w:r>
         <w:rPr>
           <w:rFonts w:hint="eastAsia"/>
-          <w:b/>
+          <w:color w:val="000000"/>
+          <w:sz w:val="32"/>
           <w:lang w:eastAsia="zh-CN"/>
         </w:rPr>
         <w:t>院</w:t>
@@ -199,7 +229,8 @@
       <w:r>
         <w:rPr>
           <w:rFonts w:hint="eastAsia"/>
-          <w:sz w:val="36"/>
+          <w:color w:val="000000"/>
+          <w:sz w:val="32"/>
           <w:szCs w:val="36"/>
           <w:lang w:eastAsia="zh-CN"/>
         </w:rPr>
@@ -208,6 +239,8 @@
       <w:r>
         <w:rPr>
           <w:rFonts w:hint="eastAsia"/>
+          <w:color w:val="000000"/>
+          <w:sz w:val="32"/>
           <w:lang w:eastAsia="zh-CN"/>
         </w:rPr>
         <w:t xml:space="preserve">     </w:t>
@@ -215,6 +248,8 @@
       <w:r>
         <w:rPr>
           <w:rFonts w:hint="eastAsia"/>
+          <w:color w:val="000000"/>
+          <w:sz w:val="32"/>
           <w:lang w:eastAsia="zh-CN"/>
         </w:rPr>
         <w:t>智</w:t>
@@ -222,6 +257,8 @@
       <w:r>
         <w:rPr>
           <w:rFonts w:hint="eastAsia"/>
+          <w:color w:val="000000"/>
+          <w:sz w:val="32"/>
           <w:lang w:eastAsia="zh-CN"/>
         </w:rPr>
         <w:t>能装备学院</w:t>
@@ -229,6 +266,8 @@
       <w:r>
         <w:rPr>
           <w:rFonts w:hint="eastAsia"/>
+          <w:color w:val="000000"/>
+          <w:sz w:val="32"/>
           <w:lang w:eastAsia="zh-CN"/>
         </w:rPr>
         <w:t xml:space="preserve">   </w:t>
@@ -236,6 +275,8 @@
       <w:r>
         <w:rPr>
           <w:rFonts w:hint="eastAsia"/>
+          <w:color w:val="000000"/>
+          <w:sz w:val="32"/>
           <w:lang w:eastAsia="zh-CN"/>
         </w:rPr>
         <w:t xml:space="preserve"> </w:t>
@@ -243,6 +284,8 @@
       <w:r>
         <w:rPr>
           <w:rFonts w:hint="eastAsia"/>
+          <w:color w:val="000000"/>
+          <w:sz w:val="32"/>
           <w:lang w:eastAsia="zh-CN"/>
         </w:rPr>
         <w:t xml:space="preserve"> </w:t>
@@ -250,14 +293,19 @@
     </w:p>
     <w:p>
       <w:pPr>
-        <w:rPr>
+        <w:spacing w:after="0"/>
+        <w:ind w:firstLine="1600"/>
+        <w:rPr>
+          <w:color w:val="000000"/>
+          <w:sz w:val="32"/>
           <w:lang w:eastAsia="zh-CN"/>
         </w:rPr>
       </w:pPr>
       <w:r>
         <w:rPr>
           <w:rFonts w:hint="eastAsia"/>
-          <w:b/>
+          <w:color w:val="000000"/>
+          <w:sz w:val="32"/>
           <w:lang w:eastAsia="zh-CN"/>
         </w:rPr>
         <w:t>班</w:t>
@@ -265,7 +313,8 @@
       <w:r>
         <w:rPr>
           <w:rFonts w:hint="eastAsia"/>
-          <w:b/>
+          <w:color w:val="000000"/>
+          <w:sz w:val="32"/>
           <w:lang w:eastAsia="zh-CN"/>
         </w:rPr>
         <w:t xml:space="preserve">   </w:t>
@@ -273,7 +322,8 @@
       <w:r>
         <w:rPr>
           <w:rFonts w:hint="eastAsia"/>
-          <w:b/>
+          <w:color w:val="000000"/>
+          <w:sz w:val="32"/>
           <w:lang w:eastAsia="zh-CN"/>
         </w:rPr>
         <w:t xml:space="preserve"> </w:t>
@@ -281,7 +331,8 @@
       <w:r>
         <w:rPr>
           <w:rFonts w:hint="eastAsia"/>
-          <w:b/>
+          <w:color w:val="000000"/>
+          <w:sz w:val="32"/>
           <w:lang w:eastAsia="zh-CN"/>
         </w:rPr>
         <w:t xml:space="preserve">  </w:t>
@@ -289,7 +340,8 @@
       <w:r>
         <w:rPr>
           <w:rFonts w:hint="eastAsia"/>
-          <w:b/>
+          <w:color w:val="000000"/>
+          <w:sz w:val="32"/>
           <w:lang w:eastAsia="zh-CN"/>
         </w:rPr>
         <w:t xml:space="preserve"> </w:t>
@@ -297,7 +349,8 @@
       <w:r>
         <w:rPr>
           <w:rFonts w:hint="eastAsia"/>
-          <w:b/>
+          <w:color w:val="000000"/>
+          <w:sz w:val="32"/>
           <w:lang w:eastAsia="zh-CN"/>
         </w:rPr>
         <w:t xml:space="preserve"> </w:t>
@@ -305,7 +358,8 @@
       <w:r>
         <w:rPr>
           <w:rFonts w:hint="eastAsia"/>
-          <w:b/>
+          <w:color w:val="000000"/>
+          <w:sz w:val="32"/>
           <w:lang w:eastAsia="zh-CN"/>
         </w:rPr>
         <w:t>级</w:t>
@@ -313,7 +367,8 @@
       <w:r>
         <w:rPr>
           <w:rFonts w:hint="eastAsia"/>
-          <w:sz w:val="36"/>
+          <w:color w:val="000000"/>
+          <w:sz w:val="32"/>
           <w:szCs w:val="36"/>
           <w:lang w:eastAsia="zh-CN"/>
         </w:rPr>
@@ -322,6 +377,8 @@
       <w:r>
         <w:rPr>
           <w:rFonts w:hint="eastAsia"/>
+          <w:color w:val="000000"/>
+          <w:sz w:val="32"/>
           <w:lang w:eastAsia="zh-CN"/>
         </w:rPr>
         <w:t xml:space="preserve"> </w:t>
@@ -329,6 +386,8 @@
       <w:r>
         <w:rPr>
           <w:rFonts w:hint="eastAsia"/>
+          <w:color w:val="000000"/>
+          <w:sz w:val="32"/>
           <w:lang w:eastAsia="zh-CN"/>
         </w:rPr>
         <w:t xml:space="preserve">        </w:t>
@@ -336,6 +395,8 @@
       <w:r>
         <w:rPr>
           <w:rFonts w:hint="eastAsia"/>
+          <w:color w:val="000000"/>
+          <w:sz w:val="32"/>
           <w:lang w:eastAsia="zh-CN"/>
         </w:rPr>
         <w:t>硕研</w:t>
@@ -343,6 +404,8 @@
       <w:r>
         <w:rPr>
           <w:rFonts w:hint="eastAsia"/>
+          <w:color w:val="000000"/>
+          <w:sz w:val="32"/>
           <w:lang w:eastAsia="zh-CN"/>
         </w:rPr>
         <w:t>25-2</w:t>
@@ -350,6 +413,8 @@
       <w:r>
         <w:rPr>
           <w:rFonts w:hint="eastAsia"/>
+          <w:color w:val="000000"/>
+          <w:sz w:val="32"/>
           <w:lang w:eastAsia="zh-CN"/>
         </w:rPr>
         <w:t xml:space="preserve">      </w:t>
@@ -357,6 +422,8 @@
       <w:r>
         <w:rPr>
           <w:rFonts w:hint="eastAsia"/>
+          <w:color w:val="000000"/>
+          <w:sz w:val="32"/>
           <w:lang w:eastAsia="zh-CN"/>
         </w:rPr>
         <w:t xml:space="preserve"> </w:t>
@@ -364,6 +431,8 @@
       <w:r>
         <w:rPr>
           <w:rFonts w:hint="eastAsia"/>
+          <w:color w:val="000000"/>
+          <w:sz w:val="32"/>
           <w:lang w:eastAsia="zh-CN"/>
         </w:rPr>
         <w:t xml:space="preserve">  </w:t>
@@ -371,21 +440,27 @@
     </w:p>
     <w:p>
       <w:pPr>
-        <w:rPr>
+        <w:spacing w:after="0"/>
+        <w:ind w:firstLine="1600"/>
+        <w:rPr>
+          <w:color w:val="000000"/>
+          <w:sz w:val="32"/>
           <w:lang w:eastAsia="zh-CN"/>
         </w:rPr>
       </w:pPr>
       <w:r>
         <w:rPr>
           <w:rFonts w:hint="eastAsia"/>
-          <w:b/>
+          <w:color w:val="000000"/>
+          <w:sz w:val="32"/>
           <w:lang w:eastAsia="zh-CN"/>
         </w:rPr>
         <w:t>姓</w:t>
       </w:r>
       <w:r>
         <w:rPr>
-          <w:b/>
+          <w:color w:val="000000"/>
+          <w:sz w:val="32"/>
           <w:lang w:eastAsia="zh-CN"/>
         </w:rPr>
         <w:t xml:space="preserve">  </w:t>
@@ -393,14 +468,16 @@
       <w:r>
         <w:rPr>
           <w:rFonts w:hint="eastAsia"/>
-          <w:b/>
+          <w:color w:val="000000"/>
+          <w:sz w:val="32"/>
           <w:lang w:eastAsia="zh-CN"/>
         </w:rPr>
         <w:t xml:space="preserve">  </w:t>
       </w:r>
       <w:r>
         <w:rPr>
-          <w:b/>
+          <w:color w:val="000000"/>
+          <w:sz w:val="32"/>
           <w:lang w:eastAsia="zh-CN"/>
         </w:rPr>
         <w:t xml:space="preserve"> </w:t>
@@ -408,14 +485,16 @@
       <w:r>
         <w:rPr>
           <w:rFonts w:hint="eastAsia"/>
-          <w:b/>
+          <w:color w:val="000000"/>
+          <w:sz w:val="32"/>
           <w:lang w:eastAsia="zh-CN"/>
         </w:rPr>
         <w:t xml:space="preserve">  </w:t>
       </w:r>
       <w:r>
         <w:rPr>
-          <w:b/>
+          <w:color w:val="000000"/>
+          <w:sz w:val="32"/>
           <w:lang w:eastAsia="zh-CN"/>
         </w:rPr>
         <w:t xml:space="preserve"> </w:t>
@@ -423,7 +502,8 @@
       <w:r>
         <w:rPr>
           <w:rFonts w:hint="eastAsia"/>
-          <w:b/>
+          <w:color w:val="000000"/>
+          <w:sz w:val="32"/>
           <w:lang w:eastAsia="zh-CN"/>
         </w:rPr>
         <w:t>名：</w:t>
@@ -431,12 +511,16 @@
       <w:r>
         <w:rPr>
           <w:rFonts w:hint="eastAsia"/>
+          <w:color w:val="000000"/>
+          <w:sz w:val="32"/>
           <w:lang w:eastAsia="zh-CN"/>
         </w:rPr>
         <w:t xml:space="preserve">      </w:t>
       </w:r>
       <w:r>
         <w:rPr>
+          <w:color w:val="000000"/>
+          <w:sz w:val="32"/>
           <w:lang w:eastAsia="zh-CN"/>
         </w:rPr>
         <w:t xml:space="preserve">      </w:t>
@@ -444,6 +528,8 @@
       <w:r>
         <w:rPr>
           <w:rFonts w:hint="eastAsia"/>
+          <w:color w:val="000000"/>
+          <w:sz w:val="32"/>
           <w:lang w:eastAsia="zh-CN"/>
         </w:rPr>
         <w:t>刘文羽</w:t>
@@ -451,6 +537,8 @@
       <w:r>
         <w:rPr>
           <w:rFonts w:hint="eastAsia"/>
+          <w:color w:val="000000"/>
+          <w:sz w:val="32"/>
           <w:lang w:eastAsia="zh-CN"/>
         </w:rPr>
         <w:t xml:space="preserve">     </w:t>
@@ -458,6 +546,8 @@
       <w:r>
         <w:rPr>
           <w:rFonts w:hint="eastAsia"/>
+          <w:color w:val="000000"/>
+          <w:sz w:val="32"/>
           <w:lang w:eastAsia="zh-CN"/>
         </w:rPr>
         <w:t xml:space="preserve"> </w:t>
@@ -465,6 +555,8 @@
       <w:r>
         <w:rPr>
           <w:rFonts w:hint="eastAsia"/>
+          <w:color w:val="000000"/>
+          <w:sz w:val="32"/>
           <w:lang w:eastAsia="zh-CN"/>
         </w:rPr>
         <w:t xml:space="preserve"> </w:t>
@@ -472,6 +564,8 @@
       <w:r>
         <w:rPr>
           <w:rFonts w:hint="eastAsia"/>
+          <w:color w:val="000000"/>
+          <w:sz w:val="32"/>
           <w:lang w:eastAsia="zh-CN"/>
         </w:rPr>
         <w:t xml:space="preserve"> </w:t>
@@ -479,6 +573,8 @@
       <w:r>
         <w:rPr>
           <w:rFonts w:hint="eastAsia"/>
+          <w:color w:val="000000"/>
+          <w:sz w:val="32"/>
           <w:lang w:eastAsia="zh-CN"/>
         </w:rPr>
         <w:t xml:space="preserve"> </w:t>
@@ -486,6 +582,8 @@
       <w:r>
         <w:rPr>
           <w:rFonts w:hint="eastAsia"/>
+          <w:color w:val="000000"/>
+          <w:sz w:val="32"/>
           <w:lang w:eastAsia="zh-CN"/>
         </w:rPr>
         <w:t xml:space="preserve">  </w:t>
@@ -493,76 +591,81 @@
     </w:p>
     <w:p>
       <w:pPr>
-        <w:rPr>
+        <w:spacing w:after="0"/>
+        <w:ind w:firstLine="1600"/>
+        <w:rPr>
+          <w:color w:val="000000"/>
+          <w:sz w:val="32"/>
           <w:u w:val="single"/>
           <w:lang w:eastAsia="zh-CN"/>
         </w:rPr>
       </w:pPr>
       <w:r>
         <w:rPr>
-          <w:rFonts w:eastAsia="黑体" w:hint="eastAsia"/>
-          <w:b/>
+          <w:rFonts w:hint="eastAsia"/>
+          <w:color w:val="000000"/>
+          <w:sz w:val="32"/>
           <w:lang w:eastAsia="zh-CN"/>
         </w:rPr>
         <w:t>学</w:t>
       </w:r>
       <w:r>
         <w:rPr>
-          <w:rFonts w:eastAsia="黑体"/>
-          <w:b/>
+          <w:color w:val="000000"/>
+          <w:sz w:val="32"/>
           <w:lang w:eastAsia="zh-CN"/>
         </w:rPr>
         <w:t xml:space="preserve">   </w:t>
       </w:r>
       <w:r>
         <w:rPr>
-          <w:rFonts w:eastAsia="黑体" w:hint="eastAsia"/>
-          <w:b/>
+          <w:rFonts w:hint="eastAsia"/>
+          <w:color w:val="000000"/>
+          <w:sz w:val="32"/>
           <w:lang w:eastAsia="zh-CN"/>
         </w:rPr>
         <w:t xml:space="preserve">  </w:t>
       </w:r>
       <w:r>
         <w:rPr>
-          <w:rFonts w:eastAsia="黑体"/>
-          <w:b/>
+          <w:color w:val="000000"/>
+          <w:sz w:val="32"/>
           <w:lang w:eastAsia="zh-CN"/>
         </w:rPr>
         <w:t xml:space="preserve"> </w:t>
       </w:r>
       <w:r>
         <w:rPr>
-          <w:rFonts w:eastAsia="黑体" w:hint="eastAsia"/>
-          <w:b/>
+          <w:rFonts w:hint="eastAsia"/>
+          <w:color w:val="000000"/>
+          <w:sz w:val="32"/>
           <w:lang w:eastAsia="zh-CN"/>
         </w:rPr>
         <w:t xml:space="preserve">  </w:t>
       </w:r>
       <w:r>
         <w:rPr>
-          <w:rFonts w:eastAsia="黑体" w:hint="eastAsia"/>
-          <w:b/>
+          <w:rFonts w:hint="eastAsia"/>
+          <w:color w:val="000000"/>
+          <w:sz w:val="32"/>
           <w:lang w:eastAsia="zh-CN"/>
         </w:rPr>
         <w:t>号：</w:t>
       </w:r>
       <w:r>
         <w:rPr>
-          <w:rFonts w:eastAsia="黑体" w:hint="eastAsia"/>
-          <w:lang w:eastAsia="zh-CN"/>
-        </w:rPr>
-        <w:t xml:space="preserve">    </w:t>
-      </w:r>
-      <w:r>
-        <w:rPr>
           <w:rFonts w:hint="eastAsia"/>
-          <w:lang w:eastAsia="zh-CN"/>
-        </w:rPr>
-        <w:t>2025832300258</w:t>
+          <w:color w:val="000000"/>
+          <w:sz w:val="32"/>
+          <w:lang w:eastAsia="zh-CN"/>
+        </w:rPr>
+        <w:t xml:space="preserve">    2025832300258</w:t>
       </w:r>
       <w:r>
         <w:rPr>
           <w:rFonts w:hint="eastAsia"/>
+          <w:color w:val="000000"/>
+          <w:sz w:val="32"/>
           <w:lang w:eastAsia="zh-CN"/>
         </w:rPr>
         <w:t xml:space="preserve"> </w:t>
@@ -570,6 +673,8 @@
       <w:r>
         <w:rPr>
           <w:rFonts w:hint="eastAsia"/>
+          <w:color w:val="000000"/>
+          <w:sz w:val="32"/>
           <w:lang w:eastAsia="zh-CN"/>
         </w:rPr>
         <w:t xml:space="preserve"> </w:t>
@@ -577,6 +682,8 @@
       <w:r>
         <w:rPr>
           <w:rFonts w:hint="eastAsia"/>
+          <w:color w:val="000000"/>
+          <w:sz w:val="32"/>
           <w:lang w:eastAsia="zh-CN"/>
         </w:rPr>
         <w:t xml:space="preserve"> </w:t>
@@ -584,6 +691,8 @@
       <w:r>
         <w:rPr>
           <w:rFonts w:hint="eastAsia"/>
+          <w:color w:val="000000"/>
+          <w:sz w:val="32"/>
           <w:lang w:eastAsia="zh-CN"/>
         </w:rPr>
         <w:t xml:space="preserve"> </w:t>
@@ -591,6 +700,8 @@
       <w:r>
         <w:rPr>
           <w:rFonts w:hint="eastAsia"/>
+          <w:color w:val="000000"/>
+          <w:sz w:val="32"/>
           <w:lang w:eastAsia="zh-CN"/>
         </w:rPr>
         <w:t xml:space="preserve"> </w:t>
@@ -598,7 +709,11 @@
     </w:p>
     <w:p>
       <w:pPr>
-        <w:rPr>
+        <w:spacing w:after="0"/>
+        <w:ind w:firstLine="1600"/>
+        <w:rPr>
+          <w:color w:val="000000"/>
+          <w:sz w:val="32"/>
           <w:u w:val="single"/>
           <w:lang w:eastAsia="zh-CN"/>
         </w:rPr>
@@ -606,7 +721,8 @@
       <w:r>
         <w:rPr>
           <w:rFonts w:hint="eastAsia"/>
-          <w:b/>
+          <w:color w:val="000000"/>
+          <w:sz w:val="32"/>
           <w:lang w:eastAsia="zh-CN"/>
         </w:rPr>
         <w:t>完成日期：</w:t>
@@ -614,6 +730,8 @@
       <w:r>
         <w:rPr>
           <w:rFonts w:hint="eastAsia"/>
+          <w:color w:val="000000"/>
+          <w:sz w:val="32"/>
           <w:lang w:eastAsia="zh-CN"/>
         </w:rPr>
         <w:t xml:space="preserve">  2026</w:t>
@@ -621,6 +739,8 @@
       <w:r>
         <w:rPr>
           <w:rFonts w:hint="eastAsia"/>
+          <w:color w:val="000000"/>
+          <w:sz w:val="32"/>
           <w:lang w:eastAsia="zh-CN"/>
         </w:rPr>
         <w:t>年</w:t>
@@ -628,6 +748,8 @@
       <w:r>
         <w:rPr>
           <w:rFonts w:hint="eastAsia"/>
+          <w:color w:val="000000"/>
+          <w:sz w:val="32"/>
           <w:lang w:eastAsia="zh-CN"/>
         </w:rPr>
         <w:t>6</w:t>
@@ -635,6 +757,8 @@
       <w:r>
         <w:rPr>
           <w:rFonts w:hint="eastAsia"/>
+          <w:color w:val="000000"/>
+          <w:sz w:val="32"/>
           <w:lang w:eastAsia="zh-CN"/>
         </w:rPr>
         <w:t>月</w:t>
@@ -642,6 +766,8 @@
       <w:r>
         <w:rPr>
           <w:rFonts w:hint="eastAsia"/>
+          <w:color w:val="000000"/>
+          <w:sz w:val="32"/>
           <w:lang w:eastAsia="zh-CN"/>
         </w:rPr>
         <w:t>29</w:t>
@@ -649,6 +775,8 @@
       <w:r>
         <w:rPr>
           <w:rFonts w:hint="eastAsia"/>
+          <w:color w:val="000000"/>
+          <w:sz w:val="32"/>
           <w:lang w:eastAsia="zh-CN"/>
         </w:rPr>
         <w:t>日</w:t>
@@ -656,6 +784,8 @@
       <w:r>
         <w:rPr>
           <w:rFonts w:hint="eastAsia"/>
+          <w:color w:val="000000"/>
+          <w:sz w:val="32"/>
           <w:lang w:eastAsia="zh-CN"/>
         </w:rPr>
         <w:t xml:space="preserve">  </w:t>
@@ -705,15 +835,24 @@
     </w:p>
     <w:p>
       <w:pPr>
-        <w:rPr>
+        <w:spacing w:after="0"/>
+        <w:jc w:val="center"/>
+        <w:rPr>
+          <w:rFonts w:eastAsia="黑体"/>
+          <w:b/>
           <w:bCs/>
+          <w:color w:val="000000"/>
           <w:spacing w:val="40"/>
+          <w:sz w:val="36"/>
           <w:lang w:eastAsia="zh-CN"/>
         </w:rPr>
       </w:pPr>
       <w:r>
         <w:rPr>
-          <w:rFonts w:hint="eastAsia"/>
+          <w:rFonts w:eastAsia="黑体" w:hint="eastAsia"/>
+          <w:b/>
+          <w:color w:val="000000"/>
+          <w:sz w:val="36"/>
           <w:lang w:eastAsia="zh-CN"/>
         </w:rPr>
         <w:t>山东科技大学</w:t>
@@ -728,24 +867,42 @@
     </w:p>
     <w:p>
       <w:pPr>
-        <w:rPr>
+        <w:spacing w:after="240"/>
+        <w:jc w:val="center"/>
+        <w:rPr>
+          <w:rFonts w:eastAsia="黑体"/>
+          <w:b/>
+          <w:color w:val="000000"/>
+          <w:sz w:val="36"/>
           <w:lang w:eastAsia="zh-CN"/>
         </w:rPr>
       </w:pPr>
       <w:r>
         <w:rPr>
+          <w:rFonts w:eastAsia="黑体"/>
+          <w:b/>
+          <w:color w:val="000000"/>
+          <w:sz w:val="36"/>
           <w:lang w:eastAsia="zh-CN"/>
         </w:rPr>
         <w:t>摘</w:t>
       </w:r>
       <w:r>
         <w:rPr>
+          <w:rFonts w:eastAsia="黑体"/>
+          <w:b/>
+          <w:color w:val="000000"/>
+          <w:sz w:val="36"/>
           <w:lang w:eastAsia="zh-CN"/>
         </w:rPr>
         <w:t xml:space="preserve">  </w:t>
       </w:r>
       <w:r>
         <w:rPr>
+          <w:rFonts w:eastAsia="黑体"/>
+          <w:b/>
+          <w:color w:val="000000"/>
+          <w:sz w:val="36"/>
           <w:lang w:eastAsia="zh-CN"/>
         </w:rPr>
         <w:t>要</w:t>
@@ -980,12 +1137,22 @@
     </w:p>
     <w:p>
       <w:pPr>
-        <w:rPr>
+        <w:spacing w:after="240"/>
+        <w:jc w:val="center"/>
+        <w:rPr>
+          <w:rFonts w:eastAsia="黑体"/>
+          <w:b/>
+          <w:color w:val="000000"/>
+          <w:sz w:val="36"/>
           <w:lang w:eastAsia="zh-CN"/>
         </w:rPr>
       </w:pPr>
       <w:r>
         <w:rPr>
+          <w:rFonts w:eastAsia="黑体"/>
+          <w:b/>
+          <w:color w:val="000000"/>
+          <w:sz w:val="36"/>
           <w:lang w:eastAsia="zh-CN"/>
         </w:rPr>
         <w:lastRenderedPageBreak/>
@@ -993,12 +1160,20 @@
       </w:r>
       <w:r>
         <w:rPr>
+          <w:rFonts w:eastAsia="黑体"/>
+          <w:b/>
+          <w:color w:val="000000"/>
+          <w:sz w:val="36"/>
           <w:lang w:eastAsia="zh-CN"/>
         </w:rPr>
         <w:t xml:space="preserve">  </w:t>
       </w:r>
       <w:r>
         <w:rPr>
+          <w:rFonts w:eastAsia="黑体"/>
+          <w:b/>
+          <w:color w:val="000000"/>
+          <w:sz w:val="36"/>
           <w:lang w:eastAsia="zh-CN"/>
         </w:rPr>
         <w:t>录</w:t>
@@ -1039,7 +1214,7 @@
         </w:rPr>
         <w:fldChar w:fldCharType="separate"/>
       </w:r>
-      <w:hyperlink w:anchor="_Toc233969204" w:history="1">
+      <w:hyperlink w:anchor="_Toc233969469" w:history="1">
         <w:r>
           <w:rPr>
             <w:rStyle w:val="affb"/>
@@ -1087,7 +1262,7 @@
             <w:noProof/>
             <w:webHidden/>
           </w:rPr>
-          <w:instrText>PAGEREF _Toc233969204 \h</w:instrText>
+          <w:instrText>PAGEREF _Toc233969469 \h</w:instrText>
         </w:r>
         <w:r>
           <w:rPr>
@@ -1145,7 +1320,7 @@
           <w14:ligatures w14:val="standardContextual"/>
         </w:rPr>
       </w:pPr>
-      <w:hyperlink w:anchor="_Toc233969205" w:history="1">
+      <w:hyperlink w:anchor="_Toc233969470" w:history="1">
         <w:r>
           <w:rPr>
             <w:rStyle w:val="affb"/>
@@ -1193,7 +1368,7 @@
             <w:noProof/>
             <w:webHidden/>
           </w:rPr>
-          <w:instrText>PAGEREF _Toc233969205 \h</w:instrText>
+          <w:instrText>PAGEREF _Toc233969470 \h</w:instrText>
         </w:r>
         <w:r>
           <w:rPr>
@@ -1251,7 +1426,7 @@
           <w14:ligatures w14:val="standardContextual"/>
         </w:rPr>
       </w:pPr>
-      <w:hyperlink w:anchor="_Toc233969206" w:history="1">
+      <w:hyperlink w:anchor="_Toc233969471" w:history="1">
         <w:r>
           <w:rPr>
             <w:rStyle w:val="affb"/>
@@ -1299,7 +1474,7 @@
             <w:noProof/>
             <w:webHidden/>
           </w:rPr>
-          <w:instrText>PAGEREF _Toc233969206 \h</w:instrText>
+          <w:instrText>PAGEREF _Toc233969471 \h</w:instrText>
         </w:r>
         <w:r>
           <w:rPr>
@@ -1356,7 +1531,7 @@
           <w14:ligatures w14:val="standardContextual"/>
         </w:rPr>
       </w:pPr>
-      <w:hyperlink w:anchor="_Toc233969207" w:history="1">
+      <w:hyperlink w:anchor="_Toc233969472" w:history="1">
         <w:r>
           <w:rPr>
             <w:rStyle w:val="affb"/>
@@ -1404,7 +1579,7 @@
             <w:noProof/>
             <w:webHidden/>
           </w:rPr>
-          <w:instrText>PAGEREF _Toc233969207 \h</w:instrText>
+          <w:instrText>PAGEREF _Toc233969472 \h</w:instrText>
         </w:r>
         <w:r>
           <w:rPr>
@@ -1462,7 +1637,7 @@
           <w14:ligatures w14:val="standardContextual"/>
         </w:rPr>
       </w:pPr>
-      <w:hyperlink w:anchor="_Toc233969208" w:history="1">
+      <w:hyperlink w:anchor="_Toc233969473" w:history="1">
         <w:r>
           <w:rPr>
             <w:rStyle w:val="affb"/>
@@ -1510,7 +1685,7 @@
             <w:noProof/>
             <w:webHidden/>
           </w:rPr>
-          <w:instrText>PAGEREF _Toc233969208 \h</w:instrText>
+          <w:instrText>PAGEREF _Toc233969473 \h</w:instrText>
         </w:r>
         <w:r>
           <w:rPr>
@@ -1568,7 +1743,7 @@
           <w14:ligatures w14:val="standardContextual"/>
         </w:rPr>
       </w:pPr>
-      <w:hyperlink w:anchor="_Toc233969209" w:history="1">
+      <w:hyperlink w:anchor="_Toc233969474" w:history="1">
         <w:r>
           <w:rPr>
             <w:rStyle w:val="affb"/>
@@ -1616,7 +1791,7 @@
             <w:noProof/>
             <w:webHidden/>
           </w:rPr>
-          <w:instrText>PAGEREF _Toc233969209 \h</w:instrText>
+          <w:instrText>PAGEREF _Toc233969474 \h</w:instrText>
         </w:r>
         <w:r>
           <w:rPr>
@@ -1673,7 +1848,7 @@
           <w14:ligatures w14:val="standardContextual"/>
         </w:rPr>
       </w:pPr>
-      <w:hyperlink w:anchor="_Toc233969210" w:history="1">
+      <w:hyperlink w:anchor="_Toc233969475" w:history="1">
         <w:r>
           <w:rPr>
             <w:rStyle w:val="affb"/>
@@ -1721,7 +1896,7 @@
             <w:noProof/>
             <w:webHidden/>
           </w:rPr>
-          <w:instrText>PAGEREF _Toc233969210 \h</w:instrText>
+          <w:instrText>PAGEREF _Toc233969475 \h</w:instrText>
         </w:r>
         <w:r>
           <w:rPr>
@@ -1779,7 +1954,7 @@
           <w14:ligatures w14:val="standardContextual"/>
         </w:rPr>
       </w:pPr>
-      <w:hyperlink w:anchor="_Toc233969211" w:history="1">
+      <w:hyperlink w:anchor="_Toc233969476" w:history="1">
         <w:r>
           <w:rPr>
             <w:rStyle w:val="affb"/>
@@ -1827,7 +2002,7 @@
             <w:noProof/>
             <w:webHidden/>
           </w:rPr>
-          <w:instrText>PAGEREF _Toc233969211 \h</w:instrText>
+          <w:instrText>PAGEREF _Toc233969476 \h</w:instrText>
         </w:r>
         <w:r>
           <w:rPr>
@@ -1885,7 +2060,7 @@
           <w14:ligatures w14:val="standardContextual"/>
         </w:rPr>
       </w:pPr>
-      <w:hyperlink w:anchor="_Toc233969212" w:history="1">
+      <w:hyperlink w:anchor="_Toc233969477" w:history="1">
         <w:r>
           <w:rPr>
             <w:rStyle w:val="affb"/>
@@ -1931,7 +2106,7 @@
             <w:noProof/>
             <w:webHidden/>
           </w:rPr>
-          <w:instrText>PAGEREF _Toc233969212 \h</w:instrText>
+          <w:instrText>PAGEREF _Toc233969477 \h</w:instrText>
         </w:r>
         <w:r>
           <w:rPr>
@@ -1989,7 +2164,7 @@
           <w14:ligatures w14:val="standardContextual"/>
         </w:rPr>
       </w:pPr>
-      <w:hyperlink w:anchor="_Toc233969213" w:history="1">
+      <w:hyperlink w:anchor="_Toc233969478" w:history="1">
         <w:r>
           <w:rPr>
             <w:rStyle w:val="affb"/>
@@ -2037,7 +2212,7 @@
             <w:noProof/>
             <w:webHidden/>
           </w:rPr>
-          <w:instrText>PAGEREF _Toc233969213 \h</w:instrText>
+          <w:instrText>PAGEREF _Toc233969478 \h</w:instrText>
         </w:r>
         <w:r>
           <w:rPr>
@@ -2094,7 +2269,7 @@
           <w14:ligatures w14:val="standardContextual"/>
         </w:rPr>
       </w:pPr>
-      <w:hyperlink w:anchor="_Toc233969214" w:history="1">
+      <w:hyperlink w:anchor="_Toc233969479" w:history="1">
         <w:r>
           <w:rPr>
             <w:rStyle w:val="affb"/>
@@ -2142,7 +2317,7 @@
             <w:noProof/>
             <w:webHidden/>
           </w:rPr>
-          <w:instrText>PAGEREF _Toc233969214 \h</w:instrText>
+          <w:instrText>PAGEREF _Toc233969479 \h</w:instrText>
         </w:r>
         <w:r>
           <w:rPr>
@@ -2200,7 +2375,7 @@
           <w14:ligatures w14:val="standardContextual"/>
         </w:rPr>
       </w:pPr>
-      <w:hyperlink w:anchor="_Toc233969215" w:history="1">
+      <w:hyperlink w:anchor="_Toc233969480" w:history="1">
         <w:r>
           <w:rPr>
             <w:rStyle w:val="affb"/>
@@ -2248,7 +2423,7 @@
             <w:noProof/>
             <w:webHidden/>
           </w:rPr>
-          <w:instrText>PAGEREF _Toc233969215 \h</w:instrText>
+          <w:instrText>PAGEREF _Toc233969480 \h</w:instrText>
         </w:r>
         <w:r>
           <w:rPr>
@@ -2306,7 +2481,7 @@
           <w14:ligatures w14:val="standardContextual"/>
         </w:rPr>
       </w:pPr>
-      <w:hyperlink w:anchor="_Toc233969216" w:history="1">
+      <w:hyperlink w:anchor="_Toc233969481" w:history="1">
         <w:r>
           <w:rPr>
             <w:rStyle w:val="affb"/>
@@ -2354,7 +2529,7 @@
             <w:noProof/>
             <w:webHidden/>
           </w:rPr>
-          <w:instrText>PAGEREF _Toc233969216 \h</w:instrText>
+          <w:instrText>PAGEREF _Toc233969481 \h</w:instrText>
         </w:r>
         <w:r>
           <w:rPr>
@@ -2412,7 +2587,7 @@
           <w14:ligatures w14:val="standardContextual"/>
         </w:rPr>
       </w:pPr>
-      <w:hyperlink w:anchor="_Toc233969217" w:history="1">
+      <w:hyperlink w:anchor="_Toc233969482" w:history="1">
         <w:r>
           <w:rPr>
             <w:rStyle w:val="affb"/>
@@ -2460,7 +2635,7 @@
             <w:noProof/>
             <w:webHidden/>
           </w:rPr>
-          <w:instrText>PAGEREF _Toc233969217 \h</w:instrText>
+          <w:instrText>PAGEREF _Toc233969482 \h</w:instrText>
         </w:r>
         <w:r>
           <w:rPr>
@@ -2517,7 +2692,7 @@
           <w14:ligatures w14:val="standardContextual"/>
         </w:rPr>
       </w:pPr>
-      <w:hyperlink w:anchor="_Toc233969218" w:history="1">
+      <w:hyperlink w:anchor="_Toc233969483" w:history="1">
         <w:r>
           <w:rPr>
             <w:rStyle w:val="affb"/>
@@ -2565,7 +2740,7 @@
             <w:noProof/>
             <w:webHidden/>
           </w:rPr>
-          <w:instrText>PAGEREF _Toc233969218 \h</w:instrText>
+          <w:instrText>PAGEREF _Toc233969483 \h</w:instrText>
         </w:r>
         <w:r>
           <w:rPr>
@@ -2623,7 +2798,7 @@
           <w14:ligatures w14:val="standardContextual"/>
         </w:rPr>
       </w:pPr>
-      <w:hyperlink w:anchor="_Toc233969219" w:history="1">
+      <w:hyperlink w:anchor="_Toc233969484" w:history="1">
         <w:r>
           <w:rPr>
             <w:rStyle w:val="affb"/>
@@ -2671,7 +2846,7 @@
             <w:noProof/>
             <w:webHidden/>
           </w:rPr>
-          <w:instrText>PAGEREF _Toc233969219 \h</w:instrText>
+          <w:instrText>PAGEREF _Toc233969484 \h</w:instrText>
         </w:r>
         <w:r>
           <w:rPr>
@@ -2729,7 +2904,7 @@
           <w14:ligatures w14:val="standardContextual"/>
         </w:rPr>
       </w:pPr>
-      <w:hyperlink w:anchor="_Toc233969220" w:history="1">
+      <w:hyperlink w:anchor="_Toc233969485" w:history="1">
         <w:r>
           <w:rPr>
             <w:rStyle w:val="affb"/>
@@ -2777,7 +2952,7 @@
             <w:noProof/>
             <w:webHidden/>
           </w:rPr>
-          <w:instrText>PAGEREF _Toc233969220 \h</w:instrText>
+          <w:instrText>PAGEREF _Toc233969485 \h</w:instrText>
         </w:r>
         <w:r>
           <w:rPr>
@@ -2835,7 +3010,7 @@
           <w14:ligatures w14:val="standardContextual"/>
         </w:rPr>
       </w:pPr>
-      <w:hyperlink w:anchor="_Toc233969221" w:history="1">
+      <w:hyperlink w:anchor="_Toc233969486" w:history="1">
         <w:r>
           <w:rPr>
             <w:rStyle w:val="affb"/>
@@ -2881,7 +3056,7 @@
             <w:noProof/>
             <w:webHidden/>
           </w:rPr>
-          <w:instrText>PAGEREF _Toc233969221 \h</w:instrText>
+          <w:instrText>PAGEREF _Toc233969486 \h</w:instrText>
         </w:r>
         <w:r>
           <w:rPr>
@@ -2938,7 +3113,7 @@
           <w14:ligatures w14:val="standardContextual"/>
         </w:rPr>
       </w:pPr>
-      <w:hyperlink w:anchor="_Toc233969222" w:history="1">
+      <w:hyperlink w:anchor="_Toc233969487" w:history="1">
         <w:r>
           <w:rPr>
             <w:rStyle w:val="affb"/>
@@ -2986,7 +3161,7 @@
             <w:noProof/>
             <w:webHidden/>
           </w:rPr>
-          <w:instrText>PAGEREF _Toc233969222 \h</w:instrText>
+          <w:instrText>PAGEREF _Toc233969487 \h</w:instrText>
         </w:r>
         <w:r>
           <w:rPr>
@@ -3043,7 +3218,7 @@
           <w14:ligatures w14:val="standardContextual"/>
         </w:rPr>
       </w:pPr>
-      <w:hyperlink w:anchor="_Toc233969223" w:history="1">
+      <w:hyperlink w:anchor="_Toc233969488" w:history="1">
         <w:r>
           <w:rPr>
             <w:rStyle w:val="affb"/>
@@ -3081,7 +3256,7 @@
             <w:noProof/>
             <w:webHidden/>
           </w:rPr>
-          <w:instrText>PAGEREF _Toc233969223 \h</w:instrText>
+          <w:instrText>PAGEREF _Toc233969488 \h</w:instrText>
         </w:r>
         <w:r>
           <w:rPr>
@@ -3128,12 +3303,8 @@
           <w:lang w:eastAsia="zh-CN"/>
         </w:rPr>
         <w:sectPr>
-          <w:headerReference w:type="even" r:id="rId8"/>
-          <w:headerReference w:type="default" r:id="rId9"/>
-          <w:footerReference w:type="even" r:id="rId10"/>
-          <w:footerReference w:type="default" r:id="rId11"/>
-          <w:headerReference w:type="first" r:id="rId12"/>
-          <w:footerReference w:type="first" r:id="rId13"/>
+          <w:footerReference w:type="even" r:id="rId8"/>
+          <w:footerReference w:type="default" r:id="rId9"/>
           <w:pgSz w:w="11906" w:h="16838"/>
           <w:pgMar w:top="1440" w:right="1797" w:bottom="1440" w:left="1797" w:header="720" w:footer="720" w:gutter="0"/>
           <w:pgNumType w:start="1"/>
@@ -3157,7 +3328,7 @@
       </w:pPr>
       <w:bookmarkStart w:id="1" w:name="_Toc233968964"/>
       <w:bookmarkStart w:id="2" w:name="_Toc233969115"/>
-      <w:bookmarkStart w:id="3" w:name="_Toc233969204"/>
+      <w:bookmarkStart w:id="3" w:name="_Toc233969469"/>
       <w:r>
         <w:rPr>
           <w:lang w:eastAsia="zh-CN"/>
@@ -3186,7 +3357,7 @@
       <w:bookmarkStart w:id="4" w:name="_Toc233967789"/>
       <w:bookmarkStart w:id="5" w:name="_Toc233968965"/>
       <w:bookmarkStart w:id="6" w:name="_Toc233969116"/>
-      <w:bookmarkStart w:id="7" w:name="_Toc233969205"/>
+      <w:bookmarkStart w:id="7" w:name="_Toc233969470"/>
       <w:r>
         <w:rPr>
           <w:lang w:eastAsia="zh-CN"/>
@@ -3240,7 +3411,7 @@
       <w:bookmarkStart w:id="8" w:name="_Toc233967790"/>
       <w:bookmarkStart w:id="9" w:name="_Toc233968966"/>
       <w:bookmarkStart w:id="10" w:name="_Toc233969117"/>
-      <w:bookmarkStart w:id="11" w:name="_Toc233969206"/>
+      <w:bookmarkStart w:id="11" w:name="_Toc233969471"/>
       <w:r>
         <w:rPr>
           <w:lang w:eastAsia="zh-CN"/>
@@ -3305,7 +3476,7 @@
       <w:bookmarkStart w:id="12" w:name="_Toc233967791"/>
       <w:bookmarkStart w:id="13" w:name="_Toc233968967"/>
       <w:bookmarkStart w:id="14" w:name="_Toc233969118"/>
-      <w:bookmarkStart w:id="15" w:name="_Toc233969207"/>
+      <w:bookmarkStart w:id="15" w:name="_Toc233969472"/>
       <w:r>
         <w:rPr>
           <w:lang w:eastAsia="zh-CN"/>
@@ -3333,7 +3504,7 @@
       <w:bookmarkStart w:id="16" w:name="_Toc233967792"/>
       <w:bookmarkStart w:id="17" w:name="_Toc233968968"/>
       <w:bookmarkStart w:id="18" w:name="_Toc233969119"/>
-      <w:bookmarkStart w:id="19" w:name="_Toc233969208"/>
+      <w:bookmarkStart w:id="19" w:name="_Toc233969473"/>
       <w:r>
         <w:rPr>
           <w:lang w:eastAsia="zh-CN"/>
@@ -3422,7 +3593,7 @@
       <w:bookmarkStart w:id="20" w:name="_Toc233967793"/>
       <w:bookmarkStart w:id="21" w:name="_Toc233968969"/>
       <w:bookmarkStart w:id="22" w:name="_Toc233969120"/>
-      <w:bookmarkStart w:id="23" w:name="_Toc233969209"/>
+      <w:bookmarkStart w:id="23" w:name="_Toc233969474"/>
       <w:r>
         <w:rPr>
           <w:lang w:eastAsia="zh-CN"/>
@@ -3696,7 +3867,7 @@
       <w:bookmarkStart w:id="24" w:name="_Toc233967794"/>
       <w:bookmarkStart w:id="25" w:name="_Toc233968970"/>
       <w:bookmarkStart w:id="26" w:name="_Toc233969121"/>
-      <w:bookmarkStart w:id="27" w:name="_Toc233969210"/>
+      <w:bookmarkStart w:id="27" w:name="_Toc233969475"/>
       <w:r>
         <w:rPr>
           <w:lang w:eastAsia="zh-CN"/>
@@ -3724,7 +3895,7 @@
       <w:bookmarkStart w:id="28" w:name="_Toc233967795"/>
       <w:bookmarkStart w:id="29" w:name="_Toc233968971"/>
       <w:bookmarkStart w:id="30" w:name="_Toc233969122"/>
-      <w:bookmarkStart w:id="31" w:name="_Toc233969211"/>
+      <w:bookmarkStart w:id="31" w:name="_Toc233969476"/>
       <w:r>
         <w:rPr>
           <w:lang w:eastAsia="zh-CN"/>
@@ -3810,7 +3981,7 @@
       <w:bookmarkStart w:id="32" w:name="_Toc233967796"/>
       <w:bookmarkStart w:id="33" w:name="_Toc233968972"/>
       <w:bookmarkStart w:id="34" w:name="_Toc233969123"/>
-      <w:bookmarkStart w:id="35" w:name="_Toc233969212"/>
+      <w:bookmarkStart w:id="35" w:name="_Toc233969477"/>
       <w:r>
         <w:t xml:space="preserve">3.2 FastText </w:t>
       </w:r>
@@ -3894,7 +4065,7 @@
       <w:bookmarkStart w:id="36" w:name="_Toc233967797"/>
       <w:bookmarkStart w:id="37" w:name="_Toc233968973"/>
       <w:bookmarkStart w:id="38" w:name="_Toc233969124"/>
-      <w:bookmarkStart w:id="39" w:name="_Toc233969213"/>
+      <w:bookmarkStart w:id="39" w:name="_Toc233969478"/>
       <w:r>
         <w:rPr>
           <w:lang w:eastAsia="zh-CN"/>
@@ -4007,7 +4178,7 @@
       <w:bookmarkStart w:id="40" w:name="_Toc233967798"/>
       <w:bookmarkStart w:id="41" w:name="_Toc233968974"/>
       <w:bookmarkStart w:id="42" w:name="_Toc233969125"/>
-      <w:bookmarkStart w:id="43" w:name="_Toc233969214"/>
+      <w:bookmarkStart w:id="43" w:name="_Toc233969479"/>
       <w:r>
         <w:rPr>
           <w:lang w:eastAsia="zh-CN"/>
@@ -4035,7 +4206,7 @@
       <w:bookmarkStart w:id="44" w:name="_Toc233967799"/>
       <w:bookmarkStart w:id="45" w:name="_Toc233968975"/>
       <w:bookmarkStart w:id="46" w:name="_Toc233969126"/>
-      <w:bookmarkStart w:id="47" w:name="_Toc233969215"/>
+      <w:bookmarkStart w:id="47" w:name="_Toc233969480"/>
       <w:r>
         <w:rPr>
           <w:lang w:eastAsia="zh-CN"/>
@@ -4241,7 +4412,7 @@
       <w:bookmarkStart w:id="48" w:name="_Toc233967800"/>
       <w:bookmarkStart w:id="49" w:name="_Toc233968976"/>
       <w:bookmarkStart w:id="50" w:name="_Toc233969127"/>
-      <w:bookmarkStart w:id="51" w:name="_Toc233969216"/>
+      <w:bookmarkStart w:id="51" w:name="_Toc233969481"/>
       <w:r>
         <w:rPr>
           <w:lang w:eastAsia="zh-CN"/>
@@ -4342,7 +4513,7 @@
       <w:bookmarkStart w:id="52" w:name="_Toc233967801"/>
       <w:bookmarkStart w:id="53" w:name="_Toc233968977"/>
       <w:bookmarkStart w:id="54" w:name="_Toc233969128"/>
-      <w:bookmarkStart w:id="55" w:name="_Toc233969217"/>
+      <w:bookmarkStart w:id="55" w:name="_Toc233969482"/>
       <w:r>
         <w:rPr>
           <w:lang w:eastAsia="zh-CN"/>
@@ -4527,7 +4698,7 @@
       <w:bookmarkStart w:id="56" w:name="_Toc233967802"/>
       <w:bookmarkStart w:id="57" w:name="_Toc233968978"/>
       <w:bookmarkStart w:id="58" w:name="_Toc233969129"/>
-      <w:bookmarkStart w:id="59" w:name="_Toc233969218"/>
+      <w:bookmarkStart w:id="59" w:name="_Toc233969483"/>
       <w:r>
         <w:rPr>
           <w:lang w:eastAsia="zh-CN"/>
@@ -4555,7 +4726,7 @@
       <w:bookmarkStart w:id="60" w:name="_Toc233967803"/>
       <w:bookmarkStart w:id="61" w:name="_Toc233968979"/>
       <w:bookmarkStart w:id="62" w:name="_Toc233969130"/>
-      <w:bookmarkStart w:id="63" w:name="_Toc233969219"/>
+      <w:bookmarkStart w:id="63" w:name="_Toc233969484"/>
       <w:r>
         <w:rPr>
           <w:lang w:eastAsia="zh-CN"/>
@@ -4684,7 +4855,7 @@
       <w:bookmarkStart w:id="64" w:name="_Toc233967804"/>
       <w:bookmarkStart w:id="65" w:name="_Toc233968980"/>
       <w:bookmarkStart w:id="66" w:name="_Toc233969131"/>
-      <w:bookmarkStart w:id="67" w:name="_Toc233969220"/>
+      <w:bookmarkStart w:id="67" w:name="_Toc233969485"/>
       <w:r>
         <w:rPr>
           <w:lang w:eastAsia="zh-CN"/>
@@ -6773,7 +6944,7 @@
       </w:pPr>
       <w:bookmarkStart w:id="160" w:name="_Toc233969068"/>
       <w:bookmarkStart w:id="161" w:name="_Toc233969136"/>
-      <w:bookmarkStart w:id="162" w:name="_Toc233969221"/>
+      <w:bookmarkStart w:id="162" w:name="_Toc233969486"/>
       <w:r>
         <w:lastRenderedPageBreak/>
         <w:t xml:space="preserve">5.3 </w:t>
@@ -6951,7 +7122,7 @@
       <w:bookmarkStart w:id="163" w:name="_Toc233967806"/>
       <w:bookmarkStart w:id="164" w:name="_Toc233969069"/>
       <w:bookmarkStart w:id="165" w:name="_Toc233969137"/>
-      <w:bookmarkStart w:id="166" w:name="_Toc233969222"/>
+      <w:bookmarkStart w:id="166" w:name="_Toc233969487"/>
       <w:r>
         <w:rPr>
           <w:lang w:eastAsia="zh-CN"/>
@@ -7122,7 +7293,7 @@
       <w:bookmarkStart w:id="167" w:name="_Toc233967807"/>
       <w:bookmarkStart w:id="168" w:name="_Toc233969070"/>
       <w:bookmarkStart w:id="169" w:name="_Toc233969138"/>
-      <w:bookmarkStart w:id="170" w:name="_Toc233969223"/>
+      <w:bookmarkStart w:id="170" w:name="_Toc233969488"/>
       <w:r>
         <w:t>参考文献</w:t>
       </w:r>
@@ -7169,7 +7340,7 @@
       </w:r>
     </w:p>
     <w:sectPr>
-      <w:footerReference w:type="default" r:id="rId14"/>
+      <w:footerReference w:type="default" r:id="rId10"/>
       <w:pgSz w:w="11906" w:h="16838"/>
       <w:pgMar w:top="1440" w:right="1797" w:bottom="1440" w:left="1797" w:header="720" w:footer="720" w:gutter="0"/>
       <w:pgNumType w:start="1"/>
@@ -7258,16 +7429,6 @@
   <w:p>
     <w:pPr>
       <w:pStyle w:val="a7"/>
-    </w:pPr>
-  </w:p>
-</w:ftr>
-</file>
-
-<file path=word/footer4.xml><?xml version="1.0" encoding="utf-8"?>
-<w:ftr xmlns:wpc="http://schemas.microsoft.com/office/word/2010/wordprocessingCanvas" xmlns:cx="http://schemas.microsoft.com/office/drawing/2014/chartex" xmlns:cx1="http://schemas.microsoft.com/office/drawing/2015/9/8/chartex" xmlns:cx2="http://schemas.microsoft.com/office/drawing/2015/10/21/chartex" xmlns:cx3="http://schemas.microsoft.com/office/drawing/2016/5/9/chartex" xmlns:cx4="http://schemas.microsoft.com/office/drawing/2016/5/10/chartex" xmlns:cx5="http://schemas.microsoft.com/office/drawing/2016/5/11/chartex" xmlns:cx6="http://schemas.microsoft.com/office/drawing/2016/5/12/chartex" xmlns:cx7="http://schemas.microsoft.com/office/drawing/2016/5/13/chartex" xmlns:cx8="http://schemas.microsoft.com/office/drawing/2016/5/14/chartex" xmlns:mc="http://schemas.openxmlformats.org/markup-compatibility/2006" xmlns:aink="http://schemas.microsoft.com/office/drawing/2016/ink" xmlns:am3d="http://schemas.microsoft.com/office/drawing/2017/model3d" xmlns:o="urn:schemas-microsoft-com:office:office" xmlns:oel="http://schemas.microsoft.com/office/2019/extlst" xmlns:r="http://schemas.openxmlformats.org/officeDocument/2006/relationships" xmlns:m="http://schemas.openxmlformats.org/officeDocument/2006/math" xmlns:v="urn:schemas-microsoft-com:vml" xmlns:wp14="http://schemas.microsoft.com/office/word/2010/wordprocessingDrawing" xmlns:wp="http://schemas.openxmlformats.org/drawingml/2006/wordprocessingDrawing" xmlns:w10="urn:schemas-microsoft-com:office:word" xmlns:w="http://schemas.openxmlformats.org/wordprocessingml/2006/main" xmlns:w14="http://schemas.microsoft.com/office/word/2010/wordml" xmlns:w15="http://schemas.microsoft.com/office/word/2012/wordml" xmlns:w16cex="http://schemas.microsoft.com/office/word/2018/wordml/cex" xmlns:w16cid="http://schemas.microsoft.com/office/word/2016/wordml/cid" xmlns:w16="http://schemas.microsoft.com/office/word/2018/wordml" xmlns:w16sdtdh="http://schemas.microsoft.com/office/word/2020/wordml/sdtdatahash" xmlns:w16se="http://schemas.microsoft.com/office/word/2015/wordml/symex" xmlns:wpg="http://schemas.microsoft.com/office/word/2010/wordprocessingGroup" xmlns:wpi="http://schemas.microsoft.com/office/word/2010/wordprocessingInk" xmlns:wne="http://schemas.microsoft.com/office/word/2006/wordml" xmlns:wps="http://schemas.microsoft.com/office/word/2010/wordprocessingShape" mc:Ignorable="w14 w15 w16se w16cid w16 w16cex w16sdtdh wp14">
-  <w:p>
-    <w:pPr>
-      <w:pStyle w:val="a7"/>
       <w:framePr w:wrap="around" w:vAnchor="text" w:hAnchor="margin" w:xAlign="center" w:y="1"/>
       <w:rPr>
         <w:rStyle w:val="affc"/>
@@ -7337,36 +7498,6 @@
     </w:p>
   </w:footnote>
 </w:footnotes>
-</file>
-
-<file path=word/header1.xml><?xml version="1.0" encoding="utf-8"?>
-<w:hdr xmlns:wpc="http://schemas.microsoft.com/office/word/2010/wordprocessingCanvas" xmlns:cx="http://schemas.microsoft.com/office/drawing/2014/chartex" xmlns:cx1="http://schemas.microsoft.com/office/drawing/2015/9/8/chartex" xmlns:cx2="http://schemas.microsoft.com/office/drawing/2015/10/21/chartex" xmlns:cx3="http://schemas.microsoft.com/office/drawing/2016/5/9/chartex" xmlns:cx4="http://schemas.microsoft.com/office/drawing/2016/5/10/chartex" xmlns:cx5="http://schemas.microsoft.com/office/drawing/2016/5/11/chartex" xmlns:cx6="http://schemas.microsoft.com/office/drawing/2016/5/12/chartex" xmlns:cx7="http://schemas.microsoft.com/office/drawing/2016/5/13/chartex" xmlns:cx8="http://schemas.microsoft.com/office/drawing/2016/5/14/chartex" xmlns:mc="http://schemas.openxmlformats.org/markup-compatibility/2006" xmlns:aink="http://schemas.microsoft.com/office/drawing/2016/ink" xmlns:am3d="http://schemas.microsoft.com/office/drawing/2017/model3d" xmlns:o="urn:schemas-microsoft-com:office:office" xmlns:oel="http://schemas.microsoft.com/office/2019/extlst" xmlns:r="http://schemas.openxmlformats.org/officeDocument/2006/relationships" xmlns:m="http://schemas.openxmlformats.org/officeDocument/2006/math" xmlns:v="urn:schemas-microsoft-com:vml" xmlns:wp14="http://schemas.microsoft.com/office/word/2010/wordprocessingDrawing" xmlns:wp="http://schemas.openxmlformats.org/drawingml/2006/wordprocessingDrawing" xmlns:w10="urn:schemas-microsoft-com:office:word" xmlns:w="http://schemas.openxmlformats.org/wordprocessingml/2006/main" xmlns:w14="http://schemas.microsoft.com/office/word/2010/wordml" xmlns:w15="http://schemas.microsoft.com/office/word/2012/wordml" xmlns:w16cex="http://schemas.microsoft.com/office/word/2018/wordml/cex" xmlns:w16cid="http://schemas.microsoft.com/office/word/2016/wordml/cid" xmlns:w16="http://schemas.microsoft.com/office/word/2018/wordml" xmlns:w16sdtdh="http://schemas.microsoft.com/office/word/2020/wordml/sdtdatahash" xmlns:w16se="http://schemas.microsoft.com/office/word/2015/wordml/symex" xmlns:wpg="http://schemas.microsoft.com/office/word/2010/wordprocessingGroup" xmlns:wpi="http://schemas.microsoft.com/office/word/2010/wordprocessingInk" xmlns:wne="http://schemas.microsoft.com/office/word/2006/wordml" xmlns:wps="http://schemas.microsoft.com/office/word/2010/wordprocessingShape" mc:Ignorable="w14 w15 w16se w16cid w16 w16cex w16sdtdh wp14">
-  <w:p>
-    <w:pPr>
-      <w:pStyle w:val="a5"/>
-    </w:pPr>
-  </w:p>
-</w:hdr>
-</file>
-
-<file path=word/header2.xml><?xml version="1.0" encoding="utf-8"?>
-<w:hdr xmlns:wpc="http://schemas.microsoft.com/office/word/2010/wordprocessingCanvas" xmlns:cx="http://schemas.microsoft.com/office/drawing/2014/chartex" xmlns:cx1="http://schemas.microsoft.com/office/drawing/2015/9/8/chartex" xmlns:cx2="http://schemas.microsoft.com/office/drawing/2015/10/21/chartex" xmlns:cx3="http://schemas.microsoft.com/office/drawing/2016/5/9/chartex" xmlns:cx4="http://schemas.microsoft.com/office/drawing/2016/5/10/chartex" xmlns:cx5="http://schemas.microsoft.com/office/drawing/2016/5/11/chartex" xmlns:cx6="http://schemas.microsoft.com/office/drawing/2016/5/12/chartex" xmlns:cx7="http://schemas.microsoft.com/office/drawing/2016/5/13/chartex" xmlns:cx8="http://schemas.microsoft.com/office/drawing/2016/5/14/chartex" xmlns:mc="http://schemas.openxmlformats.org/markup-compatibility/2006" xmlns:aink="http://schemas.microsoft.com/office/drawing/2016/ink" xmlns:am3d="http://schemas.microsoft.com/office/drawing/2017/model3d" xmlns:o="urn:schemas-microsoft-com:office:office" xmlns:oel="http://schemas.microsoft.com/office/2019/extlst" xmlns:r="http://schemas.openxmlformats.org/officeDocument/2006/relationships" xmlns:m="http://schemas.openxmlformats.org/officeDocument/2006/math" xmlns:v="urn:schemas-microsoft-com:vml" xmlns:wp14="http://schemas.microsoft.com/office/word/2010/wordprocessingDrawing" xmlns:wp="http://schemas.openxmlformats.org/drawingml/2006/wordprocessingDrawing" xmlns:w10="urn:schemas-microsoft-com:office:word" xmlns:w="http://schemas.openxmlformats.org/wordprocessingml/2006/main" xmlns:w14="http://schemas.microsoft.com/office/word/2010/wordml" xmlns:w15="http://schemas.microsoft.com/office/word/2012/wordml" xmlns:w16cex="http://schemas.microsoft.com/office/word/2018/wordml/cex" xmlns:w16cid="http://schemas.microsoft.com/office/word/2016/wordml/cid" xmlns:w16="http://schemas.microsoft.com/office/word/2018/wordml" xmlns:w16sdtdh="http://schemas.microsoft.com/office/word/2020/wordml/sdtdatahash" xmlns:w16se="http://schemas.microsoft.com/office/word/2015/wordml/symex" xmlns:wpg="http://schemas.microsoft.com/office/word/2010/wordprocessingGroup" xmlns:wpi="http://schemas.microsoft.com/office/word/2010/wordprocessingInk" xmlns:wne="http://schemas.microsoft.com/office/word/2006/wordml" xmlns:wps="http://schemas.microsoft.com/office/word/2010/wordprocessingShape" mc:Ignorable="w14 w15 w16se w16cid w16 w16cex w16sdtdh wp14">
-  <w:p>
-    <w:pPr>
-      <w:pStyle w:val="a5"/>
-    </w:pPr>
-  </w:p>
-</w:hdr>
-</file>
-
-<file path=word/header3.xml><?xml version="1.0" encoding="utf-8"?>
-<w:hdr xmlns:wpc="http://schemas.microsoft.com/office/word/2010/wordprocessingCanvas" xmlns:cx="http://schemas.microsoft.com/office/drawing/2014/chartex" xmlns:cx1="http://schemas.microsoft.com/office/drawing/2015/9/8/chartex" xmlns:cx2="http://schemas.microsoft.com/office/drawing/2015/10/21/chartex" xmlns:cx3="http://schemas.microsoft.com/office/drawing/2016/5/9/chartex" xmlns:cx4="http://schemas.microsoft.com/office/drawing/2016/5/10/chartex" xmlns:cx5="http://schemas.microsoft.com/office/drawing/2016/5/11/chartex" xmlns:cx6="http://schemas.microsoft.com/office/drawing/2016/5/12/chartex" xmlns:cx7="http://schemas.microsoft.com/office/drawing/2016/5/13/chartex" xmlns:cx8="http://schemas.microsoft.com/office/drawing/2016/5/14/chartex" xmlns:mc="http://schemas.openxmlformats.org/markup-compatibility/2006" xmlns:aink="http://schemas.microsoft.com/office/drawing/2016/ink" xmlns:am3d="http://schemas.microsoft.com/office/drawing/2017/model3d" xmlns:o="urn:schemas-microsoft-com:office:office" xmlns:oel="http://schemas.microsoft.com/office/2019/extlst" xmlns:r="http://schemas.openxmlformats.org/officeDocument/2006/relationships" xmlns:m="http://schemas.openxmlformats.org/officeDocument/2006/math" xmlns:v="urn:schemas-microsoft-com:vml" xmlns:wp14="http://schemas.microsoft.com/office/word/2010/wordprocessingDrawing" xmlns:wp="http://schemas.openxmlformats.org/drawingml/2006/wordprocessingDrawing" xmlns:w10="urn:schemas-microsoft-com:office:word" xmlns:w="http://schemas.openxmlformats.org/wordprocessingml/2006/main" xmlns:w14="http://schemas.microsoft.com/office/word/2010/wordml" xmlns:w15="http://schemas.microsoft.com/office/word/2012/wordml" xmlns:w16cex="http://schemas.microsoft.com/office/word/2018/wordml/cex" xmlns:w16cid="http://schemas.microsoft.com/office/word/2016/wordml/cid" xmlns:w16="http://schemas.microsoft.com/office/word/2018/wordml" xmlns:w16sdtdh="http://schemas.microsoft.com/office/word/2020/wordml/sdtdatahash" xmlns:w16se="http://schemas.microsoft.com/office/word/2015/wordml/symex" xmlns:wpg="http://schemas.microsoft.com/office/word/2010/wordprocessingGroup" xmlns:wpi="http://schemas.microsoft.com/office/word/2010/wordprocessingInk" xmlns:wne="http://schemas.microsoft.com/office/word/2006/wordml" xmlns:wps="http://schemas.microsoft.com/office/word/2010/wordprocessingShape" mc:Ignorable="w14 w15 w16se w16cid w16 w16cex w16sdtdh wp14">
-  <w:p>
-    <w:pPr>
-      <w:pStyle w:val="a5"/>
-    </w:pPr>
-  </w:p>
-</w:hdr>
 </file>
 
 <file path=word/numbering.xml><?xml version="1.0" encoding="utf-8"?>
@@ -7985,7 +8116,7 @@
       <w:rFonts w:eastAsia="黑体" w:hAnsiTheme="majorHAnsi" w:cstheme="majorBidi"/>
       <w:b/>
       <w:bCs/>
-      <w:color w:val="365F91" w:themeColor="accent1" w:themeShade="BF"/>
+      <w:color w:val="000000"/>
       <w:sz w:val="36"/>
       <w:szCs w:val="28"/>
     </w:rPr>
@@ -8009,7 +8140,7 @@
       <w:rFonts w:eastAsia="黑体" w:hAnsiTheme="majorHAnsi" w:cstheme="majorBidi"/>
       <w:b/>
       <w:bCs/>
-      <w:color w:val="4F81BD" w:themeColor="accent1"/>
+      <w:color w:val="000000"/>
       <w:sz w:val="28"/>
       <w:szCs w:val="26"/>
     </w:rPr>
@@ -8033,7 +8164,7 @@
       <w:rFonts w:eastAsia="黑体" w:hAnsiTheme="majorHAnsi" w:cstheme="majorBidi"/>
       <w:b/>
       <w:bCs/>
-      <w:color w:val="4F81BD" w:themeColor="accent1"/>
+      <w:color w:val="000000"/>
     </w:rPr>
   </w:style>
   <w:style w:type="paragraph" w:styleId="4">
@@ -8266,7 +8397,7 @@
       <w:rFonts w:ascii="Times New Roman" w:eastAsia="黑体" w:hAnsiTheme="majorHAnsi" w:cstheme="majorBidi"/>
       <w:b/>
       <w:bCs/>
-      <w:color w:val="365F91" w:themeColor="accent1" w:themeShade="BF"/>
+      <w:color w:val="000000"/>
       <w:sz w:val="36"/>
       <w:szCs w:val="28"/>
     </w:rPr>
@@ -8281,7 +8412,7 @@
       <w:rFonts w:ascii="Times New Roman" w:eastAsia="黑体" w:hAnsiTheme="majorHAnsi" w:cstheme="majorBidi"/>
       <w:b/>
       <w:bCs/>
-      <w:color w:val="4F81BD" w:themeColor="accent1"/>
+      <w:color w:val="000000"/>
       <w:sz w:val="28"/>
       <w:szCs w:val="26"/>
     </w:rPr>
@@ -8296,7 +8427,7 @@
       <w:rFonts w:ascii="Times New Roman" w:eastAsia="黑体" w:hAnsiTheme="majorHAnsi" w:cstheme="majorBidi"/>
       <w:b/>
       <w:bCs/>
-      <w:color w:val="4F81BD" w:themeColor="accent1"/>
+      <w:color w:val="000000"/>
       <w:sz w:val="24"/>
     </w:rPr>
   </w:style>
